--- a/4_Report/BaoCao.docx
+++ b/4_Report/BaoCao.docx
@@ -197,8 +197,41 @@
         <w:t>Mã nguồn:</w:t>
       </w:r>
       <w:r>
-        <w:t xml:space="preserve"> https://github.com/HoangLiem-AI/VisualDijkstra</w:t>
-      </w:r>
+        <w:t xml:space="preserve"> </w:t>
+      </w:r>
+      <w:hyperlink r:id="rId8">
+        <w:r>
+          <w:rPr>
+            <w:color w:val="1F4E9D"/>
+            <w:u w:val="single"/>
+          </w:rPr>
+          <w:t>https://github.com/HoangLiem-AI/VisualDijkstra</w:t>
+        </w:r>
+      </w:hyperlink>
+    </w:p>
+    <w:p>
+      <w:pPr>
+        <w:spacing w:after="40"/>
+        <w:ind w:left="1701"/>
+      </w:pPr>
+      <w:r>
+        <w:rPr>
+          <w:b/>
+        </w:rPr>
+        <w:t>Bản chạy online:</w:t>
+      </w:r>
+      <w:r>
+        <w:t xml:space="preserve"> </w:t>
+      </w:r>
+      <w:hyperlink r:id="rId9">
+        <w:r>
+          <w:rPr>
+            <w:color w:val="1F4E9D"/>
+            <w:u w:val="single"/>
+          </w:rPr>
+          <w:t>https://hoangliem-ai.github.io/VisualDijkstra/</w:t>
+        </w:r>
+      </w:hyperlink>
     </w:p>
     <w:p>
       <w:pPr>
@@ -268,7 +301,7 @@
       <w:r>
         <w:fldChar w:fldCharType="separate"/>
       </w:r>
-      <w:hyperlink w:anchor="_Toc243217973" w:history="1">
+      <w:hyperlink w:anchor="_Toc243233717" w:history="1">
         <w:r>
           <w:rPr>
             <w:rStyle w:val="Hyperlink"/>
@@ -295,7 +328,7 @@
             <w:noProof/>
             <w:webHidden/>
           </w:rPr>
-          <w:instrText xml:space="preserve"> PAGEREF _Toc243217973 \h </w:instrText>
+          <w:instrText xml:space="preserve"> PAGEREF _Toc243233717 \h </w:instrText>
         </w:r>
         <w:r>
           <w:rPr>
@@ -341,7 +374,7 @@
           <w14:ligatures w14:val="standardContextual"/>
         </w:rPr>
       </w:pPr>
-      <w:hyperlink w:anchor="_Toc243217974" w:history="1">
+      <w:hyperlink w:anchor="_Toc243233718" w:history="1">
         <w:r>
           <w:rPr>
             <w:rStyle w:val="Hyperlink"/>
@@ -368,7 +401,7 @@
             <w:noProof/>
             <w:webHidden/>
           </w:rPr>
-          <w:instrText xml:space="preserve"> PAGEREF _Toc243217974 \h </w:instrText>
+          <w:instrText xml:space="preserve"> PAGEREF _Toc243233718 \h </w:instrText>
         </w:r>
         <w:r>
           <w:rPr>
@@ -414,7 +447,7 @@
           <w14:ligatures w14:val="standardContextual"/>
         </w:rPr>
       </w:pPr>
-      <w:hyperlink w:anchor="_Toc243217975" w:history="1">
+      <w:hyperlink w:anchor="_Toc243233719" w:history="1">
         <w:r>
           <w:rPr>
             <w:rStyle w:val="Hyperlink"/>
@@ -441,7 +474,7 @@
             <w:noProof/>
             <w:webHidden/>
           </w:rPr>
-          <w:instrText xml:space="preserve"> PAGEREF _Toc243217975 \h </w:instrText>
+          <w:instrText xml:space="preserve"> PAGEREF _Toc243233719 \h </w:instrText>
         </w:r>
         <w:r>
           <w:rPr>
@@ -487,7 +520,7 @@
           <w14:ligatures w14:val="standardContextual"/>
         </w:rPr>
       </w:pPr>
-      <w:hyperlink w:anchor="_Toc243217976" w:history="1">
+      <w:hyperlink w:anchor="_Toc243233720" w:history="1">
         <w:r>
           <w:rPr>
             <w:rStyle w:val="Hyperlink"/>
@@ -514,7 +547,7 @@
             <w:noProof/>
             <w:webHidden/>
           </w:rPr>
-          <w:instrText xml:space="preserve"> PAGEREF _Toc243217976 \h </w:instrText>
+          <w:instrText xml:space="preserve"> PAGEREF _Toc243233720 \h </w:instrText>
         </w:r>
         <w:r>
           <w:rPr>
@@ -560,7 +593,7 @@
           <w14:ligatures w14:val="standardContextual"/>
         </w:rPr>
       </w:pPr>
-      <w:hyperlink w:anchor="_Toc243217977" w:history="1">
+      <w:hyperlink w:anchor="_Toc243233721" w:history="1">
         <w:r>
           <w:rPr>
             <w:rStyle w:val="Hyperlink"/>
@@ -587,7 +620,7 @@
             <w:noProof/>
             <w:webHidden/>
           </w:rPr>
-          <w:instrText xml:space="preserve"> PAGEREF _Toc243217977 \h </w:instrText>
+          <w:instrText xml:space="preserve"> PAGEREF _Toc243233721 \h </w:instrText>
         </w:r>
         <w:r>
           <w:rPr>
@@ -633,7 +666,7 @@
           <w14:ligatures w14:val="standardContextual"/>
         </w:rPr>
       </w:pPr>
-      <w:hyperlink w:anchor="_Toc243217978" w:history="1">
+      <w:hyperlink w:anchor="_Toc243233722" w:history="1">
         <w:r>
           <w:rPr>
             <w:rStyle w:val="Hyperlink"/>
@@ -660,7 +693,7 @@
             <w:noProof/>
             <w:webHidden/>
           </w:rPr>
-          <w:instrText xml:space="preserve"> PAGEREF _Toc243217978 \h </w:instrText>
+          <w:instrText xml:space="preserve"> PAGEREF _Toc243233722 \h </w:instrText>
         </w:r>
         <w:r>
           <w:rPr>
@@ -706,7 +739,7 @@
           <w14:ligatures w14:val="standardContextual"/>
         </w:rPr>
       </w:pPr>
-      <w:hyperlink w:anchor="_Toc243217979" w:history="1">
+      <w:hyperlink w:anchor="_Toc243233723" w:history="1">
         <w:r>
           <w:rPr>
             <w:rStyle w:val="Hyperlink"/>
@@ -733,7 +766,7 @@
             <w:noProof/>
             <w:webHidden/>
           </w:rPr>
-          <w:instrText xml:space="preserve"> PAGEREF _Toc243217979 \h </w:instrText>
+          <w:instrText xml:space="preserve"> PAGEREF _Toc243233723 \h </w:instrText>
         </w:r>
         <w:r>
           <w:rPr>
@@ -779,7 +812,7 @@
           <w14:ligatures w14:val="standardContextual"/>
         </w:rPr>
       </w:pPr>
-      <w:hyperlink w:anchor="_Toc243217980" w:history="1">
+      <w:hyperlink w:anchor="_Toc243233724" w:history="1">
         <w:r>
           <w:rPr>
             <w:rStyle w:val="Hyperlink"/>
@@ -806,7 +839,7 @@
             <w:noProof/>
             <w:webHidden/>
           </w:rPr>
-          <w:instrText xml:space="preserve"> PAGEREF _Toc243217980 \h </w:instrText>
+          <w:instrText xml:space="preserve"> PAGEREF _Toc243233724 \h </w:instrText>
         </w:r>
         <w:r>
           <w:rPr>
@@ -852,7 +885,7 @@
           <w14:ligatures w14:val="standardContextual"/>
         </w:rPr>
       </w:pPr>
-      <w:hyperlink w:anchor="_Toc243217981" w:history="1">
+      <w:hyperlink w:anchor="_Toc243233725" w:history="1">
         <w:r>
           <w:rPr>
             <w:rStyle w:val="Hyperlink"/>
@@ -879,7 +912,7 @@
             <w:noProof/>
             <w:webHidden/>
           </w:rPr>
-          <w:instrText xml:space="preserve"> PAGEREF _Toc243217981 \h </w:instrText>
+          <w:instrText xml:space="preserve"> PAGEREF _Toc243233725 \h </w:instrText>
         </w:r>
         <w:r>
           <w:rPr>
@@ -925,7 +958,7 @@
           <w14:ligatures w14:val="standardContextual"/>
         </w:rPr>
       </w:pPr>
-      <w:hyperlink w:anchor="_Toc243217982" w:history="1">
+      <w:hyperlink w:anchor="_Toc243233726" w:history="1">
         <w:r>
           <w:rPr>
             <w:rStyle w:val="Hyperlink"/>
@@ -952,7 +985,7 @@
             <w:noProof/>
             <w:webHidden/>
           </w:rPr>
-          <w:instrText xml:space="preserve"> PAGEREF _Toc243217982 \h </w:instrText>
+          <w:instrText xml:space="preserve"> PAGEREF _Toc243233726 \h </w:instrText>
         </w:r>
         <w:r>
           <w:rPr>
@@ -998,7 +1031,7 @@
           <w14:ligatures w14:val="standardContextual"/>
         </w:rPr>
       </w:pPr>
-      <w:hyperlink w:anchor="_Toc243217983" w:history="1">
+      <w:hyperlink w:anchor="_Toc243233727" w:history="1">
         <w:r>
           <w:rPr>
             <w:rStyle w:val="Hyperlink"/>
@@ -1025,7 +1058,7 @@
             <w:noProof/>
             <w:webHidden/>
           </w:rPr>
-          <w:instrText xml:space="preserve"> PAGEREF _Toc243217983 \h </w:instrText>
+          <w:instrText xml:space="preserve"> PAGEREF _Toc243233727 \h </w:instrText>
         </w:r>
         <w:r>
           <w:rPr>
@@ -1071,7 +1104,7 @@
           <w14:ligatures w14:val="standardContextual"/>
         </w:rPr>
       </w:pPr>
-      <w:hyperlink w:anchor="_Toc243217984" w:history="1">
+      <w:hyperlink w:anchor="_Toc243233728" w:history="1">
         <w:r>
           <w:rPr>
             <w:rStyle w:val="Hyperlink"/>
@@ -1098,7 +1131,7 @@
             <w:noProof/>
             <w:webHidden/>
           </w:rPr>
-          <w:instrText xml:space="preserve"> PAGEREF _Toc243217984 \h </w:instrText>
+          <w:instrText xml:space="preserve"> PAGEREF _Toc243233728 \h </w:instrText>
         </w:r>
         <w:r>
           <w:rPr>
@@ -1144,7 +1177,7 @@
           <w14:ligatures w14:val="standardContextual"/>
         </w:rPr>
       </w:pPr>
-      <w:hyperlink w:anchor="_Toc243217985" w:history="1">
+      <w:hyperlink w:anchor="_Toc243233729" w:history="1">
         <w:r>
           <w:rPr>
             <w:rStyle w:val="Hyperlink"/>
@@ -1171,7 +1204,7 @@
             <w:noProof/>
             <w:webHidden/>
           </w:rPr>
-          <w:instrText xml:space="preserve"> PAGEREF _Toc243217985 \h </w:instrText>
+          <w:instrText xml:space="preserve"> PAGEREF _Toc243233729 \h </w:instrText>
         </w:r>
         <w:r>
           <w:rPr>
@@ -1217,7 +1250,7 @@
           <w14:ligatures w14:val="standardContextual"/>
         </w:rPr>
       </w:pPr>
-      <w:hyperlink w:anchor="_Toc243217986" w:history="1">
+      <w:hyperlink w:anchor="_Toc243233730" w:history="1">
         <w:r>
           <w:rPr>
             <w:rStyle w:val="Hyperlink"/>
@@ -1244,7 +1277,7 @@
             <w:noProof/>
             <w:webHidden/>
           </w:rPr>
-          <w:instrText xml:space="preserve"> PAGEREF _Toc243217986 \h </w:instrText>
+          <w:instrText xml:space="preserve"> PAGEREF _Toc243233730 \h </w:instrText>
         </w:r>
         <w:r>
           <w:rPr>
@@ -1290,7 +1323,7 @@
           <w14:ligatures w14:val="standardContextual"/>
         </w:rPr>
       </w:pPr>
-      <w:hyperlink w:anchor="_Toc243217987" w:history="1">
+      <w:hyperlink w:anchor="_Toc243233731" w:history="1">
         <w:r>
           <w:rPr>
             <w:rStyle w:val="Hyperlink"/>
@@ -1317,7 +1350,7 @@
             <w:noProof/>
             <w:webHidden/>
           </w:rPr>
-          <w:instrText xml:space="preserve"> PAGEREF _Toc243217987 \h </w:instrText>
+          <w:instrText xml:space="preserve"> PAGEREF _Toc243233731 \h </w:instrText>
         </w:r>
         <w:r>
           <w:rPr>
@@ -1363,7 +1396,7 @@
           <w14:ligatures w14:val="standardContextual"/>
         </w:rPr>
       </w:pPr>
-      <w:hyperlink w:anchor="_Toc243217988" w:history="1">
+      <w:hyperlink w:anchor="_Toc243233732" w:history="1">
         <w:r>
           <w:rPr>
             <w:rStyle w:val="Hyperlink"/>
@@ -1390,7 +1423,7 @@
             <w:noProof/>
             <w:webHidden/>
           </w:rPr>
-          <w:instrText xml:space="preserve"> PAGEREF _Toc243217988 \h </w:instrText>
+          <w:instrText xml:space="preserve"> PAGEREF _Toc243233732 \h </w:instrText>
         </w:r>
         <w:r>
           <w:rPr>
@@ -1436,7 +1469,7 @@
           <w14:ligatures w14:val="standardContextual"/>
         </w:rPr>
       </w:pPr>
-      <w:hyperlink w:anchor="_Toc243217989" w:history="1">
+      <w:hyperlink w:anchor="_Toc243233733" w:history="1">
         <w:r>
           <w:rPr>
             <w:rStyle w:val="Hyperlink"/>
@@ -1463,7 +1496,7 @@
             <w:noProof/>
             <w:webHidden/>
           </w:rPr>
-          <w:instrText xml:space="preserve"> PAGEREF _Toc243217989 \h </w:instrText>
+          <w:instrText xml:space="preserve"> PAGEREF _Toc243233733 \h </w:instrText>
         </w:r>
         <w:r>
           <w:rPr>
@@ -1509,7 +1542,7 @@
           <w14:ligatures w14:val="standardContextual"/>
         </w:rPr>
       </w:pPr>
-      <w:hyperlink w:anchor="_Toc243217990" w:history="1">
+      <w:hyperlink w:anchor="_Toc243233734" w:history="1">
         <w:r>
           <w:rPr>
             <w:rStyle w:val="Hyperlink"/>
@@ -1536,7 +1569,7 @@
             <w:noProof/>
             <w:webHidden/>
           </w:rPr>
-          <w:instrText xml:space="preserve"> PAGEREF _Toc243217990 \h </w:instrText>
+          <w:instrText xml:space="preserve"> PAGEREF _Toc243233734 \h </w:instrText>
         </w:r>
         <w:r>
           <w:rPr>
@@ -1582,7 +1615,7 @@
           <w14:ligatures w14:val="standardContextual"/>
         </w:rPr>
       </w:pPr>
-      <w:hyperlink w:anchor="_Toc243217991" w:history="1">
+      <w:hyperlink w:anchor="_Toc243233735" w:history="1">
         <w:r>
           <w:rPr>
             <w:rStyle w:val="Hyperlink"/>
@@ -1609,7 +1642,7 @@
             <w:noProof/>
             <w:webHidden/>
           </w:rPr>
-          <w:instrText xml:space="preserve"> PAGEREF _Toc243217991 \h </w:instrText>
+          <w:instrText xml:space="preserve"> PAGEREF _Toc243233735 \h </w:instrText>
         </w:r>
         <w:r>
           <w:rPr>
@@ -1655,7 +1688,7 @@
           <w14:ligatures w14:val="standardContextual"/>
         </w:rPr>
       </w:pPr>
-      <w:hyperlink w:anchor="_Toc243217992" w:history="1">
+      <w:hyperlink w:anchor="_Toc243233736" w:history="1">
         <w:r>
           <w:rPr>
             <w:rStyle w:val="Hyperlink"/>
@@ -1682,7 +1715,7 @@
             <w:noProof/>
             <w:webHidden/>
           </w:rPr>
-          <w:instrText xml:space="preserve"> PAGEREF _Toc243217992 \h </w:instrText>
+          <w:instrText xml:space="preserve"> PAGEREF _Toc243233736 \h </w:instrText>
         </w:r>
         <w:r>
           <w:rPr>
@@ -1728,7 +1761,7 @@
           <w14:ligatures w14:val="standardContextual"/>
         </w:rPr>
       </w:pPr>
-      <w:hyperlink w:anchor="_Toc243217993" w:history="1">
+      <w:hyperlink w:anchor="_Toc243233737" w:history="1">
         <w:r>
           <w:rPr>
             <w:rStyle w:val="Hyperlink"/>
@@ -1755,7 +1788,7 @@
             <w:noProof/>
             <w:webHidden/>
           </w:rPr>
-          <w:instrText xml:space="preserve"> PAGEREF _Toc243217993 \h </w:instrText>
+          <w:instrText xml:space="preserve"> PAGEREF _Toc243233737 \h </w:instrText>
         </w:r>
         <w:r>
           <w:rPr>
@@ -1801,7 +1834,7 @@
           <w14:ligatures w14:val="standardContextual"/>
         </w:rPr>
       </w:pPr>
-      <w:hyperlink w:anchor="_Toc243217994" w:history="1">
+      <w:hyperlink w:anchor="_Toc243233738" w:history="1">
         <w:r>
           <w:rPr>
             <w:rStyle w:val="Hyperlink"/>
@@ -1828,7 +1861,7 @@
             <w:noProof/>
             <w:webHidden/>
           </w:rPr>
-          <w:instrText xml:space="preserve"> PAGEREF _Toc243217994 \h </w:instrText>
+          <w:instrText xml:space="preserve"> PAGEREF _Toc243233738 \h </w:instrText>
         </w:r>
         <w:r>
           <w:rPr>
@@ -1874,7 +1907,7 @@
           <w14:ligatures w14:val="standardContextual"/>
         </w:rPr>
       </w:pPr>
-      <w:hyperlink w:anchor="_Toc243217995" w:history="1">
+      <w:hyperlink w:anchor="_Toc243233739" w:history="1">
         <w:r>
           <w:rPr>
             <w:rStyle w:val="Hyperlink"/>
@@ -1901,7 +1934,7 @@
             <w:noProof/>
             <w:webHidden/>
           </w:rPr>
-          <w:instrText xml:space="preserve"> PAGEREF _Toc243217995 \h </w:instrText>
+          <w:instrText xml:space="preserve"> PAGEREF _Toc243233739 \h </w:instrText>
         </w:r>
         <w:r>
           <w:rPr>
@@ -1947,7 +1980,7 @@
           <w14:ligatures w14:val="standardContextual"/>
         </w:rPr>
       </w:pPr>
-      <w:hyperlink w:anchor="_Toc243217996" w:history="1">
+      <w:hyperlink w:anchor="_Toc243233740" w:history="1">
         <w:r>
           <w:rPr>
             <w:rStyle w:val="Hyperlink"/>
@@ -1974,7 +2007,7 @@
             <w:noProof/>
             <w:webHidden/>
           </w:rPr>
-          <w:instrText xml:space="preserve"> PAGEREF _Toc243217996 \h </w:instrText>
+          <w:instrText xml:space="preserve"> PAGEREF _Toc243233740 \h </w:instrText>
         </w:r>
         <w:r>
           <w:rPr>
@@ -2020,7 +2053,7 @@
           <w14:ligatures w14:val="standardContextual"/>
         </w:rPr>
       </w:pPr>
-      <w:hyperlink w:anchor="_Toc243217997" w:history="1">
+      <w:hyperlink w:anchor="_Toc243233741" w:history="1">
         <w:r>
           <w:rPr>
             <w:rStyle w:val="Hyperlink"/>
@@ -2047,7 +2080,7 @@
             <w:noProof/>
             <w:webHidden/>
           </w:rPr>
-          <w:instrText xml:space="preserve"> PAGEREF _Toc243217997 \h </w:instrText>
+          <w:instrText xml:space="preserve"> PAGEREF _Toc243233741 \h </w:instrText>
         </w:r>
         <w:r>
           <w:rPr>
@@ -2093,7 +2126,7 @@
           <w14:ligatures w14:val="standardContextual"/>
         </w:rPr>
       </w:pPr>
-      <w:hyperlink w:anchor="_Toc243217998" w:history="1">
+      <w:hyperlink w:anchor="_Toc243233742" w:history="1">
         <w:r>
           <w:rPr>
             <w:rStyle w:val="Hyperlink"/>
@@ -2120,7 +2153,7 @@
             <w:noProof/>
             <w:webHidden/>
           </w:rPr>
-          <w:instrText xml:space="preserve"> PAGEREF _Toc243217998 \h </w:instrText>
+          <w:instrText xml:space="preserve"> PAGEREF _Toc243233742 \h </w:instrText>
         </w:r>
         <w:r>
           <w:rPr>
@@ -2166,7 +2199,7 @@
           <w14:ligatures w14:val="standardContextual"/>
         </w:rPr>
       </w:pPr>
-      <w:hyperlink w:anchor="_Toc243217999" w:history="1">
+      <w:hyperlink w:anchor="_Toc243233743" w:history="1">
         <w:r>
           <w:rPr>
             <w:rStyle w:val="Hyperlink"/>
@@ -2193,7 +2226,7 @@
             <w:noProof/>
             <w:webHidden/>
           </w:rPr>
-          <w:instrText xml:space="preserve"> PAGEREF _Toc243217999 \h </w:instrText>
+          <w:instrText xml:space="preserve"> PAGEREF _Toc243233743 \h </w:instrText>
         </w:r>
         <w:r>
           <w:rPr>
@@ -2239,7 +2272,7 @@
           <w14:ligatures w14:val="standardContextual"/>
         </w:rPr>
       </w:pPr>
-      <w:hyperlink w:anchor="_Toc243218000" w:history="1">
+      <w:hyperlink w:anchor="_Toc243233744" w:history="1">
         <w:r>
           <w:rPr>
             <w:rStyle w:val="Hyperlink"/>
@@ -2266,7 +2299,7 @@
             <w:noProof/>
             <w:webHidden/>
           </w:rPr>
-          <w:instrText xml:space="preserve"> PAGEREF _Toc243218000 \h </w:instrText>
+          <w:instrText xml:space="preserve"> PAGEREF _Toc243233744 \h </w:instrText>
         </w:r>
         <w:r>
           <w:rPr>
@@ -2312,7 +2345,7 @@
           <w14:ligatures w14:val="standardContextual"/>
         </w:rPr>
       </w:pPr>
-      <w:hyperlink w:anchor="_Toc243218001" w:history="1">
+      <w:hyperlink w:anchor="_Toc243233745" w:history="1">
         <w:r>
           <w:rPr>
             <w:rStyle w:val="Hyperlink"/>
@@ -2339,7 +2372,7 @@
             <w:noProof/>
             <w:webHidden/>
           </w:rPr>
-          <w:instrText xml:space="preserve"> PAGEREF _Toc243218001 \h </w:instrText>
+          <w:instrText xml:space="preserve"> PAGEREF _Toc243233745 \h </w:instrText>
         </w:r>
         <w:r>
           <w:rPr>
@@ -2385,7 +2418,7 @@
           <w14:ligatures w14:val="standardContextual"/>
         </w:rPr>
       </w:pPr>
-      <w:hyperlink w:anchor="_Toc243218002" w:history="1">
+      <w:hyperlink w:anchor="_Toc243233746" w:history="1">
         <w:r>
           <w:rPr>
             <w:rStyle w:val="Hyperlink"/>
@@ -2412,7 +2445,7 @@
             <w:noProof/>
             <w:webHidden/>
           </w:rPr>
-          <w:instrText xml:space="preserve"> PAGEREF _Toc243218002 \h </w:instrText>
+          <w:instrText xml:space="preserve"> PAGEREF _Toc243233746 \h </w:instrText>
         </w:r>
         <w:r>
           <w:rPr>
@@ -2458,7 +2491,7 @@
           <w14:ligatures w14:val="standardContextual"/>
         </w:rPr>
       </w:pPr>
-      <w:hyperlink w:anchor="_Toc243218003" w:history="1">
+      <w:hyperlink w:anchor="_Toc243233747" w:history="1">
         <w:r>
           <w:rPr>
             <w:rStyle w:val="Hyperlink"/>
@@ -2485,7 +2518,7 @@
             <w:noProof/>
             <w:webHidden/>
           </w:rPr>
-          <w:instrText xml:space="preserve"> PAGEREF _Toc243218003 \h </w:instrText>
+          <w:instrText xml:space="preserve"> PAGEREF _Toc243233747 \h </w:instrText>
         </w:r>
         <w:r>
           <w:rPr>
@@ -2531,7 +2564,7 @@
           <w14:ligatures w14:val="standardContextual"/>
         </w:rPr>
       </w:pPr>
-      <w:hyperlink w:anchor="_Toc243218004" w:history="1">
+      <w:hyperlink w:anchor="_Toc243233748" w:history="1">
         <w:r>
           <w:rPr>
             <w:rStyle w:val="Hyperlink"/>
@@ -2558,7 +2591,7 @@
             <w:noProof/>
             <w:webHidden/>
           </w:rPr>
-          <w:instrText xml:space="preserve"> PAGEREF _Toc243218004 \h </w:instrText>
+          <w:instrText xml:space="preserve"> PAGEREF _Toc243233748 \h </w:instrText>
         </w:r>
         <w:r>
           <w:rPr>
@@ -2604,7 +2637,7 @@
           <w14:ligatures w14:val="standardContextual"/>
         </w:rPr>
       </w:pPr>
-      <w:hyperlink w:anchor="_Toc243218005" w:history="1">
+      <w:hyperlink w:anchor="_Toc243233749" w:history="1">
         <w:r>
           <w:rPr>
             <w:rStyle w:val="Hyperlink"/>
@@ -2631,7 +2664,7 @@
             <w:noProof/>
             <w:webHidden/>
           </w:rPr>
-          <w:instrText xml:space="preserve"> PAGEREF _Toc243218005 \h </w:instrText>
+          <w:instrText xml:space="preserve"> PAGEREF _Toc243233749 \h </w:instrText>
         </w:r>
         <w:r>
           <w:rPr>
@@ -2677,7 +2710,7 @@
           <w14:ligatures w14:val="standardContextual"/>
         </w:rPr>
       </w:pPr>
-      <w:hyperlink w:anchor="_Toc243218006" w:history="1">
+      <w:hyperlink w:anchor="_Toc243233750" w:history="1">
         <w:r>
           <w:rPr>
             <w:rStyle w:val="Hyperlink"/>
@@ -2704,7 +2737,7 @@
             <w:noProof/>
             <w:webHidden/>
           </w:rPr>
-          <w:instrText xml:space="preserve"> PAGEREF _Toc243218006 \h </w:instrText>
+          <w:instrText xml:space="preserve"> PAGEREF _Toc243233750 \h </w:instrText>
         </w:r>
         <w:r>
           <w:rPr>
@@ -2750,7 +2783,7 @@
           <w14:ligatures w14:val="standardContextual"/>
         </w:rPr>
       </w:pPr>
-      <w:hyperlink w:anchor="_Toc243218007" w:history="1">
+      <w:hyperlink w:anchor="_Toc243233751" w:history="1">
         <w:r>
           <w:rPr>
             <w:rStyle w:val="Hyperlink"/>
@@ -2777,7 +2810,7 @@
             <w:noProof/>
             <w:webHidden/>
           </w:rPr>
-          <w:instrText xml:space="preserve"> PAGEREF _Toc243218007 \h </w:instrText>
+          <w:instrText xml:space="preserve"> PAGEREF _Toc243233751 \h </w:instrText>
         </w:r>
         <w:r>
           <w:rPr>
@@ -2823,7 +2856,7 @@
           <w14:ligatures w14:val="standardContextual"/>
         </w:rPr>
       </w:pPr>
-      <w:hyperlink w:anchor="_Toc243218008" w:history="1">
+      <w:hyperlink w:anchor="_Toc243233752" w:history="1">
         <w:r>
           <w:rPr>
             <w:rStyle w:val="Hyperlink"/>
@@ -2850,7 +2883,7 @@
             <w:noProof/>
             <w:webHidden/>
           </w:rPr>
-          <w:instrText xml:space="preserve"> PAGEREF _Toc243218008 \h </w:instrText>
+          <w:instrText xml:space="preserve"> PAGEREF _Toc243233752 \h </w:instrText>
         </w:r>
         <w:r>
           <w:rPr>
@@ -2896,7 +2929,7 @@
           <w14:ligatures w14:val="standardContextual"/>
         </w:rPr>
       </w:pPr>
-      <w:hyperlink w:anchor="_Toc243218009" w:history="1">
+      <w:hyperlink w:anchor="_Toc243233753" w:history="1">
         <w:r>
           <w:rPr>
             <w:rStyle w:val="Hyperlink"/>
@@ -2923,7 +2956,7 @@
             <w:noProof/>
             <w:webHidden/>
           </w:rPr>
-          <w:instrText xml:space="preserve"> PAGEREF _Toc243218009 \h </w:instrText>
+          <w:instrText xml:space="preserve"> PAGEREF _Toc243233753 \h </w:instrText>
         </w:r>
         <w:r>
           <w:rPr>
@@ -2969,7 +3002,7 @@
           <w14:ligatures w14:val="standardContextual"/>
         </w:rPr>
       </w:pPr>
-      <w:hyperlink w:anchor="_Toc243218010" w:history="1">
+      <w:hyperlink w:anchor="_Toc243233754" w:history="1">
         <w:r>
           <w:rPr>
             <w:rStyle w:val="Hyperlink"/>
@@ -2996,7 +3029,7 @@
             <w:noProof/>
             <w:webHidden/>
           </w:rPr>
-          <w:instrText xml:space="preserve"> PAGEREF _Toc243218010 \h </w:instrText>
+          <w:instrText xml:space="preserve"> PAGEREF _Toc243233754 \h </w:instrText>
         </w:r>
         <w:r>
           <w:rPr>
@@ -3042,7 +3075,7 @@
           <w14:ligatures w14:val="standardContextual"/>
         </w:rPr>
       </w:pPr>
-      <w:hyperlink w:anchor="_Toc243218011" w:history="1">
+      <w:hyperlink w:anchor="_Toc243233755" w:history="1">
         <w:r>
           <w:rPr>
             <w:rStyle w:val="Hyperlink"/>
@@ -3069,7 +3102,7 @@
             <w:noProof/>
             <w:webHidden/>
           </w:rPr>
-          <w:instrText xml:space="preserve"> PAGEREF _Toc243218011 \h </w:instrText>
+          <w:instrText xml:space="preserve"> PAGEREF _Toc243233755 \h </w:instrText>
         </w:r>
         <w:r>
           <w:rPr>
@@ -3115,7 +3148,7 @@
           <w14:ligatures w14:val="standardContextual"/>
         </w:rPr>
       </w:pPr>
-      <w:hyperlink w:anchor="_Toc243218012" w:history="1">
+      <w:hyperlink w:anchor="_Toc243233756" w:history="1">
         <w:r>
           <w:rPr>
             <w:rStyle w:val="Hyperlink"/>
@@ -3142,7 +3175,7 @@
             <w:noProof/>
             <w:webHidden/>
           </w:rPr>
-          <w:instrText xml:space="preserve"> PAGEREF _Toc243218012 \h </w:instrText>
+          <w:instrText xml:space="preserve"> PAGEREF _Toc243233756 \h </w:instrText>
         </w:r>
         <w:r>
           <w:rPr>
@@ -3188,7 +3221,7 @@
           <w14:ligatures w14:val="standardContextual"/>
         </w:rPr>
       </w:pPr>
-      <w:hyperlink w:anchor="_Toc243218013" w:history="1">
+      <w:hyperlink w:anchor="_Toc243233757" w:history="1">
         <w:r>
           <w:rPr>
             <w:rStyle w:val="Hyperlink"/>
@@ -3215,7 +3248,7 @@
             <w:noProof/>
             <w:webHidden/>
           </w:rPr>
-          <w:instrText xml:space="preserve"> PAGEREF _Toc243218013 \h </w:instrText>
+          <w:instrText xml:space="preserve"> PAGEREF _Toc243233757 \h </w:instrText>
         </w:r>
         <w:r>
           <w:rPr>
@@ -3261,7 +3294,7 @@
           <w14:ligatures w14:val="standardContextual"/>
         </w:rPr>
       </w:pPr>
-      <w:hyperlink w:anchor="_Toc243218014" w:history="1">
+      <w:hyperlink w:anchor="_Toc243233758" w:history="1">
         <w:r>
           <w:rPr>
             <w:rStyle w:val="Hyperlink"/>
@@ -3288,7 +3321,7 @@
             <w:noProof/>
             <w:webHidden/>
           </w:rPr>
-          <w:instrText xml:space="preserve"> PAGEREF _Toc243218014 \h </w:instrText>
+          <w:instrText xml:space="preserve"> PAGEREF _Toc243233758 \h </w:instrText>
         </w:r>
         <w:r>
           <w:rPr>
@@ -3334,7 +3367,7 @@
           <w14:ligatures w14:val="standardContextual"/>
         </w:rPr>
       </w:pPr>
-      <w:hyperlink w:anchor="_Toc243218015" w:history="1">
+      <w:hyperlink w:anchor="_Toc243233759" w:history="1">
         <w:r>
           <w:rPr>
             <w:rStyle w:val="Hyperlink"/>
@@ -3361,7 +3394,7 @@
             <w:noProof/>
             <w:webHidden/>
           </w:rPr>
-          <w:instrText xml:space="preserve"> PAGEREF _Toc243218015 \h </w:instrText>
+          <w:instrText xml:space="preserve"> PAGEREF _Toc243233759 \h </w:instrText>
         </w:r>
         <w:r>
           <w:rPr>
@@ -3407,7 +3440,7 @@
           <w14:ligatures w14:val="standardContextual"/>
         </w:rPr>
       </w:pPr>
-      <w:hyperlink w:anchor="_Toc243218016" w:history="1">
+      <w:hyperlink w:anchor="_Toc243233760" w:history="1">
         <w:r>
           <w:rPr>
             <w:rStyle w:val="Hyperlink"/>
@@ -3434,7 +3467,7 @@
             <w:noProof/>
             <w:webHidden/>
           </w:rPr>
-          <w:instrText xml:space="preserve"> PAGEREF _Toc243218016 \h </w:instrText>
+          <w:instrText xml:space="preserve"> PAGEREF _Toc243233760 \h </w:instrText>
         </w:r>
         <w:r>
           <w:rPr>
@@ -3480,7 +3513,7 @@
           <w14:ligatures w14:val="standardContextual"/>
         </w:rPr>
       </w:pPr>
-      <w:hyperlink w:anchor="_Toc243218017" w:history="1">
+      <w:hyperlink w:anchor="_Toc243233761" w:history="1">
         <w:r>
           <w:rPr>
             <w:rStyle w:val="Hyperlink"/>
@@ -3507,7 +3540,7 @@
             <w:noProof/>
             <w:webHidden/>
           </w:rPr>
-          <w:instrText xml:space="preserve"> PAGEREF _Toc243218017 \h </w:instrText>
+          <w:instrText xml:space="preserve"> PAGEREF _Toc243233761 \h </w:instrText>
         </w:r>
         <w:r>
           <w:rPr>
@@ -3553,7 +3586,7 @@
           <w14:ligatures w14:val="standardContextual"/>
         </w:rPr>
       </w:pPr>
-      <w:hyperlink w:anchor="_Toc243218018" w:history="1">
+      <w:hyperlink w:anchor="_Toc243233762" w:history="1">
         <w:r>
           <w:rPr>
             <w:rStyle w:val="Hyperlink"/>
@@ -3580,7 +3613,7 @@
             <w:noProof/>
             <w:webHidden/>
           </w:rPr>
-          <w:instrText xml:space="preserve"> PAGEREF _Toc243218018 \h </w:instrText>
+          <w:instrText xml:space="preserve"> PAGEREF _Toc243233762 \h </w:instrText>
         </w:r>
         <w:r>
           <w:rPr>
@@ -3626,7 +3659,7 @@
           <w14:ligatures w14:val="standardContextual"/>
         </w:rPr>
       </w:pPr>
-      <w:hyperlink w:anchor="_Toc243218019" w:history="1">
+      <w:hyperlink w:anchor="_Toc243233763" w:history="1">
         <w:r>
           <w:rPr>
             <w:rStyle w:val="Hyperlink"/>
@@ -3653,7 +3686,7 @@
             <w:noProof/>
             <w:webHidden/>
           </w:rPr>
-          <w:instrText xml:space="preserve"> PAGEREF _Toc243218019 \h </w:instrText>
+          <w:instrText xml:space="preserve"> PAGEREF _Toc243233763 \h </w:instrText>
         </w:r>
         <w:r>
           <w:rPr>
@@ -3699,7 +3732,7 @@
           <w14:ligatures w14:val="standardContextual"/>
         </w:rPr>
       </w:pPr>
-      <w:hyperlink w:anchor="_Toc243218020" w:history="1">
+      <w:hyperlink w:anchor="_Toc243233764" w:history="1">
         <w:r>
           <w:rPr>
             <w:rStyle w:val="Hyperlink"/>
@@ -3726,7 +3759,7 @@
             <w:noProof/>
             <w:webHidden/>
           </w:rPr>
-          <w:instrText xml:space="preserve"> PAGEREF _Toc243218020 \h </w:instrText>
+          <w:instrText xml:space="preserve"> PAGEREF _Toc243233764 \h </w:instrText>
         </w:r>
         <w:r>
           <w:rPr>
@@ -3772,7 +3805,7 @@
           <w14:ligatures w14:val="standardContextual"/>
         </w:rPr>
       </w:pPr>
-      <w:hyperlink w:anchor="_Toc243218021" w:history="1">
+      <w:hyperlink w:anchor="_Toc243233765" w:history="1">
         <w:r>
           <w:rPr>
             <w:rStyle w:val="Hyperlink"/>
@@ -3799,7 +3832,7 @@
             <w:noProof/>
             <w:webHidden/>
           </w:rPr>
-          <w:instrText xml:space="preserve"> PAGEREF _Toc243218021 \h </w:instrText>
+          <w:instrText xml:space="preserve"> PAGEREF _Toc243233765 \h </w:instrText>
         </w:r>
         <w:r>
           <w:rPr>
@@ -3845,7 +3878,7 @@
           <w14:ligatures w14:val="standardContextual"/>
         </w:rPr>
       </w:pPr>
-      <w:hyperlink w:anchor="_Toc243218022" w:history="1">
+      <w:hyperlink w:anchor="_Toc243233766" w:history="1">
         <w:r>
           <w:rPr>
             <w:rStyle w:val="Hyperlink"/>
@@ -3872,7 +3905,7 @@
             <w:noProof/>
             <w:webHidden/>
           </w:rPr>
-          <w:instrText xml:space="preserve"> PAGEREF _Toc243218022 \h </w:instrText>
+          <w:instrText xml:space="preserve"> PAGEREF _Toc243233766 \h </w:instrText>
         </w:r>
         <w:r>
           <w:rPr>
@@ -3918,7 +3951,7 @@
           <w14:ligatures w14:val="standardContextual"/>
         </w:rPr>
       </w:pPr>
-      <w:hyperlink w:anchor="_Toc243218023" w:history="1">
+      <w:hyperlink w:anchor="_Toc243233767" w:history="1">
         <w:r>
           <w:rPr>
             <w:rStyle w:val="Hyperlink"/>
@@ -3945,7 +3978,7 @@
             <w:noProof/>
             <w:webHidden/>
           </w:rPr>
-          <w:instrText xml:space="preserve"> PAGEREF _Toc243218023 \h </w:instrText>
+          <w:instrText xml:space="preserve"> PAGEREF _Toc243233767 \h </w:instrText>
         </w:r>
         <w:r>
           <w:rPr>
@@ -3991,7 +4024,7 @@
           <w14:ligatures w14:val="standardContextual"/>
         </w:rPr>
       </w:pPr>
-      <w:hyperlink w:anchor="_Toc243218024" w:history="1">
+      <w:hyperlink w:anchor="_Toc243233768" w:history="1">
         <w:r>
           <w:rPr>
             <w:rStyle w:val="Hyperlink"/>
@@ -4018,7 +4051,7 @@
             <w:noProof/>
             <w:webHidden/>
           </w:rPr>
-          <w:instrText xml:space="preserve"> PAGEREF _Toc243218024 \h </w:instrText>
+          <w:instrText xml:space="preserve"> PAGEREF _Toc243233768 \h </w:instrText>
         </w:r>
         <w:r>
           <w:rPr>
@@ -4064,7 +4097,7 @@
           <w14:ligatures w14:val="standardContextual"/>
         </w:rPr>
       </w:pPr>
-      <w:hyperlink w:anchor="_Toc243218025" w:history="1">
+      <w:hyperlink w:anchor="_Toc243233769" w:history="1">
         <w:r>
           <w:rPr>
             <w:rStyle w:val="Hyperlink"/>
@@ -4091,7 +4124,7 @@
             <w:noProof/>
             <w:webHidden/>
           </w:rPr>
-          <w:instrText xml:space="preserve"> PAGEREF _Toc243218025 \h </w:instrText>
+          <w:instrText xml:space="preserve"> PAGEREF _Toc243233769 \h </w:instrText>
         </w:r>
         <w:r>
           <w:rPr>
@@ -4137,7 +4170,7 @@
           <w14:ligatures w14:val="standardContextual"/>
         </w:rPr>
       </w:pPr>
-      <w:hyperlink w:anchor="_Toc243218026" w:history="1">
+      <w:hyperlink w:anchor="_Toc243233770" w:history="1">
         <w:r>
           <w:rPr>
             <w:rStyle w:val="Hyperlink"/>
@@ -4164,7 +4197,7 @@
             <w:noProof/>
             <w:webHidden/>
           </w:rPr>
-          <w:instrText xml:space="preserve"> PAGEREF _Toc243218026 \h </w:instrText>
+          <w:instrText xml:space="preserve"> PAGEREF _Toc243233770 \h </w:instrText>
         </w:r>
         <w:r>
           <w:rPr>
@@ -4210,7 +4243,7 @@
           <w14:ligatures w14:val="standardContextual"/>
         </w:rPr>
       </w:pPr>
-      <w:hyperlink w:anchor="_Toc243218027" w:history="1">
+      <w:hyperlink w:anchor="_Toc243233771" w:history="1">
         <w:r>
           <w:rPr>
             <w:rStyle w:val="Hyperlink"/>
@@ -4237,7 +4270,7 @@
             <w:noProof/>
             <w:webHidden/>
           </w:rPr>
-          <w:instrText xml:space="preserve"> PAGEREF _Toc243218027 \h </w:instrText>
+          <w:instrText xml:space="preserve"> PAGEREF _Toc243233771 \h </w:instrText>
         </w:r>
         <w:r>
           <w:rPr>
@@ -4278,7 +4311,7 @@
         <w:pStyle w:val="Heading1"/>
         <w:pageBreakBefore/>
       </w:pPr>
-      <w:bookmarkStart w:id="0" w:name="_Toc243217973"/>
+      <w:bookmarkStart w:id="0" w:name="_Toc243233717"/>
       <w:r>
         <w:lastRenderedPageBreak/>
         <w:t>Ghi chú về bản nháp này</w:t>
@@ -4372,7 +4405,7 @@
         <w:pStyle w:val="Heading1"/>
         <w:pageBreakBefore/>
       </w:pPr>
-      <w:bookmarkStart w:id="1" w:name="_Toc243217974"/>
+      <w:bookmarkStart w:id="1" w:name="_Toc243233718"/>
       <w:r>
         <w:lastRenderedPageBreak/>
         <w:t>Chương 1. Giới thiệu</w:t>
@@ -4383,7 +4416,7 @@
       <w:pPr>
         <w:pStyle w:val="Heading2"/>
       </w:pPr>
-      <w:bookmarkStart w:id="2" w:name="_Toc243217975"/>
+      <w:bookmarkStart w:id="2" w:name="_Toc243233719"/>
       <w:r>
         <w:t>1.1. Bài toán đường đi ngắn nhất một nguồn</w:t>
       </w:r>
@@ -4411,7 +4444,7 @@
       <w:pPr>
         <w:pStyle w:val="Heading2"/>
       </w:pPr>
-      <w:bookmarkStart w:id="3" w:name="_Toc243217976"/>
+      <w:bookmarkStart w:id="3" w:name="_Toc243233720"/>
       <w:r>
         <w:t>1.2. Mục tiêu đồ án</w:t>
       </w:r>
@@ -4466,7 +4499,7 @@
       <w:pPr>
         <w:pStyle w:val="Heading2"/>
       </w:pPr>
-      <w:bookmarkStart w:id="4" w:name="_Toc243217977"/>
+      <w:bookmarkStart w:id="4" w:name="_Toc243233721"/>
       <w:r>
         <w:t>1.3. Phạm vi</w:t>
       </w:r>
@@ -4668,7 +4701,7 @@
       <w:pPr>
         <w:pStyle w:val="Heading2"/>
       </w:pPr>
-      <w:bookmarkStart w:id="5" w:name="_Toc243217978"/>
+      <w:bookmarkStart w:id="5" w:name="_Toc243233722"/>
       <w:r>
         <w:t>1.4. Sản phẩm nộp</w:t>
       </w:r>
@@ -5038,20 +5071,59 @@
     </w:p>
     <w:p>
       <w:pPr>
-        <w:pStyle w:val="Heading2"/>
-      </w:pPr>
-      <w:bookmarkStart w:id="6" w:name="_Toc243217979"/>
-      <w:r>
-        <w:t>1.5. Bố cục báo cáo</w:t>
-      </w:r>
-      <w:bookmarkEnd w:id="6"/>
-    </w:p>
-    <w:p>
-      <w:pPr>
         <w:ind w:firstLine="567"/>
         <w:jc w:val="both"/>
       </w:pPr>
       <w:r>
+        <w:rPr>
+          <w:b/>
+        </w:rPr>
+        <w:t>Truy cập sản phẩm.</w:t>
+      </w:r>
+      <w:r>
+        <w:t xml:space="preserve"> Bản chạy online đặt trên GitHub Pages: </w:t>
+      </w:r>
+      <w:hyperlink r:id="rId10">
+        <w:r>
+          <w:rPr>
+            <w:color w:val="1F4E9D"/>
+            <w:u w:val="single"/>
+          </w:rPr>
+          <w:t>https://hoangliem-ai.github.io/VisualDijkstra/</w:t>
+        </w:r>
+      </w:hyperlink>
+      <w:r>
+        <w:t xml:space="preserve"> — mở bằng trình duyệt, không cần cài đặt hay đăng nhập. Mã nguồn, bộ testcase, DEVLOG và report nằm trong repo công khai </w:t>
+      </w:r>
+      <w:hyperlink r:id="rId11">
+        <w:r>
+          <w:rPr>
+            <w:color w:val="1F4E9D"/>
+            <w:u w:val="single"/>
+          </w:rPr>
+          <w:t>https://github.com/HoangLiem-AI/VisualDijkstra</w:t>
+        </w:r>
+      </w:hyperlink>
+      <w:r>
+        <w:t>. Mọi link trong báo cáo đều để chế độ công khai, không cần xin quyền truy cập và không có thời hạn. Nếu không mở được bản online, có thể chạy trên máy theo mục cài đặt trong README.md (chỉ cần Node.js).</w:t>
+      </w:r>
+    </w:p>
+    <w:p>
+      <w:pPr>
+        <w:pStyle w:val="Heading2"/>
+      </w:pPr>
+      <w:bookmarkStart w:id="6" w:name="_Toc243233723"/>
+      <w:r>
+        <w:t>1.5. Bố cục báo cáo</w:t>
+      </w:r>
+      <w:bookmarkEnd w:id="6"/>
+    </w:p>
+    <w:p>
+      <w:pPr>
+        <w:ind w:firstLine="567"/>
+        <w:jc w:val="both"/>
+      </w:pPr>
+      <w:r>
         <w:t>Chương 2 trình bày cơ sở lý thuyết. Chương 3 và 4 trình bày thiết kế và cài đặt. Chương 5 chạy từng bước trên ví dụ thống nhất. Chương 6 và 7 là kiểm thử và đánh giá hiệu năng. Chương 8 tường thuật quá trình xây dựng, trong đó có cách sử dụng AI. Chương 9 là kết luận và hướng phát triển.</w:t>
       </w:r>
     </w:p>
@@ -5060,7 +5132,7 @@
         <w:pStyle w:val="Heading1"/>
         <w:pageBreakBefore/>
       </w:pPr>
-      <w:bookmarkStart w:id="7" w:name="_Toc243217980"/>
+      <w:bookmarkStart w:id="7" w:name="_Toc243233724"/>
       <w:r>
         <w:lastRenderedPageBreak/>
         <w:t>Chương 2. Cơ sở lý thuyết</w:t>
@@ -5071,7 +5143,7 @@
       <w:pPr>
         <w:pStyle w:val="Heading2"/>
       </w:pPr>
-      <w:bookmarkStart w:id="8" w:name="_Toc243217981"/>
+      <w:bookmarkStart w:id="8" w:name="_Toc243233725"/>
       <w:r>
         <w:t>2.1. Ba chiến lược giải cùng một bài toán</w:t>
       </w:r>
@@ -5443,7 +5515,7 @@
       <w:pPr>
         <w:pStyle w:val="Heading2"/>
       </w:pPr>
-      <w:bookmarkStart w:id="9" w:name="_Toc243217982"/>
+      <w:bookmarkStart w:id="9" w:name="_Toc243233726"/>
       <w:r>
         <w:t>2.2. Thuật toán Dijkstra</w:t>
       </w:r>
@@ -5773,7 +5845,7 @@
       <w:pPr>
         <w:pStyle w:val="Heading2"/>
       </w:pPr>
-      <w:bookmarkStart w:id="10" w:name="_Toc243217983"/>
+      <w:bookmarkStart w:id="10" w:name="_Toc243233727"/>
       <w:r>
         <w:t>2.3. Min-heap nhị phân và lazy deletion</w:t>
       </w:r>
@@ -5858,7 +5930,7 @@
       <w:pPr>
         <w:pStyle w:val="Heading2"/>
       </w:pPr>
-      <w:bookmarkStart w:id="11" w:name="_Toc243217984"/>
+      <w:bookmarkStart w:id="11" w:name="_Toc243233728"/>
       <w:r>
         <w:t>2.4. Bellman-Ford (quy hoạch động)</w:t>
       </w:r>
@@ -5922,7 +5994,7 @@
       <w:pPr>
         <w:pStyle w:val="Heading2"/>
       </w:pPr>
-      <w:bookmarkStart w:id="12" w:name="_Toc243217985"/>
+      <w:bookmarkStart w:id="12" w:name="_Toc243233729"/>
       <w:r>
         <w:t>2.5. Vì sao Dijkstra sai khi có cạnh âm</w:t>
       </w:r>
@@ -5989,7 +6061,7 @@
       <w:pPr>
         <w:pStyle w:val="Heading2"/>
       </w:pPr>
-      <w:bookmarkStart w:id="13" w:name="_Toc243217986"/>
+      <w:bookmarkStart w:id="13" w:name="_Toc243233730"/>
       <w:r>
         <w:t>2.6. So sánh tổng hợp</w:t>
       </w:r>
@@ -6533,7 +6605,7 @@
         <w:pStyle w:val="Heading1"/>
         <w:pageBreakBefore/>
       </w:pPr>
-      <w:bookmarkStart w:id="14" w:name="_Toc243217987"/>
+      <w:bookmarkStart w:id="14" w:name="_Toc243233731"/>
       <w:r>
         <w:lastRenderedPageBreak/>
         <w:t>Chương 3. Phân tích và thiết kế</w:t>
@@ -6544,7 +6616,7 @@
       <w:pPr>
         <w:pStyle w:val="Heading2"/>
       </w:pPr>
-      <w:bookmarkStart w:id="15" w:name="_Toc243217988"/>
+      <w:bookmarkStart w:id="15" w:name="_Toc243233732"/>
       <w:r>
         <w:t>3.1. Yêu cầu chức năng</w:t>
       </w:r>
@@ -6599,7 +6671,7 @@
       <w:pPr>
         <w:pStyle w:val="Heading2"/>
       </w:pPr>
-      <w:bookmarkStart w:id="16" w:name="_Toc243217989"/>
+      <w:bookmarkStart w:id="16" w:name="_Toc243233733"/>
       <w:r>
         <w:t>3.2. Kiến trúc: lõi sinh trace, giao diện chỉ phát lại</w:t>
       </w:r>
@@ -7393,7 +7465,7 @@
       <w:pPr>
         <w:pStyle w:val="Heading2"/>
       </w:pPr>
-      <w:bookmarkStart w:id="17" w:name="_Toc243217990"/>
+      <w:bookmarkStart w:id="17" w:name="_Toc243233734"/>
       <w:r>
         <w:t>3.3. Cấu trúc một bước trace</w:t>
       </w:r>
@@ -7914,7 +7986,7 @@
       <w:pPr>
         <w:pStyle w:val="Heading2"/>
       </w:pPr>
-      <w:bookmarkStart w:id="18" w:name="_Toc243217991"/>
+      <w:bookmarkStart w:id="18" w:name="_Toc243233735"/>
       <w:r>
         <w:t>3.4. Hàm relax(edge, t)</w:t>
       </w:r>
@@ -7953,7 +8025,7 @@
       <w:pPr>
         <w:pStyle w:val="Heading2"/>
       </w:pPr>
-      <w:bookmarkStart w:id="19" w:name="_Toc243217992"/>
+      <w:bookmarkStart w:id="19" w:name="_Toc243233736"/>
       <w:r>
         <w:t>3.5. Định dạng input/output và xử lý lỗi</w:t>
       </w:r>
@@ -8110,7 +8182,7 @@
       <w:pPr>
         <w:pStyle w:val="Heading2"/>
       </w:pPr>
-      <w:bookmarkStart w:id="20" w:name="_Toc243217993"/>
+      <w:bookmarkStart w:id="20" w:name="_Toc243233737"/>
       <w:r>
         <w:lastRenderedPageBreak/>
         <w:t>3.6. Các quyết định thiết kế</w:t>
@@ -8662,7 +8734,7 @@
         <w:pStyle w:val="Heading1"/>
         <w:pageBreakBefore/>
       </w:pPr>
-      <w:bookmarkStart w:id="21" w:name="_Toc243217994"/>
+      <w:bookmarkStart w:id="21" w:name="_Toc243233738"/>
       <w:r>
         <w:lastRenderedPageBreak/>
         <w:t>Chương 4. Cài đặt và giao diện</w:t>
@@ -8673,7 +8745,7 @@
       <w:pPr>
         <w:pStyle w:val="Heading2"/>
       </w:pPr>
-      <w:bookmarkStart w:id="22" w:name="_Toc243217995"/>
+      <w:bookmarkStart w:id="22" w:name="_Toc243233739"/>
       <w:r>
         <w:t>4.1. Vòng lặp chính của Dijkstra (min-heap)</w:t>
       </w:r>
@@ -9047,7 +9119,7 @@
       <w:pPr>
         <w:pStyle w:val="Heading2"/>
       </w:pPr>
-      <w:bookmarkStart w:id="23" w:name="_Toc243217996"/>
+      <w:bookmarkStart w:id="23" w:name="_Toc243233740"/>
       <w:r>
         <w:t>4.2. Min-heap: thao tác sift-down</w:t>
       </w:r>
@@ -9245,7 +9317,7 @@
       <w:pPr>
         <w:pStyle w:val="Heading2"/>
       </w:pPr>
-      <w:bookmarkStart w:id="24" w:name="_Toc243217997"/>
+      <w:bookmarkStart w:id="24" w:name="_Toc243233741"/>
       <w:r>
         <w:lastRenderedPageBreak/>
         <w:t>4.3. Giao diện</w:t>
@@ -9287,7 +9359,7 @@
                     <pic:cNvPicPr/>
                   </pic:nvPicPr>
                   <pic:blipFill>
-                    <a:blip r:embed="rId8"/>
+                    <a:blip r:embed="rId12"/>
                     <a:stretch>
                       <a:fillRect/>
                     </a:stretch>
@@ -9778,7 +9850,7 @@
                     <pic:cNvPicPr/>
                   </pic:nvPicPr>
                   <pic:blipFill>
-                    <a:blip r:embed="rId9"/>
+                    <a:blip r:embed="rId13"/>
                     <a:stretch>
                       <a:fillRect/>
                     </a:stretch>
@@ -9823,7 +9895,7 @@
       <w:pPr>
         <w:pStyle w:val="Heading2"/>
       </w:pPr>
-      <w:bookmarkStart w:id="25" w:name="_Toc243217998"/>
+      <w:bookmarkStart w:id="25" w:name="_Toc243233742"/>
       <w:r>
         <w:t>4.4. Cách chạy</w:t>
       </w:r>
@@ -9956,7 +10028,7 @@
         <w:pStyle w:val="Heading1"/>
         <w:pageBreakBefore/>
       </w:pPr>
-      <w:bookmarkStart w:id="26" w:name="_Toc243217999"/>
+      <w:bookmarkStart w:id="26" w:name="_Toc243233743"/>
       <w:r>
         <w:lastRenderedPageBreak/>
         <w:t>Chương 5. Ví dụ minh họa thống nhất</w:t>
@@ -9967,7 +10039,7 @@
       <w:pPr>
         <w:pStyle w:val="Heading2"/>
       </w:pPr>
-      <w:bookmarkStart w:id="27" w:name="_Toc243218000"/>
+      <w:bookmarkStart w:id="27" w:name="_Toc243233744"/>
       <w:r>
         <w:t>5.1. Đồ thị ví dụ</w:t>
       </w:r>
@@ -10298,7 +10370,7 @@
       <w:pPr>
         <w:pStyle w:val="Heading2"/>
       </w:pPr>
-      <w:bookmarkStart w:id="28" w:name="_Toc243218001"/>
+      <w:bookmarkStart w:id="28" w:name="_Toc243233745"/>
       <w:r>
         <w:t>5.2. Dijkstra (min-heap): toàn bộ 23 bước</w:t>
       </w:r>
@@ -12476,7 +12548,7 @@
       <w:pPr>
         <w:pStyle w:val="Heading2"/>
       </w:pPr>
-      <w:bookmarkStart w:id="29" w:name="_Toc243218002"/>
+      <w:bookmarkStart w:id="29" w:name="_Toc243233746"/>
       <w:r>
         <w:t>5.3. Các bước đáng chú ý</w:t>
       </w:r>
@@ -12524,354 +12596,6 @@
             <wp:extent cx="5760000" cy="3931231"/>
             <wp:effectExtent l="0" t="0" r="0" b="0"/>
             <wp:docPr id="3" name="Picture 3"/>
-            <wp:cNvGraphicFramePr>
-              <a:graphicFrameLocks xmlns:a="http://schemas.openxmlformats.org/drawingml/2006/main" noChangeAspect="1"/>
-            </wp:cNvGraphicFramePr>
-            <a:graphic xmlns:a="http://schemas.openxmlformats.org/drawingml/2006/main">
-              <a:graphicData uri="http://schemas.openxmlformats.org/drawingml/2006/picture">
-                <pic:pic xmlns:pic="http://schemas.openxmlformats.org/drawingml/2006/picture">
-                  <pic:nvPicPr>
-                    <pic:cNvPr id="0" name="image.png"/>
-                    <pic:cNvPicPr/>
-                  </pic:nvPicPr>
-                  <pic:blipFill>
-                    <a:blip r:embed="rId10"/>
-                    <a:stretch>
-                      <a:fillRect/>
-                    </a:stretch>
-                  </pic:blipFill>
-                  <pic:spPr>
-                    <a:xfrm>
-                      <a:off x="0" y="0"/>
-                      <a:ext cx="5760000" cy="3931231"/>
-                    </a:xfrm>
-                    <a:prstGeom prst="rect">
-                      <a:avLst/>
-                    </a:prstGeom>
-                  </pic:spPr>
-                </pic:pic>
-              </a:graphicData>
-            </a:graphic>
-          </wp:inline>
-        </w:drawing>
-      </w:r>
-    </w:p>
-    <w:p>
-      <w:pPr>
-        <w:spacing w:after="200"/>
-        <w:jc w:val="center"/>
-      </w:pPr>
-      <w:r>
-        <w:rPr>
-          <w:b/>
-          <w:sz w:val="24"/>
-        </w:rPr>
-        <w:t xml:space="preserve">Hình 5.1. </w:t>
-      </w:r>
-      <w:r>
-        <w:rPr>
-          <w:i/>
-          <w:sz w:val="24"/>
-        </w:rPr>
-        <w:t>Bước 6: relax 3→2, dist[2] giảm 4 → 3; (2, 4) trở thành phần tử cũ</w:t>
-      </w:r>
-    </w:p>
-    <w:p>
-      <w:pPr>
-        <w:pStyle w:val="Heading3"/>
-      </w:pPr>
-      <w:r>
-        <w:t>Bước 12 — lazy deletion</w:t>
-      </w:r>
-    </w:p>
-    <w:p>
-      <w:pPr>
-        <w:ind w:firstLine="567"/>
-        <w:jc w:val="both"/>
-      </w:pPr>
-      <w:r>
-        <w:t>Heap trả về (2, 4), nhưng đỉnh 2 đã được chốt ở bước 9 với dist = 3, nên phần tử này bị bỏ qua (dòng 5 của pseudo-code). Đây là cái giá của lazy deletion: heap lớn hơn một chút (10 lần push cho 6 đỉnh), đổi lại không cần decrease-key.</w:t>
-      </w:r>
-    </w:p>
-    <w:p>
-      <w:pPr>
-        <w:keepNext/>
-        <w:spacing w:after="40"/>
-        <w:jc w:val="center"/>
-      </w:pPr>
-      <w:r>
-        <w:rPr>
-          <w:noProof/>
-        </w:rPr>
-        <w:lastRenderedPageBreak/>
-        <w:drawing>
-          <wp:inline distT="0" distB="0" distL="0" distR="0" wp14:anchorId="735404D2" wp14:editId="7949D8DB">
-            <wp:extent cx="5760000" cy="3931231"/>
-            <wp:effectExtent l="0" t="0" r="0" b="0"/>
-            <wp:docPr id="4" name="Picture 4"/>
-            <wp:cNvGraphicFramePr>
-              <a:graphicFrameLocks xmlns:a="http://schemas.openxmlformats.org/drawingml/2006/main" noChangeAspect="1"/>
-            </wp:cNvGraphicFramePr>
-            <a:graphic xmlns:a="http://schemas.openxmlformats.org/drawingml/2006/main">
-              <a:graphicData uri="http://schemas.openxmlformats.org/drawingml/2006/picture">
-                <pic:pic xmlns:pic="http://schemas.openxmlformats.org/drawingml/2006/picture">
-                  <pic:nvPicPr>
-                    <pic:cNvPr id="0" name="image.png"/>
-                    <pic:cNvPicPr/>
-                  </pic:nvPicPr>
-                  <pic:blipFill>
-                    <a:blip r:embed="rId11"/>
-                    <a:stretch>
-                      <a:fillRect/>
-                    </a:stretch>
-                  </pic:blipFill>
-                  <pic:spPr>
-                    <a:xfrm>
-                      <a:off x="0" y="0"/>
-                      <a:ext cx="5760000" cy="3931231"/>
-                    </a:xfrm>
-                    <a:prstGeom prst="rect">
-                      <a:avLst/>
-                    </a:prstGeom>
-                  </pic:spPr>
-                </pic:pic>
-              </a:graphicData>
-            </a:graphic>
-          </wp:inline>
-        </w:drawing>
-      </w:r>
-    </w:p>
-    <w:p>
-      <w:pPr>
-        <w:spacing w:after="200"/>
-        <w:jc w:val="center"/>
-      </w:pPr>
-      <w:r>
-        <w:rPr>
-          <w:b/>
-          <w:sz w:val="24"/>
-        </w:rPr>
-        <w:t xml:space="preserve">Hình 5.2. </w:t>
-      </w:r>
-      <w:r>
-        <w:rPr>
-          <w:i/>
-          <w:sz w:val="24"/>
-        </w:rPr>
-        <w:t>Bước 12: lấy ra phần tử cũ (2, 4) và bỏ qua</w:t>
-      </w:r>
-    </w:p>
-    <w:p>
-      <w:pPr>
-        <w:pStyle w:val="Heading3"/>
-      </w:pPr>
-      <w:r>
-        <w:t>Bước 21 — không relax tới đỉnh đã chốt</w:t>
-      </w:r>
-    </w:p>
-    <w:p>
-      <w:pPr>
-        <w:ind w:firstLine="567"/>
-        <w:jc w:val="both"/>
-      </w:pPr>
-      <w:r>
-        <w:t>Đỉnh 6 được chốt với dist = 13; cạnh 6→4 dẫn tới đỉnh 4 đã chốt nên bị bỏ qua (dòng 7). Với trọng số không âm, việc này không bao giờ làm mất kết quả đúng (mục 2.2).</w:t>
-      </w:r>
-    </w:p>
-    <w:p>
-      <w:pPr>
-        <w:keepNext/>
-        <w:spacing w:after="40"/>
-        <w:jc w:val="center"/>
-      </w:pPr>
-      <w:r>
-        <w:rPr>
-          <w:noProof/>
-        </w:rPr>
-        <w:lastRenderedPageBreak/>
-        <w:drawing>
-          <wp:inline distT="0" distB="0" distL="0" distR="0" wp14:anchorId="21115168" wp14:editId="306CC266">
-            <wp:extent cx="5760000" cy="3931231"/>
-            <wp:effectExtent l="0" t="0" r="0" b="0"/>
-            <wp:docPr id="5" name="Picture 5"/>
-            <wp:cNvGraphicFramePr>
-              <a:graphicFrameLocks xmlns:a="http://schemas.openxmlformats.org/drawingml/2006/main" noChangeAspect="1"/>
-            </wp:cNvGraphicFramePr>
-            <a:graphic xmlns:a="http://schemas.openxmlformats.org/drawingml/2006/main">
-              <a:graphicData uri="http://schemas.openxmlformats.org/drawingml/2006/picture">
-                <pic:pic xmlns:pic="http://schemas.openxmlformats.org/drawingml/2006/picture">
-                  <pic:nvPicPr>
-                    <pic:cNvPr id="0" name="image.png"/>
-                    <pic:cNvPicPr/>
-                  </pic:nvPicPr>
-                  <pic:blipFill>
-                    <a:blip r:embed="rId12"/>
-                    <a:stretch>
-                      <a:fillRect/>
-                    </a:stretch>
-                  </pic:blipFill>
-                  <pic:spPr>
-                    <a:xfrm>
-                      <a:off x="0" y="0"/>
-                      <a:ext cx="5760000" cy="3931231"/>
-                    </a:xfrm>
-                    <a:prstGeom prst="rect">
-                      <a:avLst/>
-                    </a:prstGeom>
-                  </pic:spPr>
-                </pic:pic>
-              </a:graphicData>
-            </a:graphic>
-          </wp:inline>
-        </w:drawing>
-      </w:r>
-    </w:p>
-    <w:p>
-      <w:pPr>
-        <w:spacing w:after="200"/>
-        <w:jc w:val="center"/>
-      </w:pPr>
-      <w:r>
-        <w:rPr>
-          <w:b/>
-          <w:sz w:val="24"/>
-        </w:rPr>
-        <w:t xml:space="preserve">Hình 5.3. </w:t>
-      </w:r>
-      <w:r>
-        <w:rPr>
-          <w:i/>
-          <w:sz w:val="24"/>
-        </w:rPr>
-        <w:t>Bước 21: bỏ qua cạnh 6→4 vì đỉnh 4 đã chốt</w:t>
-      </w:r>
-    </w:p>
-    <w:p>
-      <w:pPr>
-        <w:pStyle w:val="Heading3"/>
-      </w:pPr>
-      <w:r>
-        <w:t>Bước 23 — kết quả</w:t>
-      </w:r>
-    </w:p>
-    <w:p>
-      <w:pPr>
-        <w:ind w:firstLine="567"/>
-        <w:jc w:val="both"/>
-      </w:pPr>
-      <w:r>
-        <w:t>Hàng đợi rỗng, thuật toán kết thúc. Đường đi ngắn nhất 1 → 3 → 2 → 4 → 5 → 6 có độ dài 1 + 2 + 5 + 2 + 3 = 13, được tô tím.</w:t>
-      </w:r>
-    </w:p>
-    <w:p>
-      <w:pPr>
-        <w:keepNext/>
-        <w:spacing w:after="40"/>
-        <w:jc w:val="center"/>
-      </w:pPr>
-      <w:r>
-        <w:rPr>
-          <w:noProof/>
-        </w:rPr>
-        <w:lastRenderedPageBreak/>
-        <w:drawing>
-          <wp:inline distT="0" distB="0" distL="0" distR="0" wp14:anchorId="576A7EB2" wp14:editId="2B8B62FC">
-            <wp:extent cx="5760000" cy="3763200"/>
-            <wp:effectExtent l="0" t="0" r="0" b="0"/>
-            <wp:docPr id="6" name="Picture 6"/>
-            <wp:cNvGraphicFramePr>
-              <a:graphicFrameLocks xmlns:a="http://schemas.openxmlformats.org/drawingml/2006/main" noChangeAspect="1"/>
-            </wp:cNvGraphicFramePr>
-            <a:graphic xmlns:a="http://schemas.openxmlformats.org/drawingml/2006/main">
-              <a:graphicData uri="http://schemas.openxmlformats.org/drawingml/2006/picture">
-                <pic:pic xmlns:pic="http://schemas.openxmlformats.org/drawingml/2006/picture">
-                  <pic:nvPicPr>
-                    <pic:cNvPr id="0" name="image.png"/>
-                    <pic:cNvPicPr/>
-                  </pic:nvPicPr>
-                  <pic:blipFill>
-                    <a:blip r:embed="rId13"/>
-                    <a:stretch>
-                      <a:fillRect/>
-                    </a:stretch>
-                  </pic:blipFill>
-                  <pic:spPr>
-                    <a:xfrm>
-                      <a:off x="0" y="0"/>
-                      <a:ext cx="5760000" cy="3763200"/>
-                    </a:xfrm>
-                    <a:prstGeom prst="rect">
-                      <a:avLst/>
-                    </a:prstGeom>
-                  </pic:spPr>
-                </pic:pic>
-              </a:graphicData>
-            </a:graphic>
-          </wp:inline>
-        </w:drawing>
-      </w:r>
-    </w:p>
-    <w:p>
-      <w:pPr>
-        <w:spacing w:after="200"/>
-        <w:jc w:val="center"/>
-      </w:pPr>
-      <w:r>
-        <w:rPr>
-          <w:b/>
-          <w:sz w:val="24"/>
-        </w:rPr>
-        <w:t xml:space="preserve">Hình 5.4. </w:t>
-      </w:r>
-      <w:r>
-        <w:rPr>
-          <w:i/>
-          <w:sz w:val="24"/>
-        </w:rPr>
-        <w:t>Bước 23: đường đi ngắn nhất 1 → 3 → 2 → 4 → 5 → 6, độ dài 13</w:t>
-      </w:r>
-    </w:p>
-    <w:p>
-      <w:pPr>
-        <w:pStyle w:val="Heading2"/>
-      </w:pPr>
-      <w:bookmarkStart w:id="30" w:name="_Toc243218003"/>
-      <w:r>
-        <w:t>5.4. Cùng đồ thị với Dijkstra mảng và Bellman-Ford</w:t>
-      </w:r>
-      <w:bookmarkEnd w:id="30"/>
-    </w:p>
-    <w:p>
-      <w:pPr>
-        <w:ind w:firstLine="567"/>
-        <w:jc w:val="both"/>
-      </w:pPr>
-      <w:r>
-        <w:rPr>
-          <w:b/>
-        </w:rPr>
-        <w:t>Dijkstra (mảng)</w:t>
-      </w:r>
-      <w:r>
-        <w:t xml:space="preserve"> cho 19 bước: các đỉnh được chốt theo đúng thứ tự như bản heap (1, 3, 2, 4, 5, 6) nhưng không có bước "bỏ qua phần tử cũ", vì mỗi lần chọn đỉnh là duyệt lại cả mảng dist. Khung bên phải hiện danh sách đỉnh ứng viên thay cho heap.</w:t>
-      </w:r>
-    </w:p>
-    <w:p>
-      <w:pPr>
-        <w:keepNext/>
-        <w:spacing w:after="40"/>
-        <w:jc w:val="center"/>
-      </w:pPr>
-      <w:r>
-        <w:rPr>
-          <w:noProof/>
-        </w:rPr>
-        <w:lastRenderedPageBreak/>
-        <w:drawing>
-          <wp:inline distT="0" distB="0" distL="0" distR="0" wp14:anchorId="1D611BBD" wp14:editId="3171F25C">
-            <wp:extent cx="5760000" cy="3931231"/>
-            <wp:effectExtent l="0" t="0" r="0" b="0"/>
-            <wp:docPr id="7" name="Picture 7"/>
             <wp:cNvGraphicFramePr>
               <a:graphicFrameLocks xmlns:a="http://schemas.openxmlformats.org/drawingml/2006/main" noChangeAspect="1"/>
             </wp:cNvGraphicFramePr>
@@ -12914,14 +12638,22 @@
           <w:b/>
           <w:sz w:val="24"/>
         </w:rPr>
-        <w:t xml:space="preserve">Hình 5.5. </w:t>
+        <w:t xml:space="preserve">Hình 5.1. </w:t>
       </w:r>
       <w:r>
         <w:rPr>
           <w:i/>
           <w:sz w:val="24"/>
         </w:rPr>
-        <w:t>Dijkstra (mảng), bước 6: danh sách ứng viên thay cho hàng đợi ưu tiên</w:t>
+        <w:t>Bước 6: relax 3→2, dist[2] giảm 4 → 3; (2, 4) trở thành phần tử cũ</w:t>
+      </w:r>
+    </w:p>
+    <w:p>
+      <w:pPr>
+        <w:pStyle w:val="Heading3"/>
+      </w:pPr>
+      <w:r>
+        <w:t>Bước 12 — lazy deletion</w:t>
       </w:r>
     </w:p>
     <w:p>
@@ -12930,22 +12662,7 @@
         <w:jc w:val="both"/>
       </w:pPr>
       <w:r>
-        <w:rPr>
-          <w:b/>
-        </w:rPr>
-        <w:t>Bellman-Ford</w:t>
-      </w:r>
-      <w:r>
-        <w:t xml:space="preserve"> cho 27 bước. Vì các cạnh trong input gần như đã theo thứ tự topo, vòng 1 đã tìm ra mọi khoảng cách đúng; vòng 2 duyệt lại 11 cạnh mà không cập nhật gì nên thuật toán </w:t>
-      </w:r>
-      <w:r>
-        <w:rPr>
-          <w:b/>
-        </w:rPr>
-        <w:t>dừng sớm</w:t>
-      </w:r>
-      <w:r>
-        <w:t>, không cần chạy đủ n − 1 = 5 vòng. Kết quả trùng với Dijkstra.</w:t>
+        <w:t>Heap trả về (2, 4), nhưng đỉnh 2 đã được chốt ở bước 9 với dist = 3, nên phần tử này bị bỏ qua (dòng 5 của pseudo-code). Đây là cái giá của lazy deletion: heap lớn hơn một chút (10 lần push cho 6 đỉnh), đổi lại không cần decrease-key.</w:t>
       </w:r>
     </w:p>
     <w:p>
@@ -12960,10 +12677,10 @@
         </w:rPr>
         <w:lastRenderedPageBreak/>
         <w:drawing>
-          <wp:inline distT="0" distB="0" distL="0" distR="0" wp14:anchorId="7B6B7EF2" wp14:editId="65F20DB6">
+          <wp:inline distT="0" distB="0" distL="0" distR="0" wp14:anchorId="735404D2" wp14:editId="7949D8DB">
             <wp:extent cx="5760000" cy="3931231"/>
             <wp:effectExtent l="0" t="0" r="0" b="0"/>
-            <wp:docPr id="8" name="Picture 8"/>
+            <wp:docPr id="4" name="Picture 4"/>
             <wp:cNvGraphicFramePr>
               <a:graphicFrameLocks xmlns:a="http://schemas.openxmlformats.org/drawingml/2006/main" noChangeAspect="1"/>
             </wp:cNvGraphicFramePr>
@@ -13006,6 +12723,361 @@
           <w:b/>
           <w:sz w:val="24"/>
         </w:rPr>
+        <w:t xml:space="preserve">Hình 5.2. </w:t>
+      </w:r>
+      <w:r>
+        <w:rPr>
+          <w:i/>
+          <w:sz w:val="24"/>
+        </w:rPr>
+        <w:t>Bước 12: lấy ra phần tử cũ (2, 4) và bỏ qua</w:t>
+      </w:r>
+    </w:p>
+    <w:p>
+      <w:pPr>
+        <w:pStyle w:val="Heading3"/>
+      </w:pPr>
+      <w:r>
+        <w:t>Bước 21 — không relax tới đỉnh đã chốt</w:t>
+      </w:r>
+    </w:p>
+    <w:p>
+      <w:pPr>
+        <w:ind w:firstLine="567"/>
+        <w:jc w:val="both"/>
+      </w:pPr>
+      <w:r>
+        <w:t>Đỉnh 6 được chốt với dist = 13; cạnh 6→4 dẫn tới đỉnh 4 đã chốt nên bị bỏ qua (dòng 7). Với trọng số không âm, việc này không bao giờ làm mất kết quả đúng (mục 2.2).</w:t>
+      </w:r>
+    </w:p>
+    <w:p>
+      <w:pPr>
+        <w:keepNext/>
+        <w:spacing w:after="40"/>
+        <w:jc w:val="center"/>
+      </w:pPr>
+      <w:r>
+        <w:rPr>
+          <w:noProof/>
+        </w:rPr>
+        <w:lastRenderedPageBreak/>
+        <w:drawing>
+          <wp:inline distT="0" distB="0" distL="0" distR="0" wp14:anchorId="21115168" wp14:editId="306CC266">
+            <wp:extent cx="5760000" cy="3931231"/>
+            <wp:effectExtent l="0" t="0" r="0" b="0"/>
+            <wp:docPr id="5" name="Picture 5"/>
+            <wp:cNvGraphicFramePr>
+              <a:graphicFrameLocks xmlns:a="http://schemas.openxmlformats.org/drawingml/2006/main" noChangeAspect="1"/>
+            </wp:cNvGraphicFramePr>
+            <a:graphic xmlns:a="http://schemas.openxmlformats.org/drawingml/2006/main">
+              <a:graphicData uri="http://schemas.openxmlformats.org/drawingml/2006/picture">
+                <pic:pic xmlns:pic="http://schemas.openxmlformats.org/drawingml/2006/picture">
+                  <pic:nvPicPr>
+                    <pic:cNvPr id="0" name="image.png"/>
+                    <pic:cNvPicPr/>
+                  </pic:nvPicPr>
+                  <pic:blipFill>
+                    <a:blip r:embed="rId16"/>
+                    <a:stretch>
+                      <a:fillRect/>
+                    </a:stretch>
+                  </pic:blipFill>
+                  <pic:spPr>
+                    <a:xfrm>
+                      <a:off x="0" y="0"/>
+                      <a:ext cx="5760000" cy="3931231"/>
+                    </a:xfrm>
+                    <a:prstGeom prst="rect">
+                      <a:avLst/>
+                    </a:prstGeom>
+                  </pic:spPr>
+                </pic:pic>
+              </a:graphicData>
+            </a:graphic>
+          </wp:inline>
+        </w:drawing>
+      </w:r>
+    </w:p>
+    <w:p>
+      <w:pPr>
+        <w:spacing w:after="200"/>
+        <w:jc w:val="center"/>
+      </w:pPr>
+      <w:r>
+        <w:rPr>
+          <w:b/>
+          <w:sz w:val="24"/>
+        </w:rPr>
+        <w:t xml:space="preserve">Hình 5.3. </w:t>
+      </w:r>
+      <w:r>
+        <w:rPr>
+          <w:i/>
+          <w:sz w:val="24"/>
+        </w:rPr>
+        <w:t>Bước 21: bỏ qua cạnh 6→4 vì đỉnh 4 đã chốt</w:t>
+      </w:r>
+    </w:p>
+    <w:p>
+      <w:pPr>
+        <w:pStyle w:val="Heading3"/>
+      </w:pPr>
+      <w:r>
+        <w:t>Bước 23 — kết quả</w:t>
+      </w:r>
+    </w:p>
+    <w:p>
+      <w:pPr>
+        <w:ind w:firstLine="567"/>
+        <w:jc w:val="both"/>
+      </w:pPr>
+      <w:r>
+        <w:t>Hàng đợi rỗng, thuật toán kết thúc. Đường đi ngắn nhất 1 → 3 → 2 → 4 → 5 → 6 có độ dài 1 + 2 + 5 + 2 + 3 = 13, được tô tím.</w:t>
+      </w:r>
+    </w:p>
+    <w:p>
+      <w:pPr>
+        <w:keepNext/>
+        <w:spacing w:after="40"/>
+        <w:jc w:val="center"/>
+      </w:pPr>
+      <w:r>
+        <w:rPr>
+          <w:noProof/>
+        </w:rPr>
+        <w:lastRenderedPageBreak/>
+        <w:drawing>
+          <wp:inline distT="0" distB="0" distL="0" distR="0" wp14:anchorId="576A7EB2" wp14:editId="2B8B62FC">
+            <wp:extent cx="5760000" cy="3763200"/>
+            <wp:effectExtent l="0" t="0" r="0" b="0"/>
+            <wp:docPr id="6" name="Picture 6"/>
+            <wp:cNvGraphicFramePr>
+              <a:graphicFrameLocks xmlns:a="http://schemas.openxmlformats.org/drawingml/2006/main" noChangeAspect="1"/>
+            </wp:cNvGraphicFramePr>
+            <a:graphic xmlns:a="http://schemas.openxmlformats.org/drawingml/2006/main">
+              <a:graphicData uri="http://schemas.openxmlformats.org/drawingml/2006/picture">
+                <pic:pic xmlns:pic="http://schemas.openxmlformats.org/drawingml/2006/picture">
+                  <pic:nvPicPr>
+                    <pic:cNvPr id="0" name="image.png"/>
+                    <pic:cNvPicPr/>
+                  </pic:nvPicPr>
+                  <pic:blipFill>
+                    <a:blip r:embed="rId17"/>
+                    <a:stretch>
+                      <a:fillRect/>
+                    </a:stretch>
+                  </pic:blipFill>
+                  <pic:spPr>
+                    <a:xfrm>
+                      <a:off x="0" y="0"/>
+                      <a:ext cx="5760000" cy="3763200"/>
+                    </a:xfrm>
+                    <a:prstGeom prst="rect">
+                      <a:avLst/>
+                    </a:prstGeom>
+                  </pic:spPr>
+                </pic:pic>
+              </a:graphicData>
+            </a:graphic>
+          </wp:inline>
+        </w:drawing>
+      </w:r>
+    </w:p>
+    <w:p>
+      <w:pPr>
+        <w:spacing w:after="200"/>
+        <w:jc w:val="center"/>
+      </w:pPr>
+      <w:r>
+        <w:rPr>
+          <w:b/>
+          <w:sz w:val="24"/>
+        </w:rPr>
+        <w:t xml:space="preserve">Hình 5.4. </w:t>
+      </w:r>
+      <w:r>
+        <w:rPr>
+          <w:i/>
+          <w:sz w:val="24"/>
+        </w:rPr>
+        <w:t>Bước 23: đường đi ngắn nhất 1 → 3 → 2 → 4 → 5 → 6, độ dài 13</w:t>
+      </w:r>
+    </w:p>
+    <w:p>
+      <w:pPr>
+        <w:pStyle w:val="Heading2"/>
+      </w:pPr>
+      <w:bookmarkStart w:id="30" w:name="_Toc243233747"/>
+      <w:r>
+        <w:t>5.4. Cùng đồ thị với Dijkstra mảng và Bellman-Ford</w:t>
+      </w:r>
+      <w:bookmarkEnd w:id="30"/>
+    </w:p>
+    <w:p>
+      <w:pPr>
+        <w:ind w:firstLine="567"/>
+        <w:jc w:val="both"/>
+      </w:pPr>
+      <w:r>
+        <w:rPr>
+          <w:b/>
+        </w:rPr>
+        <w:t>Dijkstra (mảng)</w:t>
+      </w:r>
+      <w:r>
+        <w:t xml:space="preserve"> cho 19 bước: các đỉnh được chốt theo đúng thứ tự như bản heap (1, 3, 2, 4, 5, 6) nhưng không có bước "bỏ qua phần tử cũ", vì mỗi lần chọn đỉnh là duyệt lại cả mảng dist. Khung bên phải hiện danh sách đỉnh ứng viên thay cho heap.</w:t>
+      </w:r>
+    </w:p>
+    <w:p>
+      <w:pPr>
+        <w:keepNext/>
+        <w:spacing w:after="40"/>
+        <w:jc w:val="center"/>
+      </w:pPr>
+      <w:r>
+        <w:rPr>
+          <w:noProof/>
+        </w:rPr>
+        <w:lastRenderedPageBreak/>
+        <w:drawing>
+          <wp:inline distT="0" distB="0" distL="0" distR="0" wp14:anchorId="1D611BBD" wp14:editId="3171F25C">
+            <wp:extent cx="5760000" cy="3931231"/>
+            <wp:effectExtent l="0" t="0" r="0" b="0"/>
+            <wp:docPr id="7" name="Picture 7"/>
+            <wp:cNvGraphicFramePr>
+              <a:graphicFrameLocks xmlns:a="http://schemas.openxmlformats.org/drawingml/2006/main" noChangeAspect="1"/>
+            </wp:cNvGraphicFramePr>
+            <a:graphic xmlns:a="http://schemas.openxmlformats.org/drawingml/2006/main">
+              <a:graphicData uri="http://schemas.openxmlformats.org/drawingml/2006/picture">
+                <pic:pic xmlns:pic="http://schemas.openxmlformats.org/drawingml/2006/picture">
+                  <pic:nvPicPr>
+                    <pic:cNvPr id="0" name="image.png"/>
+                    <pic:cNvPicPr/>
+                  </pic:nvPicPr>
+                  <pic:blipFill>
+                    <a:blip r:embed="rId18"/>
+                    <a:stretch>
+                      <a:fillRect/>
+                    </a:stretch>
+                  </pic:blipFill>
+                  <pic:spPr>
+                    <a:xfrm>
+                      <a:off x="0" y="0"/>
+                      <a:ext cx="5760000" cy="3931231"/>
+                    </a:xfrm>
+                    <a:prstGeom prst="rect">
+                      <a:avLst/>
+                    </a:prstGeom>
+                  </pic:spPr>
+                </pic:pic>
+              </a:graphicData>
+            </a:graphic>
+          </wp:inline>
+        </w:drawing>
+      </w:r>
+    </w:p>
+    <w:p>
+      <w:pPr>
+        <w:spacing w:after="200"/>
+        <w:jc w:val="center"/>
+      </w:pPr>
+      <w:r>
+        <w:rPr>
+          <w:b/>
+          <w:sz w:val="24"/>
+        </w:rPr>
+        <w:t xml:space="preserve">Hình 5.5. </w:t>
+      </w:r>
+      <w:r>
+        <w:rPr>
+          <w:i/>
+          <w:sz w:val="24"/>
+        </w:rPr>
+        <w:t>Dijkstra (mảng), bước 6: danh sách ứng viên thay cho hàng đợi ưu tiên</w:t>
+      </w:r>
+    </w:p>
+    <w:p>
+      <w:pPr>
+        <w:ind w:firstLine="567"/>
+        <w:jc w:val="both"/>
+      </w:pPr>
+      <w:r>
+        <w:rPr>
+          <w:b/>
+        </w:rPr>
+        <w:t>Bellman-Ford</w:t>
+      </w:r>
+      <w:r>
+        <w:t xml:space="preserve"> cho 27 bước. Vì các cạnh trong input gần như đã theo thứ tự topo, vòng 1 đã tìm ra mọi khoảng cách đúng; vòng 2 duyệt lại 11 cạnh mà không cập nhật gì nên thuật toán </w:t>
+      </w:r>
+      <w:r>
+        <w:rPr>
+          <w:b/>
+        </w:rPr>
+        <w:t>dừng sớm</w:t>
+      </w:r>
+      <w:r>
+        <w:t>, không cần chạy đủ n − 1 = 5 vòng. Kết quả trùng với Dijkstra.</w:t>
+      </w:r>
+    </w:p>
+    <w:p>
+      <w:pPr>
+        <w:keepNext/>
+        <w:spacing w:after="40"/>
+        <w:jc w:val="center"/>
+      </w:pPr>
+      <w:r>
+        <w:rPr>
+          <w:noProof/>
+        </w:rPr>
+        <w:lastRenderedPageBreak/>
+        <w:drawing>
+          <wp:inline distT="0" distB="0" distL="0" distR="0" wp14:anchorId="7B6B7EF2" wp14:editId="65F20DB6">
+            <wp:extent cx="5760000" cy="3931231"/>
+            <wp:effectExtent l="0" t="0" r="0" b="0"/>
+            <wp:docPr id="8" name="Picture 8"/>
+            <wp:cNvGraphicFramePr>
+              <a:graphicFrameLocks xmlns:a="http://schemas.openxmlformats.org/drawingml/2006/main" noChangeAspect="1"/>
+            </wp:cNvGraphicFramePr>
+            <a:graphic xmlns:a="http://schemas.openxmlformats.org/drawingml/2006/main">
+              <a:graphicData uri="http://schemas.openxmlformats.org/drawingml/2006/picture">
+                <pic:pic xmlns:pic="http://schemas.openxmlformats.org/drawingml/2006/picture">
+                  <pic:nvPicPr>
+                    <pic:cNvPr id="0" name="image.png"/>
+                    <pic:cNvPicPr/>
+                  </pic:nvPicPr>
+                  <pic:blipFill>
+                    <a:blip r:embed="rId19"/>
+                    <a:stretch>
+                      <a:fillRect/>
+                    </a:stretch>
+                  </pic:blipFill>
+                  <pic:spPr>
+                    <a:xfrm>
+                      <a:off x="0" y="0"/>
+                      <a:ext cx="5760000" cy="3931231"/>
+                    </a:xfrm>
+                    <a:prstGeom prst="rect">
+                      <a:avLst/>
+                    </a:prstGeom>
+                  </pic:spPr>
+                </pic:pic>
+              </a:graphicData>
+            </a:graphic>
+          </wp:inline>
+        </w:drawing>
+      </w:r>
+    </w:p>
+    <w:p>
+      <w:pPr>
+        <w:spacing w:after="200"/>
+        <w:jc w:val="center"/>
+      </w:pPr>
+      <w:r>
+        <w:rPr>
+          <w:b/>
+          <w:sz w:val="24"/>
+        </w:rPr>
         <w:t xml:space="preserve">Hình 5.6. </w:t>
       </w:r>
       <w:r>
@@ -13282,7 +13354,7 @@
       <w:pPr>
         <w:pStyle w:val="Heading2"/>
       </w:pPr>
-      <w:bookmarkStart w:id="31" w:name="_Toc243218004"/>
+      <w:bookmarkStart w:id="31" w:name="_Toc243233748"/>
       <w:r>
         <w:t>5.5. Cạnh âm và chu trình âm</w:t>
       </w:r>
@@ -13333,7 +13405,7 @@
                     <pic:cNvPicPr/>
                   </pic:nvPicPr>
                   <pic:blipFill>
-                    <a:blip r:embed="rId16"/>
+                    <a:blip r:embed="rId20"/>
                     <a:stretch>
                       <a:fillRect/>
                     </a:stretch>
@@ -13420,7 +13492,7 @@
                     <pic:cNvPicPr/>
                   </pic:nvPicPr>
                   <pic:blipFill>
-                    <a:blip r:embed="rId17"/>
+                    <a:blip r:embed="rId21"/>
                     <a:stretch>
                       <a:fillRect/>
                     </a:stretch>
@@ -13466,7 +13538,7 @@
         <w:pStyle w:val="Heading1"/>
         <w:pageBreakBefore/>
       </w:pPr>
-      <w:bookmarkStart w:id="32" w:name="_Toc243218005"/>
+      <w:bookmarkStart w:id="32" w:name="_Toc243233749"/>
       <w:r>
         <w:lastRenderedPageBreak/>
         <w:t>Chương 6. Kiểm thử</w:t>
@@ -13477,7 +13549,7 @@
       <w:pPr>
         <w:pStyle w:val="Heading2"/>
       </w:pPr>
-      <w:bookmarkStart w:id="33" w:name="_Toc243218006"/>
+      <w:bookmarkStart w:id="33" w:name="_Toc243233750"/>
       <w:r>
         <w:t>6.1. Chiến lược</w:t>
       </w:r>
@@ -13552,7 +13624,7 @@
       <w:pPr>
         <w:pStyle w:val="Heading2"/>
       </w:pPr>
-      <w:bookmarkStart w:id="34" w:name="_Toc243218007"/>
+      <w:bookmarkStart w:id="34" w:name="_Toc243233751"/>
       <w:r>
         <w:t>6.2. Bộ testcase</w:t>
       </w:r>
@@ -13937,7 +14009,7 @@
       <w:pPr>
         <w:pStyle w:val="Heading2"/>
       </w:pPr>
-      <w:bookmarkStart w:id="35" w:name="_Toc243218008"/>
+      <w:bookmarkStart w:id="35" w:name="_Toc243233752"/>
       <w:r>
         <w:t>6.3. Cách chấm</w:t>
       </w:r>
@@ -14003,7 +14075,7 @@
       <w:pPr>
         <w:pStyle w:val="Heading2"/>
       </w:pPr>
-      <w:bookmarkStart w:id="36" w:name="_Toc243218009"/>
+      <w:bookmarkStart w:id="36" w:name="_Toc243233753"/>
       <w:r>
         <w:t>6.4. Kết quả</w:t>
       </w:r>
@@ -14549,7 +14621,7 @@
       <w:pPr>
         <w:pStyle w:val="Heading2"/>
       </w:pPr>
-      <w:bookmarkStart w:id="37" w:name="_Toc243218010"/>
+      <w:bookmarkStart w:id="37" w:name="_Toc243233754"/>
       <w:r>
         <w:t>6.5. Bộ test có bắt được lỗi không? (mutation test)</w:t>
       </w:r>
@@ -14646,7 +14718,7 @@
         <w:pStyle w:val="Heading1"/>
         <w:pageBreakBefore/>
       </w:pPr>
-      <w:bookmarkStart w:id="38" w:name="_Toc243218011"/>
+      <w:bookmarkStart w:id="38" w:name="_Toc243233755"/>
       <w:r>
         <w:lastRenderedPageBreak/>
         <w:t>Chương 7. Đánh giá hiệu năng</w:t>
@@ -14657,7 +14729,7 @@
       <w:pPr>
         <w:pStyle w:val="Heading2"/>
       </w:pPr>
-      <w:bookmarkStart w:id="39" w:name="_Toc243218012"/>
+      <w:bookmarkStart w:id="39" w:name="_Toc243233756"/>
       <w:r>
         <w:t>7.1. Thiết lập</w:t>
       </w:r>
@@ -14724,7 +14796,7 @@
       <w:pPr>
         <w:pStyle w:val="Heading2"/>
       </w:pPr>
-      <w:bookmarkStart w:id="40" w:name="_Toc243218013"/>
+      <w:bookmarkStart w:id="40" w:name="_Toc243233757"/>
       <w:r>
         <w:t>7.2. Đồ thị thưa</w:t>
       </w:r>
@@ -15524,7 +15596,7 @@
                     <pic:cNvPicPr/>
                   </pic:nvPicPr>
                   <pic:blipFill>
-                    <a:blip r:embed="rId18"/>
+                    <a:blip r:embed="rId22"/>
                     <a:stretch>
                       <a:fillRect/>
                     </a:stretch>
@@ -15578,7 +15650,7 @@
       <w:pPr>
         <w:pStyle w:val="Heading2"/>
       </w:pPr>
-      <w:bookmarkStart w:id="41" w:name="_Toc243218014"/>
+      <w:bookmarkStart w:id="41" w:name="_Toc243233758"/>
       <w:r>
         <w:lastRenderedPageBreak/>
         <w:t>7.3. Đồ thị dày</w:t>
@@ -16199,7 +16271,7 @@
                     <pic:cNvPicPr/>
                   </pic:nvPicPr>
                   <pic:blipFill>
-                    <a:blip r:embed="rId19"/>
+                    <a:blip r:embed="rId23"/>
                     <a:stretch>
                       <a:fillRect/>
                     </a:stretch>
@@ -16253,7 +16325,7 @@
       <w:pPr>
         <w:pStyle w:val="Heading2"/>
       </w:pPr>
-      <w:bookmarkStart w:id="42" w:name="_Toc243218015"/>
+      <w:bookmarkStart w:id="42" w:name="_Toc243233759"/>
       <w:r>
         <w:t>7.4. Nhận xét</w:t>
       </w:r>
@@ -16319,7 +16391,7 @@
         <w:pStyle w:val="Heading1"/>
         <w:pageBreakBefore/>
       </w:pPr>
-      <w:bookmarkStart w:id="43" w:name="_Toc243218016"/>
+      <w:bookmarkStart w:id="43" w:name="_Toc243233760"/>
       <w:r>
         <w:lastRenderedPageBreak/>
         <w:t>Chương 8. Quá trình xây dựng và sử dụng AI</w:t>
@@ -16349,7 +16421,7 @@
       <w:pPr>
         <w:pStyle w:val="Heading2"/>
       </w:pPr>
-      <w:bookmarkStart w:id="44" w:name="_Toc243218017"/>
+      <w:bookmarkStart w:id="44" w:name="_Toc243233761"/>
       <w:r>
         <w:t>8.1. Công cụ và cách tổ chức làm việc</w:t>
       </w:r>
@@ -16728,7 +16800,7 @@
       <w:pPr>
         <w:pStyle w:val="Heading2"/>
       </w:pPr>
-      <w:bookmarkStart w:id="45" w:name="_Toc243218018"/>
+      <w:bookmarkStart w:id="45" w:name="_Toc243233762"/>
       <w:r>
         <w:t>8.2. Dòng thời gian</w:t>
       </w:r>
@@ -17903,7 +17975,7 @@
       <w:pPr>
         <w:pStyle w:val="Heading2"/>
       </w:pPr>
-      <w:bookmarkStart w:id="46" w:name="_Toc243218019"/>
+      <w:bookmarkStart w:id="46" w:name="_Toc243233763"/>
       <w:r>
         <w:t>8.3. Lỗi phát hiện và cách xử lý</w:t>
       </w:r>
@@ -18364,7 +18436,7 @@
       <w:pPr>
         <w:pStyle w:val="Heading2"/>
       </w:pPr>
-      <w:bookmarkStart w:id="47" w:name="_Toc243218020"/>
+      <w:bookmarkStart w:id="47" w:name="_Toc243233764"/>
       <w:r>
         <w:t>8.4. Kết quả của AI được kiểm chứng như thế nào</w:t>
       </w:r>
@@ -18455,7 +18527,7 @@
       <w:pPr>
         <w:pStyle w:val="Heading2"/>
       </w:pPr>
-      <w:bookmarkStart w:id="48" w:name="_Toc243218021"/>
+      <w:bookmarkStart w:id="48" w:name="_Toc243233765"/>
       <w:r>
         <w:t>8.5. Phân công giữa sinh viên và AI</w:t>
       </w:r>
@@ -18913,7 +18985,7 @@
       <w:pPr>
         <w:pStyle w:val="Heading2"/>
       </w:pPr>
-      <w:bookmarkStart w:id="49" w:name="_Toc243218022"/>
+      <w:bookmarkStart w:id="49" w:name="_Toc243233766"/>
       <w:r>
         <w:t>8.6. Nhận xét về việc dùng AI</w:t>
       </w:r>
@@ -18935,7 +19007,7 @@
         <w:pStyle w:val="Heading1"/>
         <w:pageBreakBefore/>
       </w:pPr>
-      <w:bookmarkStart w:id="50" w:name="_Toc243218023"/>
+      <w:bookmarkStart w:id="50" w:name="_Toc243233767"/>
       <w:r>
         <w:lastRenderedPageBreak/>
         <w:t>Chương 9. Kết luận và hướng phát triển</w:t>
@@ -18946,7 +19018,7 @@
       <w:pPr>
         <w:pStyle w:val="Heading2"/>
       </w:pPr>
-      <w:bookmarkStart w:id="51" w:name="_Toc243218024"/>
+      <w:bookmarkStart w:id="51" w:name="_Toc243233768"/>
       <w:r>
         <w:t>9.1. Kết quả đạt được</w:t>
       </w:r>
@@ -19001,7 +19073,7 @@
       <w:pPr>
         <w:pStyle w:val="Heading2"/>
       </w:pPr>
-      <w:bookmarkStart w:id="52" w:name="_Toc243218025"/>
+      <w:bookmarkStart w:id="52" w:name="_Toc243233769"/>
       <w:r>
         <w:t>9.2. Hạn chế</w:t>
       </w:r>
@@ -19047,7 +19119,7 @@
       <w:pPr>
         <w:pStyle w:val="Heading2"/>
       </w:pPr>
-      <w:bookmarkStart w:id="53" w:name="_Toc243218026"/>
+      <w:bookmarkStart w:id="53" w:name="_Toc243233770"/>
       <w:r>
         <w:t>9.3. Hướng phát triển</w:t>
       </w:r>
@@ -19098,19 +19170,10 @@
     </w:p>
     <w:p>
       <w:pPr>
-        <w:pStyle w:val="ListBullet"/>
-        <w:jc w:val="both"/>
-      </w:pPr>
-      <w:r>
-        <w:t>Triển khai lên GitHub Pages để dùng trực tiếp không cần cài đặt.</w:t>
-      </w:r>
-    </w:p>
-    <w:p>
-      <w:pPr>
         <w:pStyle w:val="Heading1"/>
         <w:pageBreakBefore/>
       </w:pPr>
-      <w:bookmarkStart w:id="54" w:name="_Toc243218027"/>
+      <w:bookmarkStart w:id="54" w:name="_Toc243233771"/>
       <w:r>
         <w:lastRenderedPageBreak/>
         <w:t>Tài liệu tham khảo</w:t>
@@ -19208,7 +19271,7 @@
       </w:r>
     </w:p>
     <w:sectPr>
-      <w:footerReference w:type="default" r:id="rId20"/>
+      <w:footerReference w:type="default" r:id="rId24"/>
       <w:pgSz w:w="11906" w:h="16838"/>
       <w:pgMar w:top="1134" w:right="1134" w:bottom="1134" w:left="1701" w:header="720" w:footer="720" w:gutter="0"/>
       <w:cols w:space="720"/>

--- a/4_Report/BaoCao.docx
+++ b/4_Report/BaoCao.docx
@@ -301,7 +301,7 @@
       <w:r>
         <w:fldChar w:fldCharType="separate"/>
       </w:r>
-      <w:hyperlink w:anchor="_Toc243233717" w:history="1">
+      <w:hyperlink w:anchor="_Toc243236137" w:history="1">
         <w:r>
           <w:rPr>
             <w:rStyle w:val="Hyperlink"/>
@@ -328,7 +328,7 @@
             <w:noProof/>
             <w:webHidden/>
           </w:rPr>
-          <w:instrText xml:space="preserve"> PAGEREF _Toc243233717 \h </w:instrText>
+          <w:instrText xml:space="preserve"> PAGEREF _Toc243236137 \h </w:instrText>
         </w:r>
         <w:r>
           <w:rPr>
@@ -374,7 +374,7 @@
           <w14:ligatures w14:val="standardContextual"/>
         </w:rPr>
       </w:pPr>
-      <w:hyperlink w:anchor="_Toc243233718" w:history="1">
+      <w:hyperlink w:anchor="_Toc243236138" w:history="1">
         <w:r>
           <w:rPr>
             <w:rStyle w:val="Hyperlink"/>
@@ -401,7 +401,7 @@
             <w:noProof/>
             <w:webHidden/>
           </w:rPr>
-          <w:instrText xml:space="preserve"> PAGEREF _Toc243233718 \h </w:instrText>
+          <w:instrText xml:space="preserve"> PAGEREF _Toc243236138 \h </w:instrText>
         </w:r>
         <w:r>
           <w:rPr>
@@ -447,7 +447,7 @@
           <w14:ligatures w14:val="standardContextual"/>
         </w:rPr>
       </w:pPr>
-      <w:hyperlink w:anchor="_Toc243233719" w:history="1">
+      <w:hyperlink w:anchor="_Toc243236139" w:history="1">
         <w:r>
           <w:rPr>
             <w:rStyle w:val="Hyperlink"/>
@@ -474,7 +474,7 @@
             <w:noProof/>
             <w:webHidden/>
           </w:rPr>
-          <w:instrText xml:space="preserve"> PAGEREF _Toc243233719 \h </w:instrText>
+          <w:instrText xml:space="preserve"> PAGEREF _Toc243236139 \h </w:instrText>
         </w:r>
         <w:r>
           <w:rPr>
@@ -520,7 +520,7 @@
           <w14:ligatures w14:val="standardContextual"/>
         </w:rPr>
       </w:pPr>
-      <w:hyperlink w:anchor="_Toc243233720" w:history="1">
+      <w:hyperlink w:anchor="_Toc243236140" w:history="1">
         <w:r>
           <w:rPr>
             <w:rStyle w:val="Hyperlink"/>
@@ -547,7 +547,7 @@
             <w:noProof/>
             <w:webHidden/>
           </w:rPr>
-          <w:instrText xml:space="preserve"> PAGEREF _Toc243233720 \h </w:instrText>
+          <w:instrText xml:space="preserve"> PAGEREF _Toc243236140 \h </w:instrText>
         </w:r>
         <w:r>
           <w:rPr>
@@ -593,7 +593,7 @@
           <w14:ligatures w14:val="standardContextual"/>
         </w:rPr>
       </w:pPr>
-      <w:hyperlink w:anchor="_Toc243233721" w:history="1">
+      <w:hyperlink w:anchor="_Toc243236141" w:history="1">
         <w:r>
           <w:rPr>
             <w:rStyle w:val="Hyperlink"/>
@@ -620,7 +620,7 @@
             <w:noProof/>
             <w:webHidden/>
           </w:rPr>
-          <w:instrText xml:space="preserve"> PAGEREF _Toc243233721 \h </w:instrText>
+          <w:instrText xml:space="preserve"> PAGEREF _Toc243236141 \h </w:instrText>
         </w:r>
         <w:r>
           <w:rPr>
@@ -666,7 +666,7 @@
           <w14:ligatures w14:val="standardContextual"/>
         </w:rPr>
       </w:pPr>
-      <w:hyperlink w:anchor="_Toc243233722" w:history="1">
+      <w:hyperlink w:anchor="_Toc243236142" w:history="1">
         <w:r>
           <w:rPr>
             <w:rStyle w:val="Hyperlink"/>
@@ -693,7 +693,7 @@
             <w:noProof/>
             <w:webHidden/>
           </w:rPr>
-          <w:instrText xml:space="preserve"> PAGEREF _Toc243233722 \h </w:instrText>
+          <w:instrText xml:space="preserve"> PAGEREF _Toc243236142 \h </w:instrText>
         </w:r>
         <w:r>
           <w:rPr>
@@ -739,7 +739,7 @@
           <w14:ligatures w14:val="standardContextual"/>
         </w:rPr>
       </w:pPr>
-      <w:hyperlink w:anchor="_Toc243233723" w:history="1">
+      <w:hyperlink w:anchor="_Toc243236143" w:history="1">
         <w:r>
           <w:rPr>
             <w:rStyle w:val="Hyperlink"/>
@@ -766,7 +766,7 @@
             <w:noProof/>
             <w:webHidden/>
           </w:rPr>
-          <w:instrText xml:space="preserve"> PAGEREF _Toc243233723 \h </w:instrText>
+          <w:instrText xml:space="preserve"> PAGEREF _Toc243236143 \h </w:instrText>
         </w:r>
         <w:r>
           <w:rPr>
@@ -812,7 +812,7 @@
           <w14:ligatures w14:val="standardContextual"/>
         </w:rPr>
       </w:pPr>
-      <w:hyperlink w:anchor="_Toc243233724" w:history="1">
+      <w:hyperlink w:anchor="_Toc243236144" w:history="1">
         <w:r>
           <w:rPr>
             <w:rStyle w:val="Hyperlink"/>
@@ -839,7 +839,7 @@
             <w:noProof/>
             <w:webHidden/>
           </w:rPr>
-          <w:instrText xml:space="preserve"> PAGEREF _Toc243233724 \h </w:instrText>
+          <w:instrText xml:space="preserve"> PAGEREF _Toc243236144 \h </w:instrText>
         </w:r>
         <w:r>
           <w:rPr>
@@ -885,7 +885,7 @@
           <w14:ligatures w14:val="standardContextual"/>
         </w:rPr>
       </w:pPr>
-      <w:hyperlink w:anchor="_Toc243233725" w:history="1">
+      <w:hyperlink w:anchor="_Toc243236145" w:history="1">
         <w:r>
           <w:rPr>
             <w:rStyle w:val="Hyperlink"/>
@@ -912,7 +912,7 @@
             <w:noProof/>
             <w:webHidden/>
           </w:rPr>
-          <w:instrText xml:space="preserve"> PAGEREF _Toc243233725 \h </w:instrText>
+          <w:instrText xml:space="preserve"> PAGEREF _Toc243236145 \h </w:instrText>
         </w:r>
         <w:r>
           <w:rPr>
@@ -958,7 +958,7 @@
           <w14:ligatures w14:val="standardContextual"/>
         </w:rPr>
       </w:pPr>
-      <w:hyperlink w:anchor="_Toc243233726" w:history="1">
+      <w:hyperlink w:anchor="_Toc243236146" w:history="1">
         <w:r>
           <w:rPr>
             <w:rStyle w:val="Hyperlink"/>
@@ -985,7 +985,7 @@
             <w:noProof/>
             <w:webHidden/>
           </w:rPr>
-          <w:instrText xml:space="preserve"> PAGEREF _Toc243233726 \h </w:instrText>
+          <w:instrText xml:space="preserve"> PAGEREF _Toc243236146 \h </w:instrText>
         </w:r>
         <w:r>
           <w:rPr>
@@ -1031,7 +1031,7 @@
           <w14:ligatures w14:val="standardContextual"/>
         </w:rPr>
       </w:pPr>
-      <w:hyperlink w:anchor="_Toc243233727" w:history="1">
+      <w:hyperlink w:anchor="_Toc243236147" w:history="1">
         <w:r>
           <w:rPr>
             <w:rStyle w:val="Hyperlink"/>
@@ -1058,7 +1058,7 @@
             <w:noProof/>
             <w:webHidden/>
           </w:rPr>
-          <w:instrText xml:space="preserve"> PAGEREF _Toc243233727 \h </w:instrText>
+          <w:instrText xml:space="preserve"> PAGEREF _Toc243236147 \h </w:instrText>
         </w:r>
         <w:r>
           <w:rPr>
@@ -1104,7 +1104,7 @@
           <w14:ligatures w14:val="standardContextual"/>
         </w:rPr>
       </w:pPr>
-      <w:hyperlink w:anchor="_Toc243233728" w:history="1">
+      <w:hyperlink w:anchor="_Toc243236148" w:history="1">
         <w:r>
           <w:rPr>
             <w:rStyle w:val="Hyperlink"/>
@@ -1131,7 +1131,7 @@
             <w:noProof/>
             <w:webHidden/>
           </w:rPr>
-          <w:instrText xml:space="preserve"> PAGEREF _Toc243233728 \h </w:instrText>
+          <w:instrText xml:space="preserve"> PAGEREF _Toc243236148 \h </w:instrText>
         </w:r>
         <w:r>
           <w:rPr>
@@ -1177,7 +1177,7 @@
           <w14:ligatures w14:val="standardContextual"/>
         </w:rPr>
       </w:pPr>
-      <w:hyperlink w:anchor="_Toc243233729" w:history="1">
+      <w:hyperlink w:anchor="_Toc243236149" w:history="1">
         <w:r>
           <w:rPr>
             <w:rStyle w:val="Hyperlink"/>
@@ -1204,7 +1204,7 @@
             <w:noProof/>
             <w:webHidden/>
           </w:rPr>
-          <w:instrText xml:space="preserve"> PAGEREF _Toc243233729 \h </w:instrText>
+          <w:instrText xml:space="preserve"> PAGEREF _Toc243236149 \h </w:instrText>
         </w:r>
         <w:r>
           <w:rPr>
@@ -1250,7 +1250,7 @@
           <w14:ligatures w14:val="standardContextual"/>
         </w:rPr>
       </w:pPr>
-      <w:hyperlink w:anchor="_Toc243233730" w:history="1">
+      <w:hyperlink w:anchor="_Toc243236150" w:history="1">
         <w:r>
           <w:rPr>
             <w:rStyle w:val="Hyperlink"/>
@@ -1277,7 +1277,7 @@
             <w:noProof/>
             <w:webHidden/>
           </w:rPr>
-          <w:instrText xml:space="preserve"> PAGEREF _Toc243233730 \h </w:instrText>
+          <w:instrText xml:space="preserve"> PAGEREF _Toc243236150 \h </w:instrText>
         </w:r>
         <w:r>
           <w:rPr>
@@ -1323,7 +1323,7 @@
           <w14:ligatures w14:val="standardContextual"/>
         </w:rPr>
       </w:pPr>
-      <w:hyperlink w:anchor="_Toc243233731" w:history="1">
+      <w:hyperlink w:anchor="_Toc243236151" w:history="1">
         <w:r>
           <w:rPr>
             <w:rStyle w:val="Hyperlink"/>
@@ -1350,7 +1350,7 @@
             <w:noProof/>
             <w:webHidden/>
           </w:rPr>
-          <w:instrText xml:space="preserve"> PAGEREF _Toc243233731 \h </w:instrText>
+          <w:instrText xml:space="preserve"> PAGEREF _Toc243236151 \h </w:instrText>
         </w:r>
         <w:r>
           <w:rPr>
@@ -1396,7 +1396,7 @@
           <w14:ligatures w14:val="standardContextual"/>
         </w:rPr>
       </w:pPr>
-      <w:hyperlink w:anchor="_Toc243233732" w:history="1">
+      <w:hyperlink w:anchor="_Toc243236152" w:history="1">
         <w:r>
           <w:rPr>
             <w:rStyle w:val="Hyperlink"/>
@@ -1423,7 +1423,7 @@
             <w:noProof/>
             <w:webHidden/>
           </w:rPr>
-          <w:instrText xml:space="preserve"> PAGEREF _Toc243233732 \h </w:instrText>
+          <w:instrText xml:space="preserve"> PAGEREF _Toc243236152 \h </w:instrText>
         </w:r>
         <w:r>
           <w:rPr>
@@ -1469,7 +1469,7 @@
           <w14:ligatures w14:val="standardContextual"/>
         </w:rPr>
       </w:pPr>
-      <w:hyperlink w:anchor="_Toc243233733" w:history="1">
+      <w:hyperlink w:anchor="_Toc243236153" w:history="1">
         <w:r>
           <w:rPr>
             <w:rStyle w:val="Hyperlink"/>
@@ -1496,7 +1496,7 @@
             <w:noProof/>
             <w:webHidden/>
           </w:rPr>
-          <w:instrText xml:space="preserve"> PAGEREF _Toc243233733 \h </w:instrText>
+          <w:instrText xml:space="preserve"> PAGEREF _Toc243236153 \h </w:instrText>
         </w:r>
         <w:r>
           <w:rPr>
@@ -1542,7 +1542,7 @@
           <w14:ligatures w14:val="standardContextual"/>
         </w:rPr>
       </w:pPr>
-      <w:hyperlink w:anchor="_Toc243233734" w:history="1">
+      <w:hyperlink w:anchor="_Toc243236154" w:history="1">
         <w:r>
           <w:rPr>
             <w:rStyle w:val="Hyperlink"/>
@@ -1569,7 +1569,7 @@
             <w:noProof/>
             <w:webHidden/>
           </w:rPr>
-          <w:instrText xml:space="preserve"> PAGEREF _Toc243233734 \h </w:instrText>
+          <w:instrText xml:space="preserve"> PAGEREF _Toc243236154 \h </w:instrText>
         </w:r>
         <w:r>
           <w:rPr>
@@ -1615,7 +1615,7 @@
           <w14:ligatures w14:val="standardContextual"/>
         </w:rPr>
       </w:pPr>
-      <w:hyperlink w:anchor="_Toc243233735" w:history="1">
+      <w:hyperlink w:anchor="_Toc243236155" w:history="1">
         <w:r>
           <w:rPr>
             <w:rStyle w:val="Hyperlink"/>
@@ -1642,7 +1642,7 @@
             <w:noProof/>
             <w:webHidden/>
           </w:rPr>
-          <w:instrText xml:space="preserve"> PAGEREF _Toc243233735 \h </w:instrText>
+          <w:instrText xml:space="preserve"> PAGEREF _Toc243236155 \h </w:instrText>
         </w:r>
         <w:r>
           <w:rPr>
@@ -1688,7 +1688,7 @@
           <w14:ligatures w14:val="standardContextual"/>
         </w:rPr>
       </w:pPr>
-      <w:hyperlink w:anchor="_Toc243233736" w:history="1">
+      <w:hyperlink w:anchor="_Toc243236156" w:history="1">
         <w:r>
           <w:rPr>
             <w:rStyle w:val="Hyperlink"/>
@@ -1715,7 +1715,7 @@
             <w:noProof/>
             <w:webHidden/>
           </w:rPr>
-          <w:instrText xml:space="preserve"> PAGEREF _Toc243233736 \h </w:instrText>
+          <w:instrText xml:space="preserve"> PAGEREF _Toc243236156 \h </w:instrText>
         </w:r>
         <w:r>
           <w:rPr>
@@ -1761,7 +1761,7 @@
           <w14:ligatures w14:val="standardContextual"/>
         </w:rPr>
       </w:pPr>
-      <w:hyperlink w:anchor="_Toc243233737" w:history="1">
+      <w:hyperlink w:anchor="_Toc243236157" w:history="1">
         <w:r>
           <w:rPr>
             <w:rStyle w:val="Hyperlink"/>
@@ -1788,7 +1788,7 @@
             <w:noProof/>
             <w:webHidden/>
           </w:rPr>
-          <w:instrText xml:space="preserve"> PAGEREF _Toc243233737 \h </w:instrText>
+          <w:instrText xml:space="preserve"> PAGEREF _Toc243236157 \h </w:instrText>
         </w:r>
         <w:r>
           <w:rPr>
@@ -1834,7 +1834,7 @@
           <w14:ligatures w14:val="standardContextual"/>
         </w:rPr>
       </w:pPr>
-      <w:hyperlink w:anchor="_Toc243233738" w:history="1">
+      <w:hyperlink w:anchor="_Toc243236158" w:history="1">
         <w:r>
           <w:rPr>
             <w:rStyle w:val="Hyperlink"/>
@@ -1861,7 +1861,7 @@
             <w:noProof/>
             <w:webHidden/>
           </w:rPr>
-          <w:instrText xml:space="preserve"> PAGEREF _Toc243233738 \h </w:instrText>
+          <w:instrText xml:space="preserve"> PAGEREF _Toc243236158 \h </w:instrText>
         </w:r>
         <w:r>
           <w:rPr>
@@ -1907,7 +1907,7 @@
           <w14:ligatures w14:val="standardContextual"/>
         </w:rPr>
       </w:pPr>
-      <w:hyperlink w:anchor="_Toc243233739" w:history="1">
+      <w:hyperlink w:anchor="_Toc243236159" w:history="1">
         <w:r>
           <w:rPr>
             <w:rStyle w:val="Hyperlink"/>
@@ -1934,7 +1934,7 @@
             <w:noProof/>
             <w:webHidden/>
           </w:rPr>
-          <w:instrText xml:space="preserve"> PAGEREF _Toc243233739 \h </w:instrText>
+          <w:instrText xml:space="preserve"> PAGEREF _Toc243236159 \h </w:instrText>
         </w:r>
         <w:r>
           <w:rPr>
@@ -1980,7 +1980,7 @@
           <w14:ligatures w14:val="standardContextual"/>
         </w:rPr>
       </w:pPr>
-      <w:hyperlink w:anchor="_Toc243233740" w:history="1">
+      <w:hyperlink w:anchor="_Toc243236160" w:history="1">
         <w:r>
           <w:rPr>
             <w:rStyle w:val="Hyperlink"/>
@@ -2007,7 +2007,7 @@
             <w:noProof/>
             <w:webHidden/>
           </w:rPr>
-          <w:instrText xml:space="preserve"> PAGEREF _Toc243233740 \h </w:instrText>
+          <w:instrText xml:space="preserve"> PAGEREF _Toc243236160 \h </w:instrText>
         </w:r>
         <w:r>
           <w:rPr>
@@ -2053,7 +2053,7 @@
           <w14:ligatures w14:val="standardContextual"/>
         </w:rPr>
       </w:pPr>
-      <w:hyperlink w:anchor="_Toc243233741" w:history="1">
+      <w:hyperlink w:anchor="_Toc243236161" w:history="1">
         <w:r>
           <w:rPr>
             <w:rStyle w:val="Hyperlink"/>
@@ -2080,7 +2080,7 @@
             <w:noProof/>
             <w:webHidden/>
           </w:rPr>
-          <w:instrText xml:space="preserve"> PAGEREF _Toc243233741 \h </w:instrText>
+          <w:instrText xml:space="preserve"> PAGEREF _Toc243236161 \h </w:instrText>
         </w:r>
         <w:r>
           <w:rPr>
@@ -2126,7 +2126,7 @@
           <w14:ligatures w14:val="standardContextual"/>
         </w:rPr>
       </w:pPr>
-      <w:hyperlink w:anchor="_Toc243233742" w:history="1">
+      <w:hyperlink w:anchor="_Toc243236162" w:history="1">
         <w:r>
           <w:rPr>
             <w:rStyle w:val="Hyperlink"/>
@@ -2153,7 +2153,7 @@
             <w:noProof/>
             <w:webHidden/>
           </w:rPr>
-          <w:instrText xml:space="preserve"> PAGEREF _Toc243233742 \h </w:instrText>
+          <w:instrText xml:space="preserve"> PAGEREF _Toc243236162 \h </w:instrText>
         </w:r>
         <w:r>
           <w:rPr>
@@ -2199,7 +2199,7 @@
           <w14:ligatures w14:val="standardContextual"/>
         </w:rPr>
       </w:pPr>
-      <w:hyperlink w:anchor="_Toc243233743" w:history="1">
+      <w:hyperlink w:anchor="_Toc243236163" w:history="1">
         <w:r>
           <w:rPr>
             <w:rStyle w:val="Hyperlink"/>
@@ -2226,7 +2226,7 @@
             <w:noProof/>
             <w:webHidden/>
           </w:rPr>
-          <w:instrText xml:space="preserve"> PAGEREF _Toc243233743 \h </w:instrText>
+          <w:instrText xml:space="preserve"> PAGEREF _Toc243236163 \h </w:instrText>
         </w:r>
         <w:r>
           <w:rPr>
@@ -2272,7 +2272,7 @@
           <w14:ligatures w14:val="standardContextual"/>
         </w:rPr>
       </w:pPr>
-      <w:hyperlink w:anchor="_Toc243233744" w:history="1">
+      <w:hyperlink w:anchor="_Toc243236164" w:history="1">
         <w:r>
           <w:rPr>
             <w:rStyle w:val="Hyperlink"/>
@@ -2299,7 +2299,7 @@
             <w:noProof/>
             <w:webHidden/>
           </w:rPr>
-          <w:instrText xml:space="preserve"> PAGEREF _Toc243233744 \h </w:instrText>
+          <w:instrText xml:space="preserve"> PAGEREF _Toc243236164 \h </w:instrText>
         </w:r>
         <w:r>
           <w:rPr>
@@ -2345,7 +2345,7 @@
           <w14:ligatures w14:val="standardContextual"/>
         </w:rPr>
       </w:pPr>
-      <w:hyperlink w:anchor="_Toc243233745" w:history="1">
+      <w:hyperlink w:anchor="_Toc243236165" w:history="1">
         <w:r>
           <w:rPr>
             <w:rStyle w:val="Hyperlink"/>
@@ -2372,7 +2372,7 @@
             <w:noProof/>
             <w:webHidden/>
           </w:rPr>
-          <w:instrText xml:space="preserve"> PAGEREF _Toc243233745 \h </w:instrText>
+          <w:instrText xml:space="preserve"> PAGEREF _Toc243236165 \h </w:instrText>
         </w:r>
         <w:r>
           <w:rPr>
@@ -2418,7 +2418,7 @@
           <w14:ligatures w14:val="standardContextual"/>
         </w:rPr>
       </w:pPr>
-      <w:hyperlink w:anchor="_Toc243233746" w:history="1">
+      <w:hyperlink w:anchor="_Toc243236166" w:history="1">
         <w:r>
           <w:rPr>
             <w:rStyle w:val="Hyperlink"/>
@@ -2445,7 +2445,7 @@
             <w:noProof/>
             <w:webHidden/>
           </w:rPr>
-          <w:instrText xml:space="preserve"> PAGEREF _Toc243233746 \h </w:instrText>
+          <w:instrText xml:space="preserve"> PAGEREF _Toc243236166 \h </w:instrText>
         </w:r>
         <w:r>
           <w:rPr>
@@ -2491,7 +2491,7 @@
           <w14:ligatures w14:val="standardContextual"/>
         </w:rPr>
       </w:pPr>
-      <w:hyperlink w:anchor="_Toc243233747" w:history="1">
+      <w:hyperlink w:anchor="_Toc243236167" w:history="1">
         <w:r>
           <w:rPr>
             <w:rStyle w:val="Hyperlink"/>
@@ -2518,7 +2518,7 @@
             <w:noProof/>
             <w:webHidden/>
           </w:rPr>
-          <w:instrText xml:space="preserve"> PAGEREF _Toc243233747 \h </w:instrText>
+          <w:instrText xml:space="preserve"> PAGEREF _Toc243236167 \h </w:instrText>
         </w:r>
         <w:r>
           <w:rPr>
@@ -2564,7 +2564,7 @@
           <w14:ligatures w14:val="standardContextual"/>
         </w:rPr>
       </w:pPr>
-      <w:hyperlink w:anchor="_Toc243233748" w:history="1">
+      <w:hyperlink w:anchor="_Toc243236168" w:history="1">
         <w:r>
           <w:rPr>
             <w:rStyle w:val="Hyperlink"/>
@@ -2591,7 +2591,7 @@
             <w:noProof/>
             <w:webHidden/>
           </w:rPr>
-          <w:instrText xml:space="preserve"> PAGEREF _Toc243233748 \h </w:instrText>
+          <w:instrText xml:space="preserve"> PAGEREF _Toc243236168 \h </w:instrText>
         </w:r>
         <w:r>
           <w:rPr>
@@ -2637,7 +2637,7 @@
           <w14:ligatures w14:val="standardContextual"/>
         </w:rPr>
       </w:pPr>
-      <w:hyperlink w:anchor="_Toc243233749" w:history="1">
+      <w:hyperlink w:anchor="_Toc243236169" w:history="1">
         <w:r>
           <w:rPr>
             <w:rStyle w:val="Hyperlink"/>
@@ -2664,7 +2664,7 @@
             <w:noProof/>
             <w:webHidden/>
           </w:rPr>
-          <w:instrText xml:space="preserve"> PAGEREF _Toc243233749 \h </w:instrText>
+          <w:instrText xml:space="preserve"> PAGEREF _Toc243236169 \h </w:instrText>
         </w:r>
         <w:r>
           <w:rPr>
@@ -2710,7 +2710,7 @@
           <w14:ligatures w14:val="standardContextual"/>
         </w:rPr>
       </w:pPr>
-      <w:hyperlink w:anchor="_Toc243233750" w:history="1">
+      <w:hyperlink w:anchor="_Toc243236170" w:history="1">
         <w:r>
           <w:rPr>
             <w:rStyle w:val="Hyperlink"/>
@@ -2737,7 +2737,7 @@
             <w:noProof/>
             <w:webHidden/>
           </w:rPr>
-          <w:instrText xml:space="preserve"> PAGEREF _Toc243233750 \h </w:instrText>
+          <w:instrText xml:space="preserve"> PAGEREF _Toc243236170 \h </w:instrText>
         </w:r>
         <w:r>
           <w:rPr>
@@ -2783,7 +2783,7 @@
           <w14:ligatures w14:val="standardContextual"/>
         </w:rPr>
       </w:pPr>
-      <w:hyperlink w:anchor="_Toc243233751" w:history="1">
+      <w:hyperlink w:anchor="_Toc243236171" w:history="1">
         <w:r>
           <w:rPr>
             <w:rStyle w:val="Hyperlink"/>
@@ -2810,7 +2810,7 @@
             <w:noProof/>
             <w:webHidden/>
           </w:rPr>
-          <w:instrText xml:space="preserve"> PAGEREF _Toc243233751 \h </w:instrText>
+          <w:instrText xml:space="preserve"> PAGEREF _Toc243236171 \h </w:instrText>
         </w:r>
         <w:r>
           <w:rPr>
@@ -2856,7 +2856,7 @@
           <w14:ligatures w14:val="standardContextual"/>
         </w:rPr>
       </w:pPr>
-      <w:hyperlink w:anchor="_Toc243233752" w:history="1">
+      <w:hyperlink w:anchor="_Toc243236172" w:history="1">
         <w:r>
           <w:rPr>
             <w:rStyle w:val="Hyperlink"/>
@@ -2883,7 +2883,7 @@
             <w:noProof/>
             <w:webHidden/>
           </w:rPr>
-          <w:instrText xml:space="preserve"> PAGEREF _Toc243233752 \h </w:instrText>
+          <w:instrText xml:space="preserve"> PAGEREF _Toc243236172 \h </w:instrText>
         </w:r>
         <w:r>
           <w:rPr>
@@ -2929,7 +2929,7 @@
           <w14:ligatures w14:val="standardContextual"/>
         </w:rPr>
       </w:pPr>
-      <w:hyperlink w:anchor="_Toc243233753" w:history="1">
+      <w:hyperlink w:anchor="_Toc243236173" w:history="1">
         <w:r>
           <w:rPr>
             <w:rStyle w:val="Hyperlink"/>
@@ -2956,7 +2956,7 @@
             <w:noProof/>
             <w:webHidden/>
           </w:rPr>
-          <w:instrText xml:space="preserve"> PAGEREF _Toc243233753 \h </w:instrText>
+          <w:instrText xml:space="preserve"> PAGEREF _Toc243236173 \h </w:instrText>
         </w:r>
         <w:r>
           <w:rPr>
@@ -3002,7 +3002,7 @@
           <w14:ligatures w14:val="standardContextual"/>
         </w:rPr>
       </w:pPr>
-      <w:hyperlink w:anchor="_Toc243233754" w:history="1">
+      <w:hyperlink w:anchor="_Toc243236174" w:history="1">
         <w:r>
           <w:rPr>
             <w:rStyle w:val="Hyperlink"/>
@@ -3029,7 +3029,7 @@
             <w:noProof/>
             <w:webHidden/>
           </w:rPr>
-          <w:instrText xml:space="preserve"> PAGEREF _Toc243233754 \h </w:instrText>
+          <w:instrText xml:space="preserve"> PAGEREF _Toc243236174 \h </w:instrText>
         </w:r>
         <w:r>
           <w:rPr>
@@ -3075,7 +3075,7 @@
           <w14:ligatures w14:val="standardContextual"/>
         </w:rPr>
       </w:pPr>
-      <w:hyperlink w:anchor="_Toc243233755" w:history="1">
+      <w:hyperlink w:anchor="_Toc243236175" w:history="1">
         <w:r>
           <w:rPr>
             <w:rStyle w:val="Hyperlink"/>
@@ -3102,7 +3102,7 @@
             <w:noProof/>
             <w:webHidden/>
           </w:rPr>
-          <w:instrText xml:space="preserve"> PAGEREF _Toc243233755 \h </w:instrText>
+          <w:instrText xml:space="preserve"> PAGEREF _Toc243236175 \h </w:instrText>
         </w:r>
         <w:r>
           <w:rPr>
@@ -3148,7 +3148,7 @@
           <w14:ligatures w14:val="standardContextual"/>
         </w:rPr>
       </w:pPr>
-      <w:hyperlink w:anchor="_Toc243233756" w:history="1">
+      <w:hyperlink w:anchor="_Toc243236176" w:history="1">
         <w:r>
           <w:rPr>
             <w:rStyle w:val="Hyperlink"/>
@@ -3175,7 +3175,7 @@
             <w:noProof/>
             <w:webHidden/>
           </w:rPr>
-          <w:instrText xml:space="preserve"> PAGEREF _Toc243233756 \h </w:instrText>
+          <w:instrText xml:space="preserve"> PAGEREF _Toc243236176 \h </w:instrText>
         </w:r>
         <w:r>
           <w:rPr>
@@ -3221,7 +3221,7 @@
           <w14:ligatures w14:val="standardContextual"/>
         </w:rPr>
       </w:pPr>
-      <w:hyperlink w:anchor="_Toc243233757" w:history="1">
+      <w:hyperlink w:anchor="_Toc243236177" w:history="1">
         <w:r>
           <w:rPr>
             <w:rStyle w:val="Hyperlink"/>
@@ -3248,7 +3248,7 @@
             <w:noProof/>
             <w:webHidden/>
           </w:rPr>
-          <w:instrText xml:space="preserve"> PAGEREF _Toc243233757 \h </w:instrText>
+          <w:instrText xml:space="preserve"> PAGEREF _Toc243236177 \h </w:instrText>
         </w:r>
         <w:r>
           <w:rPr>
@@ -3294,7 +3294,7 @@
           <w14:ligatures w14:val="standardContextual"/>
         </w:rPr>
       </w:pPr>
-      <w:hyperlink w:anchor="_Toc243233758" w:history="1">
+      <w:hyperlink w:anchor="_Toc243236178" w:history="1">
         <w:r>
           <w:rPr>
             <w:rStyle w:val="Hyperlink"/>
@@ -3321,7 +3321,7 @@
             <w:noProof/>
             <w:webHidden/>
           </w:rPr>
-          <w:instrText xml:space="preserve"> PAGEREF _Toc243233758 \h </w:instrText>
+          <w:instrText xml:space="preserve"> PAGEREF _Toc243236178 \h </w:instrText>
         </w:r>
         <w:r>
           <w:rPr>
@@ -3367,7 +3367,7 @@
           <w14:ligatures w14:val="standardContextual"/>
         </w:rPr>
       </w:pPr>
-      <w:hyperlink w:anchor="_Toc243233759" w:history="1">
+      <w:hyperlink w:anchor="_Toc243236179" w:history="1">
         <w:r>
           <w:rPr>
             <w:rStyle w:val="Hyperlink"/>
@@ -3394,7 +3394,7 @@
             <w:noProof/>
             <w:webHidden/>
           </w:rPr>
-          <w:instrText xml:space="preserve"> PAGEREF _Toc243233759 \h </w:instrText>
+          <w:instrText xml:space="preserve"> PAGEREF _Toc243236179 \h </w:instrText>
         </w:r>
         <w:r>
           <w:rPr>
@@ -3440,7 +3440,7 @@
           <w14:ligatures w14:val="standardContextual"/>
         </w:rPr>
       </w:pPr>
-      <w:hyperlink w:anchor="_Toc243233760" w:history="1">
+      <w:hyperlink w:anchor="_Toc243236180" w:history="1">
         <w:r>
           <w:rPr>
             <w:rStyle w:val="Hyperlink"/>
@@ -3467,7 +3467,7 @@
             <w:noProof/>
             <w:webHidden/>
           </w:rPr>
-          <w:instrText xml:space="preserve"> PAGEREF _Toc243233760 \h </w:instrText>
+          <w:instrText xml:space="preserve"> PAGEREF _Toc243236180 \h </w:instrText>
         </w:r>
         <w:r>
           <w:rPr>
@@ -3513,7 +3513,7 @@
           <w14:ligatures w14:val="standardContextual"/>
         </w:rPr>
       </w:pPr>
-      <w:hyperlink w:anchor="_Toc243233761" w:history="1">
+      <w:hyperlink w:anchor="_Toc243236181" w:history="1">
         <w:r>
           <w:rPr>
             <w:rStyle w:val="Hyperlink"/>
@@ -3540,7 +3540,7 @@
             <w:noProof/>
             <w:webHidden/>
           </w:rPr>
-          <w:instrText xml:space="preserve"> PAGEREF _Toc243233761 \h </w:instrText>
+          <w:instrText xml:space="preserve"> PAGEREF _Toc243236181 \h </w:instrText>
         </w:r>
         <w:r>
           <w:rPr>
@@ -3586,7 +3586,7 @@
           <w14:ligatures w14:val="standardContextual"/>
         </w:rPr>
       </w:pPr>
-      <w:hyperlink w:anchor="_Toc243233762" w:history="1">
+      <w:hyperlink w:anchor="_Toc243236182" w:history="1">
         <w:r>
           <w:rPr>
             <w:rStyle w:val="Hyperlink"/>
@@ -3613,7 +3613,7 @@
             <w:noProof/>
             <w:webHidden/>
           </w:rPr>
-          <w:instrText xml:space="preserve"> PAGEREF _Toc243233762 \h </w:instrText>
+          <w:instrText xml:space="preserve"> PAGEREF _Toc243236182 \h </w:instrText>
         </w:r>
         <w:r>
           <w:rPr>
@@ -3659,7 +3659,7 @@
           <w14:ligatures w14:val="standardContextual"/>
         </w:rPr>
       </w:pPr>
-      <w:hyperlink w:anchor="_Toc243233763" w:history="1">
+      <w:hyperlink w:anchor="_Toc243236183" w:history="1">
         <w:r>
           <w:rPr>
             <w:rStyle w:val="Hyperlink"/>
@@ -3686,7 +3686,7 @@
             <w:noProof/>
             <w:webHidden/>
           </w:rPr>
-          <w:instrText xml:space="preserve"> PAGEREF _Toc243233763 \h </w:instrText>
+          <w:instrText xml:space="preserve"> PAGEREF _Toc243236183 \h </w:instrText>
         </w:r>
         <w:r>
           <w:rPr>
@@ -3732,7 +3732,7 @@
           <w14:ligatures w14:val="standardContextual"/>
         </w:rPr>
       </w:pPr>
-      <w:hyperlink w:anchor="_Toc243233764" w:history="1">
+      <w:hyperlink w:anchor="_Toc243236184" w:history="1">
         <w:r>
           <w:rPr>
             <w:rStyle w:val="Hyperlink"/>
@@ -3759,7 +3759,7 @@
             <w:noProof/>
             <w:webHidden/>
           </w:rPr>
-          <w:instrText xml:space="preserve"> PAGEREF _Toc243233764 \h </w:instrText>
+          <w:instrText xml:space="preserve"> PAGEREF _Toc243236184 \h </w:instrText>
         </w:r>
         <w:r>
           <w:rPr>
@@ -3805,7 +3805,7 @@
           <w14:ligatures w14:val="standardContextual"/>
         </w:rPr>
       </w:pPr>
-      <w:hyperlink w:anchor="_Toc243233765" w:history="1">
+      <w:hyperlink w:anchor="_Toc243236185" w:history="1">
         <w:r>
           <w:rPr>
             <w:rStyle w:val="Hyperlink"/>
@@ -3832,7 +3832,7 @@
             <w:noProof/>
             <w:webHidden/>
           </w:rPr>
-          <w:instrText xml:space="preserve"> PAGEREF _Toc243233765 \h </w:instrText>
+          <w:instrText xml:space="preserve"> PAGEREF _Toc243236185 \h </w:instrText>
         </w:r>
         <w:r>
           <w:rPr>
@@ -3878,7 +3878,7 @@
           <w14:ligatures w14:val="standardContextual"/>
         </w:rPr>
       </w:pPr>
-      <w:hyperlink w:anchor="_Toc243233766" w:history="1">
+      <w:hyperlink w:anchor="_Toc243236186" w:history="1">
         <w:r>
           <w:rPr>
             <w:rStyle w:val="Hyperlink"/>
@@ -3905,7 +3905,7 @@
             <w:noProof/>
             <w:webHidden/>
           </w:rPr>
-          <w:instrText xml:space="preserve"> PAGEREF _Toc243233766 \h </w:instrText>
+          <w:instrText xml:space="preserve"> PAGEREF _Toc243236186 \h </w:instrText>
         </w:r>
         <w:r>
           <w:rPr>
@@ -3951,7 +3951,7 @@
           <w14:ligatures w14:val="standardContextual"/>
         </w:rPr>
       </w:pPr>
-      <w:hyperlink w:anchor="_Toc243233767" w:history="1">
+      <w:hyperlink w:anchor="_Toc243236187" w:history="1">
         <w:r>
           <w:rPr>
             <w:rStyle w:val="Hyperlink"/>
@@ -3978,7 +3978,7 @@
             <w:noProof/>
             <w:webHidden/>
           </w:rPr>
-          <w:instrText xml:space="preserve"> PAGEREF _Toc243233767 \h </w:instrText>
+          <w:instrText xml:space="preserve"> PAGEREF _Toc243236187 \h </w:instrText>
         </w:r>
         <w:r>
           <w:rPr>
@@ -4024,7 +4024,7 @@
           <w14:ligatures w14:val="standardContextual"/>
         </w:rPr>
       </w:pPr>
-      <w:hyperlink w:anchor="_Toc243233768" w:history="1">
+      <w:hyperlink w:anchor="_Toc243236188" w:history="1">
         <w:r>
           <w:rPr>
             <w:rStyle w:val="Hyperlink"/>
@@ -4051,7 +4051,7 @@
             <w:noProof/>
             <w:webHidden/>
           </w:rPr>
-          <w:instrText xml:space="preserve"> PAGEREF _Toc243233768 \h </w:instrText>
+          <w:instrText xml:space="preserve"> PAGEREF _Toc243236188 \h </w:instrText>
         </w:r>
         <w:r>
           <w:rPr>
@@ -4097,7 +4097,7 @@
           <w14:ligatures w14:val="standardContextual"/>
         </w:rPr>
       </w:pPr>
-      <w:hyperlink w:anchor="_Toc243233769" w:history="1">
+      <w:hyperlink w:anchor="_Toc243236189" w:history="1">
         <w:r>
           <w:rPr>
             <w:rStyle w:val="Hyperlink"/>
@@ -4124,7 +4124,7 @@
             <w:noProof/>
             <w:webHidden/>
           </w:rPr>
-          <w:instrText xml:space="preserve"> PAGEREF _Toc243233769 \h </w:instrText>
+          <w:instrText xml:space="preserve"> PAGEREF _Toc243236189 \h </w:instrText>
         </w:r>
         <w:r>
           <w:rPr>
@@ -4170,7 +4170,7 @@
           <w14:ligatures w14:val="standardContextual"/>
         </w:rPr>
       </w:pPr>
-      <w:hyperlink w:anchor="_Toc243233770" w:history="1">
+      <w:hyperlink w:anchor="_Toc243236190" w:history="1">
         <w:r>
           <w:rPr>
             <w:rStyle w:val="Hyperlink"/>
@@ -4197,7 +4197,7 @@
             <w:noProof/>
             <w:webHidden/>
           </w:rPr>
-          <w:instrText xml:space="preserve"> PAGEREF _Toc243233770 \h </w:instrText>
+          <w:instrText xml:space="preserve"> PAGEREF _Toc243236190 \h </w:instrText>
         </w:r>
         <w:r>
           <w:rPr>
@@ -4243,7 +4243,7 @@
           <w14:ligatures w14:val="standardContextual"/>
         </w:rPr>
       </w:pPr>
-      <w:hyperlink w:anchor="_Toc243233771" w:history="1">
+      <w:hyperlink w:anchor="_Toc243236191" w:history="1">
         <w:r>
           <w:rPr>
             <w:rStyle w:val="Hyperlink"/>
@@ -4270,7 +4270,7 @@
             <w:noProof/>
             <w:webHidden/>
           </w:rPr>
-          <w:instrText xml:space="preserve"> PAGEREF _Toc243233771 \h </w:instrText>
+          <w:instrText xml:space="preserve"> PAGEREF _Toc243236191 \h </w:instrText>
         </w:r>
         <w:r>
           <w:rPr>
@@ -4311,7 +4311,7 @@
         <w:pStyle w:val="Heading1"/>
         <w:pageBreakBefore/>
       </w:pPr>
-      <w:bookmarkStart w:id="0" w:name="_Toc243233717"/>
+      <w:bookmarkStart w:id="0" w:name="_Toc243236137"/>
       <w:r>
         <w:lastRenderedPageBreak/>
         <w:t>Ghi chú về bản nháp này</w:t>
@@ -4405,7 +4405,7 @@
         <w:pStyle w:val="Heading1"/>
         <w:pageBreakBefore/>
       </w:pPr>
-      <w:bookmarkStart w:id="1" w:name="_Toc243233718"/>
+      <w:bookmarkStart w:id="1" w:name="_Toc243236138"/>
       <w:r>
         <w:lastRenderedPageBreak/>
         <w:t>Chương 1. Giới thiệu</w:t>
@@ -4416,7 +4416,7 @@
       <w:pPr>
         <w:pStyle w:val="Heading2"/>
       </w:pPr>
-      <w:bookmarkStart w:id="2" w:name="_Toc243233719"/>
+      <w:bookmarkStart w:id="2" w:name="_Toc243236139"/>
       <w:r>
         <w:t>1.1. Bài toán đường đi ngắn nhất một nguồn</w:t>
       </w:r>
@@ -4428,7 +4428,7 @@
         <w:jc w:val="both"/>
       </w:pPr>
       <w:r>
-        <w:t>Cho đồ thị có hướng có trọng số G = (V, E), hàm trọng số w: E → ℝ và một đỉnh nguồn s. Độ dài của đường đi p = ⟨v₀, v₁, …, v_k⟩ là tổng trọng số các cạnh trên đường đi. Khoảng cách ngắn nhất δ(s, v) là giá trị nhỏ nhất của độ dài các đường đi từ s tới v (bằng ∞ nếu không có đường đi). Bài toán yêu cầu tính δ(s, v) cho mọi đỉnh v, và nếu có đỉnh đích t thì chỉ ra một đường đi ngắn nhất từ s tới t.</w:t>
+        <w:t>Cho đồ thị có hướng có trọng số G = (V, E), hàm trọng số w: E → ℝ và một đỉnh nguồn s. Độ dài của đường đi p = ⟨v₀, v₁, …, v_k⟩ là tổng trọng số các cạnh trên đường đi. Khoảng cách ngắn nhất δ(s, v) là giá trị nhỏ nhất của độ dài các đường đi từ s tới v (bằng ∞ nếu không có đường đi). Bài toán yêu cầu tính δ(s, v) cho mọi đỉnh v, và nếu có đỉnh đích t thì chỉ ra một đường đi ngắn nhất từ s tới t. Để gọn, trong báo cáo V và E cũng dùng để chỉ số đỉnh và số cạnh, chính là n và m ở dòng đầu input.</w:t>
       </w:r>
     </w:p>
     <w:p>
@@ -4444,7 +4444,7 @@
       <w:pPr>
         <w:pStyle w:val="Heading2"/>
       </w:pPr>
-      <w:bookmarkStart w:id="3" w:name="_Toc243233720"/>
+      <w:bookmarkStart w:id="3" w:name="_Toc243236140"/>
       <w:r>
         <w:t>1.2. Mục tiêu đồ án</w:t>
       </w:r>
@@ -4499,7 +4499,7 @@
       <w:pPr>
         <w:pStyle w:val="Heading2"/>
       </w:pPr>
-      <w:bookmarkStart w:id="4" w:name="_Toc243233721"/>
+      <w:bookmarkStart w:id="4" w:name="_Toc243236141"/>
       <w:r>
         <w:t>1.3. Phạm vi</w:t>
       </w:r>
@@ -4701,7 +4701,7 @@
       <w:pPr>
         <w:pStyle w:val="Heading2"/>
       </w:pPr>
-      <w:bookmarkStart w:id="5" w:name="_Toc243233722"/>
+      <w:bookmarkStart w:id="5" w:name="_Toc243236142"/>
       <w:r>
         <w:t>1.4. Sản phẩm nộp</w:t>
       </w:r>
@@ -4815,7 +4815,14 @@
               <w:rPr>
                 <w:sz w:val="22"/>
               </w:rPr>
-              <w:t>Mã nguồn: giao diện web (HTML, CSS, JavaScript ES modules, Cytoscape.js), lõi thuật toán, script Node.</w:t>
+              <w:t xml:space="preserve">Mã nguồn: giao diện web (HTML, CSS, JavaScript ES modules, </w:t>
+            </w:r>
+            <w:r>
+              <w:rPr>
+                <w:sz w:val="22"/>
+              </w:rPr>
+              <w:lastRenderedPageBreak/>
+              <w:t>Cytoscape.js), lõi thuật toán, script Node.</w:t>
             </w:r>
           </w:p>
         </w:tc>
@@ -5112,7 +5119,7 @@
       <w:pPr>
         <w:pStyle w:val="Heading2"/>
       </w:pPr>
-      <w:bookmarkStart w:id="6" w:name="_Toc243233723"/>
+      <w:bookmarkStart w:id="6" w:name="_Toc243236143"/>
       <w:r>
         <w:t>1.5. Bố cục báo cáo</w:t>
       </w:r>
@@ -5132,7 +5139,7 @@
         <w:pStyle w:val="Heading1"/>
         <w:pageBreakBefore/>
       </w:pPr>
-      <w:bookmarkStart w:id="7" w:name="_Toc243233724"/>
+      <w:bookmarkStart w:id="7" w:name="_Toc243236144"/>
       <w:r>
         <w:lastRenderedPageBreak/>
         <w:t>Chương 2. Cơ sở lý thuyết</w:t>
@@ -5143,7 +5150,7 @@
       <w:pPr>
         <w:pStyle w:val="Heading2"/>
       </w:pPr>
-      <w:bookmarkStart w:id="8" w:name="_Toc243233725"/>
+      <w:bookmarkStart w:id="8" w:name="_Toc243236145"/>
       <w:r>
         <w:t>2.1. Ba chiến lược giải cùng một bài toán</w:t>
       </w:r>
@@ -5515,7 +5522,7 @@
       <w:pPr>
         <w:pStyle w:val="Heading2"/>
       </w:pPr>
-      <w:bookmarkStart w:id="9" w:name="_Toc243233726"/>
+      <w:bookmarkStart w:id="9" w:name="_Toc243236146"/>
       <w:r>
         <w:t>2.2. Thuật toán Dijkstra</w:t>
       </w:r>
@@ -5845,7 +5852,7 @@
       <w:pPr>
         <w:pStyle w:val="Heading2"/>
       </w:pPr>
-      <w:bookmarkStart w:id="10" w:name="_Toc243233727"/>
+      <w:bookmarkStart w:id="10" w:name="_Toc243236147"/>
       <w:r>
         <w:t>2.3. Min-heap nhị phân và lazy deletion</w:t>
       </w:r>
@@ -5930,7 +5937,7 @@
       <w:pPr>
         <w:pStyle w:val="Heading2"/>
       </w:pPr>
-      <w:bookmarkStart w:id="11" w:name="_Toc243233728"/>
+      <w:bookmarkStart w:id="11" w:name="_Toc243236148"/>
       <w:r>
         <w:t>2.4. Bellman-Ford (quy hoạch động)</w:t>
       </w:r>
@@ -5994,7 +6001,7 @@
       <w:pPr>
         <w:pStyle w:val="Heading2"/>
       </w:pPr>
-      <w:bookmarkStart w:id="12" w:name="_Toc243233729"/>
+      <w:bookmarkStart w:id="12" w:name="_Toc243236149"/>
       <w:r>
         <w:t>2.5. Vì sao Dijkstra sai khi có cạnh âm</w:t>
       </w:r>
@@ -6061,7 +6068,7 @@
       <w:pPr>
         <w:pStyle w:val="Heading2"/>
       </w:pPr>
-      <w:bookmarkStart w:id="13" w:name="_Toc243233730"/>
+      <w:bookmarkStart w:id="13" w:name="_Toc243236150"/>
       <w:r>
         <w:t>2.6. So sánh tổng hợp</w:t>
       </w:r>
@@ -6605,7 +6612,7 @@
         <w:pStyle w:val="Heading1"/>
         <w:pageBreakBefore/>
       </w:pPr>
-      <w:bookmarkStart w:id="14" w:name="_Toc243233731"/>
+      <w:bookmarkStart w:id="14" w:name="_Toc243236151"/>
       <w:r>
         <w:lastRenderedPageBreak/>
         <w:t>Chương 3. Phân tích và thiết kế</w:t>
@@ -6616,7 +6623,7 @@
       <w:pPr>
         <w:pStyle w:val="Heading2"/>
       </w:pPr>
-      <w:bookmarkStart w:id="15" w:name="_Toc243233732"/>
+      <w:bookmarkStart w:id="15" w:name="_Toc243236152"/>
       <w:r>
         <w:t>3.1. Yêu cầu chức năng</w:t>
       </w:r>
@@ -6671,7 +6678,7 @@
       <w:pPr>
         <w:pStyle w:val="Heading2"/>
       </w:pPr>
-      <w:bookmarkStart w:id="16" w:name="_Toc243233733"/>
+      <w:bookmarkStart w:id="16" w:name="_Toc243236153"/>
       <w:r>
         <w:t>3.2. Kiến trúc: lõi sinh trace, giao diện chỉ phát lại</w:t>
       </w:r>
@@ -7465,7 +7472,7 @@
       <w:pPr>
         <w:pStyle w:val="Heading2"/>
       </w:pPr>
-      <w:bookmarkStart w:id="17" w:name="_Toc243233734"/>
+      <w:bookmarkStart w:id="17" w:name="_Toc243236154"/>
       <w:r>
         <w:t>3.3. Cấu trúc một bước trace</w:t>
       </w:r>
@@ -7986,7 +7993,7 @@
       <w:pPr>
         <w:pStyle w:val="Heading2"/>
       </w:pPr>
-      <w:bookmarkStart w:id="18" w:name="_Toc243233735"/>
+      <w:bookmarkStart w:id="18" w:name="_Toc243236155"/>
       <w:r>
         <w:t>3.4. Hàm relax(edge, t)</w:t>
       </w:r>
@@ -8025,7 +8032,7 @@
       <w:pPr>
         <w:pStyle w:val="Heading2"/>
       </w:pPr>
-      <w:bookmarkStart w:id="19" w:name="_Toc243233736"/>
+      <w:bookmarkStart w:id="19" w:name="_Toc243236156"/>
       <w:r>
         <w:t>3.5. Định dạng input/output và xử lý lỗi</w:t>
       </w:r>
@@ -8182,7 +8189,7 @@
       <w:pPr>
         <w:pStyle w:val="Heading2"/>
       </w:pPr>
-      <w:bookmarkStart w:id="20" w:name="_Toc243233737"/>
+      <w:bookmarkStart w:id="20" w:name="_Toc243236157"/>
       <w:r>
         <w:lastRenderedPageBreak/>
         <w:t>3.6. Các quyết định thiết kế</w:t>
@@ -8596,7 +8603,7 @@
               <w:rPr>
                 <w:sz w:val="21"/>
               </w:rPr>
-              <w:t>Luôn chạy đủ n − 1 vòng</w:t>
+              <w:t>Luôn chạy đủ V − 1 vòng</w:t>
             </w:r>
           </w:p>
         </w:tc>
@@ -8734,7 +8741,7 @@
         <w:pStyle w:val="Heading1"/>
         <w:pageBreakBefore/>
       </w:pPr>
-      <w:bookmarkStart w:id="21" w:name="_Toc243233738"/>
+      <w:bookmarkStart w:id="21" w:name="_Toc243236158"/>
       <w:r>
         <w:lastRenderedPageBreak/>
         <w:t>Chương 4. Cài đặt và giao diện</w:t>
@@ -8745,7 +8752,7 @@
       <w:pPr>
         <w:pStyle w:val="Heading2"/>
       </w:pPr>
-      <w:bookmarkStart w:id="22" w:name="_Toc243233739"/>
+      <w:bookmarkStart w:id="22" w:name="_Toc243236159"/>
       <w:r>
         <w:t>4.1. Vòng lặp chính của Dijkstra (min-heap)</w:t>
       </w:r>
@@ -9119,7 +9126,7 @@
       <w:pPr>
         <w:pStyle w:val="Heading2"/>
       </w:pPr>
-      <w:bookmarkStart w:id="23" w:name="_Toc243233740"/>
+      <w:bookmarkStart w:id="23" w:name="_Toc243236160"/>
       <w:r>
         <w:t>4.2. Min-heap: thao tác sift-down</w:t>
       </w:r>
@@ -9317,7 +9324,7 @@
       <w:pPr>
         <w:pStyle w:val="Heading2"/>
       </w:pPr>
-      <w:bookmarkStart w:id="24" w:name="_Toc243233741"/>
+      <w:bookmarkStart w:id="24" w:name="_Toc243236161"/>
       <w:r>
         <w:lastRenderedPageBreak/>
         <w:t>4.3. Giao diện</w:t>
@@ -9895,7 +9902,7 @@
       <w:pPr>
         <w:pStyle w:val="Heading2"/>
       </w:pPr>
-      <w:bookmarkStart w:id="25" w:name="_Toc243233742"/>
+      <w:bookmarkStart w:id="25" w:name="_Toc243236162"/>
       <w:r>
         <w:t>4.4. Cách chạy</w:t>
       </w:r>
@@ -10028,7 +10035,7 @@
         <w:pStyle w:val="Heading1"/>
         <w:pageBreakBefore/>
       </w:pPr>
-      <w:bookmarkStart w:id="26" w:name="_Toc243233743"/>
+      <w:bookmarkStart w:id="26" w:name="_Toc243236163"/>
       <w:r>
         <w:lastRenderedPageBreak/>
         <w:t>Chương 5. Ví dụ minh họa thống nhất</w:t>
@@ -10039,7 +10046,7 @@
       <w:pPr>
         <w:pStyle w:val="Heading2"/>
       </w:pPr>
-      <w:bookmarkStart w:id="27" w:name="_Toc243233744"/>
+      <w:bookmarkStart w:id="27" w:name="_Toc243236164"/>
       <w:r>
         <w:t>5.1. Đồ thị ví dụ</w:t>
       </w:r>
@@ -10370,7 +10377,7 @@
       <w:pPr>
         <w:pStyle w:val="Heading2"/>
       </w:pPr>
-      <w:bookmarkStart w:id="28" w:name="_Toc243233745"/>
+      <w:bookmarkStart w:id="28" w:name="_Toc243236165"/>
       <w:r>
         <w:t>5.2. Dijkstra (min-heap): toàn bộ 23 bước</w:t>
       </w:r>
@@ -12548,7 +12555,7 @@
       <w:pPr>
         <w:pStyle w:val="Heading2"/>
       </w:pPr>
-      <w:bookmarkStart w:id="29" w:name="_Toc243233746"/>
+      <w:bookmarkStart w:id="29" w:name="_Toc243236166"/>
       <w:r>
         <w:t>5.3. Các bước đáng chú ý</w:t>
       </w:r>
@@ -12907,7 +12914,7 @@
       <w:pPr>
         <w:pStyle w:val="Heading2"/>
       </w:pPr>
-      <w:bookmarkStart w:id="30" w:name="_Toc243233747"/>
+      <w:bookmarkStart w:id="30" w:name="_Toc243236167"/>
       <w:r>
         <w:t>5.4. Cùng đồ thị với Dijkstra mảng và Bellman-Ford</w:t>
       </w:r>
@@ -13017,7 +13024,7 @@
         <w:t>dừng sớm</w:t>
       </w:r>
       <w:r>
-        <w:t>, không cần chạy đủ n − 1 = 5 vòng. Kết quả trùng với Dijkstra.</w:t>
+        <w:t>, không cần chạy đủ V − 1 = 5 vòng. Kết quả trùng với Dijkstra.</w:t>
       </w:r>
     </w:p>
     <w:p>
@@ -13354,7 +13361,7 @@
       <w:pPr>
         <w:pStyle w:val="Heading2"/>
       </w:pPr>
-      <w:bookmarkStart w:id="31" w:name="_Toc243233748"/>
+      <w:bookmarkStart w:id="31" w:name="_Toc243236168"/>
       <w:r>
         <w:t>5.5. Cạnh âm và chu trình âm</w:t>
       </w:r>
@@ -13452,7 +13459,7 @@
         <w:jc w:val="both"/>
       </w:pPr>
       <w:r>
-        <w:t xml:space="preserve">Với đồ thị có chu trình 2 → 3 → 4 → 2 tổng 1 + (−3) + 1 = −1, sau n − 1 = 4 vòng cạnh 2→3 vẫn relax được. Bellman-Ford báo chu trình âm, tô đỏ chu trình và output </w:t>
+        <w:t xml:space="preserve">Với đồ thị có chu trình 2 → 3 → 4 → 2 tổng 1 + (−3) + 1 = −1, sau V − 1 = 4 vòng cạnh 2→3 vẫn relax được. Bellman-Ford báo chu trình âm, tô đỏ chu trình và output </w:t>
       </w:r>
       <w:r>
         <w:rPr>
@@ -13538,7 +13545,7 @@
         <w:pStyle w:val="Heading1"/>
         <w:pageBreakBefore/>
       </w:pPr>
-      <w:bookmarkStart w:id="32" w:name="_Toc243233749"/>
+      <w:bookmarkStart w:id="32" w:name="_Toc243236169"/>
       <w:r>
         <w:lastRenderedPageBreak/>
         <w:t>Chương 6. Kiểm thử</w:t>
@@ -13549,7 +13556,7 @@
       <w:pPr>
         <w:pStyle w:val="Heading2"/>
       </w:pPr>
-      <w:bookmarkStart w:id="33" w:name="_Toc243233750"/>
+      <w:bookmarkStart w:id="33" w:name="_Toc243236170"/>
       <w:r>
         <w:t>6.1. Chiến lược</w:t>
       </w:r>
@@ -13624,7 +13631,7 @@
       <w:pPr>
         <w:pStyle w:val="Heading2"/>
       </w:pPr>
-      <w:bookmarkStart w:id="34" w:name="_Toc243233751"/>
+      <w:bookmarkStart w:id="34" w:name="_Toc243236171"/>
       <w:r>
         <w:t>6.2. Bộ testcase</w:t>
       </w:r>
@@ -14009,7 +14016,7 @@
       <w:pPr>
         <w:pStyle w:val="Heading2"/>
       </w:pPr>
-      <w:bookmarkStart w:id="35" w:name="_Toc243233752"/>
+      <w:bookmarkStart w:id="35" w:name="_Toc243236172"/>
       <w:r>
         <w:t>6.3. Cách chấm</w:t>
       </w:r>
@@ -14075,7 +14082,7 @@
       <w:pPr>
         <w:pStyle w:val="Heading2"/>
       </w:pPr>
-      <w:bookmarkStart w:id="36" w:name="_Toc243233753"/>
+      <w:bookmarkStart w:id="36" w:name="_Toc243236173"/>
       <w:r>
         <w:t>6.4. Kết quả</w:t>
       </w:r>
@@ -14621,7 +14628,7 @@
       <w:pPr>
         <w:pStyle w:val="Heading2"/>
       </w:pPr>
-      <w:bookmarkStart w:id="37" w:name="_Toc243233754"/>
+      <w:bookmarkStart w:id="37" w:name="_Toc243236174"/>
       <w:r>
         <w:t>6.5. Bộ test có bắt được lỗi không? (mutation test)</w:t>
       </w:r>
@@ -14718,7 +14725,7 @@
         <w:pStyle w:val="Heading1"/>
         <w:pageBreakBefore/>
       </w:pPr>
-      <w:bookmarkStart w:id="38" w:name="_Toc243233755"/>
+      <w:bookmarkStart w:id="38" w:name="_Toc243236175"/>
       <w:r>
         <w:lastRenderedPageBreak/>
         <w:t>Chương 7. Đánh giá hiệu năng</w:t>
@@ -14729,7 +14736,7 @@
       <w:pPr>
         <w:pStyle w:val="Heading2"/>
       </w:pPr>
-      <w:bookmarkStart w:id="39" w:name="_Toc243233756"/>
+      <w:bookmarkStart w:id="39" w:name="_Toc243236176"/>
       <w:r>
         <w:t>7.1. Thiết lập</w:t>
       </w:r>
@@ -14796,7 +14803,7 @@
       <w:pPr>
         <w:pStyle w:val="Heading2"/>
       </w:pPr>
-      <w:bookmarkStart w:id="40" w:name="_Toc243233757"/>
+      <w:bookmarkStart w:id="40" w:name="_Toc243236177"/>
       <w:r>
         <w:t>7.2. Đồ thị thưa</w:t>
       </w:r>
@@ -15650,7 +15657,7 @@
       <w:pPr>
         <w:pStyle w:val="Heading2"/>
       </w:pPr>
-      <w:bookmarkStart w:id="41" w:name="_Toc243233758"/>
+      <w:bookmarkStart w:id="41" w:name="_Toc243236178"/>
       <w:r>
         <w:lastRenderedPageBreak/>
         <w:t>7.3. Đồ thị dày</w:t>
@@ -16325,7 +16332,7 @@
       <w:pPr>
         <w:pStyle w:val="Heading2"/>
       </w:pPr>
-      <w:bookmarkStart w:id="42" w:name="_Toc243233759"/>
+      <w:bookmarkStart w:id="42" w:name="_Toc243236179"/>
       <w:r>
         <w:t>7.4. Nhận xét</w:t>
       </w:r>
@@ -16355,7 +16362,7 @@
         <w:jc w:val="both"/>
       </w:pPr>
       <w:r>
-        <w:t xml:space="preserve">Bellman-Ford trên đồ thị ngẫu nhiên chỉ cần 6–15 vòng nhờ dừng sớm (thay vì n − 1), nên chậm hơn Dijkstra chỉ vài lần chứ không tới hàng nghìn lần như cận O(V · E). Ngược lại, trên test lưới </w:t>
+        <w:t xml:space="preserve">Bellman-Ford trên đồ thị ngẫu nhiên chỉ cần 6–15 vòng nhờ dừng sớm (thay vì V − 1), nên chậm hơn Dijkstra chỉ vài lần chứ không tới hàng nghìn lần như cận O(V · E). Ngược lại, trên test lưới </w:t>
       </w:r>
       <w:r>
         <w:rPr>
@@ -16391,7 +16398,7 @@
         <w:pStyle w:val="Heading1"/>
         <w:pageBreakBefore/>
       </w:pPr>
-      <w:bookmarkStart w:id="43" w:name="_Toc243233760"/>
+      <w:bookmarkStart w:id="43" w:name="_Toc243236180"/>
       <w:r>
         <w:lastRenderedPageBreak/>
         <w:t>Chương 8. Quá trình xây dựng và sử dụng AI</w:t>
@@ -16421,7 +16428,7 @@
       <w:pPr>
         <w:pStyle w:val="Heading2"/>
       </w:pPr>
-      <w:bookmarkStart w:id="44" w:name="_Toc243233761"/>
+      <w:bookmarkStart w:id="44" w:name="_Toc243236181"/>
       <w:r>
         <w:t>8.1. Công cụ và cách tổ chức làm việc</w:t>
       </w:r>
@@ -16800,7 +16807,7 @@
       <w:pPr>
         <w:pStyle w:val="Heading2"/>
       </w:pPr>
-      <w:bookmarkStart w:id="45" w:name="_Toc243233762"/>
+      <w:bookmarkStart w:id="45" w:name="_Toc243236182"/>
       <w:r>
         <w:t>8.2. Dòng thời gian</w:t>
       </w:r>
@@ -17975,7 +17982,7 @@
       <w:pPr>
         <w:pStyle w:val="Heading2"/>
       </w:pPr>
-      <w:bookmarkStart w:id="46" w:name="_Toc243233763"/>
+      <w:bookmarkStart w:id="46" w:name="_Toc243236183"/>
       <w:r>
         <w:t>8.3. Lỗi phát hiện và cách xử lý</w:t>
       </w:r>
@@ -18436,7 +18443,7 @@
       <w:pPr>
         <w:pStyle w:val="Heading2"/>
       </w:pPr>
-      <w:bookmarkStart w:id="47" w:name="_Toc243233764"/>
+      <w:bookmarkStart w:id="47" w:name="_Toc243236184"/>
       <w:r>
         <w:t>8.4. Kết quả của AI được kiểm chứng như thế nào</w:t>
       </w:r>
@@ -18527,7 +18534,7 @@
       <w:pPr>
         <w:pStyle w:val="Heading2"/>
       </w:pPr>
-      <w:bookmarkStart w:id="48" w:name="_Toc243233765"/>
+      <w:bookmarkStart w:id="48" w:name="_Toc243236185"/>
       <w:r>
         <w:t>8.5. Phân công giữa sinh viên và AI</w:t>
       </w:r>
@@ -18985,7 +18992,7 @@
       <w:pPr>
         <w:pStyle w:val="Heading2"/>
       </w:pPr>
-      <w:bookmarkStart w:id="49" w:name="_Toc243233766"/>
+      <w:bookmarkStart w:id="49" w:name="_Toc243236186"/>
       <w:r>
         <w:t>8.6. Nhận xét về việc dùng AI</w:t>
       </w:r>
@@ -19007,7 +19014,7 @@
         <w:pStyle w:val="Heading1"/>
         <w:pageBreakBefore/>
       </w:pPr>
-      <w:bookmarkStart w:id="50" w:name="_Toc243233767"/>
+      <w:bookmarkStart w:id="50" w:name="_Toc243236187"/>
       <w:r>
         <w:lastRenderedPageBreak/>
         <w:t>Chương 9. Kết luận và hướng phát triển</w:t>
@@ -19018,7 +19025,7 @@
       <w:pPr>
         <w:pStyle w:val="Heading2"/>
       </w:pPr>
-      <w:bookmarkStart w:id="51" w:name="_Toc243233768"/>
+      <w:bookmarkStart w:id="51" w:name="_Toc243236188"/>
       <w:r>
         <w:t>9.1. Kết quả đạt được</w:t>
       </w:r>
@@ -19073,7 +19080,7 @@
       <w:pPr>
         <w:pStyle w:val="Heading2"/>
       </w:pPr>
-      <w:bookmarkStart w:id="52" w:name="_Toc243233769"/>
+      <w:bookmarkStart w:id="52" w:name="_Toc243236189"/>
       <w:r>
         <w:t>9.2. Hạn chế</w:t>
       </w:r>
@@ -19119,7 +19126,7 @@
       <w:pPr>
         <w:pStyle w:val="Heading2"/>
       </w:pPr>
-      <w:bookmarkStart w:id="53" w:name="_Toc243233770"/>
+      <w:bookmarkStart w:id="53" w:name="_Toc243236190"/>
       <w:r>
         <w:t>9.3. Hướng phát triển</w:t>
       </w:r>
@@ -19173,7 +19180,7 @@
         <w:pStyle w:val="Heading1"/>
         <w:pageBreakBefore/>
       </w:pPr>
-      <w:bookmarkStart w:id="54" w:name="_Toc243233771"/>
+      <w:bookmarkStart w:id="54" w:name="_Toc243236191"/>
       <w:r>
         <w:lastRenderedPageBreak/>
         <w:t>Tài liệu tham khảo</w:t>

--- a/4_Report/BaoCao.docx
+++ b/4_Report/BaoCao.docx
@@ -301,7 +301,7 @@
       <w:r>
         <w:fldChar w:fldCharType="separate"/>
       </w:r>
-      <w:hyperlink w:anchor="_Toc243236137" w:history="1">
+      <w:hyperlink w:anchor="_Toc243248605" w:history="1">
         <w:r>
           <w:rPr>
             <w:rStyle w:val="Hyperlink"/>
@@ -328,7 +328,7 @@
             <w:noProof/>
             <w:webHidden/>
           </w:rPr>
-          <w:instrText xml:space="preserve"> PAGEREF _Toc243236137 \h </w:instrText>
+          <w:instrText xml:space="preserve"> PAGEREF _Toc243248605 \h </w:instrText>
         </w:r>
         <w:r>
           <w:rPr>
@@ -374,7 +374,7 @@
           <w14:ligatures w14:val="standardContextual"/>
         </w:rPr>
       </w:pPr>
-      <w:hyperlink w:anchor="_Toc243236138" w:history="1">
+      <w:hyperlink w:anchor="_Toc243248606" w:history="1">
         <w:r>
           <w:rPr>
             <w:rStyle w:val="Hyperlink"/>
@@ -401,7 +401,7 @@
             <w:noProof/>
             <w:webHidden/>
           </w:rPr>
-          <w:instrText xml:space="preserve"> PAGEREF _Toc243236138 \h </w:instrText>
+          <w:instrText xml:space="preserve"> PAGEREF _Toc243248606 \h </w:instrText>
         </w:r>
         <w:r>
           <w:rPr>
@@ -447,7 +447,7 @@
           <w14:ligatures w14:val="standardContextual"/>
         </w:rPr>
       </w:pPr>
-      <w:hyperlink w:anchor="_Toc243236139" w:history="1">
+      <w:hyperlink w:anchor="_Toc243248607" w:history="1">
         <w:r>
           <w:rPr>
             <w:rStyle w:val="Hyperlink"/>
@@ -474,7 +474,7 @@
             <w:noProof/>
             <w:webHidden/>
           </w:rPr>
-          <w:instrText xml:space="preserve"> PAGEREF _Toc243236139 \h </w:instrText>
+          <w:instrText xml:space="preserve"> PAGEREF _Toc243248607 \h </w:instrText>
         </w:r>
         <w:r>
           <w:rPr>
@@ -520,7 +520,7 @@
           <w14:ligatures w14:val="standardContextual"/>
         </w:rPr>
       </w:pPr>
-      <w:hyperlink w:anchor="_Toc243236140" w:history="1">
+      <w:hyperlink w:anchor="_Toc243248608" w:history="1">
         <w:r>
           <w:rPr>
             <w:rStyle w:val="Hyperlink"/>
@@ -547,7 +547,7 @@
             <w:noProof/>
             <w:webHidden/>
           </w:rPr>
-          <w:instrText xml:space="preserve"> PAGEREF _Toc243236140 \h </w:instrText>
+          <w:instrText xml:space="preserve"> PAGEREF _Toc243248608 \h </w:instrText>
         </w:r>
         <w:r>
           <w:rPr>
@@ -593,7 +593,7 @@
           <w14:ligatures w14:val="standardContextual"/>
         </w:rPr>
       </w:pPr>
-      <w:hyperlink w:anchor="_Toc243236141" w:history="1">
+      <w:hyperlink w:anchor="_Toc243248609" w:history="1">
         <w:r>
           <w:rPr>
             <w:rStyle w:val="Hyperlink"/>
@@ -620,7 +620,7 @@
             <w:noProof/>
             <w:webHidden/>
           </w:rPr>
-          <w:instrText xml:space="preserve"> PAGEREF _Toc243236141 \h </w:instrText>
+          <w:instrText xml:space="preserve"> PAGEREF _Toc243248609 \h </w:instrText>
         </w:r>
         <w:r>
           <w:rPr>
@@ -666,7 +666,7 @@
           <w14:ligatures w14:val="standardContextual"/>
         </w:rPr>
       </w:pPr>
-      <w:hyperlink w:anchor="_Toc243236142" w:history="1">
+      <w:hyperlink w:anchor="_Toc243248610" w:history="1">
         <w:r>
           <w:rPr>
             <w:rStyle w:val="Hyperlink"/>
@@ -693,7 +693,7 @@
             <w:noProof/>
             <w:webHidden/>
           </w:rPr>
-          <w:instrText xml:space="preserve"> PAGEREF _Toc243236142 \h </w:instrText>
+          <w:instrText xml:space="preserve"> PAGEREF _Toc243248610 \h </w:instrText>
         </w:r>
         <w:r>
           <w:rPr>
@@ -739,7 +739,7 @@
           <w14:ligatures w14:val="standardContextual"/>
         </w:rPr>
       </w:pPr>
-      <w:hyperlink w:anchor="_Toc243236143" w:history="1">
+      <w:hyperlink w:anchor="_Toc243248611" w:history="1">
         <w:r>
           <w:rPr>
             <w:rStyle w:val="Hyperlink"/>
@@ -766,7 +766,7 @@
             <w:noProof/>
             <w:webHidden/>
           </w:rPr>
-          <w:instrText xml:space="preserve"> PAGEREF _Toc243236143 \h </w:instrText>
+          <w:instrText xml:space="preserve"> PAGEREF _Toc243248611 \h </w:instrText>
         </w:r>
         <w:r>
           <w:rPr>
@@ -812,7 +812,7 @@
           <w14:ligatures w14:val="standardContextual"/>
         </w:rPr>
       </w:pPr>
-      <w:hyperlink w:anchor="_Toc243236144" w:history="1">
+      <w:hyperlink w:anchor="_Toc243248612" w:history="1">
         <w:r>
           <w:rPr>
             <w:rStyle w:val="Hyperlink"/>
@@ -839,7 +839,7 @@
             <w:noProof/>
             <w:webHidden/>
           </w:rPr>
-          <w:instrText xml:space="preserve"> PAGEREF _Toc243236144 \h </w:instrText>
+          <w:instrText xml:space="preserve"> PAGEREF _Toc243248612 \h </w:instrText>
         </w:r>
         <w:r>
           <w:rPr>
@@ -885,7 +885,7 @@
           <w14:ligatures w14:val="standardContextual"/>
         </w:rPr>
       </w:pPr>
-      <w:hyperlink w:anchor="_Toc243236145" w:history="1">
+      <w:hyperlink w:anchor="_Toc243248613" w:history="1">
         <w:r>
           <w:rPr>
             <w:rStyle w:val="Hyperlink"/>
@@ -912,7 +912,7 @@
             <w:noProof/>
             <w:webHidden/>
           </w:rPr>
-          <w:instrText xml:space="preserve"> PAGEREF _Toc243236145 \h </w:instrText>
+          <w:instrText xml:space="preserve"> PAGEREF _Toc243248613 \h </w:instrText>
         </w:r>
         <w:r>
           <w:rPr>
@@ -958,7 +958,7 @@
           <w14:ligatures w14:val="standardContextual"/>
         </w:rPr>
       </w:pPr>
-      <w:hyperlink w:anchor="_Toc243236146" w:history="1">
+      <w:hyperlink w:anchor="_Toc243248614" w:history="1">
         <w:r>
           <w:rPr>
             <w:rStyle w:val="Hyperlink"/>
@@ -985,7 +985,7 @@
             <w:noProof/>
             <w:webHidden/>
           </w:rPr>
-          <w:instrText xml:space="preserve"> PAGEREF _Toc243236146 \h </w:instrText>
+          <w:instrText xml:space="preserve"> PAGEREF _Toc243248614 \h </w:instrText>
         </w:r>
         <w:r>
           <w:rPr>
@@ -1031,7 +1031,7 @@
           <w14:ligatures w14:val="standardContextual"/>
         </w:rPr>
       </w:pPr>
-      <w:hyperlink w:anchor="_Toc243236147" w:history="1">
+      <w:hyperlink w:anchor="_Toc243248615" w:history="1">
         <w:r>
           <w:rPr>
             <w:rStyle w:val="Hyperlink"/>
@@ -1058,7 +1058,7 @@
             <w:noProof/>
             <w:webHidden/>
           </w:rPr>
-          <w:instrText xml:space="preserve"> PAGEREF _Toc243236147 \h </w:instrText>
+          <w:instrText xml:space="preserve"> PAGEREF _Toc243248615 \h </w:instrText>
         </w:r>
         <w:r>
           <w:rPr>
@@ -1104,7 +1104,7 @@
           <w14:ligatures w14:val="standardContextual"/>
         </w:rPr>
       </w:pPr>
-      <w:hyperlink w:anchor="_Toc243236148" w:history="1">
+      <w:hyperlink w:anchor="_Toc243248616" w:history="1">
         <w:r>
           <w:rPr>
             <w:rStyle w:val="Hyperlink"/>
@@ -1131,7 +1131,7 @@
             <w:noProof/>
             <w:webHidden/>
           </w:rPr>
-          <w:instrText xml:space="preserve"> PAGEREF _Toc243236148 \h </w:instrText>
+          <w:instrText xml:space="preserve"> PAGEREF _Toc243248616 \h </w:instrText>
         </w:r>
         <w:r>
           <w:rPr>
@@ -1177,7 +1177,7 @@
           <w14:ligatures w14:val="standardContextual"/>
         </w:rPr>
       </w:pPr>
-      <w:hyperlink w:anchor="_Toc243236149" w:history="1">
+      <w:hyperlink w:anchor="_Toc243248617" w:history="1">
         <w:r>
           <w:rPr>
             <w:rStyle w:val="Hyperlink"/>
@@ -1204,7 +1204,7 @@
             <w:noProof/>
             <w:webHidden/>
           </w:rPr>
-          <w:instrText xml:space="preserve"> PAGEREF _Toc243236149 \h </w:instrText>
+          <w:instrText xml:space="preserve"> PAGEREF _Toc243248617 \h </w:instrText>
         </w:r>
         <w:r>
           <w:rPr>
@@ -1250,7 +1250,7 @@
           <w14:ligatures w14:val="standardContextual"/>
         </w:rPr>
       </w:pPr>
-      <w:hyperlink w:anchor="_Toc243236150" w:history="1">
+      <w:hyperlink w:anchor="_Toc243248618" w:history="1">
         <w:r>
           <w:rPr>
             <w:rStyle w:val="Hyperlink"/>
@@ -1277,7 +1277,7 @@
             <w:noProof/>
             <w:webHidden/>
           </w:rPr>
-          <w:instrText xml:space="preserve"> PAGEREF _Toc243236150 \h </w:instrText>
+          <w:instrText xml:space="preserve"> PAGEREF _Toc243248618 \h </w:instrText>
         </w:r>
         <w:r>
           <w:rPr>
@@ -1323,7 +1323,7 @@
           <w14:ligatures w14:val="standardContextual"/>
         </w:rPr>
       </w:pPr>
-      <w:hyperlink w:anchor="_Toc243236151" w:history="1">
+      <w:hyperlink w:anchor="_Toc243248619" w:history="1">
         <w:r>
           <w:rPr>
             <w:rStyle w:val="Hyperlink"/>
@@ -1350,7 +1350,7 @@
             <w:noProof/>
             <w:webHidden/>
           </w:rPr>
-          <w:instrText xml:space="preserve"> PAGEREF _Toc243236151 \h </w:instrText>
+          <w:instrText xml:space="preserve"> PAGEREF _Toc243248619 \h </w:instrText>
         </w:r>
         <w:r>
           <w:rPr>
@@ -1396,7 +1396,7 @@
           <w14:ligatures w14:val="standardContextual"/>
         </w:rPr>
       </w:pPr>
-      <w:hyperlink w:anchor="_Toc243236152" w:history="1">
+      <w:hyperlink w:anchor="_Toc243248620" w:history="1">
         <w:r>
           <w:rPr>
             <w:rStyle w:val="Hyperlink"/>
@@ -1423,7 +1423,7 @@
             <w:noProof/>
             <w:webHidden/>
           </w:rPr>
-          <w:instrText xml:space="preserve"> PAGEREF _Toc243236152 \h </w:instrText>
+          <w:instrText xml:space="preserve"> PAGEREF _Toc243248620 \h </w:instrText>
         </w:r>
         <w:r>
           <w:rPr>
@@ -1469,7 +1469,7 @@
           <w14:ligatures w14:val="standardContextual"/>
         </w:rPr>
       </w:pPr>
-      <w:hyperlink w:anchor="_Toc243236153" w:history="1">
+      <w:hyperlink w:anchor="_Toc243248621" w:history="1">
         <w:r>
           <w:rPr>
             <w:rStyle w:val="Hyperlink"/>
@@ -1496,7 +1496,7 @@
             <w:noProof/>
             <w:webHidden/>
           </w:rPr>
-          <w:instrText xml:space="preserve"> PAGEREF _Toc243236153 \h </w:instrText>
+          <w:instrText xml:space="preserve"> PAGEREF _Toc243248621 \h </w:instrText>
         </w:r>
         <w:r>
           <w:rPr>
@@ -1542,7 +1542,7 @@
           <w14:ligatures w14:val="standardContextual"/>
         </w:rPr>
       </w:pPr>
-      <w:hyperlink w:anchor="_Toc243236154" w:history="1">
+      <w:hyperlink w:anchor="_Toc243248622" w:history="1">
         <w:r>
           <w:rPr>
             <w:rStyle w:val="Hyperlink"/>
@@ -1569,7 +1569,7 @@
             <w:noProof/>
             <w:webHidden/>
           </w:rPr>
-          <w:instrText xml:space="preserve"> PAGEREF _Toc243236154 \h </w:instrText>
+          <w:instrText xml:space="preserve"> PAGEREF _Toc243248622 \h </w:instrText>
         </w:r>
         <w:r>
           <w:rPr>
@@ -1615,7 +1615,7 @@
           <w14:ligatures w14:val="standardContextual"/>
         </w:rPr>
       </w:pPr>
-      <w:hyperlink w:anchor="_Toc243236155" w:history="1">
+      <w:hyperlink w:anchor="_Toc243248623" w:history="1">
         <w:r>
           <w:rPr>
             <w:rStyle w:val="Hyperlink"/>
@@ -1642,7 +1642,7 @@
             <w:noProof/>
             <w:webHidden/>
           </w:rPr>
-          <w:instrText xml:space="preserve"> PAGEREF _Toc243236155 \h </w:instrText>
+          <w:instrText xml:space="preserve"> PAGEREF _Toc243248623 \h </w:instrText>
         </w:r>
         <w:r>
           <w:rPr>
@@ -1688,7 +1688,7 @@
           <w14:ligatures w14:val="standardContextual"/>
         </w:rPr>
       </w:pPr>
-      <w:hyperlink w:anchor="_Toc243236156" w:history="1">
+      <w:hyperlink w:anchor="_Toc243248624" w:history="1">
         <w:r>
           <w:rPr>
             <w:rStyle w:val="Hyperlink"/>
@@ -1715,7 +1715,7 @@
             <w:noProof/>
             <w:webHidden/>
           </w:rPr>
-          <w:instrText xml:space="preserve"> PAGEREF _Toc243236156 \h </w:instrText>
+          <w:instrText xml:space="preserve"> PAGEREF _Toc243248624 \h </w:instrText>
         </w:r>
         <w:r>
           <w:rPr>
@@ -1761,7 +1761,7 @@
           <w14:ligatures w14:val="standardContextual"/>
         </w:rPr>
       </w:pPr>
-      <w:hyperlink w:anchor="_Toc243236157" w:history="1">
+      <w:hyperlink w:anchor="_Toc243248625" w:history="1">
         <w:r>
           <w:rPr>
             <w:rStyle w:val="Hyperlink"/>
@@ -1788,7 +1788,7 @@
             <w:noProof/>
             <w:webHidden/>
           </w:rPr>
-          <w:instrText xml:space="preserve"> PAGEREF _Toc243236157 \h </w:instrText>
+          <w:instrText xml:space="preserve"> PAGEREF _Toc243248625 \h </w:instrText>
         </w:r>
         <w:r>
           <w:rPr>
@@ -1834,7 +1834,7 @@
           <w14:ligatures w14:val="standardContextual"/>
         </w:rPr>
       </w:pPr>
-      <w:hyperlink w:anchor="_Toc243236158" w:history="1">
+      <w:hyperlink w:anchor="_Toc243248626" w:history="1">
         <w:r>
           <w:rPr>
             <w:rStyle w:val="Hyperlink"/>
@@ -1861,7 +1861,7 @@
             <w:noProof/>
             <w:webHidden/>
           </w:rPr>
-          <w:instrText xml:space="preserve"> PAGEREF _Toc243236158 \h </w:instrText>
+          <w:instrText xml:space="preserve"> PAGEREF _Toc243248626 \h </w:instrText>
         </w:r>
         <w:r>
           <w:rPr>
@@ -1907,7 +1907,7 @@
           <w14:ligatures w14:val="standardContextual"/>
         </w:rPr>
       </w:pPr>
-      <w:hyperlink w:anchor="_Toc243236159" w:history="1">
+      <w:hyperlink w:anchor="_Toc243248627" w:history="1">
         <w:r>
           <w:rPr>
             <w:rStyle w:val="Hyperlink"/>
@@ -1934,7 +1934,7 @@
             <w:noProof/>
             <w:webHidden/>
           </w:rPr>
-          <w:instrText xml:space="preserve"> PAGEREF _Toc243236159 \h </w:instrText>
+          <w:instrText xml:space="preserve"> PAGEREF _Toc243248627 \h </w:instrText>
         </w:r>
         <w:r>
           <w:rPr>
@@ -1980,7 +1980,7 @@
           <w14:ligatures w14:val="standardContextual"/>
         </w:rPr>
       </w:pPr>
-      <w:hyperlink w:anchor="_Toc243236160" w:history="1">
+      <w:hyperlink w:anchor="_Toc243248628" w:history="1">
         <w:r>
           <w:rPr>
             <w:rStyle w:val="Hyperlink"/>
@@ -2007,7 +2007,7 @@
             <w:noProof/>
             <w:webHidden/>
           </w:rPr>
-          <w:instrText xml:space="preserve"> PAGEREF _Toc243236160 \h </w:instrText>
+          <w:instrText xml:space="preserve"> PAGEREF _Toc243248628 \h </w:instrText>
         </w:r>
         <w:r>
           <w:rPr>
@@ -2053,7 +2053,7 @@
           <w14:ligatures w14:val="standardContextual"/>
         </w:rPr>
       </w:pPr>
-      <w:hyperlink w:anchor="_Toc243236161" w:history="1">
+      <w:hyperlink w:anchor="_Toc243248629" w:history="1">
         <w:r>
           <w:rPr>
             <w:rStyle w:val="Hyperlink"/>
@@ -2080,7 +2080,7 @@
             <w:noProof/>
             <w:webHidden/>
           </w:rPr>
-          <w:instrText xml:space="preserve"> PAGEREF _Toc243236161 \h </w:instrText>
+          <w:instrText xml:space="preserve"> PAGEREF _Toc243248629 \h </w:instrText>
         </w:r>
         <w:r>
           <w:rPr>
@@ -2126,7 +2126,7 @@
           <w14:ligatures w14:val="standardContextual"/>
         </w:rPr>
       </w:pPr>
-      <w:hyperlink w:anchor="_Toc243236162" w:history="1">
+      <w:hyperlink w:anchor="_Toc243248630" w:history="1">
         <w:r>
           <w:rPr>
             <w:rStyle w:val="Hyperlink"/>
@@ -2153,7 +2153,7 @@
             <w:noProof/>
             <w:webHidden/>
           </w:rPr>
-          <w:instrText xml:space="preserve"> PAGEREF _Toc243236162 \h </w:instrText>
+          <w:instrText xml:space="preserve"> PAGEREF _Toc243248630 \h </w:instrText>
         </w:r>
         <w:r>
           <w:rPr>
@@ -2199,7 +2199,7 @@
           <w14:ligatures w14:val="standardContextual"/>
         </w:rPr>
       </w:pPr>
-      <w:hyperlink w:anchor="_Toc243236163" w:history="1">
+      <w:hyperlink w:anchor="_Toc243248631" w:history="1">
         <w:r>
           <w:rPr>
             <w:rStyle w:val="Hyperlink"/>
@@ -2226,7 +2226,7 @@
             <w:noProof/>
             <w:webHidden/>
           </w:rPr>
-          <w:instrText xml:space="preserve"> PAGEREF _Toc243236163 \h </w:instrText>
+          <w:instrText xml:space="preserve"> PAGEREF _Toc243248631 \h </w:instrText>
         </w:r>
         <w:r>
           <w:rPr>
@@ -2272,7 +2272,7 @@
           <w14:ligatures w14:val="standardContextual"/>
         </w:rPr>
       </w:pPr>
-      <w:hyperlink w:anchor="_Toc243236164" w:history="1">
+      <w:hyperlink w:anchor="_Toc243248632" w:history="1">
         <w:r>
           <w:rPr>
             <w:rStyle w:val="Hyperlink"/>
@@ -2299,7 +2299,7 @@
             <w:noProof/>
             <w:webHidden/>
           </w:rPr>
-          <w:instrText xml:space="preserve"> PAGEREF _Toc243236164 \h </w:instrText>
+          <w:instrText xml:space="preserve"> PAGEREF _Toc243248632 \h </w:instrText>
         </w:r>
         <w:r>
           <w:rPr>
@@ -2345,7 +2345,7 @@
           <w14:ligatures w14:val="standardContextual"/>
         </w:rPr>
       </w:pPr>
-      <w:hyperlink w:anchor="_Toc243236165" w:history="1">
+      <w:hyperlink w:anchor="_Toc243248633" w:history="1">
         <w:r>
           <w:rPr>
             <w:rStyle w:val="Hyperlink"/>
@@ -2372,7 +2372,7 @@
             <w:noProof/>
             <w:webHidden/>
           </w:rPr>
-          <w:instrText xml:space="preserve"> PAGEREF _Toc243236165 \h </w:instrText>
+          <w:instrText xml:space="preserve"> PAGEREF _Toc243248633 \h </w:instrText>
         </w:r>
         <w:r>
           <w:rPr>
@@ -2418,7 +2418,7 @@
           <w14:ligatures w14:val="standardContextual"/>
         </w:rPr>
       </w:pPr>
-      <w:hyperlink w:anchor="_Toc243236166" w:history="1">
+      <w:hyperlink w:anchor="_Toc243248634" w:history="1">
         <w:r>
           <w:rPr>
             <w:rStyle w:val="Hyperlink"/>
@@ -2445,7 +2445,7 @@
             <w:noProof/>
             <w:webHidden/>
           </w:rPr>
-          <w:instrText xml:space="preserve"> PAGEREF _Toc243236166 \h </w:instrText>
+          <w:instrText xml:space="preserve"> PAGEREF _Toc243248634 \h </w:instrText>
         </w:r>
         <w:r>
           <w:rPr>
@@ -2491,7 +2491,7 @@
           <w14:ligatures w14:val="standardContextual"/>
         </w:rPr>
       </w:pPr>
-      <w:hyperlink w:anchor="_Toc243236167" w:history="1">
+      <w:hyperlink w:anchor="_Toc243248635" w:history="1">
         <w:r>
           <w:rPr>
             <w:rStyle w:val="Hyperlink"/>
@@ -2518,7 +2518,7 @@
             <w:noProof/>
             <w:webHidden/>
           </w:rPr>
-          <w:instrText xml:space="preserve"> PAGEREF _Toc243236167 \h </w:instrText>
+          <w:instrText xml:space="preserve"> PAGEREF _Toc243248635 \h </w:instrText>
         </w:r>
         <w:r>
           <w:rPr>
@@ -2564,7 +2564,7 @@
           <w14:ligatures w14:val="standardContextual"/>
         </w:rPr>
       </w:pPr>
-      <w:hyperlink w:anchor="_Toc243236168" w:history="1">
+      <w:hyperlink w:anchor="_Toc243248636" w:history="1">
         <w:r>
           <w:rPr>
             <w:rStyle w:val="Hyperlink"/>
@@ -2591,7 +2591,7 @@
             <w:noProof/>
             <w:webHidden/>
           </w:rPr>
-          <w:instrText xml:space="preserve"> PAGEREF _Toc243236168 \h </w:instrText>
+          <w:instrText xml:space="preserve"> PAGEREF _Toc243248636 \h </w:instrText>
         </w:r>
         <w:r>
           <w:rPr>
@@ -2637,7 +2637,7 @@
           <w14:ligatures w14:val="standardContextual"/>
         </w:rPr>
       </w:pPr>
-      <w:hyperlink w:anchor="_Toc243236169" w:history="1">
+      <w:hyperlink w:anchor="_Toc243248637" w:history="1">
         <w:r>
           <w:rPr>
             <w:rStyle w:val="Hyperlink"/>
@@ -2664,7 +2664,7 @@
             <w:noProof/>
             <w:webHidden/>
           </w:rPr>
-          <w:instrText xml:space="preserve"> PAGEREF _Toc243236169 \h </w:instrText>
+          <w:instrText xml:space="preserve"> PAGEREF _Toc243248637 \h </w:instrText>
         </w:r>
         <w:r>
           <w:rPr>
@@ -2710,7 +2710,7 @@
           <w14:ligatures w14:val="standardContextual"/>
         </w:rPr>
       </w:pPr>
-      <w:hyperlink w:anchor="_Toc243236170" w:history="1">
+      <w:hyperlink w:anchor="_Toc243248638" w:history="1">
         <w:r>
           <w:rPr>
             <w:rStyle w:val="Hyperlink"/>
@@ -2737,7 +2737,7 @@
             <w:noProof/>
             <w:webHidden/>
           </w:rPr>
-          <w:instrText xml:space="preserve"> PAGEREF _Toc243236170 \h </w:instrText>
+          <w:instrText xml:space="preserve"> PAGEREF _Toc243248638 \h </w:instrText>
         </w:r>
         <w:r>
           <w:rPr>
@@ -2783,7 +2783,7 @@
           <w14:ligatures w14:val="standardContextual"/>
         </w:rPr>
       </w:pPr>
-      <w:hyperlink w:anchor="_Toc243236171" w:history="1">
+      <w:hyperlink w:anchor="_Toc243248639" w:history="1">
         <w:r>
           <w:rPr>
             <w:rStyle w:val="Hyperlink"/>
@@ -2810,7 +2810,7 @@
             <w:noProof/>
             <w:webHidden/>
           </w:rPr>
-          <w:instrText xml:space="preserve"> PAGEREF _Toc243236171 \h </w:instrText>
+          <w:instrText xml:space="preserve"> PAGEREF _Toc243248639 \h </w:instrText>
         </w:r>
         <w:r>
           <w:rPr>
@@ -2856,7 +2856,7 @@
           <w14:ligatures w14:val="standardContextual"/>
         </w:rPr>
       </w:pPr>
-      <w:hyperlink w:anchor="_Toc243236172" w:history="1">
+      <w:hyperlink w:anchor="_Toc243248640" w:history="1">
         <w:r>
           <w:rPr>
             <w:rStyle w:val="Hyperlink"/>
@@ -2883,7 +2883,7 @@
             <w:noProof/>
             <w:webHidden/>
           </w:rPr>
-          <w:instrText xml:space="preserve"> PAGEREF _Toc243236172 \h </w:instrText>
+          <w:instrText xml:space="preserve"> PAGEREF _Toc243248640 \h </w:instrText>
         </w:r>
         <w:r>
           <w:rPr>
@@ -2929,7 +2929,7 @@
           <w14:ligatures w14:val="standardContextual"/>
         </w:rPr>
       </w:pPr>
-      <w:hyperlink w:anchor="_Toc243236173" w:history="1">
+      <w:hyperlink w:anchor="_Toc243248641" w:history="1">
         <w:r>
           <w:rPr>
             <w:rStyle w:val="Hyperlink"/>
@@ -2956,7 +2956,7 @@
             <w:noProof/>
             <w:webHidden/>
           </w:rPr>
-          <w:instrText xml:space="preserve"> PAGEREF _Toc243236173 \h </w:instrText>
+          <w:instrText xml:space="preserve"> PAGEREF _Toc243248641 \h </w:instrText>
         </w:r>
         <w:r>
           <w:rPr>
@@ -3002,7 +3002,7 @@
           <w14:ligatures w14:val="standardContextual"/>
         </w:rPr>
       </w:pPr>
-      <w:hyperlink w:anchor="_Toc243236174" w:history="1">
+      <w:hyperlink w:anchor="_Toc243248642" w:history="1">
         <w:r>
           <w:rPr>
             <w:rStyle w:val="Hyperlink"/>
@@ -3029,7 +3029,80 @@
             <w:noProof/>
             <w:webHidden/>
           </w:rPr>
-          <w:instrText xml:space="preserve"> PAGEREF _Toc243236174 \h </w:instrText>
+          <w:instrText xml:space="preserve"> PAGEREF _Toc243248642 \h </w:instrText>
+        </w:r>
+        <w:r>
+          <w:rPr>
+            <w:noProof/>
+            <w:webHidden/>
+          </w:rPr>
+        </w:r>
+        <w:r>
+          <w:rPr>
+            <w:noProof/>
+            <w:webHidden/>
+          </w:rPr>
+          <w:fldChar w:fldCharType="separate"/>
+        </w:r>
+        <w:r>
+          <w:rPr>
+            <w:noProof/>
+            <w:webHidden/>
+          </w:rPr>
+          <w:t>27</w:t>
+        </w:r>
+        <w:r>
+          <w:rPr>
+            <w:noProof/>
+            <w:webHidden/>
+          </w:rPr>
+          <w:fldChar w:fldCharType="end"/>
+        </w:r>
+      </w:hyperlink>
+    </w:p>
+    <w:p>
+      <w:pPr>
+        <w:pStyle w:val="TOC2"/>
+        <w:tabs>
+          <w:tab w:val="right" w:leader="dot" w:pos="9061"/>
+        </w:tabs>
+        <w:rPr>
+          <w:rFonts w:asciiTheme="minorHAnsi" w:eastAsiaTheme="minorEastAsia" w:hAnsiTheme="minorHAnsi" w:cstheme="minorBidi"/>
+          <w:noProof/>
+          <w:kern w:val="2"/>
+          <w:sz w:val="24"/>
+          <w:szCs w:val="24"/>
+          <w14:ligatures w14:val="standardContextual"/>
+        </w:rPr>
+      </w:pPr>
+      <w:hyperlink w:anchor="_Toc243248643" w:history="1">
+        <w:r>
+          <w:rPr>
+            <w:rStyle w:val="Hyperlink"/>
+            <w:noProof/>
+          </w:rPr>
+          <w:t>6.6. Testcase mô phỏng mạng bưu chính</w:t>
+        </w:r>
+        <w:r>
+          <w:rPr>
+            <w:noProof/>
+            <w:webHidden/>
+          </w:rPr>
+          <w:tab/>
+        </w:r>
+        <w:r>
+          <w:rPr>
+            <w:noProof/>
+            <w:webHidden/>
+          </w:rPr>
+          <w:fldChar w:fldCharType="begin"/>
+        </w:r>
+        <w:r>
+          <w:rPr>
+            <w:noProof/>
+            <w:webHidden/>
+          </w:rPr>
+          <w:instrText xml:space="preserve"> PAGEREF _Toc243248643 \h </w:instrText>
         </w:r>
         <w:r>
           <w:rPr>
@@ -3075,7 +3148,7 @@
           <w14:ligatures w14:val="standardContextual"/>
         </w:rPr>
       </w:pPr>
-      <w:hyperlink w:anchor="_Toc243236175" w:history="1">
+      <w:hyperlink w:anchor="_Toc243248644" w:history="1">
         <w:r>
           <w:rPr>
             <w:rStyle w:val="Hyperlink"/>
@@ -3102,7 +3175,7 @@
             <w:noProof/>
             <w:webHidden/>
           </w:rPr>
-          <w:instrText xml:space="preserve"> PAGEREF _Toc243236175 \h </w:instrText>
+          <w:instrText xml:space="preserve"> PAGEREF _Toc243248644 \h </w:instrText>
         </w:r>
         <w:r>
           <w:rPr>
@@ -3122,7 +3195,7 @@
             <w:noProof/>
             <w:webHidden/>
           </w:rPr>
-          <w:t>28</w:t>
+          <w:t>29</w:t>
         </w:r>
         <w:r>
           <w:rPr>
@@ -3148,7 +3221,7 @@
           <w14:ligatures w14:val="standardContextual"/>
         </w:rPr>
       </w:pPr>
-      <w:hyperlink w:anchor="_Toc243236176" w:history="1">
+      <w:hyperlink w:anchor="_Toc243248645" w:history="1">
         <w:r>
           <w:rPr>
             <w:rStyle w:val="Hyperlink"/>
@@ -3175,7 +3248,7 @@
             <w:noProof/>
             <w:webHidden/>
           </w:rPr>
-          <w:instrText xml:space="preserve"> PAGEREF _Toc243236176 \h </w:instrText>
+          <w:instrText xml:space="preserve"> PAGEREF _Toc243248645 \h </w:instrText>
         </w:r>
         <w:r>
           <w:rPr>
@@ -3195,7 +3268,7 @@
             <w:noProof/>
             <w:webHidden/>
           </w:rPr>
-          <w:t>28</w:t>
+          <w:t>29</w:t>
         </w:r>
         <w:r>
           <w:rPr>
@@ -3221,7 +3294,7 @@
           <w14:ligatures w14:val="standardContextual"/>
         </w:rPr>
       </w:pPr>
-      <w:hyperlink w:anchor="_Toc243236177" w:history="1">
+      <w:hyperlink w:anchor="_Toc243248646" w:history="1">
         <w:r>
           <w:rPr>
             <w:rStyle w:val="Hyperlink"/>
@@ -3248,7 +3321,7 @@
             <w:noProof/>
             <w:webHidden/>
           </w:rPr>
-          <w:instrText xml:space="preserve"> PAGEREF _Toc243236177 \h </w:instrText>
+          <w:instrText xml:space="preserve"> PAGEREF _Toc243248646 \h </w:instrText>
         </w:r>
         <w:r>
           <w:rPr>
@@ -3268,7 +3341,7 @@
             <w:noProof/>
             <w:webHidden/>
           </w:rPr>
-          <w:t>28</w:t>
+          <w:t>29</w:t>
         </w:r>
         <w:r>
           <w:rPr>
@@ -3294,7 +3367,7 @@
           <w14:ligatures w14:val="standardContextual"/>
         </w:rPr>
       </w:pPr>
-      <w:hyperlink w:anchor="_Toc243236178" w:history="1">
+      <w:hyperlink w:anchor="_Toc243248647" w:history="1">
         <w:r>
           <w:rPr>
             <w:rStyle w:val="Hyperlink"/>
@@ -3321,7 +3394,7 @@
             <w:noProof/>
             <w:webHidden/>
           </w:rPr>
-          <w:instrText xml:space="preserve"> PAGEREF _Toc243236178 \h </w:instrText>
+          <w:instrText xml:space="preserve"> PAGEREF _Toc243248647 \h </w:instrText>
         </w:r>
         <w:r>
           <w:rPr>
@@ -3341,7 +3414,7 @@
             <w:noProof/>
             <w:webHidden/>
           </w:rPr>
-          <w:t>29</w:t>
+          <w:t>30</w:t>
         </w:r>
         <w:r>
           <w:rPr>
@@ -3367,7 +3440,7 @@
           <w14:ligatures w14:val="standardContextual"/>
         </w:rPr>
       </w:pPr>
-      <w:hyperlink w:anchor="_Toc243236179" w:history="1">
+      <w:hyperlink w:anchor="_Toc243248648" w:history="1">
         <w:r>
           <w:rPr>
             <w:rStyle w:val="Hyperlink"/>
@@ -3394,7 +3467,7 @@
             <w:noProof/>
             <w:webHidden/>
           </w:rPr>
-          <w:instrText xml:space="preserve"> PAGEREF _Toc243236179 \h </w:instrText>
+          <w:instrText xml:space="preserve"> PAGEREF _Toc243248648 \h </w:instrText>
         </w:r>
         <w:r>
           <w:rPr>
@@ -3414,7 +3487,7 @@
             <w:noProof/>
             <w:webHidden/>
           </w:rPr>
-          <w:t>29</w:t>
+          <w:t>30</w:t>
         </w:r>
         <w:r>
           <w:rPr>
@@ -3440,7 +3513,7 @@
           <w14:ligatures w14:val="standardContextual"/>
         </w:rPr>
       </w:pPr>
-      <w:hyperlink w:anchor="_Toc243236180" w:history="1">
+      <w:hyperlink w:anchor="_Toc243248649" w:history="1">
         <w:r>
           <w:rPr>
             <w:rStyle w:val="Hyperlink"/>
@@ -3467,7 +3540,7 @@
             <w:noProof/>
             <w:webHidden/>
           </w:rPr>
-          <w:instrText xml:space="preserve"> PAGEREF _Toc243236180 \h </w:instrText>
+          <w:instrText xml:space="preserve"> PAGEREF _Toc243248649 \h </w:instrText>
         </w:r>
         <w:r>
           <w:rPr>
@@ -3487,7 +3560,7 @@
             <w:noProof/>
             <w:webHidden/>
           </w:rPr>
-          <w:t>30</w:t>
+          <w:t>31</w:t>
         </w:r>
         <w:r>
           <w:rPr>
@@ -3513,7 +3586,7 @@
           <w14:ligatures w14:val="standardContextual"/>
         </w:rPr>
       </w:pPr>
-      <w:hyperlink w:anchor="_Toc243236181" w:history="1">
+      <w:hyperlink w:anchor="_Toc243248650" w:history="1">
         <w:r>
           <w:rPr>
             <w:rStyle w:val="Hyperlink"/>
@@ -3540,7 +3613,7 @@
             <w:noProof/>
             <w:webHidden/>
           </w:rPr>
-          <w:instrText xml:space="preserve"> PAGEREF _Toc243236181 \h </w:instrText>
+          <w:instrText xml:space="preserve"> PAGEREF _Toc243248650 \h </w:instrText>
         </w:r>
         <w:r>
           <w:rPr>
@@ -3560,7 +3633,7 @@
             <w:noProof/>
             <w:webHidden/>
           </w:rPr>
-          <w:t>30</w:t>
+          <w:t>31</w:t>
         </w:r>
         <w:r>
           <w:rPr>
@@ -3586,7 +3659,7 @@
           <w14:ligatures w14:val="standardContextual"/>
         </w:rPr>
       </w:pPr>
-      <w:hyperlink w:anchor="_Toc243236182" w:history="1">
+      <w:hyperlink w:anchor="_Toc243248651" w:history="1">
         <w:r>
           <w:rPr>
             <w:rStyle w:val="Hyperlink"/>
@@ -3613,7 +3686,7 @@
             <w:noProof/>
             <w:webHidden/>
           </w:rPr>
-          <w:instrText xml:space="preserve"> PAGEREF _Toc243236182 \h </w:instrText>
+          <w:instrText xml:space="preserve"> PAGEREF _Toc243248651 \h </w:instrText>
         </w:r>
         <w:r>
           <w:rPr>
@@ -3633,7 +3706,7 @@
             <w:noProof/>
             <w:webHidden/>
           </w:rPr>
-          <w:t>30</w:t>
+          <w:t>31</w:t>
         </w:r>
         <w:r>
           <w:rPr>
@@ -3659,7 +3732,7 @@
           <w14:ligatures w14:val="standardContextual"/>
         </w:rPr>
       </w:pPr>
-      <w:hyperlink w:anchor="_Toc243236183" w:history="1">
+      <w:hyperlink w:anchor="_Toc243248652" w:history="1">
         <w:r>
           <w:rPr>
             <w:rStyle w:val="Hyperlink"/>
@@ -3686,7 +3759,7 @@
             <w:noProof/>
             <w:webHidden/>
           </w:rPr>
-          <w:instrText xml:space="preserve"> PAGEREF _Toc243236183 \h </w:instrText>
+          <w:instrText xml:space="preserve"> PAGEREF _Toc243248652 \h </w:instrText>
         </w:r>
         <w:r>
           <w:rPr>
@@ -3706,7 +3779,7 @@
             <w:noProof/>
             <w:webHidden/>
           </w:rPr>
-          <w:t>31</w:t>
+          <w:t>32</w:t>
         </w:r>
         <w:r>
           <w:rPr>
@@ -3732,7 +3805,7 @@
           <w14:ligatures w14:val="standardContextual"/>
         </w:rPr>
       </w:pPr>
-      <w:hyperlink w:anchor="_Toc243236184" w:history="1">
+      <w:hyperlink w:anchor="_Toc243248653" w:history="1">
         <w:r>
           <w:rPr>
             <w:rStyle w:val="Hyperlink"/>
@@ -3759,7 +3832,7 @@
             <w:noProof/>
             <w:webHidden/>
           </w:rPr>
-          <w:instrText xml:space="preserve"> PAGEREF _Toc243236184 \h </w:instrText>
+          <w:instrText xml:space="preserve"> PAGEREF _Toc243248653 \h </w:instrText>
         </w:r>
         <w:r>
           <w:rPr>
@@ -3779,7 +3852,7 @@
             <w:noProof/>
             <w:webHidden/>
           </w:rPr>
-          <w:t>31</w:t>
+          <w:t>32</w:t>
         </w:r>
         <w:r>
           <w:rPr>
@@ -3805,7 +3878,7 @@
           <w14:ligatures w14:val="standardContextual"/>
         </w:rPr>
       </w:pPr>
-      <w:hyperlink w:anchor="_Toc243236185" w:history="1">
+      <w:hyperlink w:anchor="_Toc243248654" w:history="1">
         <w:r>
           <w:rPr>
             <w:rStyle w:val="Hyperlink"/>
@@ -3832,7 +3905,7 @@
             <w:noProof/>
             <w:webHidden/>
           </w:rPr>
-          <w:instrText xml:space="preserve"> PAGEREF _Toc243236185 \h </w:instrText>
+          <w:instrText xml:space="preserve"> PAGEREF _Toc243248654 \h </w:instrText>
         </w:r>
         <w:r>
           <w:rPr>
@@ -3852,7 +3925,7 @@
             <w:noProof/>
             <w:webHidden/>
           </w:rPr>
-          <w:t>32</w:t>
+          <w:t>33</w:t>
         </w:r>
         <w:r>
           <w:rPr>
@@ -3878,7 +3951,7 @@
           <w14:ligatures w14:val="standardContextual"/>
         </w:rPr>
       </w:pPr>
-      <w:hyperlink w:anchor="_Toc243236186" w:history="1">
+      <w:hyperlink w:anchor="_Toc243248655" w:history="1">
         <w:r>
           <w:rPr>
             <w:rStyle w:val="Hyperlink"/>
@@ -3905,7 +3978,7 @@
             <w:noProof/>
             <w:webHidden/>
           </w:rPr>
-          <w:instrText xml:space="preserve"> PAGEREF _Toc243236186 \h </w:instrText>
+          <w:instrText xml:space="preserve"> PAGEREF _Toc243248655 \h </w:instrText>
         </w:r>
         <w:r>
           <w:rPr>
@@ -3925,7 +3998,7 @@
             <w:noProof/>
             <w:webHidden/>
           </w:rPr>
-          <w:t>32</w:t>
+          <w:t>33</w:t>
         </w:r>
         <w:r>
           <w:rPr>
@@ -3951,7 +4024,7 @@
           <w14:ligatures w14:val="standardContextual"/>
         </w:rPr>
       </w:pPr>
-      <w:hyperlink w:anchor="_Toc243236187" w:history="1">
+      <w:hyperlink w:anchor="_Toc243248656" w:history="1">
         <w:r>
           <w:rPr>
             <w:rStyle w:val="Hyperlink"/>
@@ -3978,7 +4051,7 @@
             <w:noProof/>
             <w:webHidden/>
           </w:rPr>
-          <w:instrText xml:space="preserve"> PAGEREF _Toc243236187 \h </w:instrText>
+          <w:instrText xml:space="preserve"> PAGEREF _Toc243248656 \h </w:instrText>
         </w:r>
         <w:r>
           <w:rPr>
@@ -3998,7 +4071,7 @@
             <w:noProof/>
             <w:webHidden/>
           </w:rPr>
-          <w:t>33</w:t>
+          <w:t>34</w:t>
         </w:r>
         <w:r>
           <w:rPr>
@@ -4024,7 +4097,7 @@
           <w14:ligatures w14:val="standardContextual"/>
         </w:rPr>
       </w:pPr>
-      <w:hyperlink w:anchor="_Toc243236188" w:history="1">
+      <w:hyperlink w:anchor="_Toc243248657" w:history="1">
         <w:r>
           <w:rPr>
             <w:rStyle w:val="Hyperlink"/>
@@ -4051,7 +4124,7 @@
             <w:noProof/>
             <w:webHidden/>
           </w:rPr>
-          <w:instrText xml:space="preserve"> PAGEREF _Toc243236188 \h </w:instrText>
+          <w:instrText xml:space="preserve"> PAGEREF _Toc243248657 \h </w:instrText>
         </w:r>
         <w:r>
           <w:rPr>
@@ -4071,7 +4144,7 @@
             <w:noProof/>
             <w:webHidden/>
           </w:rPr>
-          <w:t>33</w:t>
+          <w:t>34</w:t>
         </w:r>
         <w:r>
           <w:rPr>
@@ -4097,7 +4170,7 @@
           <w14:ligatures w14:val="standardContextual"/>
         </w:rPr>
       </w:pPr>
-      <w:hyperlink w:anchor="_Toc243236189" w:history="1">
+      <w:hyperlink w:anchor="_Toc243248658" w:history="1">
         <w:r>
           <w:rPr>
             <w:rStyle w:val="Hyperlink"/>
@@ -4124,7 +4197,7 @@
             <w:noProof/>
             <w:webHidden/>
           </w:rPr>
-          <w:instrText xml:space="preserve"> PAGEREF _Toc243236189 \h </w:instrText>
+          <w:instrText xml:space="preserve"> PAGEREF _Toc243248658 \h </w:instrText>
         </w:r>
         <w:r>
           <w:rPr>
@@ -4144,7 +4217,7 @@
             <w:noProof/>
             <w:webHidden/>
           </w:rPr>
-          <w:t>33</w:t>
+          <w:t>34</w:t>
         </w:r>
         <w:r>
           <w:rPr>
@@ -4170,7 +4243,7 @@
           <w14:ligatures w14:val="standardContextual"/>
         </w:rPr>
       </w:pPr>
-      <w:hyperlink w:anchor="_Toc243236190" w:history="1">
+      <w:hyperlink w:anchor="_Toc243248659" w:history="1">
         <w:r>
           <w:rPr>
             <w:rStyle w:val="Hyperlink"/>
@@ -4197,7 +4270,7 @@
             <w:noProof/>
             <w:webHidden/>
           </w:rPr>
-          <w:instrText xml:space="preserve"> PAGEREF _Toc243236190 \h </w:instrText>
+          <w:instrText xml:space="preserve"> PAGEREF _Toc243248659 \h </w:instrText>
         </w:r>
         <w:r>
           <w:rPr>
@@ -4217,7 +4290,7 @@
             <w:noProof/>
             <w:webHidden/>
           </w:rPr>
-          <w:t>33</w:t>
+          <w:t>34</w:t>
         </w:r>
         <w:r>
           <w:rPr>
@@ -4243,7 +4316,7 @@
           <w14:ligatures w14:val="standardContextual"/>
         </w:rPr>
       </w:pPr>
-      <w:hyperlink w:anchor="_Toc243236191" w:history="1">
+      <w:hyperlink w:anchor="_Toc243248660" w:history="1">
         <w:r>
           <w:rPr>
             <w:rStyle w:val="Hyperlink"/>
@@ -4270,7 +4343,7 @@
             <w:noProof/>
             <w:webHidden/>
           </w:rPr>
-          <w:instrText xml:space="preserve"> PAGEREF _Toc243236191 \h </w:instrText>
+          <w:instrText xml:space="preserve"> PAGEREF _Toc243248660 \h </w:instrText>
         </w:r>
         <w:r>
           <w:rPr>
@@ -4290,7 +4363,7 @@
             <w:noProof/>
             <w:webHidden/>
           </w:rPr>
-          <w:t>34</w:t>
+          <w:t>35</w:t>
         </w:r>
         <w:r>
           <w:rPr>
@@ -4311,7 +4384,7 @@
         <w:pStyle w:val="Heading1"/>
         <w:pageBreakBefore/>
       </w:pPr>
-      <w:bookmarkStart w:id="0" w:name="_Toc243236137"/>
+      <w:bookmarkStart w:id="0" w:name="_Toc243248605"/>
       <w:r>
         <w:lastRenderedPageBreak/>
         <w:t>Ghi chú về bản nháp này</w:t>
@@ -4405,7 +4478,7 @@
         <w:pStyle w:val="Heading1"/>
         <w:pageBreakBefore/>
       </w:pPr>
-      <w:bookmarkStart w:id="1" w:name="_Toc243236138"/>
+      <w:bookmarkStart w:id="1" w:name="_Toc243248606"/>
       <w:r>
         <w:lastRenderedPageBreak/>
         <w:t>Chương 1. Giới thiệu</w:t>
@@ -4416,7 +4489,7 @@
       <w:pPr>
         <w:pStyle w:val="Heading2"/>
       </w:pPr>
-      <w:bookmarkStart w:id="2" w:name="_Toc243236139"/>
+      <w:bookmarkStart w:id="2" w:name="_Toc243248607"/>
       <w:r>
         <w:t>1.1. Bài toán đường đi ngắn nhất một nguồn</w:t>
       </w:r>
@@ -4444,7 +4517,7 @@
       <w:pPr>
         <w:pStyle w:val="Heading2"/>
       </w:pPr>
-      <w:bookmarkStart w:id="3" w:name="_Toc243236140"/>
+      <w:bookmarkStart w:id="3" w:name="_Toc243248608"/>
       <w:r>
         <w:t>1.2. Mục tiêu đồ án</w:t>
       </w:r>
@@ -4499,7 +4572,7 @@
       <w:pPr>
         <w:pStyle w:val="Heading2"/>
       </w:pPr>
-      <w:bookmarkStart w:id="4" w:name="_Toc243236141"/>
+      <w:bookmarkStart w:id="4" w:name="_Toc243248609"/>
       <w:r>
         <w:t>1.3. Phạm vi</w:t>
       </w:r>
@@ -4701,7 +4774,7 @@
       <w:pPr>
         <w:pStyle w:val="Heading2"/>
       </w:pPr>
-      <w:bookmarkStart w:id="5" w:name="_Toc243236142"/>
+      <w:bookmarkStart w:id="5" w:name="_Toc243248610"/>
       <w:r>
         <w:t>1.4. Sản phẩm nộp</w:t>
       </w:r>
@@ -4912,7 +4985,7 @@
               <w:rPr>
                 <w:sz w:val="22"/>
               </w:rPr>
-              <w:t xml:space="preserve">44 test chia 5 nhóm, mỗi test gồm </w:t>
+              <w:t xml:space="preserve">45 test chia 5 nhóm, mỗi test gồm </w:t>
             </w:r>
             <w:r>
               <w:rPr>
@@ -5119,7 +5192,7 @@
       <w:pPr>
         <w:pStyle w:val="Heading2"/>
       </w:pPr>
-      <w:bookmarkStart w:id="6" w:name="_Toc243236143"/>
+      <w:bookmarkStart w:id="6" w:name="_Toc243248611"/>
       <w:r>
         <w:t>1.5. Bố cục báo cáo</w:t>
       </w:r>
@@ -5139,7 +5212,7 @@
         <w:pStyle w:val="Heading1"/>
         <w:pageBreakBefore/>
       </w:pPr>
-      <w:bookmarkStart w:id="7" w:name="_Toc243236144"/>
+      <w:bookmarkStart w:id="7" w:name="_Toc243248612"/>
       <w:r>
         <w:lastRenderedPageBreak/>
         <w:t>Chương 2. Cơ sở lý thuyết</w:t>
@@ -5150,7 +5223,7 @@
       <w:pPr>
         <w:pStyle w:val="Heading2"/>
       </w:pPr>
-      <w:bookmarkStart w:id="8" w:name="_Toc243236145"/>
+      <w:bookmarkStart w:id="8" w:name="_Toc243248613"/>
       <w:r>
         <w:t>2.1. Ba chiến lược giải cùng một bài toán</w:t>
       </w:r>
@@ -5522,7 +5595,7 @@
       <w:pPr>
         <w:pStyle w:val="Heading2"/>
       </w:pPr>
-      <w:bookmarkStart w:id="9" w:name="_Toc243236146"/>
+      <w:bookmarkStart w:id="9" w:name="_Toc243248614"/>
       <w:r>
         <w:t>2.2. Thuật toán Dijkstra</w:t>
       </w:r>
@@ -5852,7 +5925,7 @@
       <w:pPr>
         <w:pStyle w:val="Heading2"/>
       </w:pPr>
-      <w:bookmarkStart w:id="10" w:name="_Toc243236147"/>
+      <w:bookmarkStart w:id="10" w:name="_Toc243248615"/>
       <w:r>
         <w:t>2.3. Min-heap nhị phân và lazy deletion</w:t>
       </w:r>
@@ -5937,7 +6010,7 @@
       <w:pPr>
         <w:pStyle w:val="Heading2"/>
       </w:pPr>
-      <w:bookmarkStart w:id="11" w:name="_Toc243236148"/>
+      <w:bookmarkStart w:id="11" w:name="_Toc243248616"/>
       <w:r>
         <w:t>2.4. Bellman-Ford (quy hoạch động)</w:t>
       </w:r>
@@ -6001,7 +6074,7 @@
       <w:pPr>
         <w:pStyle w:val="Heading2"/>
       </w:pPr>
-      <w:bookmarkStart w:id="12" w:name="_Toc243236149"/>
+      <w:bookmarkStart w:id="12" w:name="_Toc243248617"/>
       <w:r>
         <w:t>2.5. Vì sao Dijkstra sai khi có cạnh âm</w:t>
       </w:r>
@@ -6068,7 +6141,7 @@
       <w:pPr>
         <w:pStyle w:val="Heading2"/>
       </w:pPr>
-      <w:bookmarkStart w:id="13" w:name="_Toc243236150"/>
+      <w:bookmarkStart w:id="13" w:name="_Toc243248618"/>
       <w:r>
         <w:t>2.6. So sánh tổng hợp</w:t>
       </w:r>
@@ -6612,7 +6685,7 @@
         <w:pStyle w:val="Heading1"/>
         <w:pageBreakBefore/>
       </w:pPr>
-      <w:bookmarkStart w:id="14" w:name="_Toc243236151"/>
+      <w:bookmarkStart w:id="14" w:name="_Toc243248619"/>
       <w:r>
         <w:lastRenderedPageBreak/>
         <w:t>Chương 3. Phân tích và thiết kế</w:t>
@@ -6623,7 +6696,7 @@
       <w:pPr>
         <w:pStyle w:val="Heading2"/>
       </w:pPr>
-      <w:bookmarkStart w:id="15" w:name="_Toc243236152"/>
+      <w:bookmarkStart w:id="15" w:name="_Toc243248620"/>
       <w:r>
         <w:t>3.1. Yêu cầu chức năng</w:t>
       </w:r>
@@ -6678,7 +6751,7 @@
       <w:pPr>
         <w:pStyle w:val="Heading2"/>
       </w:pPr>
-      <w:bookmarkStart w:id="16" w:name="_Toc243236153"/>
+      <w:bookmarkStart w:id="16" w:name="_Toc243248621"/>
       <w:r>
         <w:t>3.2. Kiến trúc: lõi sinh trace, giao diện chỉ phát lại</w:t>
       </w:r>
@@ -7472,7 +7545,7 @@
       <w:pPr>
         <w:pStyle w:val="Heading2"/>
       </w:pPr>
-      <w:bookmarkStart w:id="17" w:name="_Toc243236154"/>
+      <w:bookmarkStart w:id="17" w:name="_Toc243248622"/>
       <w:r>
         <w:t>3.3. Cấu trúc một bước trace</w:t>
       </w:r>
@@ -7993,7 +8066,7 @@
       <w:pPr>
         <w:pStyle w:val="Heading2"/>
       </w:pPr>
-      <w:bookmarkStart w:id="18" w:name="_Toc243236155"/>
+      <w:bookmarkStart w:id="18" w:name="_Toc243248623"/>
       <w:r>
         <w:t>3.4. Hàm relax(edge, t)</w:t>
       </w:r>
@@ -8032,7 +8105,7 @@
       <w:pPr>
         <w:pStyle w:val="Heading2"/>
       </w:pPr>
-      <w:bookmarkStart w:id="19" w:name="_Toc243236156"/>
+      <w:bookmarkStart w:id="19" w:name="_Toc243248624"/>
       <w:r>
         <w:t>3.5. Định dạng input/output và xử lý lỗi</w:t>
       </w:r>
@@ -8189,7 +8262,7 @@
       <w:pPr>
         <w:pStyle w:val="Heading2"/>
       </w:pPr>
-      <w:bookmarkStart w:id="20" w:name="_Toc243236157"/>
+      <w:bookmarkStart w:id="20" w:name="_Toc243248625"/>
       <w:r>
         <w:lastRenderedPageBreak/>
         <w:t>3.6. Các quyết định thiết kế</w:t>
@@ -8741,7 +8814,7 @@
         <w:pStyle w:val="Heading1"/>
         <w:pageBreakBefore/>
       </w:pPr>
-      <w:bookmarkStart w:id="21" w:name="_Toc243236158"/>
+      <w:bookmarkStart w:id="21" w:name="_Toc243248626"/>
       <w:r>
         <w:lastRenderedPageBreak/>
         <w:t>Chương 4. Cài đặt và giao diện</w:t>
@@ -8752,7 +8825,7 @@
       <w:pPr>
         <w:pStyle w:val="Heading2"/>
       </w:pPr>
-      <w:bookmarkStart w:id="22" w:name="_Toc243236159"/>
+      <w:bookmarkStart w:id="22" w:name="_Toc243248627"/>
       <w:r>
         <w:t>4.1. Vòng lặp chính của Dijkstra (min-heap)</w:t>
       </w:r>
@@ -9126,7 +9199,7 @@
       <w:pPr>
         <w:pStyle w:val="Heading2"/>
       </w:pPr>
-      <w:bookmarkStart w:id="23" w:name="_Toc243236160"/>
+      <w:bookmarkStart w:id="23" w:name="_Toc243248628"/>
       <w:r>
         <w:t>4.2. Min-heap: thao tác sift-down</w:t>
       </w:r>
@@ -9324,7 +9397,7 @@
       <w:pPr>
         <w:pStyle w:val="Heading2"/>
       </w:pPr>
-      <w:bookmarkStart w:id="24" w:name="_Toc243236161"/>
+      <w:bookmarkStart w:id="24" w:name="_Toc243248629"/>
       <w:r>
         <w:lastRenderedPageBreak/>
         <w:t>4.3. Giao diện</w:t>
@@ -9902,7 +9975,7 @@
       <w:pPr>
         <w:pStyle w:val="Heading2"/>
       </w:pPr>
-      <w:bookmarkStart w:id="25" w:name="_Toc243236162"/>
+      <w:bookmarkStart w:id="25" w:name="_Toc243248630"/>
       <w:r>
         <w:t>4.4. Cách chạy</w:t>
       </w:r>
@@ -10035,7 +10108,7 @@
         <w:pStyle w:val="Heading1"/>
         <w:pageBreakBefore/>
       </w:pPr>
-      <w:bookmarkStart w:id="26" w:name="_Toc243236163"/>
+      <w:bookmarkStart w:id="26" w:name="_Toc243248631"/>
       <w:r>
         <w:lastRenderedPageBreak/>
         <w:t>Chương 5. Ví dụ minh họa thống nhất</w:t>
@@ -10046,7 +10119,7 @@
       <w:pPr>
         <w:pStyle w:val="Heading2"/>
       </w:pPr>
-      <w:bookmarkStart w:id="27" w:name="_Toc243236164"/>
+      <w:bookmarkStart w:id="27" w:name="_Toc243248632"/>
       <w:r>
         <w:t>5.1. Đồ thị ví dụ</w:t>
       </w:r>
@@ -10377,7 +10450,7 @@
       <w:pPr>
         <w:pStyle w:val="Heading2"/>
       </w:pPr>
-      <w:bookmarkStart w:id="28" w:name="_Toc243236165"/>
+      <w:bookmarkStart w:id="28" w:name="_Toc243248633"/>
       <w:r>
         <w:t>5.2. Dijkstra (min-heap): toàn bộ 23 bước</w:t>
       </w:r>
@@ -12555,7 +12628,7 @@
       <w:pPr>
         <w:pStyle w:val="Heading2"/>
       </w:pPr>
-      <w:bookmarkStart w:id="29" w:name="_Toc243236166"/>
+      <w:bookmarkStart w:id="29" w:name="_Toc243248634"/>
       <w:r>
         <w:t>5.3. Các bước đáng chú ý</w:t>
       </w:r>
@@ -12914,7 +12987,7 @@
       <w:pPr>
         <w:pStyle w:val="Heading2"/>
       </w:pPr>
-      <w:bookmarkStart w:id="30" w:name="_Toc243236167"/>
+      <w:bookmarkStart w:id="30" w:name="_Toc243248635"/>
       <w:r>
         <w:t>5.4. Cùng đồ thị với Dijkstra mảng và Bellman-Ford</w:t>
       </w:r>
@@ -13361,7 +13434,7 @@
       <w:pPr>
         <w:pStyle w:val="Heading2"/>
       </w:pPr>
-      <w:bookmarkStart w:id="31" w:name="_Toc243236168"/>
+      <w:bookmarkStart w:id="31" w:name="_Toc243248636"/>
       <w:r>
         <w:t>5.5. Cạnh âm và chu trình âm</w:t>
       </w:r>
@@ -13545,7 +13618,7 @@
         <w:pStyle w:val="Heading1"/>
         <w:pageBreakBefore/>
       </w:pPr>
-      <w:bookmarkStart w:id="32" w:name="_Toc243236169"/>
+      <w:bookmarkStart w:id="32" w:name="_Toc243248637"/>
       <w:r>
         <w:lastRenderedPageBreak/>
         <w:t>Chương 6. Kiểm thử</w:t>
@@ -13556,7 +13629,7 @@
       <w:pPr>
         <w:pStyle w:val="Heading2"/>
       </w:pPr>
-      <w:bookmarkStart w:id="33" w:name="_Toc243236170"/>
+      <w:bookmarkStart w:id="33" w:name="_Toc243248638"/>
       <w:r>
         <w:t>6.1. Chiến lược</w:t>
       </w:r>
@@ -13631,7 +13704,7 @@
       <w:pPr>
         <w:pStyle w:val="Heading2"/>
       </w:pPr>
-      <w:bookmarkStart w:id="34" w:name="_Toc243236171"/>
+      <w:bookmarkStart w:id="34" w:name="_Toc243248639"/>
       <w:r>
         <w:t>6.2. Bộ testcase</w:t>
       </w:r>
@@ -13655,7 +13728,7 @@
           <w:i/>
           <w:sz w:val="24"/>
         </w:rPr>
-        <w:t>Năm nhóm testcase (44 test)</w:t>
+        <w:t>Năm nhóm testcase (45 test)</w:t>
       </w:r>
     </w:p>
     <w:tbl>
@@ -13875,7 +13948,7 @@
               <w:rPr>
                 <w:sz w:val="22"/>
               </w:rPr>
-              <w:t>9</w:t>
+              <w:t>10</w:t>
             </w:r>
           </w:p>
         </w:tc>
@@ -13891,7 +13964,7 @@
               <w:rPr>
                 <w:sz w:val="22"/>
               </w:rPr>
-              <w:t>Cạnh âm (Dijkstra phải báo lỗi); chu trình âm tới được / không tới được từ s; chu trình tổng 0; đồ thị đầy đủ; hình sao; lưới nhiều đường bằng nhau; nhiều phần tử cũ trong heap.</w:t>
+              <w:t>Cạnh âm (Dijkstra phải báo lỗi); chu trình âm tới được / không tới được từ s; chu trình tổng 0; đồ thị đầy đủ; hình sao; lưới nhiều đường bằng nhau; nhiều phần tử cũ trong heap; mạng bưu chính mô phỏng thực tế 1250 điểm (mục 6.6).</w:t>
             </w:r>
           </w:p>
         </w:tc>
@@ -14016,7 +14089,7 @@
       <w:pPr>
         <w:pStyle w:val="Heading2"/>
       </w:pPr>
-      <w:bookmarkStart w:id="35" w:name="_Toc243236172"/>
+      <w:bookmarkStart w:id="35" w:name="_Toc243248640"/>
       <w:r>
         <w:t>6.3. Cách chấm</w:t>
       </w:r>
@@ -14082,7 +14155,7 @@
       <w:pPr>
         <w:pStyle w:val="Heading2"/>
       </w:pPr>
-      <w:bookmarkStart w:id="36" w:name="_Toc243236173"/>
+      <w:bookmarkStart w:id="36" w:name="_Toc243248641"/>
       <w:r>
         <w:t>6.4. Kết quả</w:t>
       </w:r>
@@ -14101,13 +14174,13 @@
         <w:t>node scripts/run-tests.js</w:t>
       </w:r>
       <w:r>
-        <w:t xml:space="preserve"> chạy 44 test × 3 thuật toán: </w:t>
+        <w:t xml:space="preserve"> chạy 45 test × 3 thuật toán: </w:t>
       </w:r>
       <w:r>
         <w:rPr>
           <w:b/>
         </w:rPr>
-        <w:t>128 đạt, 0 không đạt, 4 bỏ qua</w:t>
+        <w:t>131 đạt, 0 không đạt, 4 bỏ qua</w:t>
       </w:r>
       <w:r>
         <w:t xml:space="preserve">. Bốn lượt bỏ qua là Dijkstra mảng trên các test n ≥ 48 400 (O(V²) quá chậm). </w:t>
@@ -14628,7 +14701,7 @@
       <w:pPr>
         <w:pStyle w:val="Heading2"/>
       </w:pPr>
-      <w:bookmarkStart w:id="37" w:name="_Toc243236174"/>
+      <w:bookmarkStart w:id="37" w:name="_Toc243248642"/>
       <w:r>
         <w:t>6.5. Bộ test có bắt được lỗi không? (mutation test)</w:t>
       </w:r>
@@ -14722,25 +14795,105 @@
     </w:p>
     <w:p>
       <w:pPr>
+        <w:pStyle w:val="Heading2"/>
+      </w:pPr>
+      <w:bookmarkStart w:id="38" w:name="_Toc243248643"/>
+      <w:r>
+        <w:t>6.6. Testcase mô phỏng mạng bưu chính</w:t>
+      </w:r>
+      <w:bookmarkEnd w:id="38"/>
+    </w:p>
+    <w:p>
+      <w:pPr>
+        <w:ind w:firstLine="567"/>
+        <w:jc w:val="both"/>
+      </w:pPr>
+      <w:r>
+        <w:t>Sinh viên yêu cầu bổ sung một test gần với dữ liệu thực tế: hành trình giao hàng trên mạng bưu chính, nơi các trung tâm khai thác nối với nhau rất dày còn các bưu cục chỉ nối về trung tâm phụ trách. Test được sinh bằng hàm postalNetwork trong scripts/generators.js, có seed như các test khác, lưu ở 3_Testcase/dac-biet/10-mang-buu-chinh. Trọng số là số phút di chuyển, tính từ khoảng cách trên một bản đồ giả lập dọc 1650 km chia ba vùng.</w:t>
+      </w:r>
+    </w:p>
+    <w:p>
+      <w:pPr>
+        <w:pStyle w:val="ListBullet"/>
+        <w:jc w:val="both"/>
+      </w:pPr>
+      <w:r>
+        <w:rPr>
+          <w:b/>
+        </w:rPr>
+        <w:t>1250 đỉnh, 2978 cạnh (hai chiều):</w:t>
+      </w:r>
+      <w:r>
+        <w:t xml:space="preserve"> 3 trung tâm khai thác (TTKT) vùng Hà Nội, Đà Nẵng, TP.HCM; 63 TTKT tỉnh; 1184 bưu cục.</w:t>
+      </w:r>
+    </w:p>
+    <w:p>
+      <w:pPr>
+        <w:pStyle w:val="ListBullet"/>
+        <w:jc w:val="both"/>
+      </w:pPr>
+      <w:r>
+        <w:rPr>
+          <w:b/>
+        </w:rPr>
+        <w:t>Dày ở trung tâm:</w:t>
+      </w:r>
+      <w:r>
+        <w:t xml:space="preserve"> 3 TTKT vùng nối nhau; TTKT vùng nối mọi TTKT tỉnh trong vùng và trực tiếp phục vụ bưu cục nội thành (bậc 117–136); mỗi TTKT tỉnh nối thêm 3 TTKT tỉnh gần nhất cùng vùng (bậc 11–31, trung bình 20,5).</w:t>
+      </w:r>
+    </w:p>
+    <w:p>
+      <w:pPr>
+        <w:pStyle w:val="ListBullet"/>
+        <w:jc w:val="both"/>
+      </w:pPr>
+      <w:r>
+        <w:rPr>
+          <w:b/>
+        </w:rPr>
+        <w:lastRenderedPageBreak/>
+        <w:t>Thưa ở bưu cục:</w:t>
+      </w:r>
+      <w:r>
+        <w:t xml:space="preserve"> bưu cục không nối với nhau; 1069 bưu cục chỉ có 1 tuyến về TTKT, 115 bưu cục có thêm tuyến về TTKT gần thứ hai.</w:t>
+      </w:r>
+    </w:p>
+    <w:p>
+      <w:pPr>
+        <w:pStyle w:val="ListBullet"/>
+        <w:jc w:val="both"/>
+      </w:pPr>
+      <w:r>
+        <w:rPr>
+          <w:b/>
+        </w:rPr>
+        <w:t>Kết quả:</w:t>
+      </w:r>
+      <w:r>
+        <w:t xml:space="preserve"> gửi từ bưu cục 67 (miền Bắc) tới bưu cục 171 (xa nhất miền Nam) mất 560 phút, theo hành trình 67 → 14 → 1 → 3 → 55 → 171: bưu cục → TTKT tỉnh → TTKT Hà Nội → TTKT TP.HCM → TTKT tỉnh → bưu cục, đúng cách hàng đi qua các trung tâm khai thác. Cả 3 thuật toán đều đạt (heap 4,4 ms, mảng 10,6 ms, Bellman-Ford 4,8 ms).</w:t>
+      </w:r>
+    </w:p>
+    <w:p>
+      <w:pPr>
         <w:pStyle w:val="Heading1"/>
         <w:pageBreakBefore/>
       </w:pPr>
-      <w:bookmarkStart w:id="38" w:name="_Toc243236175"/>
+      <w:bookmarkStart w:id="39" w:name="_Toc243248644"/>
       <w:r>
         <w:lastRenderedPageBreak/>
         <w:t>Chương 7. Đánh giá hiệu năng</w:t>
       </w:r>
-      <w:bookmarkEnd w:id="38"/>
+      <w:bookmarkEnd w:id="39"/>
     </w:p>
     <w:p>
       <w:pPr>
         <w:pStyle w:val="Heading2"/>
       </w:pPr>
-      <w:bookmarkStart w:id="39" w:name="_Toc243236176"/>
+      <w:bookmarkStart w:id="40" w:name="_Toc243248645"/>
       <w:r>
         <w:t>7.1. Thiết lập</w:t>
       </w:r>
-      <w:bookmarkEnd w:id="39"/>
+      <w:bookmarkEnd w:id="40"/>
     </w:p>
     <w:p>
       <w:pPr>
@@ -14803,11 +14956,11 @@
       <w:pPr>
         <w:pStyle w:val="Heading2"/>
       </w:pPr>
-      <w:bookmarkStart w:id="40" w:name="_Toc243236177"/>
+      <w:bookmarkStart w:id="41" w:name="_Toc243248646"/>
       <w:r>
         <w:t>7.2. Đồ thị thưa</w:t>
       </w:r>
-      <w:bookmarkEnd w:id="40"/>
+      <w:bookmarkEnd w:id="41"/>
     </w:p>
     <w:p>
       <w:pPr>
@@ -15657,12 +15810,12 @@
       <w:pPr>
         <w:pStyle w:val="Heading2"/>
       </w:pPr>
-      <w:bookmarkStart w:id="41" w:name="_Toc243236178"/>
+      <w:bookmarkStart w:id="42" w:name="_Toc243248647"/>
       <w:r>
         <w:lastRenderedPageBreak/>
         <w:t>7.3. Đồ thị dày</w:t>
       </w:r>
-      <w:bookmarkEnd w:id="41"/>
+      <w:bookmarkEnd w:id="42"/>
     </w:p>
     <w:p>
       <w:pPr>
@@ -16332,11 +16485,11 @@
       <w:pPr>
         <w:pStyle w:val="Heading2"/>
       </w:pPr>
-      <w:bookmarkStart w:id="42" w:name="_Toc243236179"/>
+      <w:bookmarkStart w:id="43" w:name="_Toc243248648"/>
       <w:r>
         <w:t>7.4. Nhận xét</w:t>
       </w:r>
-      <w:bookmarkEnd w:id="42"/>
+      <w:bookmarkEnd w:id="43"/>
     </w:p>
     <w:p>
       <w:pPr>
@@ -16398,12 +16551,12 @@
         <w:pStyle w:val="Heading1"/>
         <w:pageBreakBefore/>
       </w:pPr>
-      <w:bookmarkStart w:id="43" w:name="_Toc243236180"/>
+      <w:bookmarkStart w:id="44" w:name="_Toc243248649"/>
       <w:r>
         <w:lastRenderedPageBreak/>
         <w:t>Chương 8. Quá trình xây dựng và sử dụng AI</w:t>
       </w:r>
-      <w:bookmarkEnd w:id="43"/>
+      <w:bookmarkEnd w:id="44"/>
     </w:p>
     <w:p>
       <w:pPr>
@@ -16428,11 +16581,11 @@
       <w:pPr>
         <w:pStyle w:val="Heading2"/>
       </w:pPr>
-      <w:bookmarkStart w:id="44" w:name="_Toc243236181"/>
+      <w:bookmarkStart w:id="45" w:name="_Toc243248650"/>
       <w:r>
         <w:t>8.1. Công cụ và cách tổ chức làm việc</w:t>
       </w:r>
-      <w:bookmarkEnd w:id="44"/>
+      <w:bookmarkEnd w:id="45"/>
     </w:p>
     <w:p>
       <w:pPr>
@@ -16807,11 +16960,11 @@
       <w:pPr>
         <w:pStyle w:val="Heading2"/>
       </w:pPr>
-      <w:bookmarkStart w:id="45" w:name="_Toc243236182"/>
+      <w:bookmarkStart w:id="46" w:name="_Toc243248651"/>
       <w:r>
         <w:t>8.2. Dòng thời gian</w:t>
       </w:r>
-      <w:bookmarkEnd w:id="45"/>
+      <w:bookmarkEnd w:id="46"/>
     </w:p>
     <w:p>
       <w:pPr>
@@ -17963,6 +18116,91 @@
           </w:p>
         </w:tc>
       </w:tr>
+      <w:tr>
+        <w:trPr>
+          <w:jc w:val="center"/>
+        </w:trPr>
+        <w:tc>
+          <w:tcPr>
+            <w:tcW w:w="680" w:type="dxa"/>
+          </w:tcPr>
+          <w:p>
+            <w:pPr>
+              <w:spacing w:after="0" w:line="264" w:lineRule="auto"/>
+            </w:pPr>
+            <w:r>
+              <w:rPr>
+                <w:sz w:val="19"/>
+              </w:rPr>
+              <w:t>#19</w:t>
+            </w:r>
+          </w:p>
+        </w:tc>
+        <w:tc>
+          <w:tcPr>
+            <w:tcW w:w="737" w:type="dxa"/>
+          </w:tcPr>
+          <w:p>
+            <w:pPr>
+              <w:spacing w:after="0" w:line="264" w:lineRule="auto"/>
+            </w:pPr>
+            <w:r>
+              <w:rPr>
+                <w:sz w:val="19"/>
+              </w:rPr>
+              <w:t>18/10</w:t>
+            </w:r>
+          </w:p>
+        </w:tc>
+        <w:tc>
+          <w:tcPr>
+            <w:tcW w:w="1304" w:type="dxa"/>
+          </w:tcPr>
+          <w:p>
+            <w:pPr>
+              <w:spacing w:after="0" w:line="264" w:lineRule="auto"/>
+            </w:pPr>
+            <w:r>
+              <w:rPr>
+                <w:sz w:val="19"/>
+              </w:rPr>
+              <w:t>Kiểm thử</w:t>
+            </w:r>
+          </w:p>
+        </w:tc>
+        <w:tc>
+          <w:tcPr>
+            <w:tcW w:w="3175" w:type="dxa"/>
+          </w:tcPr>
+          <w:p>
+            <w:pPr>
+              <w:spacing w:after="0" w:line="264" w:lineRule="auto"/>
+            </w:pPr>
+            <w:r>
+              <w:rPr>
+                <w:sz w:val="19"/>
+              </w:rPr>
+              <w:t>"thêm tôi 1 test case cho mô phỏng dữ liệu thực tế hành trình đường đi giao hàng, 1250 điểm/bưu cực/trung tâm khai thác, ..."</w:t>
+            </w:r>
+          </w:p>
+        </w:tc>
+        <w:tc>
+          <w:tcPr>
+            <w:tcW w:w="3175" w:type="dxa"/>
+          </w:tcPr>
+          <w:p>
+            <w:pPr>
+              <w:spacing w:after="0" w:line="264" w:lineRule="auto"/>
+            </w:pPr>
+            <w:r>
+              <w:rPr>
+                <w:sz w:val="19"/>
+              </w:rPr>
+              <w:t>SV đề xuất test thực tế; AI thêm hàm sinh mạng bưu chính, test dac-biet/10 (1250 đỉnh), 131/131 đạt.</w:t>
+            </w:r>
+          </w:p>
+        </w:tc>
+      </w:tr>
     </w:tbl>
     <w:p>
       <w:pPr>
@@ -17982,11 +18220,11 @@
       <w:pPr>
         <w:pStyle w:val="Heading2"/>
       </w:pPr>
-      <w:bookmarkStart w:id="46" w:name="_Toc243236183"/>
+      <w:bookmarkStart w:id="47" w:name="_Toc243248652"/>
       <w:r>
         <w:t>8.3. Lỗi phát hiện và cách xử lý</w:t>
       </w:r>
-      <w:bookmarkEnd w:id="46"/>
+      <w:bookmarkEnd w:id="47"/>
     </w:p>
     <w:p>
       <w:pPr>
@@ -18443,11 +18681,11 @@
       <w:pPr>
         <w:pStyle w:val="Heading2"/>
       </w:pPr>
-      <w:bookmarkStart w:id="47" w:name="_Toc243236184"/>
+      <w:bookmarkStart w:id="48" w:name="_Toc243248653"/>
       <w:r>
         <w:t>8.4. Kết quả của AI được kiểm chứng như thế nào</w:t>
       </w:r>
-      <w:bookmarkEnd w:id="47"/>
+      <w:bookmarkEnd w:id="48"/>
     </w:p>
     <w:p>
       <w:pPr>
@@ -18464,6 +18702,7 @@
         <w:jc w:val="both"/>
       </w:pPr>
       <w:r>
+        <w:lastRenderedPageBreak/>
         <w:t xml:space="preserve">Mọi thuật toán được đối chiếu với đáp án </w:t>
       </w:r>
       <w:r>
@@ -18491,7 +18730,6 @@
         <w:jc w:val="both"/>
       </w:pPr>
       <w:r>
-        <w:lastRenderedPageBreak/>
         <w:t>Giao diện được kiểm tra bằng trình duyệt thật (Claude in Chrome, sau đó Chrome headless): đếm số bước, đọc output, kiểm tra console không lỗi.</w:t>
       </w:r>
     </w:p>
@@ -18534,11 +18772,11 @@
       <w:pPr>
         <w:pStyle w:val="Heading2"/>
       </w:pPr>
-      <w:bookmarkStart w:id="48" w:name="_Toc243236185"/>
+      <w:bookmarkStart w:id="49" w:name="_Toc243248654"/>
       <w:r>
         <w:t>8.5. Phân công giữa sinh viên và AI</w:t>
       </w:r>
-      <w:bookmarkEnd w:id="48"/>
+      <w:bookmarkEnd w:id="49"/>
     </w:p>
     <w:p>
       <w:pPr>
@@ -18992,11 +19230,11 @@
       <w:pPr>
         <w:pStyle w:val="Heading2"/>
       </w:pPr>
-      <w:bookmarkStart w:id="49" w:name="_Toc243236186"/>
+      <w:bookmarkStart w:id="50" w:name="_Toc243248655"/>
       <w:r>
         <w:t>8.6. Nhận xét về việc dùng AI</w:t>
       </w:r>
-      <w:bookmarkEnd w:id="49"/>
+      <w:bookmarkEnd w:id="50"/>
     </w:p>
     <w:p>
       <w:pPr>
@@ -19014,22 +19252,22 @@
         <w:pStyle w:val="Heading1"/>
         <w:pageBreakBefore/>
       </w:pPr>
-      <w:bookmarkStart w:id="50" w:name="_Toc243236187"/>
+      <w:bookmarkStart w:id="51" w:name="_Toc243248656"/>
       <w:r>
         <w:lastRenderedPageBreak/>
         <w:t>Chương 9. Kết luận và hướng phát triển</w:t>
       </w:r>
-      <w:bookmarkEnd w:id="50"/>
+      <w:bookmarkEnd w:id="51"/>
     </w:p>
     <w:p>
       <w:pPr>
         <w:pStyle w:val="Heading2"/>
       </w:pPr>
-      <w:bookmarkStart w:id="51" w:name="_Toc243236188"/>
+      <w:bookmarkStart w:id="52" w:name="_Toc243248657"/>
       <w:r>
         <w:t>9.1. Kết quả đạt được</w:t>
       </w:r>
-      <w:bookmarkEnd w:id="51"/>
+      <w:bookmarkEnd w:id="52"/>
     </w:p>
     <w:p>
       <w:pPr>
@@ -19055,7 +19293,7 @@
         <w:jc w:val="both"/>
       </w:pPr>
       <w:r>
-        <w:t>44 testcase có đáp án độc lập, 128/128 lượt chạy đạt; mutation test cho thấy bộ test phát hiện được lỗi trong heap.</w:t>
+        <w:t>45 testcase có đáp án độc lập, 131/131 lượt chạy đạt; mutation test cho thấy bộ test phát hiện được lỗi trong heap.</w:t>
       </w:r>
     </w:p>
     <w:p>
@@ -19080,11 +19318,11 @@
       <w:pPr>
         <w:pStyle w:val="Heading2"/>
       </w:pPr>
-      <w:bookmarkStart w:id="52" w:name="_Toc243236189"/>
+      <w:bookmarkStart w:id="53" w:name="_Toc243248658"/>
       <w:r>
         <w:t>9.2. Hạn chế</w:t>
       </w:r>
-      <w:bookmarkEnd w:id="52"/>
+      <w:bookmarkEnd w:id="53"/>
     </w:p>
     <w:p>
       <w:pPr>
@@ -19126,11 +19364,11 @@
       <w:pPr>
         <w:pStyle w:val="Heading2"/>
       </w:pPr>
-      <w:bookmarkStart w:id="53" w:name="_Toc243236190"/>
+      <w:bookmarkStart w:id="54" w:name="_Toc243248659"/>
       <w:r>
         <w:t>9.3. Hướng phát triển</w:t>
       </w:r>
-      <w:bookmarkEnd w:id="53"/>
+      <w:bookmarkEnd w:id="54"/>
     </w:p>
     <w:p>
       <w:pPr>
@@ -19180,12 +19418,12 @@
         <w:pStyle w:val="Heading1"/>
         <w:pageBreakBefore/>
       </w:pPr>
-      <w:bookmarkStart w:id="54" w:name="_Toc243236191"/>
+      <w:bookmarkStart w:id="55" w:name="_Toc243248660"/>
       <w:r>
         <w:lastRenderedPageBreak/>
         <w:t>Tài liệu tham khảo</w:t>
       </w:r>
-      <w:bookmarkEnd w:id="54"/>
+      <w:bookmarkEnd w:id="55"/>
     </w:p>
     <w:p>
       <w:pPr>

--- a/4_Report/BaoCao.docx
+++ b/4_Report/BaoCao.docx
@@ -35,7 +35,13 @@
         <w:rPr>
           <w:b/>
         </w:rPr>
-        <w:t>KHOA [[tên khoa — SV kiểm tra]]</w:t>
+        <w:t xml:space="preserve">KHOA </w:t>
+      </w:r>
+      <w:r>
+        <w:rPr>
+          <w:b/>
+        </w:rPr>
+        <w:t>KHOA HỌC MÁY TÍNH</w:t>
       </w:r>
     </w:p>
     <w:p>
@@ -116,10 +122,7 @@
         <w:t xml:space="preserve"> </w:t>
       </w:r>
       <w:r>
-        <w:rPr>
-          <w:highlight w:val="yellow"/>
-        </w:rPr>
-        <w:t>[Họ và tên]</w:t>
+        <w:t>Nguyễn Hoàng Liêm</w:t>
       </w:r>
     </w:p>
     <w:p>
@@ -137,10 +140,7 @@
         <w:t xml:space="preserve"> </w:t>
       </w:r>
       <w:r>
-        <w:rPr>
-          <w:highlight w:val="yellow"/>
-        </w:rPr>
-        <w:t>[MSSV]</w:t>
+        <w:t>25410081</w:t>
       </w:r>
     </w:p>
     <w:p>
@@ -158,10 +158,7 @@
         <w:t xml:space="preserve"> </w:t>
       </w:r>
       <w:r>
-        <w:rPr>
-          <w:highlight w:val="yellow"/>
-        </w:rPr>
-        <w:t>[CS112.xxxx]</w:t>
+        <w:t>CS112.F31.LT.TTNT</w:t>
       </w:r>
     </w:p>
     <w:p>
@@ -179,10 +176,7 @@
         <w:t xml:space="preserve"> </w:t>
       </w:r>
       <w:r>
-        <w:rPr>
-          <w:highlight w:val="yellow"/>
-        </w:rPr>
-        <w:t>[Tên giảng viên]</w:t>
+        <w:t>Huỳnh Thị Thanh Thương</w:t>
       </w:r>
     </w:p>
     <w:p>
@@ -248,10 +242,7 @@
         <w:t xml:space="preserve"> </w:t>
       </w:r>
       <w:r>
-        <w:rPr>
-          <w:highlight w:val="yellow"/>
-        </w:rPr>
-        <w:t>[link video]</w:t>
+        <w:t>https://youtu.be/atvvM0zij2Y</w:t>
       </w:r>
     </w:p>
     <w:p>
@@ -260,7 +251,13 @@
         <w:jc w:val="center"/>
       </w:pPr>
       <w:r>
-        <w:t>Thành phố Hồ Chí Minh, tháng 10 năm 2026</w:t>
+        <w:t>Thành phố Hồ Chí Minh,</w:t>
+      </w:r>
+      <w:r>
+        <w:t xml:space="preserve"> ngày 18</w:t>
+      </w:r>
+      <w:r>
+        <w:t xml:space="preserve"> tháng 10 năm 2026</w:t>
       </w:r>
     </w:p>
     <w:p>
@@ -301,13 +298,13 @@
       <w:r>
         <w:fldChar w:fldCharType="separate"/>
       </w:r>
-      <w:hyperlink w:anchor="_Toc243248605" w:history="1">
+      <w:hyperlink w:anchor="_Toc243252648" w:history="1">
         <w:r>
           <w:rPr>
             <w:rStyle w:val="Hyperlink"/>
             <w:noProof/>
           </w:rPr>
-          <w:t>Ghi chú về bản nháp này</w:t>
+          <w:t>Chương 1. Giới thiệu</w:t>
         </w:r>
         <w:r>
           <w:rPr>
@@ -328,7 +325,7 @@
             <w:noProof/>
             <w:webHidden/>
           </w:rPr>
-          <w:instrText xml:space="preserve"> PAGEREF _Toc243248605 \h </w:instrText>
+          <w:instrText xml:space="preserve"> PAGEREF _Toc243252648 \h </w:instrText>
         </w:r>
         <w:r>
           <w:rPr>
@@ -349,6 +346,371 @@
             <w:webHidden/>
           </w:rPr>
           <w:t>4</w:t>
+        </w:r>
+        <w:r>
+          <w:rPr>
+            <w:noProof/>
+            <w:webHidden/>
+          </w:rPr>
+          <w:fldChar w:fldCharType="end"/>
+        </w:r>
+      </w:hyperlink>
+    </w:p>
+    <w:p>
+      <w:pPr>
+        <w:pStyle w:val="TOC2"/>
+        <w:tabs>
+          <w:tab w:val="right" w:leader="dot" w:pos="9061"/>
+        </w:tabs>
+        <w:rPr>
+          <w:rFonts w:asciiTheme="minorHAnsi" w:eastAsiaTheme="minorEastAsia" w:hAnsiTheme="minorHAnsi" w:cstheme="minorBidi"/>
+          <w:noProof/>
+          <w:kern w:val="2"/>
+          <w:sz w:val="24"/>
+          <w:szCs w:val="24"/>
+          <w14:ligatures w14:val="standardContextual"/>
+        </w:rPr>
+      </w:pPr>
+      <w:hyperlink w:anchor="_Toc243252649" w:history="1">
+        <w:r>
+          <w:rPr>
+            <w:rStyle w:val="Hyperlink"/>
+            <w:noProof/>
+          </w:rPr>
+          <w:t>1.1. Bài toán đường đi ngắn nhất một nguồn</w:t>
+        </w:r>
+        <w:r>
+          <w:rPr>
+            <w:noProof/>
+            <w:webHidden/>
+          </w:rPr>
+          <w:tab/>
+        </w:r>
+        <w:r>
+          <w:rPr>
+            <w:noProof/>
+            <w:webHidden/>
+          </w:rPr>
+          <w:fldChar w:fldCharType="begin"/>
+        </w:r>
+        <w:r>
+          <w:rPr>
+            <w:noProof/>
+            <w:webHidden/>
+          </w:rPr>
+          <w:instrText xml:space="preserve"> PAGEREF _Toc243252649 \h </w:instrText>
+        </w:r>
+        <w:r>
+          <w:rPr>
+            <w:noProof/>
+            <w:webHidden/>
+          </w:rPr>
+        </w:r>
+        <w:r>
+          <w:rPr>
+            <w:noProof/>
+            <w:webHidden/>
+          </w:rPr>
+          <w:fldChar w:fldCharType="separate"/>
+        </w:r>
+        <w:r>
+          <w:rPr>
+            <w:noProof/>
+            <w:webHidden/>
+          </w:rPr>
+          <w:t>4</w:t>
+        </w:r>
+        <w:r>
+          <w:rPr>
+            <w:noProof/>
+            <w:webHidden/>
+          </w:rPr>
+          <w:fldChar w:fldCharType="end"/>
+        </w:r>
+      </w:hyperlink>
+    </w:p>
+    <w:p>
+      <w:pPr>
+        <w:pStyle w:val="TOC2"/>
+        <w:tabs>
+          <w:tab w:val="right" w:leader="dot" w:pos="9061"/>
+        </w:tabs>
+        <w:rPr>
+          <w:rFonts w:asciiTheme="minorHAnsi" w:eastAsiaTheme="minorEastAsia" w:hAnsiTheme="minorHAnsi" w:cstheme="minorBidi"/>
+          <w:noProof/>
+          <w:kern w:val="2"/>
+          <w:sz w:val="24"/>
+          <w:szCs w:val="24"/>
+          <w14:ligatures w14:val="standardContextual"/>
+        </w:rPr>
+      </w:pPr>
+      <w:hyperlink w:anchor="_Toc243252650" w:history="1">
+        <w:r>
+          <w:rPr>
+            <w:rStyle w:val="Hyperlink"/>
+            <w:noProof/>
+          </w:rPr>
+          <w:t>1.2. Mục tiêu đồ án</w:t>
+        </w:r>
+        <w:r>
+          <w:rPr>
+            <w:noProof/>
+            <w:webHidden/>
+          </w:rPr>
+          <w:tab/>
+        </w:r>
+        <w:r>
+          <w:rPr>
+            <w:noProof/>
+            <w:webHidden/>
+          </w:rPr>
+          <w:fldChar w:fldCharType="begin"/>
+        </w:r>
+        <w:r>
+          <w:rPr>
+            <w:noProof/>
+            <w:webHidden/>
+          </w:rPr>
+          <w:instrText xml:space="preserve"> PAGEREF _Toc243252650 \h </w:instrText>
+        </w:r>
+        <w:r>
+          <w:rPr>
+            <w:noProof/>
+            <w:webHidden/>
+          </w:rPr>
+        </w:r>
+        <w:r>
+          <w:rPr>
+            <w:noProof/>
+            <w:webHidden/>
+          </w:rPr>
+          <w:fldChar w:fldCharType="separate"/>
+        </w:r>
+        <w:r>
+          <w:rPr>
+            <w:noProof/>
+            <w:webHidden/>
+          </w:rPr>
+          <w:t>4</w:t>
+        </w:r>
+        <w:r>
+          <w:rPr>
+            <w:noProof/>
+            <w:webHidden/>
+          </w:rPr>
+          <w:fldChar w:fldCharType="end"/>
+        </w:r>
+      </w:hyperlink>
+    </w:p>
+    <w:p>
+      <w:pPr>
+        <w:pStyle w:val="TOC2"/>
+        <w:tabs>
+          <w:tab w:val="right" w:leader="dot" w:pos="9061"/>
+        </w:tabs>
+        <w:rPr>
+          <w:rFonts w:asciiTheme="minorHAnsi" w:eastAsiaTheme="minorEastAsia" w:hAnsiTheme="minorHAnsi" w:cstheme="minorBidi"/>
+          <w:noProof/>
+          <w:kern w:val="2"/>
+          <w:sz w:val="24"/>
+          <w:szCs w:val="24"/>
+          <w14:ligatures w14:val="standardContextual"/>
+        </w:rPr>
+      </w:pPr>
+      <w:hyperlink w:anchor="_Toc243252651" w:history="1">
+        <w:r>
+          <w:rPr>
+            <w:rStyle w:val="Hyperlink"/>
+            <w:noProof/>
+          </w:rPr>
+          <w:t>1.3. Phạm vi</w:t>
+        </w:r>
+        <w:r>
+          <w:rPr>
+            <w:noProof/>
+            <w:webHidden/>
+          </w:rPr>
+          <w:tab/>
+        </w:r>
+        <w:r>
+          <w:rPr>
+            <w:noProof/>
+            <w:webHidden/>
+          </w:rPr>
+          <w:fldChar w:fldCharType="begin"/>
+        </w:r>
+        <w:r>
+          <w:rPr>
+            <w:noProof/>
+            <w:webHidden/>
+          </w:rPr>
+          <w:instrText xml:space="preserve"> PAGEREF _Toc243252651 \h </w:instrText>
+        </w:r>
+        <w:r>
+          <w:rPr>
+            <w:noProof/>
+            <w:webHidden/>
+          </w:rPr>
+        </w:r>
+        <w:r>
+          <w:rPr>
+            <w:noProof/>
+            <w:webHidden/>
+          </w:rPr>
+          <w:fldChar w:fldCharType="separate"/>
+        </w:r>
+        <w:r>
+          <w:rPr>
+            <w:noProof/>
+            <w:webHidden/>
+          </w:rPr>
+          <w:t>4</w:t>
+        </w:r>
+        <w:r>
+          <w:rPr>
+            <w:noProof/>
+            <w:webHidden/>
+          </w:rPr>
+          <w:fldChar w:fldCharType="end"/>
+        </w:r>
+      </w:hyperlink>
+    </w:p>
+    <w:p>
+      <w:pPr>
+        <w:pStyle w:val="TOC2"/>
+        <w:tabs>
+          <w:tab w:val="right" w:leader="dot" w:pos="9061"/>
+        </w:tabs>
+        <w:rPr>
+          <w:rFonts w:asciiTheme="minorHAnsi" w:eastAsiaTheme="minorEastAsia" w:hAnsiTheme="minorHAnsi" w:cstheme="minorBidi"/>
+          <w:noProof/>
+          <w:kern w:val="2"/>
+          <w:sz w:val="24"/>
+          <w:szCs w:val="24"/>
+          <w14:ligatures w14:val="standardContextual"/>
+        </w:rPr>
+      </w:pPr>
+      <w:hyperlink w:anchor="_Toc243252652" w:history="1">
+        <w:r>
+          <w:rPr>
+            <w:rStyle w:val="Hyperlink"/>
+            <w:noProof/>
+          </w:rPr>
+          <w:t>1.4. Sản phẩm nộp</w:t>
+        </w:r>
+        <w:r>
+          <w:rPr>
+            <w:noProof/>
+            <w:webHidden/>
+          </w:rPr>
+          <w:tab/>
+        </w:r>
+        <w:r>
+          <w:rPr>
+            <w:noProof/>
+            <w:webHidden/>
+          </w:rPr>
+          <w:fldChar w:fldCharType="begin"/>
+        </w:r>
+        <w:r>
+          <w:rPr>
+            <w:noProof/>
+            <w:webHidden/>
+          </w:rPr>
+          <w:instrText xml:space="preserve"> PAGEREF _Toc243252652 \h </w:instrText>
+        </w:r>
+        <w:r>
+          <w:rPr>
+            <w:noProof/>
+            <w:webHidden/>
+          </w:rPr>
+        </w:r>
+        <w:r>
+          <w:rPr>
+            <w:noProof/>
+            <w:webHidden/>
+          </w:rPr>
+          <w:fldChar w:fldCharType="separate"/>
+        </w:r>
+        <w:r>
+          <w:rPr>
+            <w:noProof/>
+            <w:webHidden/>
+          </w:rPr>
+          <w:t>4</w:t>
+        </w:r>
+        <w:r>
+          <w:rPr>
+            <w:noProof/>
+            <w:webHidden/>
+          </w:rPr>
+          <w:fldChar w:fldCharType="end"/>
+        </w:r>
+      </w:hyperlink>
+    </w:p>
+    <w:p>
+      <w:pPr>
+        <w:pStyle w:val="TOC2"/>
+        <w:tabs>
+          <w:tab w:val="right" w:leader="dot" w:pos="9061"/>
+        </w:tabs>
+        <w:rPr>
+          <w:rFonts w:asciiTheme="minorHAnsi" w:eastAsiaTheme="minorEastAsia" w:hAnsiTheme="minorHAnsi" w:cstheme="minorBidi"/>
+          <w:noProof/>
+          <w:kern w:val="2"/>
+          <w:sz w:val="24"/>
+          <w:szCs w:val="24"/>
+          <w14:ligatures w14:val="standardContextual"/>
+        </w:rPr>
+      </w:pPr>
+      <w:hyperlink w:anchor="_Toc243252653" w:history="1">
+        <w:r>
+          <w:rPr>
+            <w:rStyle w:val="Hyperlink"/>
+            <w:noProof/>
+          </w:rPr>
+          <w:t>1.5. Bố cục báo cáo</w:t>
+        </w:r>
+        <w:r>
+          <w:rPr>
+            <w:noProof/>
+            <w:webHidden/>
+          </w:rPr>
+          <w:tab/>
+        </w:r>
+        <w:r>
+          <w:rPr>
+            <w:noProof/>
+            <w:webHidden/>
+          </w:rPr>
+          <w:fldChar w:fldCharType="begin"/>
+        </w:r>
+        <w:r>
+          <w:rPr>
+            <w:noProof/>
+            <w:webHidden/>
+          </w:rPr>
+          <w:instrText xml:space="preserve"> PAGEREF _Toc243252653 \h </w:instrText>
+        </w:r>
+        <w:r>
+          <w:rPr>
+            <w:noProof/>
+            <w:webHidden/>
+          </w:rPr>
+        </w:r>
+        <w:r>
+          <w:rPr>
+            <w:noProof/>
+            <w:webHidden/>
+          </w:rPr>
+          <w:fldChar w:fldCharType="separate"/>
+        </w:r>
+        <w:r>
+          <w:rPr>
+            <w:noProof/>
+            <w:webHidden/>
+          </w:rPr>
+          <w:t>5</w:t>
         </w:r>
         <w:r>
           <w:rPr>
@@ -374,13 +736,13 @@
           <w14:ligatures w14:val="standardContextual"/>
         </w:rPr>
       </w:pPr>
-      <w:hyperlink w:anchor="_Toc243248606" w:history="1">
+      <w:hyperlink w:anchor="_Toc243252654" w:history="1">
         <w:r>
           <w:rPr>
             <w:rStyle w:val="Hyperlink"/>
             <w:noProof/>
           </w:rPr>
-          <w:t>Chương 1. Giới thiệu</w:t>
+          <w:t>Chương 2. Cơ sở lý thuyết</w:t>
         </w:r>
         <w:r>
           <w:rPr>
@@ -401,7 +763,7 @@
             <w:noProof/>
             <w:webHidden/>
           </w:rPr>
-          <w:instrText xml:space="preserve"> PAGEREF _Toc243248606 \h </w:instrText>
+          <w:instrText xml:space="preserve"> PAGEREF _Toc243252654 \h </w:instrText>
         </w:r>
         <w:r>
           <w:rPr>
@@ -421,7 +783,7 @@
             <w:noProof/>
             <w:webHidden/>
           </w:rPr>
-          <w:t>5</w:t>
+          <w:t>6</w:t>
         </w:r>
         <w:r>
           <w:rPr>
@@ -447,13 +809,13 @@
           <w14:ligatures w14:val="standardContextual"/>
         </w:rPr>
       </w:pPr>
-      <w:hyperlink w:anchor="_Toc243248607" w:history="1">
+      <w:hyperlink w:anchor="_Toc243252655" w:history="1">
         <w:r>
           <w:rPr>
             <w:rStyle w:val="Hyperlink"/>
             <w:noProof/>
           </w:rPr>
-          <w:t>1.1. Bài toán đường đi ngắn nhất một nguồn</w:t>
+          <w:t>2.1. Ba chiến lược giải cùng một bài toán</w:t>
         </w:r>
         <w:r>
           <w:rPr>
@@ -474,7 +836,7 @@
             <w:noProof/>
             <w:webHidden/>
           </w:rPr>
-          <w:instrText xml:space="preserve"> PAGEREF _Toc243248607 \h </w:instrText>
+          <w:instrText xml:space="preserve"> PAGEREF _Toc243252655 \h </w:instrText>
         </w:r>
         <w:r>
           <w:rPr>
@@ -494,7 +856,7 @@
             <w:noProof/>
             <w:webHidden/>
           </w:rPr>
-          <w:t>5</w:t>
+          <w:t>6</w:t>
         </w:r>
         <w:r>
           <w:rPr>
@@ -520,13 +882,13 @@
           <w14:ligatures w14:val="standardContextual"/>
         </w:rPr>
       </w:pPr>
-      <w:hyperlink w:anchor="_Toc243248608" w:history="1">
+      <w:hyperlink w:anchor="_Toc243252656" w:history="1">
         <w:r>
           <w:rPr>
             <w:rStyle w:val="Hyperlink"/>
             <w:noProof/>
           </w:rPr>
-          <w:t>1.2. Mục tiêu đồ án</w:t>
+          <w:t>2.2. Thuật toán Dijkstra</w:t>
         </w:r>
         <w:r>
           <w:rPr>
@@ -547,7 +909,7 @@
             <w:noProof/>
             <w:webHidden/>
           </w:rPr>
-          <w:instrText xml:space="preserve"> PAGEREF _Toc243248608 \h </w:instrText>
+          <w:instrText xml:space="preserve"> PAGEREF _Toc243252656 \h </w:instrText>
         </w:r>
         <w:r>
           <w:rPr>
@@ -567,7 +929,7 @@
             <w:noProof/>
             <w:webHidden/>
           </w:rPr>
-          <w:t>5</w:t>
+          <w:t>6</w:t>
         </w:r>
         <w:r>
           <w:rPr>
@@ -593,13 +955,13 @@
           <w14:ligatures w14:val="standardContextual"/>
         </w:rPr>
       </w:pPr>
-      <w:hyperlink w:anchor="_Toc243248609" w:history="1">
+      <w:hyperlink w:anchor="_Toc243252657" w:history="1">
         <w:r>
           <w:rPr>
             <w:rStyle w:val="Hyperlink"/>
             <w:noProof/>
           </w:rPr>
-          <w:t>1.3. Phạm vi</w:t>
+          <w:t>2.3. Min-heap nhị phân và lazy deletion</w:t>
         </w:r>
         <w:r>
           <w:rPr>
@@ -620,7 +982,7 @@
             <w:noProof/>
             <w:webHidden/>
           </w:rPr>
-          <w:instrText xml:space="preserve"> PAGEREF _Toc243248609 \h </w:instrText>
+          <w:instrText xml:space="preserve"> PAGEREF _Toc243252657 \h </w:instrText>
         </w:r>
         <w:r>
           <w:rPr>
@@ -640,7 +1002,7 @@
             <w:noProof/>
             <w:webHidden/>
           </w:rPr>
-          <w:t>5</w:t>
+          <w:t>7</w:t>
         </w:r>
         <w:r>
           <w:rPr>
@@ -666,13 +1028,13 @@
           <w14:ligatures w14:val="standardContextual"/>
         </w:rPr>
       </w:pPr>
-      <w:hyperlink w:anchor="_Toc243248610" w:history="1">
+      <w:hyperlink w:anchor="_Toc243252658" w:history="1">
         <w:r>
           <w:rPr>
             <w:rStyle w:val="Hyperlink"/>
             <w:noProof/>
           </w:rPr>
-          <w:t>1.4. Sản phẩm nộp</w:t>
+          <w:t>2.4. Bellman-Ford (quy hoạch động)</w:t>
         </w:r>
         <w:r>
           <w:rPr>
@@ -693,7 +1055,7 @@
             <w:noProof/>
             <w:webHidden/>
           </w:rPr>
-          <w:instrText xml:space="preserve"> PAGEREF _Toc243248610 \h </w:instrText>
+          <w:instrText xml:space="preserve"> PAGEREF _Toc243252658 \h </w:instrText>
         </w:r>
         <w:r>
           <w:rPr>
@@ -713,7 +1075,7 @@
             <w:noProof/>
             <w:webHidden/>
           </w:rPr>
-          <w:t>5</w:t>
+          <w:t>7</w:t>
         </w:r>
         <w:r>
           <w:rPr>
@@ -739,13 +1101,13 @@
           <w14:ligatures w14:val="standardContextual"/>
         </w:rPr>
       </w:pPr>
-      <w:hyperlink w:anchor="_Toc243248611" w:history="1">
+      <w:hyperlink w:anchor="_Toc243252659" w:history="1">
         <w:r>
           <w:rPr>
             <w:rStyle w:val="Hyperlink"/>
             <w:noProof/>
           </w:rPr>
-          <w:t>1.5. Bố cục báo cáo</w:t>
+          <w:t>2.5. Vì sao Dijkstra sai khi có cạnh âm</w:t>
         </w:r>
         <w:r>
           <w:rPr>
@@ -766,7 +1128,7 @@
             <w:noProof/>
             <w:webHidden/>
           </w:rPr>
-          <w:instrText xml:space="preserve"> PAGEREF _Toc243248611 \h </w:instrText>
+          <w:instrText xml:space="preserve"> PAGEREF _Toc243252659 \h </w:instrText>
         </w:r>
         <w:r>
           <w:rPr>
@@ -786,7 +1148,80 @@
             <w:noProof/>
             <w:webHidden/>
           </w:rPr>
-          <w:t>6</w:t>
+          <w:t>8</w:t>
+        </w:r>
+        <w:r>
+          <w:rPr>
+            <w:noProof/>
+            <w:webHidden/>
+          </w:rPr>
+          <w:fldChar w:fldCharType="end"/>
+        </w:r>
+      </w:hyperlink>
+    </w:p>
+    <w:p>
+      <w:pPr>
+        <w:pStyle w:val="TOC2"/>
+        <w:tabs>
+          <w:tab w:val="right" w:leader="dot" w:pos="9061"/>
+        </w:tabs>
+        <w:rPr>
+          <w:rFonts w:asciiTheme="minorHAnsi" w:eastAsiaTheme="minorEastAsia" w:hAnsiTheme="minorHAnsi" w:cstheme="minorBidi"/>
+          <w:noProof/>
+          <w:kern w:val="2"/>
+          <w:sz w:val="24"/>
+          <w:szCs w:val="24"/>
+          <w14:ligatures w14:val="standardContextual"/>
+        </w:rPr>
+      </w:pPr>
+      <w:hyperlink w:anchor="_Toc243252660" w:history="1">
+        <w:r>
+          <w:rPr>
+            <w:rStyle w:val="Hyperlink"/>
+            <w:noProof/>
+          </w:rPr>
+          <w:t>2.6. So sánh tổng hợp</w:t>
+        </w:r>
+        <w:r>
+          <w:rPr>
+            <w:noProof/>
+            <w:webHidden/>
+          </w:rPr>
+          <w:tab/>
+        </w:r>
+        <w:r>
+          <w:rPr>
+            <w:noProof/>
+            <w:webHidden/>
+          </w:rPr>
+          <w:fldChar w:fldCharType="begin"/>
+        </w:r>
+        <w:r>
+          <w:rPr>
+            <w:noProof/>
+            <w:webHidden/>
+          </w:rPr>
+          <w:instrText xml:space="preserve"> PAGEREF _Toc243252660 \h </w:instrText>
+        </w:r>
+        <w:r>
+          <w:rPr>
+            <w:noProof/>
+            <w:webHidden/>
+          </w:rPr>
+        </w:r>
+        <w:r>
+          <w:rPr>
+            <w:noProof/>
+            <w:webHidden/>
+          </w:rPr>
+          <w:fldChar w:fldCharType="separate"/>
+        </w:r>
+        <w:r>
+          <w:rPr>
+            <w:noProof/>
+            <w:webHidden/>
+          </w:rPr>
+          <w:t>8</w:t>
         </w:r>
         <w:r>
           <w:rPr>
@@ -812,13 +1247,13 @@
           <w14:ligatures w14:val="standardContextual"/>
         </w:rPr>
       </w:pPr>
-      <w:hyperlink w:anchor="_Toc243248612" w:history="1">
+      <w:hyperlink w:anchor="_Toc243252661" w:history="1">
         <w:r>
           <w:rPr>
             <w:rStyle w:val="Hyperlink"/>
             <w:noProof/>
           </w:rPr>
-          <w:t>Chương 2. Cơ sở lý thuyết</w:t>
+          <w:t>Chương 3. Phân tích và thiết kế</w:t>
         </w:r>
         <w:r>
           <w:rPr>
@@ -839,7 +1274,7 @@
             <w:noProof/>
             <w:webHidden/>
           </w:rPr>
-          <w:instrText xml:space="preserve"> PAGEREF _Toc243248612 \h </w:instrText>
+          <w:instrText xml:space="preserve"> PAGEREF _Toc243252661 \h </w:instrText>
         </w:r>
         <w:r>
           <w:rPr>
@@ -859,7 +1294,7 @@
             <w:noProof/>
             <w:webHidden/>
           </w:rPr>
-          <w:t>7</w:t>
+          <w:t>9</w:t>
         </w:r>
         <w:r>
           <w:rPr>
@@ -885,13 +1320,13 @@
           <w14:ligatures w14:val="standardContextual"/>
         </w:rPr>
       </w:pPr>
-      <w:hyperlink w:anchor="_Toc243248613" w:history="1">
+      <w:hyperlink w:anchor="_Toc243252662" w:history="1">
         <w:r>
           <w:rPr>
             <w:rStyle w:val="Hyperlink"/>
             <w:noProof/>
           </w:rPr>
-          <w:t>2.1. Ba chiến lược giải cùng một bài toán</w:t>
+          <w:t>3.1. Yêu cầu chức năng</w:t>
         </w:r>
         <w:r>
           <w:rPr>
@@ -912,7 +1347,7 @@
             <w:noProof/>
             <w:webHidden/>
           </w:rPr>
-          <w:instrText xml:space="preserve"> PAGEREF _Toc243248613 \h </w:instrText>
+          <w:instrText xml:space="preserve"> PAGEREF _Toc243252662 \h </w:instrText>
         </w:r>
         <w:r>
           <w:rPr>
@@ -932,7 +1367,7 @@
             <w:noProof/>
             <w:webHidden/>
           </w:rPr>
-          <w:t>7</w:t>
+          <w:t>9</w:t>
         </w:r>
         <w:r>
           <w:rPr>
@@ -958,13 +1393,13 @@
           <w14:ligatures w14:val="standardContextual"/>
         </w:rPr>
       </w:pPr>
-      <w:hyperlink w:anchor="_Toc243248614" w:history="1">
+      <w:hyperlink w:anchor="_Toc243252663" w:history="1">
         <w:r>
           <w:rPr>
             <w:rStyle w:val="Hyperlink"/>
             <w:noProof/>
           </w:rPr>
-          <w:t>2.2. Thuật toán Dijkstra</w:t>
+          <w:t>3.2. Kiến trúc: lõi sinh trace, giao diện chỉ phát lại</w:t>
         </w:r>
         <w:r>
           <w:rPr>
@@ -985,7 +1420,7 @@
             <w:noProof/>
             <w:webHidden/>
           </w:rPr>
-          <w:instrText xml:space="preserve"> PAGEREF _Toc243248614 \h </w:instrText>
+          <w:instrText xml:space="preserve"> PAGEREF _Toc243252663 \h </w:instrText>
         </w:r>
         <w:r>
           <w:rPr>
@@ -1005,7 +1440,7 @@
             <w:noProof/>
             <w:webHidden/>
           </w:rPr>
-          <w:t>7</w:t>
+          <w:t>9</w:t>
         </w:r>
         <w:r>
           <w:rPr>
@@ -1031,13 +1466,13 @@
           <w14:ligatures w14:val="standardContextual"/>
         </w:rPr>
       </w:pPr>
-      <w:hyperlink w:anchor="_Toc243248615" w:history="1">
+      <w:hyperlink w:anchor="_Toc243252664" w:history="1">
         <w:r>
           <w:rPr>
             <w:rStyle w:val="Hyperlink"/>
             <w:noProof/>
           </w:rPr>
-          <w:t>2.3. Min-heap nhị phân và lazy deletion</w:t>
+          <w:t>3.3. Cấu trúc một bước trace</w:t>
         </w:r>
         <w:r>
           <w:rPr>
@@ -1058,7 +1493,7 @@
             <w:noProof/>
             <w:webHidden/>
           </w:rPr>
-          <w:instrText xml:space="preserve"> PAGEREF _Toc243248615 \h </w:instrText>
+          <w:instrText xml:space="preserve"> PAGEREF _Toc243252664 \h </w:instrText>
         </w:r>
         <w:r>
           <w:rPr>
@@ -1078,7 +1513,7 @@
             <w:noProof/>
             <w:webHidden/>
           </w:rPr>
-          <w:t>8</w:t>
+          <w:t>10</w:t>
         </w:r>
         <w:r>
           <w:rPr>
@@ -1104,13 +1539,13 @@
           <w14:ligatures w14:val="standardContextual"/>
         </w:rPr>
       </w:pPr>
-      <w:hyperlink w:anchor="_Toc243248616" w:history="1">
+      <w:hyperlink w:anchor="_Toc243252665" w:history="1">
         <w:r>
           <w:rPr>
             <w:rStyle w:val="Hyperlink"/>
             <w:noProof/>
           </w:rPr>
-          <w:t>2.4. Bellman-Ford (quy hoạch động)</w:t>
+          <w:t>3.4. Hàm relax(edge, t)</w:t>
         </w:r>
         <w:r>
           <w:rPr>
@@ -1131,7 +1566,7 @@
             <w:noProof/>
             <w:webHidden/>
           </w:rPr>
-          <w:instrText xml:space="preserve"> PAGEREF _Toc243248616 \h </w:instrText>
+          <w:instrText xml:space="preserve"> PAGEREF _Toc243252665 \h </w:instrText>
         </w:r>
         <w:r>
           <w:rPr>
@@ -1151,7 +1586,7 @@
             <w:noProof/>
             <w:webHidden/>
           </w:rPr>
-          <w:t>8</w:t>
+          <w:t>10</w:t>
         </w:r>
         <w:r>
           <w:rPr>
@@ -1177,13 +1612,13 @@
           <w14:ligatures w14:val="standardContextual"/>
         </w:rPr>
       </w:pPr>
-      <w:hyperlink w:anchor="_Toc243248617" w:history="1">
+      <w:hyperlink w:anchor="_Toc243252666" w:history="1">
         <w:r>
           <w:rPr>
             <w:rStyle w:val="Hyperlink"/>
             <w:noProof/>
           </w:rPr>
-          <w:t>2.5. Vì sao Dijkstra sai khi có cạnh âm</w:t>
+          <w:t>3.5. Định dạng input/output và xử lý lỗi</w:t>
         </w:r>
         <w:r>
           <w:rPr>
@@ -1204,7 +1639,7 @@
             <w:noProof/>
             <w:webHidden/>
           </w:rPr>
-          <w:instrText xml:space="preserve"> PAGEREF _Toc243248617 \h </w:instrText>
+          <w:instrText xml:space="preserve"> PAGEREF _Toc243252666 \h </w:instrText>
         </w:r>
         <w:r>
           <w:rPr>
@@ -1224,7 +1659,7 @@
             <w:noProof/>
             <w:webHidden/>
           </w:rPr>
-          <w:t>9</w:t>
+          <w:t>10</w:t>
         </w:r>
         <w:r>
           <w:rPr>
@@ -1250,13 +1685,13 @@
           <w14:ligatures w14:val="standardContextual"/>
         </w:rPr>
       </w:pPr>
-      <w:hyperlink w:anchor="_Toc243248618" w:history="1">
+      <w:hyperlink w:anchor="_Toc243252667" w:history="1">
         <w:r>
           <w:rPr>
             <w:rStyle w:val="Hyperlink"/>
             <w:noProof/>
           </w:rPr>
-          <w:t>2.6. So sánh tổng hợp</w:t>
+          <w:t>3.6. Các quyết định thiết kế</w:t>
         </w:r>
         <w:r>
           <w:rPr>
@@ -1277,7 +1712,7 @@
             <w:noProof/>
             <w:webHidden/>
           </w:rPr>
-          <w:instrText xml:space="preserve"> PAGEREF _Toc243248618 \h </w:instrText>
+          <w:instrText xml:space="preserve"> PAGEREF _Toc243252667 \h </w:instrText>
         </w:r>
         <w:r>
           <w:rPr>
@@ -1297,7 +1732,7 @@
             <w:noProof/>
             <w:webHidden/>
           </w:rPr>
-          <w:t>9</w:t>
+          <w:t>11</w:t>
         </w:r>
         <w:r>
           <w:rPr>
@@ -1323,13 +1758,13 @@
           <w14:ligatures w14:val="standardContextual"/>
         </w:rPr>
       </w:pPr>
-      <w:hyperlink w:anchor="_Toc243248619" w:history="1">
+      <w:hyperlink w:anchor="_Toc243252668" w:history="1">
         <w:r>
           <w:rPr>
             <w:rStyle w:val="Hyperlink"/>
             <w:noProof/>
           </w:rPr>
-          <w:t>Chương 3. Phân tích và thiết kế</w:t>
+          <w:t>Chương 4. Cài đặt và giao diện</w:t>
         </w:r>
         <w:r>
           <w:rPr>
@@ -1350,7 +1785,7 @@
             <w:noProof/>
             <w:webHidden/>
           </w:rPr>
-          <w:instrText xml:space="preserve"> PAGEREF _Toc243248619 \h </w:instrText>
+          <w:instrText xml:space="preserve"> PAGEREF _Toc243252668 \h </w:instrText>
         </w:r>
         <w:r>
           <w:rPr>
@@ -1370,7 +1805,7 @@
             <w:noProof/>
             <w:webHidden/>
           </w:rPr>
-          <w:t>10</w:t>
+          <w:t>12</w:t>
         </w:r>
         <w:r>
           <w:rPr>
@@ -1396,13 +1831,13 @@
           <w14:ligatures w14:val="standardContextual"/>
         </w:rPr>
       </w:pPr>
-      <w:hyperlink w:anchor="_Toc243248620" w:history="1">
+      <w:hyperlink w:anchor="_Toc243252669" w:history="1">
         <w:r>
           <w:rPr>
             <w:rStyle w:val="Hyperlink"/>
             <w:noProof/>
           </w:rPr>
-          <w:t>3.1. Yêu cầu chức năng</w:t>
+          <w:t>4.1. Vòng lặp chính của Dijkstra (min-heap)</w:t>
         </w:r>
         <w:r>
           <w:rPr>
@@ -1423,7 +1858,7 @@
             <w:noProof/>
             <w:webHidden/>
           </w:rPr>
-          <w:instrText xml:space="preserve"> PAGEREF _Toc243248620 \h </w:instrText>
+          <w:instrText xml:space="preserve"> PAGEREF _Toc243252669 \h </w:instrText>
         </w:r>
         <w:r>
           <w:rPr>
@@ -1443,7 +1878,7 @@
             <w:noProof/>
             <w:webHidden/>
           </w:rPr>
-          <w:t>10</w:t>
+          <w:t>12</w:t>
         </w:r>
         <w:r>
           <w:rPr>
@@ -1469,13 +1904,13 @@
           <w14:ligatures w14:val="standardContextual"/>
         </w:rPr>
       </w:pPr>
-      <w:hyperlink w:anchor="_Toc243248621" w:history="1">
+      <w:hyperlink w:anchor="_Toc243252670" w:history="1">
         <w:r>
           <w:rPr>
             <w:rStyle w:val="Hyperlink"/>
             <w:noProof/>
           </w:rPr>
-          <w:t>3.2. Kiến trúc: lõi sinh trace, giao diện chỉ phát lại</w:t>
+          <w:t>4.2. Min-heap: thao tác sift-down</w:t>
         </w:r>
         <w:r>
           <w:rPr>
@@ -1496,7 +1931,7 @@
             <w:noProof/>
             <w:webHidden/>
           </w:rPr>
-          <w:instrText xml:space="preserve"> PAGEREF _Toc243248621 \h </w:instrText>
+          <w:instrText xml:space="preserve"> PAGEREF _Toc243252670 \h </w:instrText>
         </w:r>
         <w:r>
           <w:rPr>
@@ -1516,7 +1951,7 @@
             <w:noProof/>
             <w:webHidden/>
           </w:rPr>
-          <w:t>10</w:t>
+          <w:t>12</w:t>
         </w:r>
         <w:r>
           <w:rPr>
@@ -1542,13 +1977,13 @@
           <w14:ligatures w14:val="standardContextual"/>
         </w:rPr>
       </w:pPr>
-      <w:hyperlink w:anchor="_Toc243248622" w:history="1">
+      <w:hyperlink w:anchor="_Toc243252671" w:history="1">
         <w:r>
           <w:rPr>
             <w:rStyle w:val="Hyperlink"/>
             <w:noProof/>
           </w:rPr>
-          <w:t>3.3. Cấu trúc một bước trace</w:t>
+          <w:t>4.3. Giao diện</w:t>
         </w:r>
         <w:r>
           <w:rPr>
@@ -1569,7 +2004,7 @@
             <w:noProof/>
             <w:webHidden/>
           </w:rPr>
-          <w:instrText xml:space="preserve"> PAGEREF _Toc243248622 \h </w:instrText>
+          <w:instrText xml:space="preserve"> PAGEREF _Toc243252671 \h </w:instrText>
         </w:r>
         <w:r>
           <w:rPr>
@@ -1589,7 +2024,7 @@
             <w:noProof/>
             <w:webHidden/>
           </w:rPr>
-          <w:t>11</w:t>
+          <w:t>13</w:t>
         </w:r>
         <w:r>
           <w:rPr>
@@ -1615,13 +2050,13 @@
           <w14:ligatures w14:val="standardContextual"/>
         </w:rPr>
       </w:pPr>
-      <w:hyperlink w:anchor="_Toc243248623" w:history="1">
+      <w:hyperlink w:anchor="_Toc243252672" w:history="1">
         <w:r>
           <w:rPr>
             <w:rStyle w:val="Hyperlink"/>
             <w:noProof/>
           </w:rPr>
-          <w:t>3.4. Hàm relax(edge, t)</w:t>
+          <w:t>4.4. Cách chạy</w:t>
         </w:r>
         <w:r>
           <w:rPr>
@@ -1642,7 +2077,7 @@
             <w:noProof/>
             <w:webHidden/>
           </w:rPr>
-          <w:instrText xml:space="preserve"> PAGEREF _Toc243248623 \h </w:instrText>
+          <w:instrText xml:space="preserve"> PAGEREF _Toc243252672 \h </w:instrText>
         </w:r>
         <w:r>
           <w:rPr>
@@ -1662,7 +2097,80 @@
             <w:noProof/>
             <w:webHidden/>
           </w:rPr>
-          <w:t>11</w:t>
+          <w:t>14</w:t>
+        </w:r>
+        <w:r>
+          <w:rPr>
+            <w:noProof/>
+            <w:webHidden/>
+          </w:rPr>
+          <w:fldChar w:fldCharType="end"/>
+        </w:r>
+      </w:hyperlink>
+    </w:p>
+    <w:p>
+      <w:pPr>
+        <w:pStyle w:val="TOC1"/>
+        <w:tabs>
+          <w:tab w:val="right" w:leader="dot" w:pos="9061"/>
+        </w:tabs>
+        <w:rPr>
+          <w:rFonts w:asciiTheme="minorHAnsi" w:eastAsiaTheme="minorEastAsia" w:hAnsiTheme="minorHAnsi" w:cstheme="minorBidi"/>
+          <w:noProof/>
+          <w:kern w:val="2"/>
+          <w:sz w:val="24"/>
+          <w:szCs w:val="24"/>
+          <w14:ligatures w14:val="standardContextual"/>
+        </w:rPr>
+      </w:pPr>
+      <w:hyperlink w:anchor="_Toc243252673" w:history="1">
+        <w:r>
+          <w:rPr>
+            <w:rStyle w:val="Hyperlink"/>
+            <w:noProof/>
+          </w:rPr>
+          <w:t>Chương 5. Ví dụ minh họa thống nhất</w:t>
+        </w:r>
+        <w:r>
+          <w:rPr>
+            <w:noProof/>
+            <w:webHidden/>
+          </w:rPr>
+          <w:tab/>
+        </w:r>
+        <w:r>
+          <w:rPr>
+            <w:noProof/>
+            <w:webHidden/>
+          </w:rPr>
+          <w:fldChar w:fldCharType="begin"/>
+        </w:r>
+        <w:r>
+          <w:rPr>
+            <w:noProof/>
+            <w:webHidden/>
+          </w:rPr>
+          <w:instrText xml:space="preserve"> PAGEREF _Toc243252673 \h </w:instrText>
+        </w:r>
+        <w:r>
+          <w:rPr>
+            <w:noProof/>
+            <w:webHidden/>
+          </w:rPr>
+        </w:r>
+        <w:r>
+          <w:rPr>
+            <w:noProof/>
+            <w:webHidden/>
+          </w:rPr>
+          <w:fldChar w:fldCharType="separate"/>
+        </w:r>
+        <w:r>
+          <w:rPr>
+            <w:noProof/>
+            <w:webHidden/>
+          </w:rPr>
+          <w:t>15</w:t>
         </w:r>
         <w:r>
           <w:rPr>
@@ -1688,13 +2196,13 @@
           <w14:ligatures w14:val="standardContextual"/>
         </w:rPr>
       </w:pPr>
-      <w:hyperlink w:anchor="_Toc243248624" w:history="1">
+      <w:hyperlink w:anchor="_Toc243252674" w:history="1">
         <w:r>
           <w:rPr>
             <w:rStyle w:val="Hyperlink"/>
             <w:noProof/>
           </w:rPr>
-          <w:t>3.5. Định dạng input/output và xử lý lỗi</w:t>
+          <w:t>5.1. Đồ thị ví dụ</w:t>
         </w:r>
         <w:r>
           <w:rPr>
@@ -1715,7 +2223,7 @@
             <w:noProof/>
             <w:webHidden/>
           </w:rPr>
-          <w:instrText xml:space="preserve"> PAGEREF _Toc243248624 \h </w:instrText>
+          <w:instrText xml:space="preserve"> PAGEREF _Toc243252674 \h </w:instrText>
         </w:r>
         <w:r>
           <w:rPr>
@@ -1735,7 +2243,7 @@
             <w:noProof/>
             <w:webHidden/>
           </w:rPr>
-          <w:t>11</w:t>
+          <w:t>15</w:t>
         </w:r>
         <w:r>
           <w:rPr>
@@ -1761,13 +2269,13 @@
           <w14:ligatures w14:val="standardContextual"/>
         </w:rPr>
       </w:pPr>
-      <w:hyperlink w:anchor="_Toc243248625" w:history="1">
+      <w:hyperlink w:anchor="_Toc243252675" w:history="1">
         <w:r>
           <w:rPr>
             <w:rStyle w:val="Hyperlink"/>
             <w:noProof/>
           </w:rPr>
-          <w:t>3.6. Các quyết định thiết kế</w:t>
+          <w:t>5.2. Dijkstra (min-heap): toàn bộ 23 bước</w:t>
         </w:r>
         <w:r>
           <w:rPr>
@@ -1788,7 +2296,7 @@
             <w:noProof/>
             <w:webHidden/>
           </w:rPr>
-          <w:instrText xml:space="preserve"> PAGEREF _Toc243248625 \h </w:instrText>
+          <w:instrText xml:space="preserve"> PAGEREF _Toc243252675 \h </w:instrText>
         </w:r>
         <w:r>
           <w:rPr>
@@ -1808,7 +2316,226 @@
             <w:noProof/>
             <w:webHidden/>
           </w:rPr>
-          <w:t>12</w:t>
+          <w:t>15</w:t>
+        </w:r>
+        <w:r>
+          <w:rPr>
+            <w:noProof/>
+            <w:webHidden/>
+          </w:rPr>
+          <w:fldChar w:fldCharType="end"/>
+        </w:r>
+      </w:hyperlink>
+    </w:p>
+    <w:p>
+      <w:pPr>
+        <w:pStyle w:val="TOC2"/>
+        <w:tabs>
+          <w:tab w:val="right" w:leader="dot" w:pos="9061"/>
+        </w:tabs>
+        <w:rPr>
+          <w:rFonts w:asciiTheme="minorHAnsi" w:eastAsiaTheme="minorEastAsia" w:hAnsiTheme="minorHAnsi" w:cstheme="minorBidi"/>
+          <w:noProof/>
+          <w:kern w:val="2"/>
+          <w:sz w:val="24"/>
+          <w:szCs w:val="24"/>
+          <w14:ligatures w14:val="standardContextual"/>
+        </w:rPr>
+      </w:pPr>
+      <w:hyperlink w:anchor="_Toc243252676" w:history="1">
+        <w:r>
+          <w:rPr>
+            <w:rStyle w:val="Hyperlink"/>
+            <w:noProof/>
+          </w:rPr>
+          <w:t>5.3. Các bước đáng chú ý</w:t>
+        </w:r>
+        <w:r>
+          <w:rPr>
+            <w:noProof/>
+            <w:webHidden/>
+          </w:rPr>
+          <w:tab/>
+        </w:r>
+        <w:r>
+          <w:rPr>
+            <w:noProof/>
+            <w:webHidden/>
+          </w:rPr>
+          <w:fldChar w:fldCharType="begin"/>
+        </w:r>
+        <w:r>
+          <w:rPr>
+            <w:noProof/>
+            <w:webHidden/>
+          </w:rPr>
+          <w:instrText xml:space="preserve"> PAGEREF _Toc243252676 \h </w:instrText>
+        </w:r>
+        <w:r>
+          <w:rPr>
+            <w:noProof/>
+            <w:webHidden/>
+          </w:rPr>
+        </w:r>
+        <w:r>
+          <w:rPr>
+            <w:noProof/>
+            <w:webHidden/>
+          </w:rPr>
+          <w:fldChar w:fldCharType="separate"/>
+        </w:r>
+        <w:r>
+          <w:rPr>
+            <w:noProof/>
+            <w:webHidden/>
+          </w:rPr>
+          <w:t>16</w:t>
+        </w:r>
+        <w:r>
+          <w:rPr>
+            <w:noProof/>
+            <w:webHidden/>
+          </w:rPr>
+          <w:fldChar w:fldCharType="end"/>
+        </w:r>
+      </w:hyperlink>
+    </w:p>
+    <w:p>
+      <w:pPr>
+        <w:pStyle w:val="TOC2"/>
+        <w:tabs>
+          <w:tab w:val="right" w:leader="dot" w:pos="9061"/>
+        </w:tabs>
+        <w:rPr>
+          <w:rFonts w:asciiTheme="minorHAnsi" w:eastAsiaTheme="minorEastAsia" w:hAnsiTheme="minorHAnsi" w:cstheme="minorBidi"/>
+          <w:noProof/>
+          <w:kern w:val="2"/>
+          <w:sz w:val="24"/>
+          <w:szCs w:val="24"/>
+          <w14:ligatures w14:val="standardContextual"/>
+        </w:rPr>
+      </w:pPr>
+      <w:hyperlink w:anchor="_Toc243252677" w:history="1">
+        <w:r>
+          <w:rPr>
+            <w:rStyle w:val="Hyperlink"/>
+            <w:noProof/>
+          </w:rPr>
+          <w:t>5.4. Cùng đồ thị với Dijkstra mảng và Bellman-Ford</w:t>
+        </w:r>
+        <w:r>
+          <w:rPr>
+            <w:noProof/>
+            <w:webHidden/>
+          </w:rPr>
+          <w:tab/>
+        </w:r>
+        <w:r>
+          <w:rPr>
+            <w:noProof/>
+            <w:webHidden/>
+          </w:rPr>
+          <w:fldChar w:fldCharType="begin"/>
+        </w:r>
+        <w:r>
+          <w:rPr>
+            <w:noProof/>
+            <w:webHidden/>
+          </w:rPr>
+          <w:instrText xml:space="preserve"> PAGEREF _Toc243252677 \h </w:instrText>
+        </w:r>
+        <w:r>
+          <w:rPr>
+            <w:noProof/>
+            <w:webHidden/>
+          </w:rPr>
+        </w:r>
+        <w:r>
+          <w:rPr>
+            <w:noProof/>
+            <w:webHidden/>
+          </w:rPr>
+          <w:fldChar w:fldCharType="separate"/>
+        </w:r>
+        <w:r>
+          <w:rPr>
+            <w:noProof/>
+            <w:webHidden/>
+          </w:rPr>
+          <w:t>20</w:t>
+        </w:r>
+        <w:r>
+          <w:rPr>
+            <w:noProof/>
+            <w:webHidden/>
+          </w:rPr>
+          <w:fldChar w:fldCharType="end"/>
+        </w:r>
+      </w:hyperlink>
+    </w:p>
+    <w:p>
+      <w:pPr>
+        <w:pStyle w:val="TOC2"/>
+        <w:tabs>
+          <w:tab w:val="right" w:leader="dot" w:pos="9061"/>
+        </w:tabs>
+        <w:rPr>
+          <w:rFonts w:asciiTheme="minorHAnsi" w:eastAsiaTheme="minorEastAsia" w:hAnsiTheme="minorHAnsi" w:cstheme="minorBidi"/>
+          <w:noProof/>
+          <w:kern w:val="2"/>
+          <w:sz w:val="24"/>
+          <w:szCs w:val="24"/>
+          <w14:ligatures w14:val="standardContextual"/>
+        </w:rPr>
+      </w:pPr>
+      <w:hyperlink w:anchor="_Toc243252678" w:history="1">
+        <w:r>
+          <w:rPr>
+            <w:rStyle w:val="Hyperlink"/>
+            <w:noProof/>
+          </w:rPr>
+          <w:t>5.5. Cạnh âm và chu trình âm</w:t>
+        </w:r>
+        <w:r>
+          <w:rPr>
+            <w:noProof/>
+            <w:webHidden/>
+          </w:rPr>
+          <w:tab/>
+        </w:r>
+        <w:r>
+          <w:rPr>
+            <w:noProof/>
+            <w:webHidden/>
+          </w:rPr>
+          <w:fldChar w:fldCharType="begin"/>
+        </w:r>
+        <w:r>
+          <w:rPr>
+            <w:noProof/>
+            <w:webHidden/>
+          </w:rPr>
+          <w:instrText xml:space="preserve"> PAGEREF _Toc243252678 \h </w:instrText>
+        </w:r>
+        <w:r>
+          <w:rPr>
+            <w:noProof/>
+            <w:webHidden/>
+          </w:rPr>
+        </w:r>
+        <w:r>
+          <w:rPr>
+            <w:noProof/>
+            <w:webHidden/>
+          </w:rPr>
+          <w:fldChar w:fldCharType="separate"/>
+        </w:r>
+        <w:r>
+          <w:rPr>
+            <w:noProof/>
+            <w:webHidden/>
+          </w:rPr>
+          <w:t>22</w:t>
         </w:r>
         <w:r>
           <w:rPr>
@@ -1834,13 +2561,13 @@
           <w14:ligatures w14:val="standardContextual"/>
         </w:rPr>
       </w:pPr>
-      <w:hyperlink w:anchor="_Toc243248626" w:history="1">
+      <w:hyperlink w:anchor="_Toc243252679" w:history="1">
         <w:r>
           <w:rPr>
             <w:rStyle w:val="Hyperlink"/>
             <w:noProof/>
           </w:rPr>
-          <w:t>Chương 4. Cài đặt và giao diện</w:t>
+          <w:t>Chương 6. Kiểm thử</w:t>
         </w:r>
         <w:r>
           <w:rPr>
@@ -1861,7 +2588,7 @@
             <w:noProof/>
             <w:webHidden/>
           </w:rPr>
-          <w:instrText xml:space="preserve"> PAGEREF _Toc243248626 \h </w:instrText>
+          <w:instrText xml:space="preserve"> PAGEREF _Toc243252679 \h </w:instrText>
         </w:r>
         <w:r>
           <w:rPr>
@@ -1881,7 +2608,7 @@
             <w:noProof/>
             <w:webHidden/>
           </w:rPr>
-          <w:t>13</w:t>
+          <w:t>25</w:t>
         </w:r>
         <w:r>
           <w:rPr>
@@ -1907,13 +2634,13 @@
           <w14:ligatures w14:val="standardContextual"/>
         </w:rPr>
       </w:pPr>
-      <w:hyperlink w:anchor="_Toc243248627" w:history="1">
+      <w:hyperlink w:anchor="_Toc243252680" w:history="1">
         <w:r>
           <w:rPr>
             <w:rStyle w:val="Hyperlink"/>
             <w:noProof/>
           </w:rPr>
-          <w:t>4.1. Vòng lặp chính của Dijkstra (min-heap)</w:t>
+          <w:t>6.1. Chiến lược</w:t>
         </w:r>
         <w:r>
           <w:rPr>
@@ -1934,7 +2661,7 @@
             <w:noProof/>
             <w:webHidden/>
           </w:rPr>
-          <w:instrText xml:space="preserve"> PAGEREF _Toc243248627 \h </w:instrText>
+          <w:instrText xml:space="preserve"> PAGEREF _Toc243252680 \h </w:instrText>
         </w:r>
         <w:r>
           <w:rPr>
@@ -1954,7 +2681,7 @@
             <w:noProof/>
             <w:webHidden/>
           </w:rPr>
-          <w:t>13</w:t>
+          <w:t>25</w:t>
         </w:r>
         <w:r>
           <w:rPr>
@@ -1980,13 +2707,13 @@
           <w14:ligatures w14:val="standardContextual"/>
         </w:rPr>
       </w:pPr>
-      <w:hyperlink w:anchor="_Toc243248628" w:history="1">
+      <w:hyperlink w:anchor="_Toc243252681" w:history="1">
         <w:r>
           <w:rPr>
             <w:rStyle w:val="Hyperlink"/>
             <w:noProof/>
           </w:rPr>
-          <w:t>4.2. Min-heap: thao tác sift-down</w:t>
+          <w:t>6.2. Bộ testcase</w:t>
         </w:r>
         <w:r>
           <w:rPr>
@@ -2007,7 +2734,7 @@
             <w:noProof/>
             <w:webHidden/>
           </w:rPr>
-          <w:instrText xml:space="preserve"> PAGEREF _Toc243248628 \h </w:instrText>
+          <w:instrText xml:space="preserve"> PAGEREF _Toc243252681 \h </w:instrText>
         </w:r>
         <w:r>
           <w:rPr>
@@ -2027,7 +2754,7 @@
             <w:noProof/>
             <w:webHidden/>
           </w:rPr>
-          <w:t>13</w:t>
+          <w:t>25</w:t>
         </w:r>
         <w:r>
           <w:rPr>
@@ -2053,13 +2780,13 @@
           <w14:ligatures w14:val="standardContextual"/>
         </w:rPr>
       </w:pPr>
-      <w:hyperlink w:anchor="_Toc243248629" w:history="1">
+      <w:hyperlink w:anchor="_Toc243252682" w:history="1">
         <w:r>
           <w:rPr>
             <w:rStyle w:val="Hyperlink"/>
             <w:noProof/>
           </w:rPr>
-          <w:t>4.3. Giao diện</w:t>
+          <w:t>6.3. Cách chấm</w:t>
         </w:r>
         <w:r>
           <w:rPr>
@@ -2080,7 +2807,7 @@
             <w:noProof/>
             <w:webHidden/>
           </w:rPr>
-          <w:instrText xml:space="preserve"> PAGEREF _Toc243248629 \h </w:instrText>
+          <w:instrText xml:space="preserve"> PAGEREF _Toc243252682 \h </w:instrText>
         </w:r>
         <w:r>
           <w:rPr>
@@ -2100,7 +2827,7 @@
             <w:noProof/>
             <w:webHidden/>
           </w:rPr>
-          <w:t>14</w:t>
+          <w:t>25</w:t>
         </w:r>
         <w:r>
           <w:rPr>
@@ -2126,13 +2853,13 @@
           <w14:ligatures w14:val="standardContextual"/>
         </w:rPr>
       </w:pPr>
-      <w:hyperlink w:anchor="_Toc243248630" w:history="1">
+      <w:hyperlink w:anchor="_Toc243252683" w:history="1">
         <w:r>
           <w:rPr>
             <w:rStyle w:val="Hyperlink"/>
             <w:noProof/>
           </w:rPr>
-          <w:t>4.4. Cách chạy</w:t>
+          <w:t>6.4. Kết quả</w:t>
         </w:r>
         <w:r>
           <w:rPr>
@@ -2153,7 +2880,7 @@
             <w:noProof/>
             <w:webHidden/>
           </w:rPr>
-          <w:instrText xml:space="preserve"> PAGEREF _Toc243248630 \h </w:instrText>
+          <w:instrText xml:space="preserve"> PAGEREF _Toc243252683 \h </w:instrText>
         </w:r>
         <w:r>
           <w:rPr>
@@ -2173,7 +2900,153 @@
             <w:noProof/>
             <w:webHidden/>
           </w:rPr>
-          <w:t>15</w:t>
+          <w:t>25</w:t>
+        </w:r>
+        <w:r>
+          <w:rPr>
+            <w:noProof/>
+            <w:webHidden/>
+          </w:rPr>
+          <w:fldChar w:fldCharType="end"/>
+        </w:r>
+      </w:hyperlink>
+    </w:p>
+    <w:p>
+      <w:pPr>
+        <w:pStyle w:val="TOC2"/>
+        <w:tabs>
+          <w:tab w:val="right" w:leader="dot" w:pos="9061"/>
+        </w:tabs>
+        <w:rPr>
+          <w:rFonts w:asciiTheme="minorHAnsi" w:eastAsiaTheme="minorEastAsia" w:hAnsiTheme="minorHAnsi" w:cstheme="minorBidi"/>
+          <w:noProof/>
+          <w:kern w:val="2"/>
+          <w:sz w:val="24"/>
+          <w:szCs w:val="24"/>
+          <w14:ligatures w14:val="standardContextual"/>
+        </w:rPr>
+      </w:pPr>
+      <w:hyperlink w:anchor="_Toc243252684" w:history="1">
+        <w:r>
+          <w:rPr>
+            <w:rStyle w:val="Hyperlink"/>
+            <w:noProof/>
+          </w:rPr>
+          <w:t>6.5. Bộ test có bắt được lỗi không? (mutation test)</w:t>
+        </w:r>
+        <w:r>
+          <w:rPr>
+            <w:noProof/>
+            <w:webHidden/>
+          </w:rPr>
+          <w:tab/>
+        </w:r>
+        <w:r>
+          <w:rPr>
+            <w:noProof/>
+            <w:webHidden/>
+          </w:rPr>
+          <w:fldChar w:fldCharType="begin"/>
+        </w:r>
+        <w:r>
+          <w:rPr>
+            <w:noProof/>
+            <w:webHidden/>
+          </w:rPr>
+          <w:instrText xml:space="preserve"> PAGEREF _Toc243252684 \h </w:instrText>
+        </w:r>
+        <w:r>
+          <w:rPr>
+            <w:noProof/>
+            <w:webHidden/>
+          </w:rPr>
+        </w:r>
+        <w:r>
+          <w:rPr>
+            <w:noProof/>
+            <w:webHidden/>
+          </w:rPr>
+          <w:fldChar w:fldCharType="separate"/>
+        </w:r>
+        <w:r>
+          <w:rPr>
+            <w:noProof/>
+            <w:webHidden/>
+          </w:rPr>
+          <w:t>26</w:t>
+        </w:r>
+        <w:r>
+          <w:rPr>
+            <w:noProof/>
+            <w:webHidden/>
+          </w:rPr>
+          <w:fldChar w:fldCharType="end"/>
+        </w:r>
+      </w:hyperlink>
+    </w:p>
+    <w:p>
+      <w:pPr>
+        <w:pStyle w:val="TOC2"/>
+        <w:tabs>
+          <w:tab w:val="right" w:leader="dot" w:pos="9061"/>
+        </w:tabs>
+        <w:rPr>
+          <w:rFonts w:asciiTheme="minorHAnsi" w:eastAsiaTheme="minorEastAsia" w:hAnsiTheme="minorHAnsi" w:cstheme="minorBidi"/>
+          <w:noProof/>
+          <w:kern w:val="2"/>
+          <w:sz w:val="24"/>
+          <w:szCs w:val="24"/>
+          <w14:ligatures w14:val="standardContextual"/>
+        </w:rPr>
+      </w:pPr>
+      <w:hyperlink w:anchor="_Toc243252685" w:history="1">
+        <w:r>
+          <w:rPr>
+            <w:rStyle w:val="Hyperlink"/>
+            <w:noProof/>
+          </w:rPr>
+          <w:t>6.6. Testcase mô phỏng mạng bưu chính</w:t>
+        </w:r>
+        <w:r>
+          <w:rPr>
+            <w:noProof/>
+            <w:webHidden/>
+          </w:rPr>
+          <w:tab/>
+        </w:r>
+        <w:r>
+          <w:rPr>
+            <w:noProof/>
+            <w:webHidden/>
+          </w:rPr>
+          <w:fldChar w:fldCharType="begin"/>
+        </w:r>
+        <w:r>
+          <w:rPr>
+            <w:noProof/>
+            <w:webHidden/>
+          </w:rPr>
+          <w:instrText xml:space="preserve"> PAGEREF _Toc243252685 \h </w:instrText>
+        </w:r>
+        <w:r>
+          <w:rPr>
+            <w:noProof/>
+            <w:webHidden/>
+          </w:rPr>
+        </w:r>
+        <w:r>
+          <w:rPr>
+            <w:noProof/>
+            <w:webHidden/>
+          </w:rPr>
+          <w:fldChar w:fldCharType="separate"/>
+        </w:r>
+        <w:r>
+          <w:rPr>
+            <w:noProof/>
+            <w:webHidden/>
+          </w:rPr>
+          <w:t>26</w:t>
         </w:r>
         <w:r>
           <w:rPr>
@@ -2199,13 +3072,13 @@
           <w14:ligatures w14:val="standardContextual"/>
         </w:rPr>
       </w:pPr>
-      <w:hyperlink w:anchor="_Toc243248631" w:history="1">
+      <w:hyperlink w:anchor="_Toc243252686" w:history="1">
         <w:r>
           <w:rPr>
             <w:rStyle w:val="Hyperlink"/>
             <w:noProof/>
           </w:rPr>
-          <w:t>Chương 5. Ví dụ minh họa thống nhất</w:t>
+          <w:t>Chương 7. Đánh giá hiệu năng</w:t>
         </w:r>
         <w:r>
           <w:rPr>
@@ -2226,7 +3099,7 @@
             <w:noProof/>
             <w:webHidden/>
           </w:rPr>
-          <w:instrText xml:space="preserve"> PAGEREF _Toc243248631 \h </w:instrText>
+          <w:instrText xml:space="preserve"> PAGEREF _Toc243252686 \h </w:instrText>
         </w:r>
         <w:r>
           <w:rPr>
@@ -2246,7 +3119,7 @@
             <w:noProof/>
             <w:webHidden/>
           </w:rPr>
-          <w:t>16</w:t>
+          <w:t>28</w:t>
         </w:r>
         <w:r>
           <w:rPr>
@@ -2272,13 +3145,13 @@
           <w14:ligatures w14:val="standardContextual"/>
         </w:rPr>
       </w:pPr>
-      <w:hyperlink w:anchor="_Toc243248632" w:history="1">
+      <w:hyperlink w:anchor="_Toc243252687" w:history="1">
         <w:r>
           <w:rPr>
             <w:rStyle w:val="Hyperlink"/>
             <w:noProof/>
           </w:rPr>
-          <w:t>5.1. Đồ thị ví dụ</w:t>
+          <w:t>7.1. Thiết lập</w:t>
         </w:r>
         <w:r>
           <w:rPr>
@@ -2299,7 +3172,7 @@
             <w:noProof/>
             <w:webHidden/>
           </w:rPr>
-          <w:instrText xml:space="preserve"> PAGEREF _Toc243248632 \h </w:instrText>
+          <w:instrText xml:space="preserve"> PAGEREF _Toc243252687 \h </w:instrText>
         </w:r>
         <w:r>
           <w:rPr>
@@ -2319,7 +3192,7 @@
             <w:noProof/>
             <w:webHidden/>
           </w:rPr>
-          <w:t>16</w:t>
+          <w:t>28</w:t>
         </w:r>
         <w:r>
           <w:rPr>
@@ -2345,13 +3218,13 @@
           <w14:ligatures w14:val="standardContextual"/>
         </w:rPr>
       </w:pPr>
-      <w:hyperlink w:anchor="_Toc243248633" w:history="1">
+      <w:hyperlink w:anchor="_Toc243252688" w:history="1">
         <w:r>
           <w:rPr>
             <w:rStyle w:val="Hyperlink"/>
             <w:noProof/>
           </w:rPr>
-          <w:t>5.2. Dijkstra (min-heap): toàn bộ 23 bước</w:t>
+          <w:t>7.2. Đồ thị thưa</w:t>
         </w:r>
         <w:r>
           <w:rPr>
@@ -2372,7 +3245,7 @@
             <w:noProof/>
             <w:webHidden/>
           </w:rPr>
-          <w:instrText xml:space="preserve"> PAGEREF _Toc243248633 \h </w:instrText>
+          <w:instrText xml:space="preserve"> PAGEREF _Toc243252688 \h </w:instrText>
         </w:r>
         <w:r>
           <w:rPr>
@@ -2392,7 +3265,7 @@
             <w:noProof/>
             <w:webHidden/>
           </w:rPr>
-          <w:t>16</w:t>
+          <w:t>28</w:t>
         </w:r>
         <w:r>
           <w:rPr>
@@ -2418,13 +3291,13 @@
           <w14:ligatures w14:val="standardContextual"/>
         </w:rPr>
       </w:pPr>
-      <w:hyperlink w:anchor="_Toc243248634" w:history="1">
+      <w:hyperlink w:anchor="_Toc243252689" w:history="1">
         <w:r>
           <w:rPr>
             <w:rStyle w:val="Hyperlink"/>
             <w:noProof/>
           </w:rPr>
-          <w:t>5.3. Các bước đáng chú ý</w:t>
+          <w:t>7.3. Đồ thị dày</w:t>
         </w:r>
         <w:r>
           <w:rPr>
@@ -2445,7 +3318,7 @@
             <w:noProof/>
             <w:webHidden/>
           </w:rPr>
-          <w:instrText xml:space="preserve"> PAGEREF _Toc243248634 \h </w:instrText>
+          <w:instrText xml:space="preserve"> PAGEREF _Toc243252689 \h </w:instrText>
         </w:r>
         <w:r>
           <w:rPr>
@@ -2465,7 +3338,7 @@
             <w:noProof/>
             <w:webHidden/>
           </w:rPr>
-          <w:t>17</w:t>
+          <w:t>29</w:t>
         </w:r>
         <w:r>
           <w:rPr>
@@ -2491,13 +3364,13 @@
           <w14:ligatures w14:val="standardContextual"/>
         </w:rPr>
       </w:pPr>
-      <w:hyperlink w:anchor="_Toc243248635" w:history="1">
+      <w:hyperlink w:anchor="_Toc243252690" w:history="1">
         <w:r>
           <w:rPr>
             <w:rStyle w:val="Hyperlink"/>
             <w:noProof/>
           </w:rPr>
-          <w:t>5.4. Cùng đồ thị với Dijkstra mảng và Bellman-Ford</w:t>
+          <w:t>7.4. Nhận xét</w:t>
         </w:r>
         <w:r>
           <w:rPr>
@@ -2518,7 +3391,7 @@
             <w:noProof/>
             <w:webHidden/>
           </w:rPr>
-          <w:instrText xml:space="preserve"> PAGEREF _Toc243248635 \h </w:instrText>
+          <w:instrText xml:space="preserve"> PAGEREF _Toc243252690 \h </w:instrText>
         </w:r>
         <w:r>
           <w:rPr>
@@ -2538,7 +3411,80 @@
             <w:noProof/>
             <w:webHidden/>
           </w:rPr>
-          <w:t>21</w:t>
+          <w:t>29</w:t>
+        </w:r>
+        <w:r>
+          <w:rPr>
+            <w:noProof/>
+            <w:webHidden/>
+          </w:rPr>
+          <w:fldChar w:fldCharType="end"/>
+        </w:r>
+      </w:hyperlink>
+    </w:p>
+    <w:p>
+      <w:pPr>
+        <w:pStyle w:val="TOC1"/>
+        <w:tabs>
+          <w:tab w:val="right" w:leader="dot" w:pos="9061"/>
+        </w:tabs>
+        <w:rPr>
+          <w:rFonts w:asciiTheme="minorHAnsi" w:eastAsiaTheme="minorEastAsia" w:hAnsiTheme="minorHAnsi" w:cstheme="minorBidi"/>
+          <w:noProof/>
+          <w:kern w:val="2"/>
+          <w:sz w:val="24"/>
+          <w:szCs w:val="24"/>
+          <w14:ligatures w14:val="standardContextual"/>
+        </w:rPr>
+      </w:pPr>
+      <w:hyperlink w:anchor="_Toc243252691" w:history="1">
+        <w:r>
+          <w:rPr>
+            <w:rStyle w:val="Hyperlink"/>
+            <w:noProof/>
+          </w:rPr>
+          <w:t>Chương 8. Kết luận và hướng phát triển</w:t>
+        </w:r>
+        <w:r>
+          <w:rPr>
+            <w:noProof/>
+            <w:webHidden/>
+          </w:rPr>
+          <w:tab/>
+        </w:r>
+        <w:r>
+          <w:rPr>
+            <w:noProof/>
+            <w:webHidden/>
+          </w:rPr>
+          <w:fldChar w:fldCharType="begin"/>
+        </w:r>
+        <w:r>
+          <w:rPr>
+            <w:noProof/>
+            <w:webHidden/>
+          </w:rPr>
+          <w:instrText xml:space="preserve"> PAGEREF _Toc243252691 \h </w:instrText>
+        </w:r>
+        <w:r>
+          <w:rPr>
+            <w:noProof/>
+            <w:webHidden/>
+          </w:rPr>
+        </w:r>
+        <w:r>
+          <w:rPr>
+            <w:noProof/>
+            <w:webHidden/>
+          </w:rPr>
+          <w:fldChar w:fldCharType="separate"/>
+        </w:r>
+        <w:r>
+          <w:rPr>
+            <w:noProof/>
+            <w:webHidden/>
+          </w:rPr>
+          <w:t>30</w:t>
         </w:r>
         <w:r>
           <w:rPr>
@@ -2564,13 +3510,13 @@
           <w14:ligatures w14:val="standardContextual"/>
         </w:rPr>
       </w:pPr>
-      <w:hyperlink w:anchor="_Toc243248636" w:history="1">
+      <w:hyperlink w:anchor="_Toc243252692" w:history="1">
         <w:r>
           <w:rPr>
             <w:rStyle w:val="Hyperlink"/>
             <w:noProof/>
           </w:rPr>
-          <w:t>5.5. Cạnh âm và chu trình âm</w:t>
+          <w:t>8.1. Kết quả đạt được</w:t>
         </w:r>
         <w:r>
           <w:rPr>
@@ -2591,7 +3537,7 @@
             <w:noProof/>
             <w:webHidden/>
           </w:rPr>
-          <w:instrText xml:space="preserve"> PAGEREF _Toc243248636 \h </w:instrText>
+          <w:instrText xml:space="preserve"> PAGEREF _Toc243252692 \h </w:instrText>
         </w:r>
         <w:r>
           <w:rPr>
@@ -2611,7 +3557,153 @@
             <w:noProof/>
             <w:webHidden/>
           </w:rPr>
-          <w:t>23</w:t>
+          <w:t>30</w:t>
+        </w:r>
+        <w:r>
+          <w:rPr>
+            <w:noProof/>
+            <w:webHidden/>
+          </w:rPr>
+          <w:fldChar w:fldCharType="end"/>
+        </w:r>
+      </w:hyperlink>
+    </w:p>
+    <w:p>
+      <w:pPr>
+        <w:pStyle w:val="TOC2"/>
+        <w:tabs>
+          <w:tab w:val="right" w:leader="dot" w:pos="9061"/>
+        </w:tabs>
+        <w:rPr>
+          <w:rFonts w:asciiTheme="minorHAnsi" w:eastAsiaTheme="minorEastAsia" w:hAnsiTheme="minorHAnsi" w:cstheme="minorBidi"/>
+          <w:noProof/>
+          <w:kern w:val="2"/>
+          <w:sz w:val="24"/>
+          <w:szCs w:val="24"/>
+          <w14:ligatures w14:val="standardContextual"/>
+        </w:rPr>
+      </w:pPr>
+      <w:hyperlink w:anchor="_Toc243252693" w:history="1">
+        <w:r>
+          <w:rPr>
+            <w:rStyle w:val="Hyperlink"/>
+            <w:noProof/>
+          </w:rPr>
+          <w:t>8.2. Hạn chế</w:t>
+        </w:r>
+        <w:r>
+          <w:rPr>
+            <w:noProof/>
+            <w:webHidden/>
+          </w:rPr>
+          <w:tab/>
+        </w:r>
+        <w:r>
+          <w:rPr>
+            <w:noProof/>
+            <w:webHidden/>
+          </w:rPr>
+          <w:fldChar w:fldCharType="begin"/>
+        </w:r>
+        <w:r>
+          <w:rPr>
+            <w:noProof/>
+            <w:webHidden/>
+          </w:rPr>
+          <w:instrText xml:space="preserve"> PAGEREF _Toc243252693 \h </w:instrText>
+        </w:r>
+        <w:r>
+          <w:rPr>
+            <w:noProof/>
+            <w:webHidden/>
+          </w:rPr>
+        </w:r>
+        <w:r>
+          <w:rPr>
+            <w:noProof/>
+            <w:webHidden/>
+          </w:rPr>
+          <w:fldChar w:fldCharType="separate"/>
+        </w:r>
+        <w:r>
+          <w:rPr>
+            <w:noProof/>
+            <w:webHidden/>
+          </w:rPr>
+          <w:t>30</w:t>
+        </w:r>
+        <w:r>
+          <w:rPr>
+            <w:noProof/>
+            <w:webHidden/>
+          </w:rPr>
+          <w:fldChar w:fldCharType="end"/>
+        </w:r>
+      </w:hyperlink>
+    </w:p>
+    <w:p>
+      <w:pPr>
+        <w:pStyle w:val="TOC2"/>
+        <w:tabs>
+          <w:tab w:val="right" w:leader="dot" w:pos="9061"/>
+        </w:tabs>
+        <w:rPr>
+          <w:rFonts w:asciiTheme="minorHAnsi" w:eastAsiaTheme="minorEastAsia" w:hAnsiTheme="minorHAnsi" w:cstheme="minorBidi"/>
+          <w:noProof/>
+          <w:kern w:val="2"/>
+          <w:sz w:val="24"/>
+          <w:szCs w:val="24"/>
+          <w14:ligatures w14:val="standardContextual"/>
+        </w:rPr>
+      </w:pPr>
+      <w:hyperlink w:anchor="_Toc243252694" w:history="1">
+        <w:r>
+          <w:rPr>
+            <w:rStyle w:val="Hyperlink"/>
+            <w:noProof/>
+          </w:rPr>
+          <w:t>8.3. Hướng phát triển</w:t>
+        </w:r>
+        <w:r>
+          <w:rPr>
+            <w:noProof/>
+            <w:webHidden/>
+          </w:rPr>
+          <w:tab/>
+        </w:r>
+        <w:r>
+          <w:rPr>
+            <w:noProof/>
+            <w:webHidden/>
+          </w:rPr>
+          <w:fldChar w:fldCharType="begin"/>
+        </w:r>
+        <w:r>
+          <w:rPr>
+            <w:noProof/>
+            <w:webHidden/>
+          </w:rPr>
+          <w:instrText xml:space="preserve"> PAGEREF _Toc243252694 \h </w:instrText>
+        </w:r>
+        <w:r>
+          <w:rPr>
+            <w:noProof/>
+            <w:webHidden/>
+          </w:rPr>
+        </w:r>
+        <w:r>
+          <w:rPr>
+            <w:noProof/>
+            <w:webHidden/>
+          </w:rPr>
+          <w:fldChar w:fldCharType="separate"/>
+        </w:r>
+        <w:r>
+          <w:rPr>
+            <w:noProof/>
+            <w:webHidden/>
+          </w:rPr>
+          <w:t>30</w:t>
         </w:r>
         <w:r>
           <w:rPr>
@@ -2637,13 +3729,13 @@
           <w14:ligatures w14:val="standardContextual"/>
         </w:rPr>
       </w:pPr>
-      <w:hyperlink w:anchor="_Toc243248637" w:history="1">
+      <w:hyperlink w:anchor="_Toc243252695" w:history="1">
         <w:r>
           <w:rPr>
             <w:rStyle w:val="Hyperlink"/>
             <w:noProof/>
           </w:rPr>
-          <w:t>Chương 6. Kiểm thử</w:t>
+          <w:t>Tài liệu tham khảo</w:t>
         </w:r>
         <w:r>
           <w:rPr>
@@ -2664,7 +3756,7 @@
             <w:noProof/>
             <w:webHidden/>
           </w:rPr>
-          <w:instrText xml:space="preserve"> PAGEREF _Toc243248637 \h </w:instrText>
+          <w:instrText xml:space="preserve"> PAGEREF _Toc243252695 \h </w:instrText>
         </w:r>
         <w:r>
           <w:rPr>
@@ -2684,1686 +3776,7 @@
             <w:noProof/>
             <w:webHidden/>
           </w:rPr>
-          <w:t>26</w:t>
-        </w:r>
-        <w:r>
-          <w:rPr>
-            <w:noProof/>
-            <w:webHidden/>
-          </w:rPr>
-          <w:fldChar w:fldCharType="end"/>
-        </w:r>
-      </w:hyperlink>
-    </w:p>
-    <w:p>
-      <w:pPr>
-        <w:pStyle w:val="TOC2"/>
-        <w:tabs>
-          <w:tab w:val="right" w:leader="dot" w:pos="9061"/>
-        </w:tabs>
-        <w:rPr>
-          <w:rFonts w:asciiTheme="minorHAnsi" w:eastAsiaTheme="minorEastAsia" w:hAnsiTheme="minorHAnsi" w:cstheme="minorBidi"/>
-          <w:noProof/>
-          <w:kern w:val="2"/>
-          <w:sz w:val="24"/>
-          <w:szCs w:val="24"/>
-          <w14:ligatures w14:val="standardContextual"/>
-        </w:rPr>
-      </w:pPr>
-      <w:hyperlink w:anchor="_Toc243248638" w:history="1">
-        <w:r>
-          <w:rPr>
-            <w:rStyle w:val="Hyperlink"/>
-            <w:noProof/>
-          </w:rPr>
-          <w:t>6.1. Chiến lược</w:t>
-        </w:r>
-        <w:r>
-          <w:rPr>
-            <w:noProof/>
-            <w:webHidden/>
-          </w:rPr>
-          <w:tab/>
-        </w:r>
-        <w:r>
-          <w:rPr>
-            <w:noProof/>
-            <w:webHidden/>
-          </w:rPr>
-          <w:fldChar w:fldCharType="begin"/>
-        </w:r>
-        <w:r>
-          <w:rPr>
-            <w:noProof/>
-            <w:webHidden/>
-          </w:rPr>
-          <w:instrText xml:space="preserve"> PAGEREF _Toc243248638 \h </w:instrText>
-        </w:r>
-        <w:r>
-          <w:rPr>
-            <w:noProof/>
-            <w:webHidden/>
-          </w:rPr>
-        </w:r>
-        <w:r>
-          <w:rPr>
-            <w:noProof/>
-            <w:webHidden/>
-          </w:rPr>
-          <w:fldChar w:fldCharType="separate"/>
-        </w:r>
-        <w:r>
-          <w:rPr>
-            <w:noProof/>
-            <w:webHidden/>
-          </w:rPr>
-          <w:t>26</w:t>
-        </w:r>
-        <w:r>
-          <w:rPr>
-            <w:noProof/>
-            <w:webHidden/>
-          </w:rPr>
-          <w:fldChar w:fldCharType="end"/>
-        </w:r>
-      </w:hyperlink>
-    </w:p>
-    <w:p>
-      <w:pPr>
-        <w:pStyle w:val="TOC2"/>
-        <w:tabs>
-          <w:tab w:val="right" w:leader="dot" w:pos="9061"/>
-        </w:tabs>
-        <w:rPr>
-          <w:rFonts w:asciiTheme="minorHAnsi" w:eastAsiaTheme="minorEastAsia" w:hAnsiTheme="minorHAnsi" w:cstheme="minorBidi"/>
-          <w:noProof/>
-          <w:kern w:val="2"/>
-          <w:sz w:val="24"/>
-          <w:szCs w:val="24"/>
-          <w14:ligatures w14:val="standardContextual"/>
-        </w:rPr>
-      </w:pPr>
-      <w:hyperlink w:anchor="_Toc243248639" w:history="1">
-        <w:r>
-          <w:rPr>
-            <w:rStyle w:val="Hyperlink"/>
-            <w:noProof/>
-          </w:rPr>
-          <w:t>6.2. Bộ testcase</w:t>
-        </w:r>
-        <w:r>
-          <w:rPr>
-            <w:noProof/>
-            <w:webHidden/>
-          </w:rPr>
-          <w:tab/>
-        </w:r>
-        <w:r>
-          <w:rPr>
-            <w:noProof/>
-            <w:webHidden/>
-          </w:rPr>
-          <w:fldChar w:fldCharType="begin"/>
-        </w:r>
-        <w:r>
-          <w:rPr>
-            <w:noProof/>
-            <w:webHidden/>
-          </w:rPr>
-          <w:instrText xml:space="preserve"> PAGEREF _Toc243248639 \h </w:instrText>
-        </w:r>
-        <w:r>
-          <w:rPr>
-            <w:noProof/>
-            <w:webHidden/>
-          </w:rPr>
-        </w:r>
-        <w:r>
-          <w:rPr>
-            <w:noProof/>
-            <w:webHidden/>
-          </w:rPr>
-          <w:fldChar w:fldCharType="separate"/>
-        </w:r>
-        <w:r>
-          <w:rPr>
-            <w:noProof/>
-            <w:webHidden/>
-          </w:rPr>
-          <w:t>26</w:t>
-        </w:r>
-        <w:r>
-          <w:rPr>
-            <w:noProof/>
-            <w:webHidden/>
-          </w:rPr>
-          <w:fldChar w:fldCharType="end"/>
-        </w:r>
-      </w:hyperlink>
-    </w:p>
-    <w:p>
-      <w:pPr>
-        <w:pStyle w:val="TOC2"/>
-        <w:tabs>
-          <w:tab w:val="right" w:leader="dot" w:pos="9061"/>
-        </w:tabs>
-        <w:rPr>
-          <w:rFonts w:asciiTheme="minorHAnsi" w:eastAsiaTheme="minorEastAsia" w:hAnsiTheme="minorHAnsi" w:cstheme="minorBidi"/>
-          <w:noProof/>
-          <w:kern w:val="2"/>
-          <w:sz w:val="24"/>
-          <w:szCs w:val="24"/>
-          <w14:ligatures w14:val="standardContextual"/>
-        </w:rPr>
-      </w:pPr>
-      <w:hyperlink w:anchor="_Toc243248640" w:history="1">
-        <w:r>
-          <w:rPr>
-            <w:rStyle w:val="Hyperlink"/>
-            <w:noProof/>
-          </w:rPr>
-          <w:t>6.3. Cách chấm</w:t>
-        </w:r>
-        <w:r>
-          <w:rPr>
-            <w:noProof/>
-            <w:webHidden/>
-          </w:rPr>
-          <w:tab/>
-        </w:r>
-        <w:r>
-          <w:rPr>
-            <w:noProof/>
-            <w:webHidden/>
-          </w:rPr>
-          <w:fldChar w:fldCharType="begin"/>
-        </w:r>
-        <w:r>
-          <w:rPr>
-            <w:noProof/>
-            <w:webHidden/>
-          </w:rPr>
-          <w:instrText xml:space="preserve"> PAGEREF _Toc243248640 \h </w:instrText>
-        </w:r>
-        <w:r>
-          <w:rPr>
-            <w:noProof/>
-            <w:webHidden/>
-          </w:rPr>
-        </w:r>
-        <w:r>
-          <w:rPr>
-            <w:noProof/>
-            <w:webHidden/>
-          </w:rPr>
-          <w:fldChar w:fldCharType="separate"/>
-        </w:r>
-        <w:r>
-          <w:rPr>
-            <w:noProof/>
-            <w:webHidden/>
-          </w:rPr>
-          <w:t>26</w:t>
-        </w:r>
-        <w:r>
-          <w:rPr>
-            <w:noProof/>
-            <w:webHidden/>
-          </w:rPr>
-          <w:fldChar w:fldCharType="end"/>
-        </w:r>
-      </w:hyperlink>
-    </w:p>
-    <w:p>
-      <w:pPr>
-        <w:pStyle w:val="TOC2"/>
-        <w:tabs>
-          <w:tab w:val="right" w:leader="dot" w:pos="9061"/>
-        </w:tabs>
-        <w:rPr>
-          <w:rFonts w:asciiTheme="minorHAnsi" w:eastAsiaTheme="minorEastAsia" w:hAnsiTheme="minorHAnsi" w:cstheme="minorBidi"/>
-          <w:noProof/>
-          <w:kern w:val="2"/>
-          <w:sz w:val="24"/>
-          <w:szCs w:val="24"/>
-          <w14:ligatures w14:val="standardContextual"/>
-        </w:rPr>
-      </w:pPr>
-      <w:hyperlink w:anchor="_Toc243248641" w:history="1">
-        <w:r>
-          <w:rPr>
-            <w:rStyle w:val="Hyperlink"/>
-            <w:noProof/>
-          </w:rPr>
-          <w:t>6.4. Kết quả</w:t>
-        </w:r>
-        <w:r>
-          <w:rPr>
-            <w:noProof/>
-            <w:webHidden/>
-          </w:rPr>
-          <w:tab/>
-        </w:r>
-        <w:r>
-          <w:rPr>
-            <w:noProof/>
-            <w:webHidden/>
-          </w:rPr>
-          <w:fldChar w:fldCharType="begin"/>
-        </w:r>
-        <w:r>
-          <w:rPr>
-            <w:noProof/>
-            <w:webHidden/>
-          </w:rPr>
-          <w:instrText xml:space="preserve"> PAGEREF _Toc243248641 \h </w:instrText>
-        </w:r>
-        <w:r>
-          <w:rPr>
-            <w:noProof/>
-            <w:webHidden/>
-          </w:rPr>
-        </w:r>
-        <w:r>
-          <w:rPr>
-            <w:noProof/>
-            <w:webHidden/>
-          </w:rPr>
-          <w:fldChar w:fldCharType="separate"/>
-        </w:r>
-        <w:r>
-          <w:rPr>
-            <w:noProof/>
-            <w:webHidden/>
-          </w:rPr>
-          <w:t>26</w:t>
-        </w:r>
-        <w:r>
-          <w:rPr>
-            <w:noProof/>
-            <w:webHidden/>
-          </w:rPr>
-          <w:fldChar w:fldCharType="end"/>
-        </w:r>
-      </w:hyperlink>
-    </w:p>
-    <w:p>
-      <w:pPr>
-        <w:pStyle w:val="TOC2"/>
-        <w:tabs>
-          <w:tab w:val="right" w:leader="dot" w:pos="9061"/>
-        </w:tabs>
-        <w:rPr>
-          <w:rFonts w:asciiTheme="minorHAnsi" w:eastAsiaTheme="minorEastAsia" w:hAnsiTheme="minorHAnsi" w:cstheme="minorBidi"/>
-          <w:noProof/>
-          <w:kern w:val="2"/>
-          <w:sz w:val="24"/>
-          <w:szCs w:val="24"/>
-          <w14:ligatures w14:val="standardContextual"/>
-        </w:rPr>
-      </w:pPr>
-      <w:hyperlink w:anchor="_Toc243248642" w:history="1">
-        <w:r>
-          <w:rPr>
-            <w:rStyle w:val="Hyperlink"/>
-            <w:noProof/>
-          </w:rPr>
-          <w:t>6.5. Bộ test có bắt được lỗi không? (mutation test)</w:t>
-        </w:r>
-        <w:r>
-          <w:rPr>
-            <w:noProof/>
-            <w:webHidden/>
-          </w:rPr>
-          <w:tab/>
-        </w:r>
-        <w:r>
-          <w:rPr>
-            <w:noProof/>
-            <w:webHidden/>
-          </w:rPr>
-          <w:fldChar w:fldCharType="begin"/>
-        </w:r>
-        <w:r>
-          <w:rPr>
-            <w:noProof/>
-            <w:webHidden/>
-          </w:rPr>
-          <w:instrText xml:space="preserve"> PAGEREF _Toc243248642 \h </w:instrText>
-        </w:r>
-        <w:r>
-          <w:rPr>
-            <w:noProof/>
-            <w:webHidden/>
-          </w:rPr>
-        </w:r>
-        <w:r>
-          <w:rPr>
-            <w:noProof/>
-            <w:webHidden/>
-          </w:rPr>
-          <w:fldChar w:fldCharType="separate"/>
-        </w:r>
-        <w:r>
-          <w:rPr>
-            <w:noProof/>
-            <w:webHidden/>
-          </w:rPr>
-          <w:t>27</w:t>
-        </w:r>
-        <w:r>
-          <w:rPr>
-            <w:noProof/>
-            <w:webHidden/>
-          </w:rPr>
-          <w:fldChar w:fldCharType="end"/>
-        </w:r>
-      </w:hyperlink>
-    </w:p>
-    <w:p>
-      <w:pPr>
-        <w:pStyle w:val="TOC2"/>
-        <w:tabs>
-          <w:tab w:val="right" w:leader="dot" w:pos="9061"/>
-        </w:tabs>
-        <w:rPr>
-          <w:rFonts w:asciiTheme="minorHAnsi" w:eastAsiaTheme="minorEastAsia" w:hAnsiTheme="minorHAnsi" w:cstheme="minorBidi"/>
-          <w:noProof/>
-          <w:kern w:val="2"/>
-          <w:sz w:val="24"/>
-          <w:szCs w:val="24"/>
-          <w14:ligatures w14:val="standardContextual"/>
-        </w:rPr>
-      </w:pPr>
-      <w:hyperlink w:anchor="_Toc243248643" w:history="1">
-        <w:r>
-          <w:rPr>
-            <w:rStyle w:val="Hyperlink"/>
-            <w:noProof/>
-          </w:rPr>
-          <w:t>6.6. Testcase mô phỏng mạng bưu chính</w:t>
-        </w:r>
-        <w:r>
-          <w:rPr>
-            <w:noProof/>
-            <w:webHidden/>
-          </w:rPr>
-          <w:tab/>
-        </w:r>
-        <w:r>
-          <w:rPr>
-            <w:noProof/>
-            <w:webHidden/>
-          </w:rPr>
-          <w:fldChar w:fldCharType="begin"/>
-        </w:r>
-        <w:r>
-          <w:rPr>
-            <w:noProof/>
-            <w:webHidden/>
-          </w:rPr>
-          <w:instrText xml:space="preserve"> PAGEREF _Toc243248643 \h </w:instrText>
-        </w:r>
-        <w:r>
-          <w:rPr>
-            <w:noProof/>
-            <w:webHidden/>
-          </w:rPr>
-        </w:r>
-        <w:r>
-          <w:rPr>
-            <w:noProof/>
-            <w:webHidden/>
-          </w:rPr>
-          <w:fldChar w:fldCharType="separate"/>
-        </w:r>
-        <w:r>
-          <w:rPr>
-            <w:noProof/>
-            <w:webHidden/>
-          </w:rPr>
-          <w:t>27</w:t>
-        </w:r>
-        <w:r>
-          <w:rPr>
-            <w:noProof/>
-            <w:webHidden/>
-          </w:rPr>
-          <w:fldChar w:fldCharType="end"/>
-        </w:r>
-      </w:hyperlink>
-    </w:p>
-    <w:p>
-      <w:pPr>
-        <w:pStyle w:val="TOC1"/>
-        <w:tabs>
-          <w:tab w:val="right" w:leader="dot" w:pos="9061"/>
-        </w:tabs>
-        <w:rPr>
-          <w:rFonts w:asciiTheme="minorHAnsi" w:eastAsiaTheme="minorEastAsia" w:hAnsiTheme="minorHAnsi" w:cstheme="minorBidi"/>
-          <w:noProof/>
-          <w:kern w:val="2"/>
-          <w:sz w:val="24"/>
-          <w:szCs w:val="24"/>
-          <w14:ligatures w14:val="standardContextual"/>
-        </w:rPr>
-      </w:pPr>
-      <w:hyperlink w:anchor="_Toc243248644" w:history="1">
-        <w:r>
-          <w:rPr>
-            <w:rStyle w:val="Hyperlink"/>
-            <w:noProof/>
-          </w:rPr>
-          <w:t>Chương 7. Đánh giá hiệu năng</w:t>
-        </w:r>
-        <w:r>
-          <w:rPr>
-            <w:noProof/>
-            <w:webHidden/>
-          </w:rPr>
-          <w:tab/>
-        </w:r>
-        <w:r>
-          <w:rPr>
-            <w:noProof/>
-            <w:webHidden/>
-          </w:rPr>
-          <w:fldChar w:fldCharType="begin"/>
-        </w:r>
-        <w:r>
-          <w:rPr>
-            <w:noProof/>
-            <w:webHidden/>
-          </w:rPr>
-          <w:instrText xml:space="preserve"> PAGEREF _Toc243248644 \h </w:instrText>
-        </w:r>
-        <w:r>
-          <w:rPr>
-            <w:noProof/>
-            <w:webHidden/>
-          </w:rPr>
-        </w:r>
-        <w:r>
-          <w:rPr>
-            <w:noProof/>
-            <w:webHidden/>
-          </w:rPr>
-          <w:fldChar w:fldCharType="separate"/>
-        </w:r>
-        <w:r>
-          <w:rPr>
-            <w:noProof/>
-            <w:webHidden/>
-          </w:rPr>
-          <w:t>29</w:t>
-        </w:r>
-        <w:r>
-          <w:rPr>
-            <w:noProof/>
-            <w:webHidden/>
-          </w:rPr>
-          <w:fldChar w:fldCharType="end"/>
-        </w:r>
-      </w:hyperlink>
-    </w:p>
-    <w:p>
-      <w:pPr>
-        <w:pStyle w:val="TOC2"/>
-        <w:tabs>
-          <w:tab w:val="right" w:leader="dot" w:pos="9061"/>
-        </w:tabs>
-        <w:rPr>
-          <w:rFonts w:asciiTheme="minorHAnsi" w:eastAsiaTheme="minorEastAsia" w:hAnsiTheme="minorHAnsi" w:cstheme="minorBidi"/>
-          <w:noProof/>
-          <w:kern w:val="2"/>
-          <w:sz w:val="24"/>
-          <w:szCs w:val="24"/>
-          <w14:ligatures w14:val="standardContextual"/>
-        </w:rPr>
-      </w:pPr>
-      <w:hyperlink w:anchor="_Toc243248645" w:history="1">
-        <w:r>
-          <w:rPr>
-            <w:rStyle w:val="Hyperlink"/>
-            <w:noProof/>
-          </w:rPr>
-          <w:t>7.1. Thiết lập</w:t>
-        </w:r>
-        <w:r>
-          <w:rPr>
-            <w:noProof/>
-            <w:webHidden/>
-          </w:rPr>
-          <w:tab/>
-        </w:r>
-        <w:r>
-          <w:rPr>
-            <w:noProof/>
-            <w:webHidden/>
-          </w:rPr>
-          <w:fldChar w:fldCharType="begin"/>
-        </w:r>
-        <w:r>
-          <w:rPr>
-            <w:noProof/>
-            <w:webHidden/>
-          </w:rPr>
-          <w:instrText xml:space="preserve"> PAGEREF _Toc243248645 \h </w:instrText>
-        </w:r>
-        <w:r>
-          <w:rPr>
-            <w:noProof/>
-            <w:webHidden/>
-          </w:rPr>
-        </w:r>
-        <w:r>
-          <w:rPr>
-            <w:noProof/>
-            <w:webHidden/>
-          </w:rPr>
-          <w:fldChar w:fldCharType="separate"/>
-        </w:r>
-        <w:r>
-          <w:rPr>
-            <w:noProof/>
-            <w:webHidden/>
-          </w:rPr>
-          <w:t>29</w:t>
-        </w:r>
-        <w:r>
-          <w:rPr>
-            <w:noProof/>
-            <w:webHidden/>
-          </w:rPr>
-          <w:fldChar w:fldCharType="end"/>
-        </w:r>
-      </w:hyperlink>
-    </w:p>
-    <w:p>
-      <w:pPr>
-        <w:pStyle w:val="TOC2"/>
-        <w:tabs>
-          <w:tab w:val="right" w:leader="dot" w:pos="9061"/>
-        </w:tabs>
-        <w:rPr>
-          <w:rFonts w:asciiTheme="minorHAnsi" w:eastAsiaTheme="minorEastAsia" w:hAnsiTheme="minorHAnsi" w:cstheme="minorBidi"/>
-          <w:noProof/>
-          <w:kern w:val="2"/>
-          <w:sz w:val="24"/>
-          <w:szCs w:val="24"/>
-          <w14:ligatures w14:val="standardContextual"/>
-        </w:rPr>
-      </w:pPr>
-      <w:hyperlink w:anchor="_Toc243248646" w:history="1">
-        <w:r>
-          <w:rPr>
-            <w:rStyle w:val="Hyperlink"/>
-            <w:noProof/>
-          </w:rPr>
-          <w:t>7.2. Đồ thị thưa</w:t>
-        </w:r>
-        <w:r>
-          <w:rPr>
-            <w:noProof/>
-            <w:webHidden/>
-          </w:rPr>
-          <w:tab/>
-        </w:r>
-        <w:r>
-          <w:rPr>
-            <w:noProof/>
-            <w:webHidden/>
-          </w:rPr>
-          <w:fldChar w:fldCharType="begin"/>
-        </w:r>
-        <w:r>
-          <w:rPr>
-            <w:noProof/>
-            <w:webHidden/>
-          </w:rPr>
-          <w:instrText xml:space="preserve"> PAGEREF _Toc243248646 \h </w:instrText>
-        </w:r>
-        <w:r>
-          <w:rPr>
-            <w:noProof/>
-            <w:webHidden/>
-          </w:rPr>
-        </w:r>
-        <w:r>
-          <w:rPr>
-            <w:noProof/>
-            <w:webHidden/>
-          </w:rPr>
-          <w:fldChar w:fldCharType="separate"/>
-        </w:r>
-        <w:r>
-          <w:rPr>
-            <w:noProof/>
-            <w:webHidden/>
-          </w:rPr>
-          <w:t>29</w:t>
-        </w:r>
-        <w:r>
-          <w:rPr>
-            <w:noProof/>
-            <w:webHidden/>
-          </w:rPr>
-          <w:fldChar w:fldCharType="end"/>
-        </w:r>
-      </w:hyperlink>
-    </w:p>
-    <w:p>
-      <w:pPr>
-        <w:pStyle w:val="TOC2"/>
-        <w:tabs>
-          <w:tab w:val="right" w:leader="dot" w:pos="9061"/>
-        </w:tabs>
-        <w:rPr>
-          <w:rFonts w:asciiTheme="minorHAnsi" w:eastAsiaTheme="minorEastAsia" w:hAnsiTheme="minorHAnsi" w:cstheme="minorBidi"/>
-          <w:noProof/>
-          <w:kern w:val="2"/>
-          <w:sz w:val="24"/>
-          <w:szCs w:val="24"/>
-          <w14:ligatures w14:val="standardContextual"/>
-        </w:rPr>
-      </w:pPr>
-      <w:hyperlink w:anchor="_Toc243248647" w:history="1">
-        <w:r>
-          <w:rPr>
-            <w:rStyle w:val="Hyperlink"/>
-            <w:noProof/>
-          </w:rPr>
-          <w:t>7.3. Đồ thị dày</w:t>
-        </w:r>
-        <w:r>
-          <w:rPr>
-            <w:noProof/>
-            <w:webHidden/>
-          </w:rPr>
-          <w:tab/>
-        </w:r>
-        <w:r>
-          <w:rPr>
-            <w:noProof/>
-            <w:webHidden/>
-          </w:rPr>
-          <w:fldChar w:fldCharType="begin"/>
-        </w:r>
-        <w:r>
-          <w:rPr>
-            <w:noProof/>
-            <w:webHidden/>
-          </w:rPr>
-          <w:instrText xml:space="preserve"> PAGEREF _Toc243248647 \h </w:instrText>
-        </w:r>
-        <w:r>
-          <w:rPr>
-            <w:noProof/>
-            <w:webHidden/>
-          </w:rPr>
-        </w:r>
-        <w:r>
-          <w:rPr>
-            <w:noProof/>
-            <w:webHidden/>
-          </w:rPr>
-          <w:fldChar w:fldCharType="separate"/>
-        </w:r>
-        <w:r>
-          <w:rPr>
-            <w:noProof/>
-            <w:webHidden/>
-          </w:rPr>
-          <w:t>30</w:t>
-        </w:r>
-        <w:r>
-          <w:rPr>
-            <w:noProof/>
-            <w:webHidden/>
-          </w:rPr>
-          <w:fldChar w:fldCharType="end"/>
-        </w:r>
-      </w:hyperlink>
-    </w:p>
-    <w:p>
-      <w:pPr>
-        <w:pStyle w:val="TOC2"/>
-        <w:tabs>
-          <w:tab w:val="right" w:leader="dot" w:pos="9061"/>
-        </w:tabs>
-        <w:rPr>
-          <w:rFonts w:asciiTheme="minorHAnsi" w:eastAsiaTheme="minorEastAsia" w:hAnsiTheme="minorHAnsi" w:cstheme="minorBidi"/>
-          <w:noProof/>
-          <w:kern w:val="2"/>
-          <w:sz w:val="24"/>
-          <w:szCs w:val="24"/>
-          <w14:ligatures w14:val="standardContextual"/>
-        </w:rPr>
-      </w:pPr>
-      <w:hyperlink w:anchor="_Toc243248648" w:history="1">
-        <w:r>
-          <w:rPr>
-            <w:rStyle w:val="Hyperlink"/>
-            <w:noProof/>
-          </w:rPr>
-          <w:t>7.4. Nhận xét</w:t>
-        </w:r>
-        <w:r>
-          <w:rPr>
-            <w:noProof/>
-            <w:webHidden/>
-          </w:rPr>
-          <w:tab/>
-        </w:r>
-        <w:r>
-          <w:rPr>
-            <w:noProof/>
-            <w:webHidden/>
-          </w:rPr>
-          <w:fldChar w:fldCharType="begin"/>
-        </w:r>
-        <w:r>
-          <w:rPr>
-            <w:noProof/>
-            <w:webHidden/>
-          </w:rPr>
-          <w:instrText xml:space="preserve"> PAGEREF _Toc243248648 \h </w:instrText>
-        </w:r>
-        <w:r>
-          <w:rPr>
-            <w:noProof/>
-            <w:webHidden/>
-          </w:rPr>
-        </w:r>
-        <w:r>
-          <w:rPr>
-            <w:noProof/>
-            <w:webHidden/>
-          </w:rPr>
-          <w:fldChar w:fldCharType="separate"/>
-        </w:r>
-        <w:r>
-          <w:rPr>
-            <w:noProof/>
-            <w:webHidden/>
-          </w:rPr>
-          <w:t>30</w:t>
-        </w:r>
-        <w:r>
-          <w:rPr>
-            <w:noProof/>
-            <w:webHidden/>
-          </w:rPr>
-          <w:fldChar w:fldCharType="end"/>
-        </w:r>
-      </w:hyperlink>
-    </w:p>
-    <w:p>
-      <w:pPr>
-        <w:pStyle w:val="TOC1"/>
-        <w:tabs>
-          <w:tab w:val="right" w:leader="dot" w:pos="9061"/>
-        </w:tabs>
-        <w:rPr>
-          <w:rFonts w:asciiTheme="minorHAnsi" w:eastAsiaTheme="minorEastAsia" w:hAnsiTheme="minorHAnsi" w:cstheme="minorBidi"/>
-          <w:noProof/>
-          <w:kern w:val="2"/>
-          <w:sz w:val="24"/>
-          <w:szCs w:val="24"/>
-          <w14:ligatures w14:val="standardContextual"/>
-        </w:rPr>
-      </w:pPr>
-      <w:hyperlink w:anchor="_Toc243248649" w:history="1">
-        <w:r>
-          <w:rPr>
-            <w:rStyle w:val="Hyperlink"/>
-            <w:noProof/>
-          </w:rPr>
-          <w:t>Chương 8. Quá trình xây dựng và sử dụng AI</w:t>
-        </w:r>
-        <w:r>
-          <w:rPr>
-            <w:noProof/>
-            <w:webHidden/>
-          </w:rPr>
-          <w:tab/>
-        </w:r>
-        <w:r>
-          <w:rPr>
-            <w:noProof/>
-            <w:webHidden/>
-          </w:rPr>
-          <w:fldChar w:fldCharType="begin"/>
-        </w:r>
-        <w:r>
-          <w:rPr>
-            <w:noProof/>
-            <w:webHidden/>
-          </w:rPr>
-          <w:instrText xml:space="preserve"> PAGEREF _Toc243248649 \h </w:instrText>
-        </w:r>
-        <w:r>
-          <w:rPr>
-            <w:noProof/>
-            <w:webHidden/>
-          </w:rPr>
-        </w:r>
-        <w:r>
-          <w:rPr>
-            <w:noProof/>
-            <w:webHidden/>
-          </w:rPr>
-          <w:fldChar w:fldCharType="separate"/>
-        </w:r>
-        <w:r>
-          <w:rPr>
-            <w:noProof/>
-            <w:webHidden/>
-          </w:rPr>
           <w:t>31</w:t>
-        </w:r>
-        <w:r>
-          <w:rPr>
-            <w:noProof/>
-            <w:webHidden/>
-          </w:rPr>
-          <w:fldChar w:fldCharType="end"/>
-        </w:r>
-      </w:hyperlink>
-    </w:p>
-    <w:p>
-      <w:pPr>
-        <w:pStyle w:val="TOC2"/>
-        <w:tabs>
-          <w:tab w:val="right" w:leader="dot" w:pos="9061"/>
-        </w:tabs>
-        <w:rPr>
-          <w:rFonts w:asciiTheme="minorHAnsi" w:eastAsiaTheme="minorEastAsia" w:hAnsiTheme="minorHAnsi" w:cstheme="minorBidi"/>
-          <w:noProof/>
-          <w:kern w:val="2"/>
-          <w:sz w:val="24"/>
-          <w:szCs w:val="24"/>
-          <w14:ligatures w14:val="standardContextual"/>
-        </w:rPr>
-      </w:pPr>
-      <w:hyperlink w:anchor="_Toc243248650" w:history="1">
-        <w:r>
-          <w:rPr>
-            <w:rStyle w:val="Hyperlink"/>
-            <w:noProof/>
-          </w:rPr>
-          <w:t>8.1. Công cụ và cách tổ chức làm việc</w:t>
-        </w:r>
-        <w:r>
-          <w:rPr>
-            <w:noProof/>
-            <w:webHidden/>
-          </w:rPr>
-          <w:tab/>
-        </w:r>
-        <w:r>
-          <w:rPr>
-            <w:noProof/>
-            <w:webHidden/>
-          </w:rPr>
-          <w:fldChar w:fldCharType="begin"/>
-        </w:r>
-        <w:r>
-          <w:rPr>
-            <w:noProof/>
-            <w:webHidden/>
-          </w:rPr>
-          <w:instrText xml:space="preserve"> PAGEREF _Toc243248650 \h </w:instrText>
-        </w:r>
-        <w:r>
-          <w:rPr>
-            <w:noProof/>
-            <w:webHidden/>
-          </w:rPr>
-        </w:r>
-        <w:r>
-          <w:rPr>
-            <w:noProof/>
-            <w:webHidden/>
-          </w:rPr>
-          <w:fldChar w:fldCharType="separate"/>
-        </w:r>
-        <w:r>
-          <w:rPr>
-            <w:noProof/>
-            <w:webHidden/>
-          </w:rPr>
-          <w:t>31</w:t>
-        </w:r>
-        <w:r>
-          <w:rPr>
-            <w:noProof/>
-            <w:webHidden/>
-          </w:rPr>
-          <w:fldChar w:fldCharType="end"/>
-        </w:r>
-      </w:hyperlink>
-    </w:p>
-    <w:p>
-      <w:pPr>
-        <w:pStyle w:val="TOC2"/>
-        <w:tabs>
-          <w:tab w:val="right" w:leader="dot" w:pos="9061"/>
-        </w:tabs>
-        <w:rPr>
-          <w:rFonts w:asciiTheme="minorHAnsi" w:eastAsiaTheme="minorEastAsia" w:hAnsiTheme="minorHAnsi" w:cstheme="minorBidi"/>
-          <w:noProof/>
-          <w:kern w:val="2"/>
-          <w:sz w:val="24"/>
-          <w:szCs w:val="24"/>
-          <w14:ligatures w14:val="standardContextual"/>
-        </w:rPr>
-      </w:pPr>
-      <w:hyperlink w:anchor="_Toc243248651" w:history="1">
-        <w:r>
-          <w:rPr>
-            <w:rStyle w:val="Hyperlink"/>
-            <w:noProof/>
-          </w:rPr>
-          <w:t>8.2. Dòng thời gian</w:t>
-        </w:r>
-        <w:r>
-          <w:rPr>
-            <w:noProof/>
-            <w:webHidden/>
-          </w:rPr>
-          <w:tab/>
-        </w:r>
-        <w:r>
-          <w:rPr>
-            <w:noProof/>
-            <w:webHidden/>
-          </w:rPr>
-          <w:fldChar w:fldCharType="begin"/>
-        </w:r>
-        <w:r>
-          <w:rPr>
-            <w:noProof/>
-            <w:webHidden/>
-          </w:rPr>
-          <w:instrText xml:space="preserve"> PAGEREF _Toc243248651 \h </w:instrText>
-        </w:r>
-        <w:r>
-          <w:rPr>
-            <w:noProof/>
-            <w:webHidden/>
-          </w:rPr>
-        </w:r>
-        <w:r>
-          <w:rPr>
-            <w:noProof/>
-            <w:webHidden/>
-          </w:rPr>
-          <w:fldChar w:fldCharType="separate"/>
-        </w:r>
-        <w:r>
-          <w:rPr>
-            <w:noProof/>
-            <w:webHidden/>
-          </w:rPr>
-          <w:t>31</w:t>
-        </w:r>
-        <w:r>
-          <w:rPr>
-            <w:noProof/>
-            <w:webHidden/>
-          </w:rPr>
-          <w:fldChar w:fldCharType="end"/>
-        </w:r>
-      </w:hyperlink>
-    </w:p>
-    <w:p>
-      <w:pPr>
-        <w:pStyle w:val="TOC2"/>
-        <w:tabs>
-          <w:tab w:val="right" w:leader="dot" w:pos="9061"/>
-        </w:tabs>
-        <w:rPr>
-          <w:rFonts w:asciiTheme="minorHAnsi" w:eastAsiaTheme="minorEastAsia" w:hAnsiTheme="minorHAnsi" w:cstheme="minorBidi"/>
-          <w:noProof/>
-          <w:kern w:val="2"/>
-          <w:sz w:val="24"/>
-          <w:szCs w:val="24"/>
-          <w14:ligatures w14:val="standardContextual"/>
-        </w:rPr>
-      </w:pPr>
-      <w:hyperlink w:anchor="_Toc243248652" w:history="1">
-        <w:r>
-          <w:rPr>
-            <w:rStyle w:val="Hyperlink"/>
-            <w:noProof/>
-          </w:rPr>
-          <w:t>8.3. Lỗi phát hiện và cách xử lý</w:t>
-        </w:r>
-        <w:r>
-          <w:rPr>
-            <w:noProof/>
-            <w:webHidden/>
-          </w:rPr>
-          <w:tab/>
-        </w:r>
-        <w:r>
-          <w:rPr>
-            <w:noProof/>
-            <w:webHidden/>
-          </w:rPr>
-          <w:fldChar w:fldCharType="begin"/>
-        </w:r>
-        <w:r>
-          <w:rPr>
-            <w:noProof/>
-            <w:webHidden/>
-          </w:rPr>
-          <w:instrText xml:space="preserve"> PAGEREF _Toc243248652 \h </w:instrText>
-        </w:r>
-        <w:r>
-          <w:rPr>
-            <w:noProof/>
-            <w:webHidden/>
-          </w:rPr>
-        </w:r>
-        <w:r>
-          <w:rPr>
-            <w:noProof/>
-            <w:webHidden/>
-          </w:rPr>
-          <w:fldChar w:fldCharType="separate"/>
-        </w:r>
-        <w:r>
-          <w:rPr>
-            <w:noProof/>
-            <w:webHidden/>
-          </w:rPr>
-          <w:t>32</w:t>
-        </w:r>
-        <w:r>
-          <w:rPr>
-            <w:noProof/>
-            <w:webHidden/>
-          </w:rPr>
-          <w:fldChar w:fldCharType="end"/>
-        </w:r>
-      </w:hyperlink>
-    </w:p>
-    <w:p>
-      <w:pPr>
-        <w:pStyle w:val="TOC2"/>
-        <w:tabs>
-          <w:tab w:val="right" w:leader="dot" w:pos="9061"/>
-        </w:tabs>
-        <w:rPr>
-          <w:rFonts w:asciiTheme="minorHAnsi" w:eastAsiaTheme="minorEastAsia" w:hAnsiTheme="minorHAnsi" w:cstheme="minorBidi"/>
-          <w:noProof/>
-          <w:kern w:val="2"/>
-          <w:sz w:val="24"/>
-          <w:szCs w:val="24"/>
-          <w14:ligatures w14:val="standardContextual"/>
-        </w:rPr>
-      </w:pPr>
-      <w:hyperlink w:anchor="_Toc243248653" w:history="1">
-        <w:r>
-          <w:rPr>
-            <w:rStyle w:val="Hyperlink"/>
-            <w:noProof/>
-          </w:rPr>
-          <w:t>8.4. Kết quả của AI được kiểm chứng như thế nào</w:t>
-        </w:r>
-        <w:r>
-          <w:rPr>
-            <w:noProof/>
-            <w:webHidden/>
-          </w:rPr>
-          <w:tab/>
-        </w:r>
-        <w:r>
-          <w:rPr>
-            <w:noProof/>
-            <w:webHidden/>
-          </w:rPr>
-          <w:fldChar w:fldCharType="begin"/>
-        </w:r>
-        <w:r>
-          <w:rPr>
-            <w:noProof/>
-            <w:webHidden/>
-          </w:rPr>
-          <w:instrText xml:space="preserve"> PAGEREF _Toc243248653 \h </w:instrText>
-        </w:r>
-        <w:r>
-          <w:rPr>
-            <w:noProof/>
-            <w:webHidden/>
-          </w:rPr>
-        </w:r>
-        <w:r>
-          <w:rPr>
-            <w:noProof/>
-            <w:webHidden/>
-          </w:rPr>
-          <w:fldChar w:fldCharType="separate"/>
-        </w:r>
-        <w:r>
-          <w:rPr>
-            <w:noProof/>
-            <w:webHidden/>
-          </w:rPr>
-          <w:t>32</w:t>
-        </w:r>
-        <w:r>
-          <w:rPr>
-            <w:noProof/>
-            <w:webHidden/>
-          </w:rPr>
-          <w:fldChar w:fldCharType="end"/>
-        </w:r>
-      </w:hyperlink>
-    </w:p>
-    <w:p>
-      <w:pPr>
-        <w:pStyle w:val="TOC2"/>
-        <w:tabs>
-          <w:tab w:val="right" w:leader="dot" w:pos="9061"/>
-        </w:tabs>
-        <w:rPr>
-          <w:rFonts w:asciiTheme="minorHAnsi" w:eastAsiaTheme="minorEastAsia" w:hAnsiTheme="minorHAnsi" w:cstheme="minorBidi"/>
-          <w:noProof/>
-          <w:kern w:val="2"/>
-          <w:sz w:val="24"/>
-          <w:szCs w:val="24"/>
-          <w14:ligatures w14:val="standardContextual"/>
-        </w:rPr>
-      </w:pPr>
-      <w:hyperlink w:anchor="_Toc243248654" w:history="1">
-        <w:r>
-          <w:rPr>
-            <w:rStyle w:val="Hyperlink"/>
-            <w:noProof/>
-          </w:rPr>
-          <w:t>8.5. Phân công giữa sinh viên và AI</w:t>
-        </w:r>
-        <w:r>
-          <w:rPr>
-            <w:noProof/>
-            <w:webHidden/>
-          </w:rPr>
-          <w:tab/>
-        </w:r>
-        <w:r>
-          <w:rPr>
-            <w:noProof/>
-            <w:webHidden/>
-          </w:rPr>
-          <w:fldChar w:fldCharType="begin"/>
-        </w:r>
-        <w:r>
-          <w:rPr>
-            <w:noProof/>
-            <w:webHidden/>
-          </w:rPr>
-          <w:instrText xml:space="preserve"> PAGEREF _Toc243248654 \h </w:instrText>
-        </w:r>
-        <w:r>
-          <w:rPr>
-            <w:noProof/>
-            <w:webHidden/>
-          </w:rPr>
-        </w:r>
-        <w:r>
-          <w:rPr>
-            <w:noProof/>
-            <w:webHidden/>
-          </w:rPr>
-          <w:fldChar w:fldCharType="separate"/>
-        </w:r>
-        <w:r>
-          <w:rPr>
-            <w:noProof/>
-            <w:webHidden/>
-          </w:rPr>
-          <w:t>33</w:t>
-        </w:r>
-        <w:r>
-          <w:rPr>
-            <w:noProof/>
-            <w:webHidden/>
-          </w:rPr>
-          <w:fldChar w:fldCharType="end"/>
-        </w:r>
-      </w:hyperlink>
-    </w:p>
-    <w:p>
-      <w:pPr>
-        <w:pStyle w:val="TOC2"/>
-        <w:tabs>
-          <w:tab w:val="right" w:leader="dot" w:pos="9061"/>
-        </w:tabs>
-        <w:rPr>
-          <w:rFonts w:asciiTheme="minorHAnsi" w:eastAsiaTheme="minorEastAsia" w:hAnsiTheme="minorHAnsi" w:cstheme="minorBidi"/>
-          <w:noProof/>
-          <w:kern w:val="2"/>
-          <w:sz w:val="24"/>
-          <w:szCs w:val="24"/>
-          <w14:ligatures w14:val="standardContextual"/>
-        </w:rPr>
-      </w:pPr>
-      <w:hyperlink w:anchor="_Toc243248655" w:history="1">
-        <w:r>
-          <w:rPr>
-            <w:rStyle w:val="Hyperlink"/>
-            <w:noProof/>
-          </w:rPr>
-          <w:t>8.6. Nhận xét về việc dùng AI</w:t>
-        </w:r>
-        <w:r>
-          <w:rPr>
-            <w:noProof/>
-            <w:webHidden/>
-          </w:rPr>
-          <w:tab/>
-        </w:r>
-        <w:r>
-          <w:rPr>
-            <w:noProof/>
-            <w:webHidden/>
-          </w:rPr>
-          <w:fldChar w:fldCharType="begin"/>
-        </w:r>
-        <w:r>
-          <w:rPr>
-            <w:noProof/>
-            <w:webHidden/>
-          </w:rPr>
-          <w:instrText xml:space="preserve"> PAGEREF _Toc243248655 \h </w:instrText>
-        </w:r>
-        <w:r>
-          <w:rPr>
-            <w:noProof/>
-            <w:webHidden/>
-          </w:rPr>
-        </w:r>
-        <w:r>
-          <w:rPr>
-            <w:noProof/>
-            <w:webHidden/>
-          </w:rPr>
-          <w:fldChar w:fldCharType="separate"/>
-        </w:r>
-        <w:r>
-          <w:rPr>
-            <w:noProof/>
-            <w:webHidden/>
-          </w:rPr>
-          <w:t>33</w:t>
-        </w:r>
-        <w:r>
-          <w:rPr>
-            <w:noProof/>
-            <w:webHidden/>
-          </w:rPr>
-          <w:fldChar w:fldCharType="end"/>
-        </w:r>
-      </w:hyperlink>
-    </w:p>
-    <w:p>
-      <w:pPr>
-        <w:pStyle w:val="TOC1"/>
-        <w:tabs>
-          <w:tab w:val="right" w:leader="dot" w:pos="9061"/>
-        </w:tabs>
-        <w:rPr>
-          <w:rFonts w:asciiTheme="minorHAnsi" w:eastAsiaTheme="minorEastAsia" w:hAnsiTheme="minorHAnsi" w:cstheme="minorBidi"/>
-          <w:noProof/>
-          <w:kern w:val="2"/>
-          <w:sz w:val="24"/>
-          <w:szCs w:val="24"/>
-          <w14:ligatures w14:val="standardContextual"/>
-        </w:rPr>
-      </w:pPr>
-      <w:hyperlink w:anchor="_Toc243248656" w:history="1">
-        <w:r>
-          <w:rPr>
-            <w:rStyle w:val="Hyperlink"/>
-            <w:noProof/>
-          </w:rPr>
-          <w:t>Chương 9. Kết luận và hướng phát triển</w:t>
-        </w:r>
-        <w:r>
-          <w:rPr>
-            <w:noProof/>
-            <w:webHidden/>
-          </w:rPr>
-          <w:tab/>
-        </w:r>
-        <w:r>
-          <w:rPr>
-            <w:noProof/>
-            <w:webHidden/>
-          </w:rPr>
-          <w:fldChar w:fldCharType="begin"/>
-        </w:r>
-        <w:r>
-          <w:rPr>
-            <w:noProof/>
-            <w:webHidden/>
-          </w:rPr>
-          <w:instrText xml:space="preserve"> PAGEREF _Toc243248656 \h </w:instrText>
-        </w:r>
-        <w:r>
-          <w:rPr>
-            <w:noProof/>
-            <w:webHidden/>
-          </w:rPr>
-        </w:r>
-        <w:r>
-          <w:rPr>
-            <w:noProof/>
-            <w:webHidden/>
-          </w:rPr>
-          <w:fldChar w:fldCharType="separate"/>
-        </w:r>
-        <w:r>
-          <w:rPr>
-            <w:noProof/>
-            <w:webHidden/>
-          </w:rPr>
-          <w:t>34</w:t>
-        </w:r>
-        <w:r>
-          <w:rPr>
-            <w:noProof/>
-            <w:webHidden/>
-          </w:rPr>
-          <w:fldChar w:fldCharType="end"/>
-        </w:r>
-      </w:hyperlink>
-    </w:p>
-    <w:p>
-      <w:pPr>
-        <w:pStyle w:val="TOC2"/>
-        <w:tabs>
-          <w:tab w:val="right" w:leader="dot" w:pos="9061"/>
-        </w:tabs>
-        <w:rPr>
-          <w:rFonts w:asciiTheme="minorHAnsi" w:eastAsiaTheme="minorEastAsia" w:hAnsiTheme="minorHAnsi" w:cstheme="minorBidi"/>
-          <w:noProof/>
-          <w:kern w:val="2"/>
-          <w:sz w:val="24"/>
-          <w:szCs w:val="24"/>
-          <w14:ligatures w14:val="standardContextual"/>
-        </w:rPr>
-      </w:pPr>
-      <w:hyperlink w:anchor="_Toc243248657" w:history="1">
-        <w:r>
-          <w:rPr>
-            <w:rStyle w:val="Hyperlink"/>
-            <w:noProof/>
-          </w:rPr>
-          <w:t>9.1. Kết quả đạt được</w:t>
-        </w:r>
-        <w:r>
-          <w:rPr>
-            <w:noProof/>
-            <w:webHidden/>
-          </w:rPr>
-          <w:tab/>
-        </w:r>
-        <w:r>
-          <w:rPr>
-            <w:noProof/>
-            <w:webHidden/>
-          </w:rPr>
-          <w:fldChar w:fldCharType="begin"/>
-        </w:r>
-        <w:r>
-          <w:rPr>
-            <w:noProof/>
-            <w:webHidden/>
-          </w:rPr>
-          <w:instrText xml:space="preserve"> PAGEREF _Toc243248657 \h </w:instrText>
-        </w:r>
-        <w:r>
-          <w:rPr>
-            <w:noProof/>
-            <w:webHidden/>
-          </w:rPr>
-        </w:r>
-        <w:r>
-          <w:rPr>
-            <w:noProof/>
-            <w:webHidden/>
-          </w:rPr>
-          <w:fldChar w:fldCharType="separate"/>
-        </w:r>
-        <w:r>
-          <w:rPr>
-            <w:noProof/>
-            <w:webHidden/>
-          </w:rPr>
-          <w:t>34</w:t>
-        </w:r>
-        <w:r>
-          <w:rPr>
-            <w:noProof/>
-            <w:webHidden/>
-          </w:rPr>
-          <w:fldChar w:fldCharType="end"/>
-        </w:r>
-      </w:hyperlink>
-    </w:p>
-    <w:p>
-      <w:pPr>
-        <w:pStyle w:val="TOC2"/>
-        <w:tabs>
-          <w:tab w:val="right" w:leader="dot" w:pos="9061"/>
-        </w:tabs>
-        <w:rPr>
-          <w:rFonts w:asciiTheme="minorHAnsi" w:eastAsiaTheme="minorEastAsia" w:hAnsiTheme="minorHAnsi" w:cstheme="minorBidi"/>
-          <w:noProof/>
-          <w:kern w:val="2"/>
-          <w:sz w:val="24"/>
-          <w:szCs w:val="24"/>
-          <w14:ligatures w14:val="standardContextual"/>
-        </w:rPr>
-      </w:pPr>
-      <w:hyperlink w:anchor="_Toc243248658" w:history="1">
-        <w:r>
-          <w:rPr>
-            <w:rStyle w:val="Hyperlink"/>
-            <w:noProof/>
-          </w:rPr>
-          <w:t>9.2. Hạn chế</w:t>
-        </w:r>
-        <w:r>
-          <w:rPr>
-            <w:noProof/>
-            <w:webHidden/>
-          </w:rPr>
-          <w:tab/>
-        </w:r>
-        <w:r>
-          <w:rPr>
-            <w:noProof/>
-            <w:webHidden/>
-          </w:rPr>
-          <w:fldChar w:fldCharType="begin"/>
-        </w:r>
-        <w:r>
-          <w:rPr>
-            <w:noProof/>
-            <w:webHidden/>
-          </w:rPr>
-          <w:instrText xml:space="preserve"> PAGEREF _Toc243248658 \h </w:instrText>
-        </w:r>
-        <w:r>
-          <w:rPr>
-            <w:noProof/>
-            <w:webHidden/>
-          </w:rPr>
-        </w:r>
-        <w:r>
-          <w:rPr>
-            <w:noProof/>
-            <w:webHidden/>
-          </w:rPr>
-          <w:fldChar w:fldCharType="separate"/>
-        </w:r>
-        <w:r>
-          <w:rPr>
-            <w:noProof/>
-            <w:webHidden/>
-          </w:rPr>
-          <w:t>34</w:t>
-        </w:r>
-        <w:r>
-          <w:rPr>
-            <w:noProof/>
-            <w:webHidden/>
-          </w:rPr>
-          <w:fldChar w:fldCharType="end"/>
-        </w:r>
-      </w:hyperlink>
-    </w:p>
-    <w:p>
-      <w:pPr>
-        <w:pStyle w:val="TOC2"/>
-        <w:tabs>
-          <w:tab w:val="right" w:leader="dot" w:pos="9061"/>
-        </w:tabs>
-        <w:rPr>
-          <w:rFonts w:asciiTheme="minorHAnsi" w:eastAsiaTheme="minorEastAsia" w:hAnsiTheme="minorHAnsi" w:cstheme="minorBidi"/>
-          <w:noProof/>
-          <w:kern w:val="2"/>
-          <w:sz w:val="24"/>
-          <w:szCs w:val="24"/>
-          <w14:ligatures w14:val="standardContextual"/>
-        </w:rPr>
-      </w:pPr>
-      <w:hyperlink w:anchor="_Toc243248659" w:history="1">
-        <w:r>
-          <w:rPr>
-            <w:rStyle w:val="Hyperlink"/>
-            <w:noProof/>
-          </w:rPr>
-          <w:t>9.3. Hướng phát triển</w:t>
-        </w:r>
-        <w:r>
-          <w:rPr>
-            <w:noProof/>
-            <w:webHidden/>
-          </w:rPr>
-          <w:tab/>
-        </w:r>
-        <w:r>
-          <w:rPr>
-            <w:noProof/>
-            <w:webHidden/>
-          </w:rPr>
-          <w:fldChar w:fldCharType="begin"/>
-        </w:r>
-        <w:r>
-          <w:rPr>
-            <w:noProof/>
-            <w:webHidden/>
-          </w:rPr>
-          <w:instrText xml:space="preserve"> PAGEREF _Toc243248659 \h </w:instrText>
-        </w:r>
-        <w:r>
-          <w:rPr>
-            <w:noProof/>
-            <w:webHidden/>
-          </w:rPr>
-        </w:r>
-        <w:r>
-          <w:rPr>
-            <w:noProof/>
-            <w:webHidden/>
-          </w:rPr>
-          <w:fldChar w:fldCharType="separate"/>
-        </w:r>
-        <w:r>
-          <w:rPr>
-            <w:noProof/>
-            <w:webHidden/>
-          </w:rPr>
-          <w:t>34</w:t>
-        </w:r>
-        <w:r>
-          <w:rPr>
-            <w:noProof/>
-            <w:webHidden/>
-          </w:rPr>
-          <w:fldChar w:fldCharType="end"/>
-        </w:r>
-      </w:hyperlink>
-    </w:p>
-    <w:p>
-      <w:pPr>
-        <w:pStyle w:val="TOC1"/>
-        <w:tabs>
-          <w:tab w:val="right" w:leader="dot" w:pos="9061"/>
-        </w:tabs>
-        <w:rPr>
-          <w:rFonts w:asciiTheme="minorHAnsi" w:eastAsiaTheme="minorEastAsia" w:hAnsiTheme="minorHAnsi" w:cstheme="minorBidi"/>
-          <w:noProof/>
-          <w:kern w:val="2"/>
-          <w:sz w:val="24"/>
-          <w:szCs w:val="24"/>
-          <w14:ligatures w14:val="standardContextual"/>
-        </w:rPr>
-      </w:pPr>
-      <w:hyperlink w:anchor="_Toc243248660" w:history="1">
-        <w:r>
-          <w:rPr>
-            <w:rStyle w:val="Hyperlink"/>
-            <w:noProof/>
-          </w:rPr>
-          <w:t>Tài liệu tham khảo</w:t>
-        </w:r>
-        <w:r>
-          <w:rPr>
-            <w:noProof/>
-            <w:webHidden/>
-          </w:rPr>
-          <w:tab/>
-        </w:r>
-        <w:r>
-          <w:rPr>
-            <w:noProof/>
-            <w:webHidden/>
-          </w:rPr>
-          <w:fldChar w:fldCharType="begin"/>
-        </w:r>
-        <w:r>
-          <w:rPr>
-            <w:noProof/>
-            <w:webHidden/>
-          </w:rPr>
-          <w:instrText xml:space="preserve"> PAGEREF _Toc243248660 \h </w:instrText>
-        </w:r>
-        <w:r>
-          <w:rPr>
-            <w:noProof/>
-            <w:webHidden/>
-          </w:rPr>
-        </w:r>
-        <w:r>
-          <w:rPr>
-            <w:noProof/>
-            <w:webHidden/>
-          </w:rPr>
-          <w:fldChar w:fldCharType="separate"/>
-        </w:r>
-        <w:r>
-          <w:rPr>
-            <w:noProof/>
-            <w:webHidden/>
-          </w:rPr>
-          <w:t>35</w:t>
         </w:r>
         <w:r>
           <w:rPr>
@@ -4384,12 +3797,22 @@
         <w:pStyle w:val="Heading1"/>
         <w:pageBreakBefore/>
       </w:pPr>
-      <w:bookmarkStart w:id="0" w:name="_Toc243248605"/>
+      <w:bookmarkStart w:id="0" w:name="_Toc243252648"/>
       <w:r>
         <w:lastRenderedPageBreak/>
-        <w:t>Ghi chú về bản nháp này</w:t>
+        <w:t>Chương 1. Giới thiệu</w:t>
       </w:r>
       <w:bookmarkEnd w:id="0"/>
+    </w:p>
+    <w:p>
+      <w:pPr>
+        <w:pStyle w:val="Heading2"/>
+      </w:pPr>
+      <w:bookmarkStart w:id="1" w:name="_Toc243252649"/>
+      <w:r>
+        <w:t>1.1. Bài toán đường đi ngắn nhất một nguồn</w:t>
+      </w:r>
+      <w:bookmarkEnd w:id="1"/>
     </w:p>
     <w:p>
       <w:pPr>
@@ -4397,17 +3820,7 @@
         <w:jc w:val="both"/>
       </w:pPr>
       <w:r>
-        <w:t xml:space="preserve">Bản nháp do Claude Code (model Claude Opus 5.5) soạn ngày 18/10/2026 theo yêu cầu của sinh viên, từ </w:t>
-      </w:r>
-      <w:r>
-        <w:rPr>
-          <w:rFonts w:ascii="Consolas" w:eastAsia="Consolas" w:hAnsi="Consolas" w:cs="Consolas"/>
-          <w:sz w:val="22"/>
-        </w:rPr>
-        <w:t>DEVLOG.md</w:t>
-      </w:r>
-      <w:r>
-        <w:t>, mã nguồn, số liệu kiểm thử/benchmark và trace thật do chương trình sinh ra (không chép tay). Quy trình này được ghi ở mục #14 của DEVLOG.</w:t>
+        <w:t>Cho đồ thị có hướng có trọng số G = (V, E), hàm trọng số w: E → ℝ và một đỉnh nguồn s. Độ dài của đường đi p = ⟨v₀, v₁, …, v_k⟩ là tổng trọng số các cạnh trên đường đi. Khoảng cách ngắn nhất δ(s, v) là giá trị nhỏ nhất của độ dài các đường đi từ s tới v (bằng ∞ nếu không có đường đi). Bài toán yêu cầu tính δ(s, v) cho mọi đỉnh v, và nếu có đỉnh đích t thì chỉ ra một đường đi ngắn nhất từ s tới t. Để gọn, trong báo cáo V và E cũng dùng để chỉ số đỉnh và số cạnh, chính là n và m ở dòng đầu input.</w:t>
       </w:r>
     </w:p>
     <w:p>
@@ -4416,112 +3829,24 @@
         <w:jc w:val="both"/>
       </w:pPr>
       <w:r>
-        <w:t xml:space="preserve">Các chỗ </w:t>
-      </w:r>
-      <w:r>
-        <w:rPr>
-          <w:b/>
-        </w:rPr>
-        <w:t>tô vàng</w:t>
-      </w:r>
-      <w:r>
-        <w:t xml:space="preserve"> dạng </w:t>
-      </w:r>
-      <w:r>
-        <w:rPr>
-          <w:highlight w:val="yellow"/>
-        </w:rPr>
-        <w:t>[...]</w:t>
-      </w:r>
-      <w:r>
-        <w:t xml:space="preserve"> là phần sinh viên phải tự điền hoặc tự viết, đặc biệt là phần </w:t>
-      </w:r>
-      <w:r>
-        <w:rPr>
-          <w:b/>
-        </w:rPr>
-        <w:t>kiểm chứng và nhận xét của sinh viên</w:t>
-      </w:r>
-      <w:r>
-        <w:t xml:space="preserve"> ở Chương 8. Sau khi sửa xong: xóa trang ghi chú này, nhấn chuột phải vào mục lục → </w:t>
-      </w:r>
-      <w:r>
-        <w:rPr>
-          <w:i/>
-        </w:rPr>
-        <w:t>Update Field</w:t>
-      </w:r>
-      <w:r>
-        <w:t xml:space="preserve"> → </w:t>
-      </w:r>
-      <w:r>
-        <w:rPr>
-          <w:i/>
-        </w:rPr>
-        <w:t>Update entire table</w:t>
-      </w:r>
-      <w:r>
-        <w:t>, rồi xuất PDF (</w:t>
-      </w:r>
-      <w:r>
-        <w:rPr>
-          <w:i/>
-        </w:rPr>
-        <w:t>File → Save As → PDF</w:t>
-      </w:r>
-      <w:r>
-        <w:t>).</w:t>
-      </w:r>
-    </w:p>
-    <w:p>
-      <w:pPr>
-        <w:pStyle w:val="Heading1"/>
-        <w:pageBreakBefore/>
-      </w:pPr>
-      <w:bookmarkStart w:id="1" w:name="_Toc243248606"/>
-      <w:r>
-        <w:lastRenderedPageBreak/>
-        <w:t>Chương 1. Giới thiệu</w:t>
-      </w:r>
-      <w:bookmarkEnd w:id="1"/>
+        <w:t xml:space="preserve">Đây là bài toán nền tảng trong định tuyến mạng, bản đồ, lập lịch vận chuyển. Ví dụ trực tiếp với sinh viên là tìm hành trình nhanh nhất cho bưu gửi giữa các bưu cục — hướng phát triển được nêu ở Chương </w:t>
+      </w:r>
+      <w:r>
+        <w:t>8</w:t>
+      </w:r>
+      <w:r>
+        <w:t>.</w:t>
+      </w:r>
     </w:p>
     <w:p>
       <w:pPr>
         <w:pStyle w:val="Heading2"/>
       </w:pPr>
-      <w:bookmarkStart w:id="2" w:name="_Toc243248607"/>
-      <w:r>
-        <w:t>1.1. Bài toán đường đi ngắn nhất một nguồn</w:t>
+      <w:bookmarkStart w:id="2" w:name="_Toc243252650"/>
+      <w:r>
+        <w:t>1.2. Mục tiêu đồ án</w:t>
       </w:r>
       <w:bookmarkEnd w:id="2"/>
-    </w:p>
-    <w:p>
-      <w:pPr>
-        <w:ind w:firstLine="567"/>
-        <w:jc w:val="both"/>
-      </w:pPr>
-      <w:r>
-        <w:t>Cho đồ thị có hướng có trọng số G = (V, E), hàm trọng số w: E → ℝ và một đỉnh nguồn s. Độ dài của đường đi p = ⟨v₀, v₁, …, v_k⟩ là tổng trọng số các cạnh trên đường đi. Khoảng cách ngắn nhất δ(s, v) là giá trị nhỏ nhất của độ dài các đường đi từ s tới v (bằng ∞ nếu không có đường đi). Bài toán yêu cầu tính δ(s, v) cho mọi đỉnh v, và nếu có đỉnh đích t thì chỉ ra một đường đi ngắn nhất từ s tới t. Để gọn, trong báo cáo V và E cũng dùng để chỉ số đỉnh và số cạnh, chính là n và m ở dòng đầu input.</w:t>
-      </w:r>
-    </w:p>
-    <w:p>
-      <w:pPr>
-        <w:ind w:firstLine="567"/>
-        <w:jc w:val="both"/>
-      </w:pPr>
-      <w:r>
-        <w:t>Đây là bài toán nền tảng trong định tuyến mạng, bản đồ, lập lịch vận chuyển. Ví dụ trực tiếp với sinh viên là tìm hành trình nhanh nhất cho bưu gửi giữa các bưu cục — hướng phát triển được nêu ở Chương 9.</w:t>
-      </w:r>
-    </w:p>
-    <w:p>
-      <w:pPr>
-        <w:pStyle w:val="Heading2"/>
-      </w:pPr>
-      <w:bookmarkStart w:id="3" w:name="_Toc243248608"/>
-      <w:r>
-        <w:t>1.2. Mục tiêu đồ án</w:t>
-      </w:r>
-      <w:bookmarkEnd w:id="3"/>
     </w:p>
     <w:p>
       <w:pPr>
@@ -4572,11 +3897,11 @@
       <w:pPr>
         <w:pStyle w:val="Heading2"/>
       </w:pPr>
-      <w:bookmarkStart w:id="4" w:name="_Toc243248609"/>
+      <w:bookmarkStart w:id="3" w:name="_Toc243252651"/>
       <w:r>
         <w:t>1.3. Phạm vi</w:t>
       </w:r>
-      <w:bookmarkEnd w:id="4"/>
+      <w:bookmarkEnd w:id="3"/>
     </w:p>
     <w:p>
       <w:pPr>
@@ -4774,11 +4099,11 @@
       <w:pPr>
         <w:pStyle w:val="Heading2"/>
       </w:pPr>
-      <w:bookmarkStart w:id="5" w:name="_Toc243248610"/>
+      <w:bookmarkStart w:id="4" w:name="_Toc243252652"/>
       <w:r>
         <w:t>1.4. Sản phẩm nộp</w:t>
       </w:r>
-      <w:bookmarkEnd w:id="5"/>
+      <w:bookmarkEnd w:id="4"/>
     </w:p>
     <w:p>
       <w:pPr>
@@ -4917,7 +4242,6 @@
                 <w:rFonts w:ascii="Consolas" w:eastAsia="Consolas" w:hAnsi="Consolas" w:cs="Consolas"/>
                 <w:sz w:val="18"/>
               </w:rPr>
-              <w:lastRenderedPageBreak/>
               <w:t>2_VideoDemo/</w:t>
             </w:r>
           </w:p>
@@ -4934,20 +4258,13 @@
               <w:rPr>
                 <w:sz w:val="22"/>
               </w:rPr>
-              <w:t xml:space="preserve">Video demo và kịch bản quay </w:t>
-            </w:r>
-            <w:r>
-              <w:rPr>
-                <w:rFonts w:ascii="Consolas" w:eastAsia="Consolas" w:hAnsi="Consolas" w:cs="Consolas"/>
-                <w:sz w:val="18"/>
-              </w:rPr>
-              <w:t>kich-ban-demo.md</w:t>
+              <w:t xml:space="preserve">Video demo </w:t>
             </w:r>
             <w:r>
               <w:rPr>
                 <w:sz w:val="22"/>
               </w:rPr>
-              <w:t>.</w:t>
+              <w:t>(nhưng nặng nên không thể commit file)</w:t>
             </w:r>
           </w:p>
         </w:tc>
@@ -5067,44 +4384,6 @@
           </w:p>
         </w:tc>
       </w:tr>
-      <w:tr>
-        <w:trPr>
-          <w:jc w:val="center"/>
-        </w:trPr>
-        <w:tc>
-          <w:tcPr>
-            <w:tcW w:w="1984" w:type="dxa"/>
-          </w:tcPr>
-          <w:p>
-            <w:pPr>
-              <w:spacing w:after="0" w:line="264" w:lineRule="auto"/>
-            </w:pPr>
-            <w:r>
-              <w:rPr>
-                <w:rFonts w:ascii="Consolas" w:eastAsia="Consolas" w:hAnsi="Consolas" w:cs="Consolas"/>
-                <w:sz w:val="18"/>
-              </w:rPr>
-              <w:t>DEVLOG.md</w:t>
-            </w:r>
-          </w:p>
-        </w:tc>
-        <w:tc>
-          <w:tcPr>
-            <w:tcW w:w="7087" w:type="dxa"/>
-          </w:tcPr>
-          <w:p>
-            <w:pPr>
-              <w:spacing w:after="0" w:line="264" w:lineRule="auto"/>
-            </w:pPr>
-            <w:r>
-              <w:rPr>
-                <w:sz w:val="22"/>
-              </w:rPr>
-              <w:t>Nhật ký phát triển: prompt nguyên văn, kết quả AI, lỗi, quyết định thiết kế.</w:t>
-            </w:r>
-          </w:p>
-        </w:tc>
-      </w:tr>
     </w:tbl>
     <w:p>
       <w:pPr>
@@ -5173,7 +4452,13 @@
         </w:r>
       </w:hyperlink>
       <w:r>
-        <w:t xml:space="preserve"> — mở bằng trình duyệt, không cần cài đặt hay đăng nhập. Mã nguồn, bộ testcase, DEVLOG và report nằm trong repo công khai </w:t>
+        <w:t xml:space="preserve"> — mở bằng trình duyệt, không cần cài đặt hay đăng nhập. Mã nguồn, bộ testcase,</w:t>
+      </w:r>
+      <w:r>
+        <w:t xml:space="preserve"> </w:t>
+      </w:r>
+      <w:r>
+        <w:t xml:space="preserve">report nằm trong repo công khai </w:t>
       </w:r>
       <w:hyperlink r:id="rId11">
         <w:r>
@@ -5192,11 +4477,11 @@
       <w:pPr>
         <w:pStyle w:val="Heading2"/>
       </w:pPr>
-      <w:bookmarkStart w:id="6" w:name="_Toc243248611"/>
+      <w:bookmarkStart w:id="5" w:name="_Toc243252653"/>
       <w:r>
         <w:t>1.5. Bố cục báo cáo</w:t>
       </w:r>
-      <w:bookmarkEnd w:id="6"/>
+      <w:bookmarkEnd w:id="5"/>
     </w:p>
     <w:p>
       <w:pPr>
@@ -5204,7 +4489,13 @@
         <w:jc w:val="both"/>
       </w:pPr>
       <w:r>
-        <w:t>Chương 2 trình bày cơ sở lý thuyết. Chương 3 và 4 trình bày thiết kế và cài đặt. Chương 5 chạy từng bước trên ví dụ thống nhất. Chương 6 và 7 là kiểm thử và đánh giá hiệu năng. Chương 8 tường thuật quá trình xây dựng, trong đó có cách sử dụng AI. Chương 9 là kết luận và hướng phát triển.</w:t>
+        <w:t xml:space="preserve">Chương 2 trình bày cơ sở lý thuyết. Chương 3 và 4 trình bày thiết kế và cài đặt. Chương 5 chạy từng bước trên ví dụ thống nhất. Chương 6 và 7 là kiểm thử và đánh giá hiệu năng. Chương </w:t>
+      </w:r>
+      <w:r>
+        <w:t>8</w:t>
+      </w:r>
+      <w:r>
+        <w:t xml:space="preserve"> là kết luận và hướng phát triển.</w:t>
       </w:r>
     </w:p>
     <w:p>
@@ -5212,22 +4503,22 @@
         <w:pStyle w:val="Heading1"/>
         <w:pageBreakBefore/>
       </w:pPr>
-      <w:bookmarkStart w:id="7" w:name="_Toc243248612"/>
+      <w:bookmarkStart w:id="6" w:name="_Toc243252654"/>
       <w:r>
         <w:lastRenderedPageBreak/>
         <w:t>Chương 2. Cơ sở lý thuyết</w:t>
       </w:r>
+      <w:bookmarkEnd w:id="6"/>
+    </w:p>
+    <w:p>
+      <w:pPr>
+        <w:pStyle w:val="Heading2"/>
+      </w:pPr>
+      <w:bookmarkStart w:id="7" w:name="_Toc243252655"/>
+      <w:r>
+        <w:t>2.1. Ba chiến lược giải cùng một bài toán</w:t>
+      </w:r>
       <w:bookmarkEnd w:id="7"/>
-    </w:p>
-    <w:p>
-      <w:pPr>
-        <w:pStyle w:val="Heading2"/>
-      </w:pPr>
-      <w:bookmarkStart w:id="8" w:name="_Toc243248613"/>
-      <w:r>
-        <w:t>2.1. Ba chiến lược giải cùng một bài toán</w:t>
-      </w:r>
-      <w:bookmarkEnd w:id="8"/>
     </w:p>
     <w:p>
       <w:pPr>
@@ -5595,11 +4886,11 @@
       <w:pPr>
         <w:pStyle w:val="Heading2"/>
       </w:pPr>
-      <w:bookmarkStart w:id="9" w:name="_Toc243248614"/>
+      <w:bookmarkStart w:id="8" w:name="_Toc243252656"/>
       <w:r>
         <w:t>2.2. Thuật toán Dijkstra</w:t>
       </w:r>
-      <w:bookmarkEnd w:id="9"/>
+      <w:bookmarkEnd w:id="8"/>
     </w:p>
     <w:p>
       <w:pPr>
@@ -5925,11 +5216,11 @@
       <w:pPr>
         <w:pStyle w:val="Heading2"/>
       </w:pPr>
-      <w:bookmarkStart w:id="10" w:name="_Toc243248615"/>
+      <w:bookmarkStart w:id="9" w:name="_Toc243252657"/>
       <w:r>
         <w:t>2.3. Min-heap nhị phân và lazy deletion</w:t>
       </w:r>
-      <w:bookmarkEnd w:id="10"/>
+      <w:bookmarkEnd w:id="9"/>
     </w:p>
     <w:p>
       <w:pPr>
@@ -6010,11 +5301,11 @@
       <w:pPr>
         <w:pStyle w:val="Heading2"/>
       </w:pPr>
-      <w:bookmarkStart w:id="11" w:name="_Toc243248616"/>
+      <w:bookmarkStart w:id="10" w:name="_Toc243252658"/>
       <w:r>
         <w:t>2.4. Bellman-Ford (quy hoạch động)</w:t>
       </w:r>
-      <w:bookmarkEnd w:id="11"/>
+      <w:bookmarkEnd w:id="10"/>
     </w:p>
     <w:p>
       <w:pPr>
@@ -6074,11 +5365,11 @@
       <w:pPr>
         <w:pStyle w:val="Heading2"/>
       </w:pPr>
-      <w:bookmarkStart w:id="12" w:name="_Toc243248617"/>
+      <w:bookmarkStart w:id="11" w:name="_Toc243252659"/>
       <w:r>
         <w:t>2.5. Vì sao Dijkstra sai khi có cạnh âm</w:t>
       </w:r>
-      <w:bookmarkEnd w:id="12"/>
+      <w:bookmarkEnd w:id="11"/>
     </w:p>
     <w:p>
       <w:pPr>
@@ -6141,11 +5432,11 @@
       <w:pPr>
         <w:pStyle w:val="Heading2"/>
       </w:pPr>
-      <w:bookmarkStart w:id="13" w:name="_Toc243248618"/>
+      <w:bookmarkStart w:id="12" w:name="_Toc243252660"/>
       <w:r>
         <w:t>2.6. So sánh tổng hợp</w:t>
       </w:r>
-      <w:bookmarkEnd w:id="13"/>
+      <w:bookmarkEnd w:id="12"/>
     </w:p>
     <w:p>
       <w:pPr>
@@ -6685,22 +5976,22 @@
         <w:pStyle w:val="Heading1"/>
         <w:pageBreakBefore/>
       </w:pPr>
-      <w:bookmarkStart w:id="14" w:name="_Toc243248619"/>
+      <w:bookmarkStart w:id="13" w:name="_Toc243252661"/>
       <w:r>
         <w:lastRenderedPageBreak/>
         <w:t>Chương 3. Phân tích và thiết kế</w:t>
       </w:r>
+      <w:bookmarkEnd w:id="13"/>
+    </w:p>
+    <w:p>
+      <w:pPr>
+        <w:pStyle w:val="Heading2"/>
+      </w:pPr>
+      <w:bookmarkStart w:id="14" w:name="_Toc243252662"/>
+      <w:r>
+        <w:t>3.1. Yêu cầu chức năng</w:t>
+      </w:r>
       <w:bookmarkEnd w:id="14"/>
-    </w:p>
-    <w:p>
-      <w:pPr>
-        <w:pStyle w:val="Heading2"/>
-      </w:pPr>
-      <w:bookmarkStart w:id="15" w:name="_Toc243248620"/>
-      <w:r>
-        <w:t>3.1. Yêu cầu chức năng</w:t>
-      </w:r>
-      <w:bookmarkEnd w:id="15"/>
     </w:p>
     <w:p>
       <w:pPr>
@@ -6751,11 +6042,11 @@
       <w:pPr>
         <w:pStyle w:val="Heading2"/>
       </w:pPr>
-      <w:bookmarkStart w:id="16" w:name="_Toc243248621"/>
+      <w:bookmarkStart w:id="15" w:name="_Toc243252663"/>
       <w:r>
         <w:t>3.2. Kiến trúc: lõi sinh trace, giao diện chỉ phát lại</w:t>
       </w:r>
-      <w:bookmarkEnd w:id="16"/>
+      <w:bookmarkEnd w:id="15"/>
     </w:p>
     <w:p>
       <w:pPr>
@@ -7545,11 +6836,11 @@
       <w:pPr>
         <w:pStyle w:val="Heading2"/>
       </w:pPr>
-      <w:bookmarkStart w:id="17" w:name="_Toc243248622"/>
+      <w:bookmarkStart w:id="16" w:name="_Toc243252664"/>
       <w:r>
         <w:t>3.3. Cấu trúc một bước trace</w:t>
       </w:r>
-      <w:bookmarkEnd w:id="17"/>
+      <w:bookmarkEnd w:id="16"/>
     </w:p>
     <w:p>
       <w:pPr>
@@ -8066,11 +7357,11 @@
       <w:pPr>
         <w:pStyle w:val="Heading2"/>
       </w:pPr>
-      <w:bookmarkStart w:id="18" w:name="_Toc243248623"/>
+      <w:bookmarkStart w:id="17" w:name="_Toc243252665"/>
       <w:r>
         <w:t>3.4. Hàm relax(edge, t)</w:t>
       </w:r>
-      <w:bookmarkEnd w:id="18"/>
+      <w:bookmarkEnd w:id="17"/>
     </w:p>
     <w:p>
       <w:pPr>
@@ -8105,11 +7396,11 @@
       <w:pPr>
         <w:pStyle w:val="Heading2"/>
       </w:pPr>
-      <w:bookmarkStart w:id="19" w:name="_Toc243248624"/>
+      <w:bookmarkStart w:id="18" w:name="_Toc243252666"/>
       <w:r>
         <w:t>3.5. Định dạng input/output và xử lý lỗi</w:t>
       </w:r>
-      <w:bookmarkEnd w:id="19"/>
+      <w:bookmarkEnd w:id="18"/>
     </w:p>
     <w:tbl>
       <w:tblPr>
@@ -8262,21 +7553,12 @@
       <w:pPr>
         <w:pStyle w:val="Heading2"/>
       </w:pPr>
-      <w:bookmarkStart w:id="20" w:name="_Toc243248625"/>
+      <w:bookmarkStart w:id="19" w:name="_Toc243252667"/>
       <w:r>
         <w:lastRenderedPageBreak/>
         <w:t>3.6. Các quyết định thiết kế</w:t>
       </w:r>
-      <w:bookmarkEnd w:id="20"/>
-    </w:p>
-    <w:p>
-      <w:pPr>
-        <w:ind w:firstLine="567"/>
-        <w:jc w:val="both"/>
-      </w:pPr>
-      <w:r>
-        <w:t>Bảng dưới lấy từ mục "Các quyết định thiết kế" trong DEVLOG. Các quyết định do AI đề xuất được đánh dấu để sinh viên xác nhận.</w:t>
-      </w:r>
+      <w:bookmarkEnd w:id="19"/>
     </w:p>
     <w:p>
       <w:pPr>
@@ -8814,22 +8096,22 @@
         <w:pStyle w:val="Heading1"/>
         <w:pageBreakBefore/>
       </w:pPr>
-      <w:bookmarkStart w:id="21" w:name="_Toc243248626"/>
+      <w:bookmarkStart w:id="20" w:name="_Toc243252668"/>
       <w:r>
         <w:lastRenderedPageBreak/>
         <w:t>Chương 4. Cài đặt và giao diện</w:t>
       </w:r>
+      <w:bookmarkEnd w:id="20"/>
+    </w:p>
+    <w:p>
+      <w:pPr>
+        <w:pStyle w:val="Heading2"/>
+      </w:pPr>
+      <w:bookmarkStart w:id="21" w:name="_Toc243252669"/>
+      <w:r>
+        <w:t>4.1. Vòng lặp chính của Dijkstra (min-heap)</w:t>
+      </w:r>
       <w:bookmarkEnd w:id="21"/>
-    </w:p>
-    <w:p>
-      <w:pPr>
-        <w:pStyle w:val="Heading2"/>
-      </w:pPr>
-      <w:bookmarkStart w:id="22" w:name="_Toc243248627"/>
-      <w:r>
-        <w:t>4.1. Vòng lặp chính của Dijkstra (min-heap)</w:t>
-      </w:r>
-      <w:bookmarkEnd w:id="22"/>
     </w:p>
     <w:p>
       <w:pPr>
@@ -9199,11 +8481,11 @@
       <w:pPr>
         <w:pStyle w:val="Heading2"/>
       </w:pPr>
-      <w:bookmarkStart w:id="23" w:name="_Toc243248628"/>
+      <w:bookmarkStart w:id="22" w:name="_Toc243252670"/>
       <w:r>
         <w:t>4.2. Min-heap: thao tác sift-down</w:t>
       </w:r>
-      <w:bookmarkEnd w:id="23"/>
+      <w:bookmarkEnd w:id="22"/>
     </w:p>
     <w:tbl>
       <w:tblPr>
@@ -9397,12 +8679,12 @@
       <w:pPr>
         <w:pStyle w:val="Heading2"/>
       </w:pPr>
-      <w:bookmarkStart w:id="24" w:name="_Toc243248629"/>
+      <w:bookmarkStart w:id="23" w:name="_Toc243252671"/>
       <w:r>
         <w:lastRenderedPageBreak/>
         <w:t>4.3. Giao diện</w:t>
       </w:r>
-      <w:bookmarkEnd w:id="24"/>
+      <w:bookmarkEnd w:id="23"/>
     </w:p>
     <w:p>
       <w:pPr>
@@ -9975,11 +9257,11 @@
       <w:pPr>
         <w:pStyle w:val="Heading2"/>
       </w:pPr>
-      <w:bookmarkStart w:id="25" w:name="_Toc243248630"/>
+      <w:bookmarkStart w:id="24" w:name="_Toc243252672"/>
       <w:r>
         <w:t>4.4. Cách chạy</w:t>
       </w:r>
-      <w:bookmarkEnd w:id="25"/>
+      <w:bookmarkEnd w:id="24"/>
     </w:p>
     <w:tbl>
       <w:tblPr>
@@ -10108,22 +9390,22 @@
         <w:pStyle w:val="Heading1"/>
         <w:pageBreakBefore/>
       </w:pPr>
-      <w:bookmarkStart w:id="26" w:name="_Toc243248631"/>
+      <w:bookmarkStart w:id="25" w:name="_Toc243252673"/>
       <w:r>
         <w:lastRenderedPageBreak/>
         <w:t>Chương 5. Ví dụ minh họa thống nhất</w:t>
       </w:r>
+      <w:bookmarkEnd w:id="25"/>
+    </w:p>
+    <w:p>
+      <w:pPr>
+        <w:pStyle w:val="Heading2"/>
+      </w:pPr>
+      <w:bookmarkStart w:id="26" w:name="_Toc243252674"/>
+      <w:r>
+        <w:t>5.1. Đồ thị ví dụ</w:t>
+      </w:r>
       <w:bookmarkEnd w:id="26"/>
-    </w:p>
-    <w:p>
-      <w:pPr>
-        <w:pStyle w:val="Heading2"/>
-      </w:pPr>
-      <w:bookmarkStart w:id="27" w:name="_Toc243248632"/>
-      <w:r>
-        <w:t>5.1. Đồ thị ví dụ</w:t>
-      </w:r>
-      <w:bookmarkEnd w:id="27"/>
     </w:p>
     <w:p>
       <w:pPr>
@@ -10450,11 +9732,11 @@
       <w:pPr>
         <w:pStyle w:val="Heading2"/>
       </w:pPr>
-      <w:bookmarkStart w:id="28" w:name="_Toc243248633"/>
+      <w:bookmarkStart w:id="27" w:name="_Toc243252675"/>
       <w:r>
         <w:t>5.2. Dijkstra (min-heap): toàn bộ 23 bước</w:t>
       </w:r>
-      <w:bookmarkEnd w:id="28"/>
+      <w:bookmarkEnd w:id="27"/>
     </w:p>
     <w:p>
       <w:pPr>
@@ -12628,11 +11910,11 @@
       <w:pPr>
         <w:pStyle w:val="Heading2"/>
       </w:pPr>
-      <w:bookmarkStart w:id="29" w:name="_Toc243248634"/>
+      <w:bookmarkStart w:id="28" w:name="_Toc243252676"/>
       <w:r>
         <w:t>5.3. Các bước đáng chú ý</w:t>
       </w:r>
-      <w:bookmarkEnd w:id="29"/>
+      <w:bookmarkEnd w:id="28"/>
     </w:p>
     <w:p>
       <w:pPr>
@@ -12987,11 +12269,11 @@
       <w:pPr>
         <w:pStyle w:val="Heading2"/>
       </w:pPr>
-      <w:bookmarkStart w:id="30" w:name="_Toc243248635"/>
+      <w:bookmarkStart w:id="29" w:name="_Toc243252677"/>
       <w:r>
         <w:t>5.4. Cùng đồ thị với Dijkstra mảng và Bellman-Ford</w:t>
       </w:r>
-      <w:bookmarkEnd w:id="30"/>
+      <w:bookmarkEnd w:id="29"/>
     </w:p>
     <w:p>
       <w:pPr>
@@ -13434,11 +12716,11 @@
       <w:pPr>
         <w:pStyle w:val="Heading2"/>
       </w:pPr>
-      <w:bookmarkStart w:id="31" w:name="_Toc243248636"/>
+      <w:bookmarkStart w:id="30" w:name="_Toc243252678"/>
       <w:r>
         <w:t>5.5. Cạnh âm và chu trình âm</w:t>
       </w:r>
-      <w:bookmarkEnd w:id="31"/>
+      <w:bookmarkEnd w:id="30"/>
     </w:p>
     <w:p>
       <w:pPr>
@@ -13618,22 +12900,22 @@
         <w:pStyle w:val="Heading1"/>
         <w:pageBreakBefore/>
       </w:pPr>
-      <w:bookmarkStart w:id="32" w:name="_Toc243248637"/>
+      <w:bookmarkStart w:id="31" w:name="_Toc243252679"/>
       <w:r>
         <w:lastRenderedPageBreak/>
         <w:t>Chương 6. Kiểm thử</w:t>
       </w:r>
+      <w:bookmarkEnd w:id="31"/>
+    </w:p>
+    <w:p>
+      <w:pPr>
+        <w:pStyle w:val="Heading2"/>
+      </w:pPr>
+      <w:bookmarkStart w:id="32" w:name="_Toc243252680"/>
+      <w:r>
+        <w:t>6.1. Chiến lược</w:t>
+      </w:r>
       <w:bookmarkEnd w:id="32"/>
-    </w:p>
-    <w:p>
-      <w:pPr>
-        <w:pStyle w:val="Heading2"/>
-      </w:pPr>
-      <w:bookmarkStart w:id="33" w:name="_Toc243248638"/>
-      <w:r>
-        <w:t>6.1. Chiến lược</w:t>
-      </w:r>
-      <w:bookmarkEnd w:id="33"/>
     </w:p>
     <w:p>
       <w:pPr>
@@ -13704,11 +12986,11 @@
       <w:pPr>
         <w:pStyle w:val="Heading2"/>
       </w:pPr>
-      <w:bookmarkStart w:id="34" w:name="_Toc243248639"/>
+      <w:bookmarkStart w:id="33" w:name="_Toc243252681"/>
       <w:r>
         <w:t>6.2. Bộ testcase</w:t>
       </w:r>
-      <w:bookmarkEnd w:id="34"/>
+      <w:bookmarkEnd w:id="33"/>
     </w:p>
     <w:p>
       <w:pPr>
@@ -14089,11 +13371,11 @@
       <w:pPr>
         <w:pStyle w:val="Heading2"/>
       </w:pPr>
-      <w:bookmarkStart w:id="35" w:name="_Toc243248640"/>
+      <w:bookmarkStart w:id="34" w:name="_Toc243252682"/>
       <w:r>
         <w:t>6.3. Cách chấm</w:t>
       </w:r>
-      <w:bookmarkEnd w:id="35"/>
+      <w:bookmarkEnd w:id="34"/>
     </w:p>
     <w:p>
       <w:pPr>
@@ -14155,11 +13437,11 @@
       <w:pPr>
         <w:pStyle w:val="Heading2"/>
       </w:pPr>
-      <w:bookmarkStart w:id="36" w:name="_Toc243248641"/>
+      <w:bookmarkStart w:id="35" w:name="_Toc243252683"/>
       <w:r>
         <w:t>6.4. Kết quả</w:t>
       </w:r>
-      <w:bookmarkEnd w:id="36"/>
+      <w:bookmarkEnd w:id="35"/>
     </w:p>
     <w:p>
       <w:pPr>
@@ -14701,11 +13983,11 @@
       <w:pPr>
         <w:pStyle w:val="Heading2"/>
       </w:pPr>
-      <w:bookmarkStart w:id="37" w:name="_Toc243248642"/>
+      <w:bookmarkStart w:id="36" w:name="_Toc243252684"/>
       <w:r>
         <w:t>6.5. Bộ test có bắt được lỗi không? (mutation test)</w:t>
       </w:r>
-      <w:bookmarkEnd w:id="37"/>
+      <w:bookmarkEnd w:id="36"/>
     </w:p>
     <w:p>
       <w:pPr>
@@ -14797,11 +14079,11 @@
       <w:pPr>
         <w:pStyle w:val="Heading2"/>
       </w:pPr>
-      <w:bookmarkStart w:id="38" w:name="_Toc243248643"/>
+      <w:bookmarkStart w:id="37" w:name="_Toc243252685"/>
       <w:r>
         <w:t>6.6. Testcase mô phỏng mạng bưu chính</w:t>
       </w:r>
-      <w:bookmarkEnd w:id="38"/>
+      <w:bookmarkEnd w:id="37"/>
     </w:p>
     <w:p>
       <w:pPr>
@@ -14878,22 +14160,22 @@
         <w:pStyle w:val="Heading1"/>
         <w:pageBreakBefore/>
       </w:pPr>
-      <w:bookmarkStart w:id="39" w:name="_Toc243248644"/>
+      <w:bookmarkStart w:id="38" w:name="_Toc243252686"/>
       <w:r>
         <w:lastRenderedPageBreak/>
         <w:t>Chương 7. Đánh giá hiệu năng</w:t>
       </w:r>
+      <w:bookmarkEnd w:id="38"/>
+    </w:p>
+    <w:p>
+      <w:pPr>
+        <w:pStyle w:val="Heading2"/>
+      </w:pPr>
+      <w:bookmarkStart w:id="39" w:name="_Toc243252687"/>
+      <w:r>
+        <w:t>7.1. Thiết lập</w:t>
+      </w:r>
       <w:bookmarkEnd w:id="39"/>
-    </w:p>
-    <w:p>
-      <w:pPr>
-        <w:pStyle w:val="Heading2"/>
-      </w:pPr>
-      <w:bookmarkStart w:id="40" w:name="_Toc243248645"/>
-      <w:r>
-        <w:t>7.1. Thiết lập</w:t>
-      </w:r>
-      <w:bookmarkEnd w:id="40"/>
     </w:p>
     <w:p>
       <w:pPr>
@@ -14956,11 +14238,11 @@
       <w:pPr>
         <w:pStyle w:val="Heading2"/>
       </w:pPr>
-      <w:bookmarkStart w:id="41" w:name="_Toc243248646"/>
+      <w:bookmarkStart w:id="40" w:name="_Toc243252688"/>
       <w:r>
         <w:t>7.2. Đồ thị thưa</w:t>
       </w:r>
-      <w:bookmarkEnd w:id="41"/>
+      <w:bookmarkEnd w:id="40"/>
     </w:p>
     <w:p>
       <w:pPr>
@@ -15810,12 +15092,12 @@
       <w:pPr>
         <w:pStyle w:val="Heading2"/>
       </w:pPr>
-      <w:bookmarkStart w:id="42" w:name="_Toc243248647"/>
+      <w:bookmarkStart w:id="41" w:name="_Toc243252689"/>
       <w:r>
         <w:lastRenderedPageBreak/>
         <w:t>7.3. Đồ thị dày</w:t>
       </w:r>
-      <w:bookmarkEnd w:id="42"/>
+      <w:bookmarkEnd w:id="41"/>
     </w:p>
     <w:p>
       <w:pPr>
@@ -16485,11 +15767,11 @@
       <w:pPr>
         <w:pStyle w:val="Heading2"/>
       </w:pPr>
-      <w:bookmarkStart w:id="43" w:name="_Toc243248648"/>
+      <w:bookmarkStart w:id="42" w:name="_Toc243252690"/>
       <w:r>
         <w:t>7.4. Nhận xét</w:t>
       </w:r>
-      <w:bookmarkEnd w:id="43"/>
+      <w:bookmarkEnd w:id="42"/>
     </w:p>
     <w:p>
       <w:pPr>
@@ -16551,2150 +15833,31 @@
         <w:pStyle w:val="Heading1"/>
         <w:pageBreakBefore/>
       </w:pPr>
-      <w:bookmarkStart w:id="44" w:name="_Toc243248649"/>
+      <w:bookmarkStart w:id="43" w:name="_Toc243252691"/>
       <w:r>
         <w:lastRenderedPageBreak/>
-        <w:t>Chương 8. Quá trình xây dựng và sử dụng AI</w:t>
+        <w:t xml:space="preserve">Chương </w:t>
+      </w:r>
+      <w:r>
+        <w:t>8</w:t>
+      </w:r>
+      <w:r>
+        <w:t>. Kết luận và hướng phát triển</w:t>
+      </w:r>
+      <w:bookmarkEnd w:id="43"/>
+    </w:p>
+    <w:p>
+      <w:pPr>
+        <w:pStyle w:val="Heading2"/>
+      </w:pPr>
+      <w:bookmarkStart w:id="44" w:name="_Toc243252692"/>
+      <w:r>
+        <w:t>8</w:t>
+      </w:r>
+      <w:r>
+        <w:t>.1. Kết quả đạt được</w:t>
       </w:r>
       <w:bookmarkEnd w:id="44"/>
-    </w:p>
-    <w:p>
-      <w:pPr>
-        <w:ind w:firstLine="567"/>
-        <w:jc w:val="both"/>
-      </w:pPr>
-      <w:r>
-        <w:t xml:space="preserve">Chương này tường thuật lại quá trình làm đồ án, dựa trên </w:t>
-      </w:r>
-      <w:r>
-        <w:rPr>
-          <w:rFonts w:ascii="Consolas" w:eastAsia="Consolas" w:hAnsi="Consolas" w:cs="Consolas"/>
-          <w:sz w:val="22"/>
-        </w:rPr>
-        <w:t>DEVLOG.md</w:t>
-      </w:r>
-      <w:r>
-        <w:t xml:space="preserve"> (ghi sau mỗi yêu cầu, prompt chép nguyên văn) và lịch sử commit git. Mục tiêu là cho thấy rõ phần nào AI làm, phần nào sinh viên quyết định, và kết quả AI được kiểm chứng ra sao.</w:t>
-      </w:r>
-    </w:p>
-    <w:p>
-      <w:pPr>
-        <w:pStyle w:val="Heading2"/>
-      </w:pPr>
-      <w:bookmarkStart w:id="45" w:name="_Toc243248650"/>
-      <w:r>
-        <w:t>8.1. Công cụ và cách tổ chức làm việc</w:t>
-      </w:r>
-      <w:bookmarkEnd w:id="45"/>
-    </w:p>
-    <w:p>
-      <w:pPr>
-        <w:keepNext/>
-        <w:spacing w:before="120" w:after="60"/>
-        <w:jc w:val="center"/>
-      </w:pPr>
-      <w:r>
-        <w:rPr>
-          <w:b/>
-          <w:sz w:val="24"/>
-        </w:rPr>
-        <w:t xml:space="preserve">Bảng 8.1. </w:t>
-      </w:r>
-      <w:r>
-        <w:rPr>
-          <w:i/>
-          <w:sz w:val="24"/>
-        </w:rPr>
-        <w:t>Công cụ sử dụng</w:t>
-      </w:r>
-    </w:p>
-    <w:tbl>
-      <w:tblPr>
-        <w:tblStyle w:val="TableGrid"/>
-        <w:tblW w:w="0" w:type="auto"/>
-        <w:jc w:val="center"/>
-        <w:tblLayout w:type="fixed"/>
-        <w:tblLook w:val="04A0" w:firstRow="1" w:lastRow="0" w:firstColumn="1" w:lastColumn="0" w:noHBand="0" w:noVBand="1"/>
-      </w:tblPr>
-      <w:tblGrid>
-        <w:gridCol w:w="3969"/>
-        <w:gridCol w:w="1814"/>
-        <w:gridCol w:w="3288"/>
-      </w:tblGrid>
-      <w:tr>
-        <w:trPr>
-          <w:tblHeader/>
-          <w:jc w:val="center"/>
-        </w:trPr>
-        <w:tc>
-          <w:tcPr>
-            <w:tcW w:w="3969" w:type="dxa"/>
-            <w:shd w:val="clear" w:color="auto" w:fill="D9E2F3"/>
-          </w:tcPr>
-          <w:p>
-            <w:pPr>
-              <w:spacing w:after="0" w:line="264" w:lineRule="auto"/>
-            </w:pPr>
-            <w:r>
-              <w:rPr>
-                <w:b/>
-                <w:sz w:val="22"/>
-              </w:rPr>
-              <w:t>Công cụ</w:t>
-            </w:r>
-          </w:p>
-        </w:tc>
-        <w:tc>
-          <w:tcPr>
-            <w:tcW w:w="1814" w:type="dxa"/>
-            <w:shd w:val="clear" w:color="auto" w:fill="D9E2F3"/>
-          </w:tcPr>
-          <w:p>
-            <w:pPr>
-              <w:spacing w:after="0" w:line="264" w:lineRule="auto"/>
-            </w:pPr>
-            <w:r>
-              <w:rPr>
-                <w:b/>
-                <w:sz w:val="22"/>
-              </w:rPr>
-              <w:t>Model / phiên bản</w:t>
-            </w:r>
-          </w:p>
-        </w:tc>
-        <w:tc>
-          <w:tcPr>
-            <w:tcW w:w="3288" w:type="dxa"/>
-            <w:shd w:val="clear" w:color="auto" w:fill="D9E2F3"/>
-          </w:tcPr>
-          <w:p>
-            <w:pPr>
-              <w:spacing w:after="0" w:line="264" w:lineRule="auto"/>
-            </w:pPr>
-            <w:r>
-              <w:rPr>
-                <w:b/>
-                <w:sz w:val="22"/>
-              </w:rPr>
-              <w:t>Công đoạn</w:t>
-            </w:r>
-          </w:p>
-        </w:tc>
-      </w:tr>
-      <w:tr>
-        <w:trPr>
-          <w:jc w:val="center"/>
-        </w:trPr>
-        <w:tc>
-          <w:tcPr>
-            <w:tcW w:w="3969" w:type="dxa"/>
-          </w:tcPr>
-          <w:p>
-            <w:pPr>
-              <w:spacing w:after="0" w:line="264" w:lineRule="auto"/>
-            </w:pPr>
-            <w:r>
-              <w:rPr>
-                <w:sz w:val="22"/>
-              </w:rPr>
-              <w:t>Claude trên claude.ai (Project môn học, có đính kèm slide và đề)</w:t>
-            </w:r>
-          </w:p>
-        </w:tc>
-        <w:tc>
-          <w:tcPr>
-            <w:tcW w:w="1814" w:type="dxa"/>
-          </w:tcPr>
-          <w:p>
-            <w:pPr>
-              <w:spacing w:after="0" w:line="264" w:lineRule="auto"/>
-            </w:pPr>
-            <w:r>
-              <w:rPr>
-                <w:sz w:val="22"/>
-              </w:rPr>
-              <w:t>Claude Opus 5.5</w:t>
-            </w:r>
-          </w:p>
-        </w:tc>
-        <w:tc>
-          <w:tcPr>
-            <w:tcW w:w="3288" w:type="dxa"/>
-          </w:tcPr>
-          <w:p>
-            <w:pPr>
-              <w:spacing w:after="0" w:line="264" w:lineRule="auto"/>
-            </w:pPr>
-            <w:r>
-              <w:rPr>
-                <w:sz w:val="22"/>
-              </w:rPr>
-              <w:t>Phân tích đề, lập kế hoạch, hỏi lý thuyết</w:t>
-            </w:r>
-          </w:p>
-        </w:tc>
-      </w:tr>
-      <w:tr>
-        <w:trPr>
-          <w:jc w:val="center"/>
-        </w:trPr>
-        <w:tc>
-          <w:tcPr>
-            <w:tcW w:w="3969" w:type="dxa"/>
-          </w:tcPr>
-          <w:p>
-            <w:pPr>
-              <w:spacing w:after="0" w:line="264" w:lineRule="auto"/>
-            </w:pPr>
-            <w:r>
-              <w:rPr>
-                <w:sz w:val="22"/>
-              </w:rPr>
-              <w:t>Claude Code (CLI, chạy trong thư mục dự án)</w:t>
-            </w:r>
-          </w:p>
-        </w:tc>
-        <w:tc>
-          <w:tcPr>
-            <w:tcW w:w="1814" w:type="dxa"/>
-          </w:tcPr>
-          <w:p>
-            <w:pPr>
-              <w:spacing w:after="0" w:line="264" w:lineRule="auto"/>
-            </w:pPr>
-            <w:r>
-              <w:rPr>
-                <w:sz w:val="22"/>
-              </w:rPr>
-              <w:t>Claude Opus 5.5</w:t>
-            </w:r>
-          </w:p>
-        </w:tc>
-        <w:tc>
-          <w:tcPr>
-            <w:tcW w:w="3288" w:type="dxa"/>
-          </w:tcPr>
-          <w:p>
-            <w:pPr>
-              <w:spacing w:after="0" w:line="264" w:lineRule="auto"/>
-            </w:pPr>
-            <w:r>
-              <w:rPr>
-                <w:sz w:val="22"/>
-              </w:rPr>
-              <w:t>Viết code, testcase, script kiểm thử, kịch bản video, bản nháp report</w:t>
-            </w:r>
-          </w:p>
-        </w:tc>
-      </w:tr>
-      <w:tr>
-        <w:trPr>
-          <w:jc w:val="center"/>
-        </w:trPr>
-        <w:tc>
-          <w:tcPr>
-            <w:tcW w:w="3969" w:type="dxa"/>
-          </w:tcPr>
-          <w:p>
-            <w:pPr>
-              <w:spacing w:after="0" w:line="264" w:lineRule="auto"/>
-            </w:pPr>
-            <w:r>
-              <w:rPr>
-                <w:sz w:val="22"/>
-              </w:rPr>
-              <w:t>Cytoscape.js</w:t>
-            </w:r>
-          </w:p>
-        </w:tc>
-        <w:tc>
-          <w:tcPr>
-            <w:tcW w:w="1814" w:type="dxa"/>
-          </w:tcPr>
-          <w:p>
-            <w:pPr>
-              <w:spacing w:after="0" w:line="264" w:lineRule="auto"/>
-            </w:pPr>
-            <w:r>
-              <w:rPr>
-                <w:sz w:val="22"/>
-              </w:rPr>
-              <w:t>3.30.2</w:t>
-            </w:r>
-          </w:p>
-        </w:tc>
-        <w:tc>
-          <w:tcPr>
-            <w:tcW w:w="3288" w:type="dxa"/>
-          </w:tcPr>
-          <w:p>
-            <w:pPr>
-              <w:spacing w:after="0" w:line="264" w:lineRule="auto"/>
-            </w:pPr>
-            <w:r>
-              <w:rPr>
-                <w:sz w:val="22"/>
-              </w:rPr>
-              <w:t>Vẽ đồ thị trên giao diện</w:t>
-            </w:r>
-          </w:p>
-        </w:tc>
-      </w:tr>
-      <w:tr>
-        <w:trPr>
-          <w:jc w:val="center"/>
-        </w:trPr>
-        <w:tc>
-          <w:tcPr>
-            <w:tcW w:w="3969" w:type="dxa"/>
-          </w:tcPr>
-          <w:p>
-            <w:pPr>
-              <w:spacing w:after="0" w:line="264" w:lineRule="auto"/>
-            </w:pPr>
-            <w:r>
-              <w:rPr>
-                <w:sz w:val="22"/>
-              </w:rPr>
-              <w:t>Node.js</w:t>
-            </w:r>
-          </w:p>
-        </w:tc>
-        <w:tc>
-          <w:tcPr>
-            <w:tcW w:w="1814" w:type="dxa"/>
-          </w:tcPr>
-          <w:p>
-            <w:pPr>
-              <w:spacing w:after="0" w:line="264" w:lineRule="auto"/>
-            </w:pPr>
-            <w:r>
-              <w:rPr>
-                <w:sz w:val="22"/>
-              </w:rPr>
-              <w:t>24.20.0 LTS</w:t>
-            </w:r>
-          </w:p>
-        </w:tc>
-        <w:tc>
-          <w:tcPr>
-            <w:tcW w:w="3288" w:type="dxa"/>
-          </w:tcPr>
-          <w:p>
-            <w:pPr>
-              <w:spacing w:after="0" w:line="264" w:lineRule="auto"/>
-            </w:pPr>
-            <w:r>
-              <w:rPr>
-                <w:sz w:val="22"/>
-              </w:rPr>
-              <w:t>Server tĩnh, testcase, benchmark</w:t>
-            </w:r>
-          </w:p>
-        </w:tc>
-      </w:tr>
-    </w:tbl>
-    <w:p>
-      <w:pPr>
-        <w:spacing w:after="40"/>
-      </w:pPr>
-    </w:p>
-    <w:p>
-      <w:pPr>
-        <w:ind w:firstLine="567"/>
-        <w:jc w:val="both"/>
-      </w:pPr>
-      <w:r>
-        <w:t xml:space="preserve">Cách tổ chức: giai đoạn đầu dùng Claude trên claude.ai để phân tích đề và chốt phạm vi; kết quả được đúc kết thành hai file đặt ở thư mục dự án. </w:t>
-      </w:r>
-      <w:r>
-        <w:rPr>
-          <w:rFonts w:ascii="Consolas" w:eastAsia="Consolas" w:hAnsi="Consolas" w:cs="Consolas"/>
-          <w:sz w:val="22"/>
-        </w:rPr>
-        <w:t>CLAUDE.md</w:t>
-      </w:r>
-      <w:r>
-        <w:t xml:space="preserve"> ghi phạm vi, kiến trúc, cấu trúc trace, định dạng input/output và </w:t>
-      </w:r>
-      <w:r>
-        <w:rPr>
-          <w:b/>
-        </w:rPr>
-        <w:t>quy tắc làm việc</w:t>
-      </w:r>
-      <w:r>
-        <w:t xml:space="preserve"> (Claude Code tự đọc file này khi khởi động). </w:t>
-      </w:r>
-      <w:r>
-        <w:rPr>
-          <w:rFonts w:ascii="Consolas" w:eastAsia="Consolas" w:hAnsi="Consolas" w:cs="Consolas"/>
-          <w:sz w:val="22"/>
-        </w:rPr>
-        <w:t>DEVLOG.md</w:t>
-      </w:r>
-      <w:r>
-        <w:t xml:space="preserve"> là nhật ký. Quy tắc trong </w:t>
-      </w:r>
-      <w:r>
-        <w:rPr>
-          <w:rFonts w:ascii="Consolas" w:eastAsia="Consolas" w:hAnsi="Consolas" w:cs="Consolas"/>
-          <w:sz w:val="22"/>
-        </w:rPr>
-        <w:t>CLAUDE.md</w:t>
-      </w:r>
-      <w:r>
-        <w:t xml:space="preserve"> buộc Claude Code sau mỗi yêu cầu phải ghi một mục DEVLOG (prompt nguyên văn, tóm tắt, file sửa, vấn đề gặp phải), ghi lỗi vào "Nhật ký lỗi", commit git, và </w:t>
-      </w:r>
-      <w:r>
-        <w:rPr>
-          <w:b/>
-        </w:rPr>
-        <w:t>để trống mục "Kiểm chứng của SV"</w:t>
-      </w:r>
-      <w:r>
-        <w:t xml:space="preserve"> cho sinh viên tự viết.</w:t>
-      </w:r>
-    </w:p>
-    <w:p>
-      <w:pPr>
-        <w:pStyle w:val="Heading2"/>
-      </w:pPr>
-      <w:bookmarkStart w:id="46" w:name="_Toc243248651"/>
-      <w:r>
-        <w:t>8.2. Dòng thời gian</w:t>
-      </w:r>
-      <w:bookmarkEnd w:id="46"/>
-    </w:p>
-    <w:p>
-      <w:pPr>
-        <w:keepNext/>
-        <w:spacing w:before="120" w:after="60"/>
-        <w:jc w:val="center"/>
-      </w:pPr>
-      <w:r>
-        <w:rPr>
-          <w:b/>
-          <w:sz w:val="24"/>
-        </w:rPr>
-        <w:t xml:space="preserve">Bảng 8.2. </w:t>
-      </w:r>
-      <w:r>
-        <w:rPr>
-          <w:i/>
-          <w:sz w:val="24"/>
-        </w:rPr>
-        <w:t>Các mốc chính (chi tiết đầy đủ trong DEVLOG.md)</w:t>
-      </w:r>
-    </w:p>
-    <w:tbl>
-      <w:tblPr>
-        <w:tblStyle w:val="TableGrid"/>
-        <w:tblW w:w="0" w:type="auto"/>
-        <w:jc w:val="center"/>
-        <w:tblLayout w:type="fixed"/>
-        <w:tblLook w:val="04A0" w:firstRow="1" w:lastRow="0" w:firstColumn="1" w:lastColumn="0" w:noHBand="0" w:noVBand="1"/>
-      </w:tblPr>
-      <w:tblGrid>
-        <w:gridCol w:w="680"/>
-        <w:gridCol w:w="737"/>
-        <w:gridCol w:w="1304"/>
-        <w:gridCol w:w="3175"/>
-        <w:gridCol w:w="3175"/>
-      </w:tblGrid>
-      <w:tr>
-        <w:trPr>
-          <w:tblHeader/>
-          <w:jc w:val="center"/>
-        </w:trPr>
-        <w:tc>
-          <w:tcPr>
-            <w:tcW w:w="680" w:type="dxa"/>
-            <w:shd w:val="clear" w:color="auto" w:fill="D9E2F3"/>
-          </w:tcPr>
-          <w:p>
-            <w:pPr>
-              <w:spacing w:after="0" w:line="264" w:lineRule="auto"/>
-            </w:pPr>
-            <w:r>
-              <w:rPr>
-                <w:b/>
-                <w:sz w:val="19"/>
-              </w:rPr>
-              <w:t>#</w:t>
-            </w:r>
-          </w:p>
-        </w:tc>
-        <w:tc>
-          <w:tcPr>
-            <w:tcW w:w="737" w:type="dxa"/>
-            <w:shd w:val="clear" w:color="auto" w:fill="D9E2F3"/>
-          </w:tcPr>
-          <w:p>
-            <w:pPr>
-              <w:spacing w:after="0" w:line="264" w:lineRule="auto"/>
-            </w:pPr>
-            <w:r>
-              <w:rPr>
-                <w:b/>
-                <w:sz w:val="19"/>
-              </w:rPr>
-              <w:t>Ngày</w:t>
-            </w:r>
-          </w:p>
-        </w:tc>
-        <w:tc>
-          <w:tcPr>
-            <w:tcW w:w="1304" w:type="dxa"/>
-            <w:shd w:val="clear" w:color="auto" w:fill="D9E2F3"/>
-          </w:tcPr>
-          <w:p>
-            <w:pPr>
-              <w:spacing w:after="0" w:line="264" w:lineRule="auto"/>
-            </w:pPr>
-            <w:r>
-              <w:rPr>
-                <w:b/>
-                <w:sz w:val="19"/>
-              </w:rPr>
-              <w:t>Công đoạn</w:t>
-            </w:r>
-          </w:p>
-        </w:tc>
-        <w:tc>
-          <w:tcPr>
-            <w:tcW w:w="3175" w:type="dxa"/>
-            <w:shd w:val="clear" w:color="auto" w:fill="D9E2F3"/>
-          </w:tcPr>
-          <w:p>
-            <w:pPr>
-              <w:spacing w:after="0" w:line="264" w:lineRule="auto"/>
-            </w:pPr>
-            <w:r>
-              <w:rPr>
-                <w:b/>
-                <w:sz w:val="19"/>
-              </w:rPr>
-              <w:t>Prompt (nguyên văn, có rút gọn bằng "...")</w:t>
-            </w:r>
-          </w:p>
-        </w:tc>
-        <w:tc>
-          <w:tcPr>
-            <w:tcW w:w="3175" w:type="dxa"/>
-            <w:shd w:val="clear" w:color="auto" w:fill="D9E2F3"/>
-          </w:tcPr>
-          <w:p>
-            <w:pPr>
-              <w:spacing w:after="0" w:line="264" w:lineRule="auto"/>
-            </w:pPr>
-            <w:r>
-              <w:rPr>
-                <w:b/>
-                <w:sz w:val="19"/>
-              </w:rPr>
-              <w:t>Kết quả</w:t>
-            </w:r>
-          </w:p>
-        </w:tc>
-      </w:tr>
-      <w:tr>
-        <w:trPr>
-          <w:jc w:val="center"/>
-        </w:trPr>
-        <w:tc>
-          <w:tcPr>
-            <w:tcW w:w="680" w:type="dxa"/>
-          </w:tcPr>
-          <w:p>
-            <w:pPr>
-              <w:spacing w:after="0" w:line="264" w:lineRule="auto"/>
-            </w:pPr>
-            <w:r>
-              <w:rPr>
-                <w:sz w:val="19"/>
-              </w:rPr>
-              <w:t>#1</w:t>
-            </w:r>
-          </w:p>
-        </w:tc>
-        <w:tc>
-          <w:tcPr>
-            <w:tcW w:w="737" w:type="dxa"/>
-          </w:tcPr>
-          <w:p>
-            <w:pPr>
-              <w:spacing w:after="0" w:line="264" w:lineRule="auto"/>
-            </w:pPr>
-            <w:r>
-              <w:rPr>
-                <w:sz w:val="19"/>
-              </w:rPr>
-              <w:t>11/10</w:t>
-            </w:r>
-          </w:p>
-        </w:tc>
-        <w:tc>
-          <w:tcPr>
-            <w:tcW w:w="1304" w:type="dxa"/>
-          </w:tcPr>
-          <w:p>
-            <w:pPr>
-              <w:spacing w:after="0" w:line="264" w:lineRule="auto"/>
-            </w:pPr>
-            <w:r>
-              <w:rPr>
-                <w:sz w:val="19"/>
-              </w:rPr>
-              <w:t>Phân tích đề</w:t>
-            </w:r>
-          </w:p>
-        </w:tc>
-        <w:tc>
-          <w:tcPr>
-            <w:tcW w:w="3175" w:type="dxa"/>
-          </w:tcPr>
-          <w:p>
-            <w:pPr>
-              <w:spacing w:after="0" w:line="264" w:lineRule="auto"/>
-            </w:pPr>
-            <w:r>
-              <w:rPr>
-                <w:sz w:val="19"/>
-              </w:rPr>
-              <w:t>"Phân tích toàn bộ yếu cầu đố án sản phẩm cho môn này giúp tôi, dự tính của tôi làm mô phong thuật toán dijkstra"</w:t>
-            </w:r>
-          </w:p>
-        </w:tc>
-        <w:tc>
-          <w:tcPr>
-            <w:tcW w:w="3175" w:type="dxa"/>
-          </w:tcPr>
-          <w:p>
-            <w:pPr>
-              <w:spacing w:after="0" w:line="264" w:lineRule="auto"/>
-            </w:pPr>
-            <w:r>
-              <w:rPr>
-                <w:sz w:val="19"/>
-              </w:rPr>
-              <w:t>Bóc tách 4 sản phẩm, yêu cầu "thống nhất"; gợi ý so sánh nhiều chiến lược; 3 mức phạm vi, khuyến nghị mức B.</w:t>
-            </w:r>
-          </w:p>
-        </w:tc>
-      </w:tr>
-      <w:tr>
-        <w:trPr>
-          <w:jc w:val="center"/>
-        </w:trPr>
-        <w:tc>
-          <w:tcPr>
-            <w:tcW w:w="680" w:type="dxa"/>
-          </w:tcPr>
-          <w:p>
-            <w:pPr>
-              <w:spacing w:after="0" w:line="264" w:lineRule="auto"/>
-            </w:pPr>
-            <w:r>
-              <w:rPr>
-                <w:sz w:val="19"/>
-              </w:rPr>
-              <w:t>#2</w:t>
-            </w:r>
-          </w:p>
-        </w:tc>
-        <w:tc>
-          <w:tcPr>
-            <w:tcW w:w="737" w:type="dxa"/>
-          </w:tcPr>
-          <w:p>
-            <w:pPr>
-              <w:spacing w:after="0" w:line="264" w:lineRule="auto"/>
-            </w:pPr>
-            <w:r>
-              <w:rPr>
-                <w:sz w:val="19"/>
-              </w:rPr>
-              <w:t>13/10</w:t>
-            </w:r>
-          </w:p>
-        </w:tc>
-        <w:tc>
-          <w:tcPr>
-            <w:tcW w:w="1304" w:type="dxa"/>
-          </w:tcPr>
-          <w:p>
-            <w:pPr>
-              <w:spacing w:after="0" w:line="264" w:lineRule="auto"/>
-            </w:pPr>
-            <w:r>
-              <w:rPr>
-                <w:sz w:val="19"/>
-              </w:rPr>
-              <w:t>Kế hoạch, lý thuyết</w:t>
-            </w:r>
-          </w:p>
-        </w:tc>
-        <w:tc>
-          <w:tcPr>
-            <w:tcW w:w="3175" w:type="dxa"/>
-          </w:tcPr>
-          <w:p>
-            <w:pPr>
-              <w:spacing w:after="0" w:line="264" w:lineRule="auto"/>
-            </w:pPr>
-            <w:r>
-              <w:rPr>
-                <w:sz w:val="19"/>
-              </w:rPr>
-              <w:t>"deadline là ngày 18/10" + câu hỏi về quy hoạch động và hành trình đường thư</w:t>
-            </w:r>
-          </w:p>
-        </w:tc>
-        <w:tc>
-          <w:tcPr>
-            <w:tcW w:w="3175" w:type="dxa"/>
-          </w:tcPr>
-          <w:p>
-            <w:pPr>
-              <w:spacing w:after="0" w:line="264" w:lineRule="auto"/>
-            </w:pPr>
-            <w:r>
-              <w:rPr>
-                <w:sz w:val="19"/>
-              </w:rPr>
-              <w:t xml:space="preserve">Giải thích Bellman-Ford/Floyd; 3 cách giải hành trình theo lịch; gợi ý </w:t>
-            </w:r>
-            <w:r>
-              <w:rPr>
-                <w:rFonts w:ascii="Consolas" w:eastAsia="Consolas" w:hAnsi="Consolas" w:cs="Consolas"/>
-                <w:sz w:val="15"/>
-              </w:rPr>
-              <w:t>relax(edge, t)</w:t>
-            </w:r>
-            <w:r>
-              <w:rPr>
-                <w:sz w:val="19"/>
-              </w:rPr>
-              <w:t>; thu hẹp phạm vi. SV quyết định giữ bài toán đơn giản.</w:t>
-            </w:r>
-          </w:p>
-        </w:tc>
-      </w:tr>
-      <w:tr>
-        <w:trPr>
-          <w:jc w:val="center"/>
-        </w:trPr>
-        <w:tc>
-          <w:tcPr>
-            <w:tcW w:w="680" w:type="dxa"/>
-          </w:tcPr>
-          <w:p>
-            <w:pPr>
-              <w:spacing w:after="0" w:line="264" w:lineRule="auto"/>
-            </w:pPr>
-            <w:r>
-              <w:rPr>
-                <w:sz w:val="19"/>
-              </w:rPr>
-              <w:t>#3</w:t>
-            </w:r>
-          </w:p>
-        </w:tc>
-        <w:tc>
-          <w:tcPr>
-            <w:tcW w:w="737" w:type="dxa"/>
-          </w:tcPr>
-          <w:p>
-            <w:pPr>
-              <w:spacing w:after="0" w:line="264" w:lineRule="auto"/>
-            </w:pPr>
-            <w:r>
-              <w:rPr>
-                <w:sz w:val="19"/>
-              </w:rPr>
-              <w:t>14/10</w:t>
-            </w:r>
-          </w:p>
-        </w:tc>
-        <w:tc>
-          <w:tcPr>
-            <w:tcW w:w="1304" w:type="dxa"/>
-          </w:tcPr>
-          <w:p>
-            <w:pPr>
-              <w:spacing w:after="0" w:line="264" w:lineRule="auto"/>
-            </w:pPr>
-            <w:r>
-              <w:rPr>
-                <w:sz w:val="19"/>
-              </w:rPr>
-              <w:t>Thiết lập</w:t>
-            </w:r>
-          </w:p>
-        </w:tc>
-        <w:tc>
-          <w:tcPr>
-            <w:tcW w:w="3175" w:type="dxa"/>
-          </w:tcPr>
-          <w:p>
-            <w:pPr>
-              <w:spacing w:after="0" w:line="264" w:lineRule="auto"/>
-            </w:pPr>
-            <w:r>
-              <w:rPr>
-                <w:sz w:val="19"/>
-              </w:rPr>
-              <w:t>"Giờ viết ra 1 file DEVLOG.md rồi tôi sẽ dùng claude cli ..."</w:t>
-            </w:r>
-          </w:p>
-        </w:tc>
-        <w:tc>
-          <w:tcPr>
-            <w:tcW w:w="3175" w:type="dxa"/>
-          </w:tcPr>
-          <w:p>
-            <w:pPr>
-              <w:spacing w:after="0" w:line="264" w:lineRule="auto"/>
-            </w:pPr>
-            <w:r>
-              <w:rPr>
-                <w:sz w:val="19"/>
-              </w:rPr>
-              <w:t xml:space="preserve">Tạo </w:t>
-            </w:r>
-            <w:r>
-              <w:rPr>
-                <w:rFonts w:ascii="Consolas" w:eastAsia="Consolas" w:hAnsi="Consolas" w:cs="Consolas"/>
-                <w:sz w:val="15"/>
-              </w:rPr>
-              <w:t>DEVLOG.md</w:t>
-            </w:r>
-            <w:r>
-              <w:rPr>
-                <w:sz w:val="19"/>
-              </w:rPr>
-              <w:t xml:space="preserve"> và </w:t>
-            </w:r>
-            <w:r>
-              <w:rPr>
-                <w:rFonts w:ascii="Consolas" w:eastAsia="Consolas" w:hAnsi="Consolas" w:cs="Consolas"/>
-                <w:sz w:val="15"/>
-              </w:rPr>
-              <w:t>CLAUDE.md</w:t>
-            </w:r>
-            <w:r>
-              <w:rPr>
-                <w:sz w:val="19"/>
-              </w:rPr>
-              <w:t>.</w:t>
-            </w:r>
-          </w:p>
-        </w:tc>
-      </w:tr>
-      <w:tr>
-        <w:trPr>
-          <w:jc w:val="center"/>
-        </w:trPr>
-        <w:tc>
-          <w:tcPr>
-            <w:tcW w:w="680" w:type="dxa"/>
-          </w:tcPr>
-          <w:p>
-            <w:pPr>
-              <w:spacing w:after="0" w:line="264" w:lineRule="auto"/>
-            </w:pPr>
-            <w:r>
-              <w:rPr>
-                <w:sz w:val="19"/>
-              </w:rPr>
-              <w:t>#4</w:t>
-            </w:r>
-          </w:p>
-        </w:tc>
-        <w:tc>
-          <w:tcPr>
-            <w:tcW w:w="737" w:type="dxa"/>
-          </w:tcPr>
-          <w:p>
-            <w:pPr>
-              <w:spacing w:after="0" w:line="264" w:lineRule="auto"/>
-            </w:pPr>
-            <w:r>
-              <w:rPr>
-                <w:sz w:val="19"/>
-              </w:rPr>
-              <w:t>14/10</w:t>
-            </w:r>
-          </w:p>
-        </w:tc>
-        <w:tc>
-          <w:tcPr>
-            <w:tcW w:w="1304" w:type="dxa"/>
-          </w:tcPr>
-          <w:p>
-            <w:pPr>
-              <w:spacing w:after="0" w:line="264" w:lineRule="auto"/>
-            </w:pPr>
-            <w:r>
-              <w:rPr>
-                <w:sz w:val="19"/>
-              </w:rPr>
-              <w:t>Code lõi</w:t>
-            </w:r>
-          </w:p>
-        </w:tc>
-        <w:tc>
-          <w:tcPr>
-            <w:tcW w:w="3175" w:type="dxa"/>
-          </w:tcPr>
-          <w:p>
-            <w:pPr>
-              <w:spacing w:after="0" w:line="264" w:lineRule="auto"/>
-            </w:pPr>
-            <w:r>
-              <w:rPr>
-                <w:sz w:val="19"/>
-              </w:rPr>
-              <w:t>"Đọc CLAUDE.md và DEVLOG.md. Tạo khung thư mục ..., viết parser input, min-heap và Dijkstra (heap) sinh trace ... Chưa làm giao diện."</w:t>
-            </w:r>
-          </w:p>
-        </w:tc>
-        <w:tc>
-          <w:tcPr>
-            <w:tcW w:w="3175" w:type="dxa"/>
-          </w:tcPr>
-          <w:p>
-            <w:pPr>
-              <w:spacing w:after="0" w:line="264" w:lineRule="auto"/>
-            </w:pPr>
-            <w:r>
-              <w:rPr>
-                <w:sz w:val="19"/>
-              </w:rPr>
-              <w:t>Parser, graph, min-heap, Dijkstra heap, script in trace. Cài Node.js (hỏi SV trước). Phát hiện lỗi #1.</w:t>
-            </w:r>
-          </w:p>
-        </w:tc>
-      </w:tr>
-      <w:tr>
-        <w:trPr>
-          <w:jc w:val="center"/>
-        </w:trPr>
-        <w:tc>
-          <w:tcPr>
-            <w:tcW w:w="680" w:type="dxa"/>
-          </w:tcPr>
-          <w:p>
-            <w:pPr>
-              <w:spacing w:after="0" w:line="264" w:lineRule="auto"/>
-            </w:pPr>
-            <w:r>
-              <w:rPr>
-                <w:sz w:val="19"/>
-              </w:rPr>
-              <w:t>#5–#6</w:t>
-            </w:r>
-          </w:p>
-        </w:tc>
-        <w:tc>
-          <w:tcPr>
-            <w:tcW w:w="737" w:type="dxa"/>
-          </w:tcPr>
-          <w:p>
-            <w:pPr>
-              <w:spacing w:after="0" w:line="264" w:lineRule="auto"/>
-            </w:pPr>
-            <w:r>
-              <w:rPr>
-                <w:sz w:val="19"/>
-              </w:rPr>
-              <w:t>14/10</w:t>
-            </w:r>
-          </w:p>
-        </w:tc>
-        <w:tc>
-          <w:tcPr>
-            <w:tcW w:w="1304" w:type="dxa"/>
-          </w:tcPr>
-          <w:p>
-            <w:pPr>
-              <w:spacing w:after="0" w:line="264" w:lineRule="auto"/>
-            </w:pPr>
-            <w:r>
-              <w:rPr>
-                <w:sz w:val="19"/>
-              </w:rPr>
-              <w:t>Tài liệu</w:t>
-            </w:r>
-          </w:p>
-        </w:tc>
-        <w:tc>
-          <w:tcPr>
-            <w:tcW w:w="3175" w:type="dxa"/>
-          </w:tcPr>
-          <w:p>
-            <w:pPr>
-              <w:spacing w:after="0" w:line="264" w:lineRule="auto"/>
-            </w:pPr>
-            <w:r>
-              <w:rPr>
-                <w:sz w:val="19"/>
-              </w:rPr>
-              <w:t>"tạo giúp tôi 1 file readme ..."; "git remote add origin ..."</w:t>
-            </w:r>
-          </w:p>
-        </w:tc>
-        <w:tc>
-          <w:tcPr>
-            <w:tcW w:w="3175" w:type="dxa"/>
-          </w:tcPr>
-          <w:p>
-            <w:pPr>
-              <w:spacing w:after="0" w:line="264" w:lineRule="auto"/>
-            </w:pPr>
-            <w:r>
-              <w:rPr>
-                <w:sz w:val="19"/>
-              </w:rPr>
-              <w:t>README hướng dẫn chạy; gắn remote GitHub.</w:t>
-            </w:r>
-          </w:p>
-        </w:tc>
-      </w:tr>
-      <w:tr>
-        <w:trPr>
-          <w:jc w:val="center"/>
-        </w:trPr>
-        <w:tc>
-          <w:tcPr>
-            <w:tcW w:w="680" w:type="dxa"/>
-          </w:tcPr>
-          <w:p>
-            <w:pPr>
-              <w:spacing w:after="0" w:line="264" w:lineRule="auto"/>
-            </w:pPr>
-            <w:r>
-              <w:rPr>
-                <w:sz w:val="19"/>
-              </w:rPr>
-              <w:t>#7–</w:t>
-            </w:r>
-            <w:r>
-              <w:rPr>
-                <w:sz w:val="19"/>
-              </w:rPr>
-              <w:lastRenderedPageBreak/>
-              <w:t>#8</w:t>
-            </w:r>
-          </w:p>
-        </w:tc>
-        <w:tc>
-          <w:tcPr>
-            <w:tcW w:w="737" w:type="dxa"/>
-          </w:tcPr>
-          <w:p>
-            <w:pPr>
-              <w:spacing w:after="0" w:line="264" w:lineRule="auto"/>
-            </w:pPr>
-            <w:r>
-              <w:rPr>
-                <w:sz w:val="19"/>
-              </w:rPr>
-              <w:lastRenderedPageBreak/>
-              <w:t>15/10</w:t>
-            </w:r>
-          </w:p>
-        </w:tc>
-        <w:tc>
-          <w:tcPr>
-            <w:tcW w:w="1304" w:type="dxa"/>
-          </w:tcPr>
-          <w:p>
-            <w:pPr>
-              <w:spacing w:after="0" w:line="264" w:lineRule="auto"/>
-            </w:pPr>
-            <w:r>
-              <w:rPr>
-                <w:sz w:val="19"/>
-              </w:rPr>
-              <w:t>Giao diện</w:t>
-            </w:r>
-          </w:p>
-        </w:tc>
-        <w:tc>
-          <w:tcPr>
-            <w:tcW w:w="3175" w:type="dxa"/>
-          </w:tcPr>
-          <w:p>
-            <w:pPr>
-              <w:spacing w:after="0" w:line="264" w:lineRule="auto"/>
-            </w:pPr>
-            <w:r>
-              <w:rPr>
-                <w:sz w:val="19"/>
-              </w:rPr>
-              <w:t xml:space="preserve">"ủa hiện tại tôi phải chạy làm sao? sẽ </w:t>
-            </w:r>
-            <w:r>
-              <w:rPr>
-                <w:sz w:val="19"/>
-              </w:rPr>
-              <w:lastRenderedPageBreak/>
-              <w:t>dựng 1 trang web chứ nhỉ"; "có làm luôn đi, cập nhật trên readme luôn"</w:t>
-            </w:r>
-          </w:p>
-        </w:tc>
-        <w:tc>
-          <w:tcPr>
-            <w:tcW w:w="3175" w:type="dxa"/>
-          </w:tcPr>
-          <w:p>
-            <w:pPr>
-              <w:spacing w:after="0" w:line="264" w:lineRule="auto"/>
-            </w:pPr>
-            <w:r>
-              <w:rPr>
-                <w:sz w:val="19"/>
-              </w:rPr>
-              <w:lastRenderedPageBreak/>
-              <w:t xml:space="preserve">Giao diện web 3 cột, phát lại trace, </w:t>
-            </w:r>
-            <w:r>
-              <w:rPr>
-                <w:sz w:val="19"/>
-              </w:rPr>
-              <w:lastRenderedPageBreak/>
-              <w:t>server tĩnh; kiểm tra trên Chrome.</w:t>
-            </w:r>
-          </w:p>
-        </w:tc>
-      </w:tr>
-      <w:tr>
-        <w:trPr>
-          <w:jc w:val="center"/>
-        </w:trPr>
-        <w:tc>
-          <w:tcPr>
-            <w:tcW w:w="680" w:type="dxa"/>
-          </w:tcPr>
-          <w:p>
-            <w:pPr>
-              <w:spacing w:after="0" w:line="264" w:lineRule="auto"/>
-            </w:pPr>
-            <w:r>
-              <w:rPr>
-                <w:sz w:val="19"/>
-              </w:rPr>
-              <w:lastRenderedPageBreak/>
-              <w:t>#9</w:t>
-            </w:r>
-          </w:p>
-        </w:tc>
-        <w:tc>
-          <w:tcPr>
-            <w:tcW w:w="737" w:type="dxa"/>
-          </w:tcPr>
-          <w:p>
-            <w:pPr>
-              <w:spacing w:after="0" w:line="264" w:lineRule="auto"/>
-            </w:pPr>
-            <w:r>
-              <w:rPr>
-                <w:sz w:val="19"/>
-              </w:rPr>
-              <w:t>15/10</w:t>
-            </w:r>
-          </w:p>
-        </w:tc>
-        <w:tc>
-          <w:tcPr>
-            <w:tcW w:w="1304" w:type="dxa"/>
-          </w:tcPr>
-          <w:p>
-            <w:pPr>
-              <w:spacing w:after="0" w:line="264" w:lineRule="auto"/>
-            </w:pPr>
-            <w:r>
-              <w:rPr>
-                <w:sz w:val="19"/>
-              </w:rPr>
-              <w:t>Sửa lỗi môi trường</w:t>
-            </w:r>
-          </w:p>
-        </w:tc>
-        <w:tc>
-          <w:tcPr>
-            <w:tcW w:w="3175" w:type="dxa"/>
-          </w:tcPr>
-          <w:p>
-            <w:pPr>
-              <w:spacing w:after="0" w:line="264" w:lineRule="auto"/>
-            </w:pPr>
-            <w:r>
-              <w:rPr>
-                <w:sz w:val="19"/>
-              </w:rPr>
-              <w:t xml:space="preserve">"chạy trên visual code bị:" + thông báo lỗi </w:t>
-            </w:r>
-            <w:r>
-              <w:rPr>
-                <w:rFonts w:ascii="Consolas" w:eastAsia="Consolas" w:hAnsi="Consolas" w:cs="Consolas"/>
-                <w:sz w:val="15"/>
-              </w:rPr>
-              <w:t>npm.ps1</w:t>
-            </w:r>
-          </w:p>
-        </w:tc>
-        <w:tc>
-          <w:tcPr>
-            <w:tcW w:w="3175" w:type="dxa"/>
-          </w:tcPr>
-          <w:p>
-            <w:pPr>
-              <w:spacing w:after="0" w:line="264" w:lineRule="auto"/>
-            </w:pPr>
-            <w:r>
-              <w:rPr>
-                <w:sz w:val="19"/>
-              </w:rPr>
-              <w:t>Giải thích Execution Policy; hướng dẫn cách chạy khác; không tự đổi thiết lập bảo mật (lỗi #2).</w:t>
-            </w:r>
-          </w:p>
-        </w:tc>
-      </w:tr>
-      <w:tr>
-        <w:trPr>
-          <w:jc w:val="center"/>
-        </w:trPr>
-        <w:tc>
-          <w:tcPr>
-            <w:tcW w:w="680" w:type="dxa"/>
-          </w:tcPr>
-          <w:p>
-            <w:pPr>
-              <w:spacing w:after="0" w:line="264" w:lineRule="auto"/>
-            </w:pPr>
-            <w:r>
-              <w:rPr>
-                <w:sz w:val="19"/>
-              </w:rPr>
-              <w:t>#10–#11</w:t>
-            </w:r>
-          </w:p>
-        </w:tc>
-        <w:tc>
-          <w:tcPr>
-            <w:tcW w:w="737" w:type="dxa"/>
-          </w:tcPr>
-          <w:p>
-            <w:pPr>
-              <w:spacing w:after="0" w:line="264" w:lineRule="auto"/>
-            </w:pPr>
-            <w:r>
-              <w:rPr>
-                <w:sz w:val="19"/>
-              </w:rPr>
-              <w:t>15/10</w:t>
-            </w:r>
-          </w:p>
-        </w:tc>
-        <w:tc>
-          <w:tcPr>
-            <w:tcW w:w="1304" w:type="dxa"/>
-          </w:tcPr>
-          <w:p>
-            <w:pPr>
-              <w:spacing w:after="0" w:line="264" w:lineRule="auto"/>
-            </w:pPr>
-            <w:r>
-              <w:rPr>
-                <w:sz w:val="19"/>
-              </w:rPr>
-              <w:t>Mở rộng</w:t>
-            </w:r>
-          </w:p>
-        </w:tc>
-        <w:tc>
-          <w:tcPr>
-            <w:tcW w:w="3175" w:type="dxa"/>
-          </w:tcPr>
-          <w:p>
-            <w:pPr>
-              <w:spacing w:after="0" w:line="264" w:lineRule="auto"/>
-            </w:pPr>
-            <w:r>
-              <w:rPr>
-                <w:sz w:val="19"/>
-              </w:rPr>
-              <w:t>"chúng ta còn báo cáo kịch bản demo và demo phải không?"; "có làm bước 1 luôn đi"</w:t>
-            </w:r>
-          </w:p>
-        </w:tc>
-        <w:tc>
-          <w:tcPr>
-            <w:tcW w:w="3175" w:type="dxa"/>
-          </w:tcPr>
-          <w:p>
-            <w:pPr>
-              <w:spacing w:after="0" w:line="264" w:lineRule="auto"/>
-            </w:pPr>
-            <w:r>
-              <w:rPr>
-                <w:sz w:val="19"/>
-              </w:rPr>
-              <w:t>Dijkstra mảng, Bellman-Ford, minh họa cạnh âm, chu trình âm; kiểm tra chéo 3000 đồ thị (lỗi #3, #4).</w:t>
-            </w:r>
-          </w:p>
-        </w:tc>
-      </w:tr>
-      <w:tr>
-        <w:trPr>
-          <w:jc w:val="center"/>
-        </w:trPr>
-        <w:tc>
-          <w:tcPr>
-            <w:tcW w:w="680" w:type="dxa"/>
-          </w:tcPr>
-          <w:p>
-            <w:pPr>
-              <w:spacing w:after="0" w:line="264" w:lineRule="auto"/>
-            </w:pPr>
-            <w:r>
-              <w:rPr>
-                <w:sz w:val="19"/>
-              </w:rPr>
-              <w:t>#12</w:t>
-            </w:r>
-          </w:p>
-        </w:tc>
-        <w:tc>
-          <w:tcPr>
-            <w:tcW w:w="737" w:type="dxa"/>
-          </w:tcPr>
-          <w:p>
-            <w:pPr>
-              <w:spacing w:after="0" w:line="264" w:lineRule="auto"/>
-            </w:pPr>
-            <w:r>
-              <w:rPr>
-                <w:sz w:val="19"/>
-              </w:rPr>
-              <w:t>17/10</w:t>
-            </w:r>
-          </w:p>
-        </w:tc>
-        <w:tc>
-          <w:tcPr>
-            <w:tcW w:w="1304" w:type="dxa"/>
-          </w:tcPr>
-          <w:p>
-            <w:pPr>
-              <w:spacing w:after="0" w:line="264" w:lineRule="auto"/>
-            </w:pPr>
-            <w:r>
-              <w:rPr>
-                <w:sz w:val="19"/>
-              </w:rPr>
-              <w:t>Kiểm thử</w:t>
-            </w:r>
-          </w:p>
-        </w:tc>
-        <w:tc>
-          <w:tcPr>
-            <w:tcW w:w="3175" w:type="dxa"/>
-          </w:tcPr>
-          <w:p>
-            <w:pPr>
-              <w:spacing w:after="0" w:line="264" w:lineRule="auto"/>
-            </w:pPr>
-            <w:r>
-              <w:rPr>
-                <w:sz w:val="19"/>
-              </w:rPr>
-              <w:t>"làm tiếp tục bước tiếp theo đi"</w:t>
-            </w:r>
-          </w:p>
-        </w:tc>
-        <w:tc>
-          <w:tcPr>
-            <w:tcW w:w="3175" w:type="dxa"/>
-          </w:tcPr>
-          <w:p>
-            <w:pPr>
-              <w:spacing w:after="0" w:line="264" w:lineRule="auto"/>
-            </w:pPr>
-            <w:r>
-              <w:rPr>
-                <w:sz w:val="19"/>
-              </w:rPr>
-              <w:t xml:space="preserve">44 testcase, </w:t>
-            </w:r>
-            <w:r>
-              <w:rPr>
-                <w:rFonts w:ascii="Consolas" w:eastAsia="Consolas" w:hAnsi="Consolas" w:cs="Consolas"/>
-                <w:sz w:val="15"/>
-              </w:rPr>
-              <w:t>run-tests.js</w:t>
-            </w:r>
-            <w:r>
-              <w:rPr>
-                <w:sz w:val="19"/>
-              </w:rPr>
-              <w:t>, benchmark, mutation test.</w:t>
-            </w:r>
-          </w:p>
-        </w:tc>
-      </w:tr>
-      <w:tr>
-        <w:trPr>
-          <w:jc w:val="center"/>
-        </w:trPr>
-        <w:tc>
-          <w:tcPr>
-            <w:tcW w:w="680" w:type="dxa"/>
-          </w:tcPr>
-          <w:p>
-            <w:pPr>
-              <w:spacing w:after="0" w:line="264" w:lineRule="auto"/>
-            </w:pPr>
-            <w:r>
-              <w:rPr>
-                <w:sz w:val="19"/>
-              </w:rPr>
-              <w:t>#13</w:t>
-            </w:r>
-          </w:p>
-        </w:tc>
-        <w:tc>
-          <w:tcPr>
-            <w:tcW w:w="737" w:type="dxa"/>
-          </w:tcPr>
-          <w:p>
-            <w:pPr>
-              <w:spacing w:after="0" w:line="264" w:lineRule="auto"/>
-            </w:pPr>
-            <w:r>
-              <w:rPr>
-                <w:sz w:val="19"/>
-              </w:rPr>
-              <w:t>17/10</w:t>
-            </w:r>
-          </w:p>
-        </w:tc>
-        <w:tc>
-          <w:tcPr>
-            <w:tcW w:w="1304" w:type="dxa"/>
-          </w:tcPr>
-          <w:p>
-            <w:pPr>
-              <w:spacing w:after="0" w:line="264" w:lineRule="auto"/>
-            </w:pPr>
-            <w:r>
-              <w:rPr>
-                <w:sz w:val="19"/>
-              </w:rPr>
-              <w:t>Video</w:t>
-            </w:r>
-          </w:p>
-        </w:tc>
-        <w:tc>
-          <w:tcPr>
-            <w:tcW w:w="3175" w:type="dxa"/>
-          </w:tcPr>
-          <w:p>
-            <w:pPr>
-              <w:spacing w:after="0" w:line="264" w:lineRule="auto"/>
-            </w:pPr>
-            <w:r>
-              <w:rPr>
-                <w:sz w:val="19"/>
-              </w:rPr>
-              <w:t>"soạn giúp tôi kịch bản demo đi, hướng dẫn step by step, để tôi vừa quay màn hình vừa nói"</w:t>
-            </w:r>
-          </w:p>
-        </w:tc>
-        <w:tc>
-          <w:tcPr>
-            <w:tcW w:w="3175" w:type="dxa"/>
-          </w:tcPr>
-          <w:p>
-            <w:pPr>
-              <w:spacing w:after="0" w:line="264" w:lineRule="auto"/>
-            </w:pPr>
-            <w:r>
-              <w:rPr>
-                <w:sz w:val="19"/>
-              </w:rPr>
-              <w:t>Kịch bản 8 cảnh lấy số bước từ trace thật.</w:t>
-            </w:r>
-          </w:p>
-        </w:tc>
-      </w:tr>
-      <w:tr>
-        <w:trPr>
-          <w:jc w:val="center"/>
-        </w:trPr>
-        <w:tc>
-          <w:tcPr>
-            <w:tcW w:w="680" w:type="dxa"/>
-          </w:tcPr>
-          <w:p>
-            <w:pPr>
-              <w:spacing w:after="0" w:line="264" w:lineRule="auto"/>
-            </w:pPr>
-            <w:r>
-              <w:rPr>
-                <w:sz w:val="19"/>
-              </w:rPr>
-              <w:t>#14</w:t>
-            </w:r>
-          </w:p>
-        </w:tc>
-        <w:tc>
-          <w:tcPr>
-            <w:tcW w:w="737" w:type="dxa"/>
-          </w:tcPr>
-          <w:p>
-            <w:pPr>
-              <w:spacing w:after="0" w:line="264" w:lineRule="auto"/>
-            </w:pPr>
-            <w:r>
-              <w:rPr>
-                <w:sz w:val="19"/>
-              </w:rPr>
-              <w:t>18/10</w:t>
-            </w:r>
-          </w:p>
-        </w:tc>
-        <w:tc>
-          <w:tcPr>
-            <w:tcW w:w="1304" w:type="dxa"/>
-          </w:tcPr>
-          <w:p>
-            <w:pPr>
-              <w:spacing w:after="0" w:line="264" w:lineRule="auto"/>
-            </w:pPr>
-            <w:r>
-              <w:rPr>
-                <w:sz w:val="19"/>
-              </w:rPr>
-              <w:t>Report</w:t>
-            </w:r>
-          </w:p>
-        </w:tc>
-        <w:tc>
-          <w:tcPr>
-            <w:tcW w:w="3175" w:type="dxa"/>
-          </w:tcPr>
-          <w:p>
-            <w:pPr>
-              <w:spacing w:after="0" w:line="264" w:lineRule="auto"/>
-            </w:pPr>
-            <w:r>
-              <w:rPr>
-                <w:sz w:val="19"/>
-              </w:rPr>
-              <w:t>"vậy làm report giúp tôi đi, cái nào tôi dể review và chỉnh sửa thì làm cái đó"</w:t>
-            </w:r>
-          </w:p>
-        </w:tc>
-        <w:tc>
-          <w:tcPr>
-            <w:tcW w:w="3175" w:type="dxa"/>
-          </w:tcPr>
-          <w:p>
-            <w:pPr>
-              <w:spacing w:after="0" w:line="264" w:lineRule="auto"/>
-            </w:pPr>
-            <w:r>
-              <w:rPr>
-                <w:sz w:val="19"/>
-              </w:rPr>
-              <w:t>Bản nháp report này (Word), ảnh chụp tự động, biểu đồ.</w:t>
-            </w:r>
-          </w:p>
-        </w:tc>
-      </w:tr>
-      <w:tr>
-        <w:trPr>
-          <w:jc w:val="center"/>
-        </w:trPr>
-        <w:tc>
-          <w:tcPr>
-            <w:tcW w:w="680" w:type="dxa"/>
-          </w:tcPr>
-          <w:p>
-            <w:pPr>
-              <w:spacing w:after="0" w:line="264" w:lineRule="auto"/>
-            </w:pPr>
-            <w:r>
-              <w:rPr>
-                <w:sz w:val="19"/>
-              </w:rPr>
-              <w:t>#19</w:t>
-            </w:r>
-          </w:p>
-        </w:tc>
-        <w:tc>
-          <w:tcPr>
-            <w:tcW w:w="737" w:type="dxa"/>
-          </w:tcPr>
-          <w:p>
-            <w:pPr>
-              <w:spacing w:after="0" w:line="264" w:lineRule="auto"/>
-            </w:pPr>
-            <w:r>
-              <w:rPr>
-                <w:sz w:val="19"/>
-              </w:rPr>
-              <w:t>18/10</w:t>
-            </w:r>
-          </w:p>
-        </w:tc>
-        <w:tc>
-          <w:tcPr>
-            <w:tcW w:w="1304" w:type="dxa"/>
-          </w:tcPr>
-          <w:p>
-            <w:pPr>
-              <w:spacing w:after="0" w:line="264" w:lineRule="auto"/>
-            </w:pPr>
-            <w:r>
-              <w:rPr>
-                <w:sz w:val="19"/>
-              </w:rPr>
-              <w:t>Kiểm thử</w:t>
-            </w:r>
-          </w:p>
-        </w:tc>
-        <w:tc>
-          <w:tcPr>
-            <w:tcW w:w="3175" w:type="dxa"/>
-          </w:tcPr>
-          <w:p>
-            <w:pPr>
-              <w:spacing w:after="0" w:line="264" w:lineRule="auto"/>
-            </w:pPr>
-            <w:r>
-              <w:rPr>
-                <w:sz w:val="19"/>
-              </w:rPr>
-              <w:t>"thêm tôi 1 test case cho mô phỏng dữ liệu thực tế hành trình đường đi giao hàng, 1250 điểm/bưu cực/trung tâm khai thác, ..."</w:t>
-            </w:r>
-          </w:p>
-        </w:tc>
-        <w:tc>
-          <w:tcPr>
-            <w:tcW w:w="3175" w:type="dxa"/>
-          </w:tcPr>
-          <w:p>
-            <w:pPr>
-              <w:spacing w:after="0" w:line="264" w:lineRule="auto"/>
-            </w:pPr>
-            <w:r>
-              <w:rPr>
-                <w:sz w:val="19"/>
-              </w:rPr>
-              <w:t>SV đề xuất test thực tế; AI thêm hàm sinh mạng bưu chính, test dac-biet/10 (1250 đỉnh), 131/131 đạt.</w:t>
-            </w:r>
-          </w:p>
-        </w:tc>
-      </w:tr>
-    </w:tbl>
-    <w:p>
-      <w:pPr>
-        <w:spacing w:after="40"/>
-      </w:pPr>
-    </w:p>
-    <w:p>
-      <w:pPr>
-        <w:ind w:firstLine="567"/>
-        <w:jc w:val="both"/>
-      </w:pPr>
-      <w:r>
-        <w:t>Lịch sử commit git (mỗi chức năng một commit, message tiếng Việt) là bằng chứng tiến trình: từ "Khung dự án, parser, min-heap, Dijkstra heap sinh trace" (14/10) tới "Thêm kịch bản video demo" (17/10). Kế hoạch ban đầu (mục #10) dự kiến làm testcase ngày 16/10; thực tế trễ một ngày.</w:t>
-      </w:r>
-    </w:p>
-    <w:p>
-      <w:pPr>
-        <w:pStyle w:val="Heading2"/>
-      </w:pPr>
-      <w:bookmarkStart w:id="47" w:name="_Toc243248652"/>
-      <w:r>
-        <w:t>8.3. Lỗi phát hiện và cách xử lý</w:t>
-      </w:r>
-      <w:bookmarkEnd w:id="47"/>
-    </w:p>
-    <w:p>
-      <w:pPr>
-        <w:keepNext/>
-        <w:spacing w:before="120" w:after="60"/>
-        <w:jc w:val="center"/>
-      </w:pPr>
-      <w:r>
-        <w:rPr>
-          <w:b/>
-          <w:sz w:val="24"/>
-        </w:rPr>
-        <w:t xml:space="preserve">Bảng 8.3. </w:t>
-      </w:r>
-      <w:r>
-        <w:rPr>
-          <w:i/>
-          <w:sz w:val="24"/>
-        </w:rPr>
-        <w:t>Nhật ký lỗi (từ DEVLOG)</w:t>
-      </w:r>
-    </w:p>
-    <w:tbl>
-      <w:tblPr>
-        <w:tblStyle w:val="TableGrid"/>
-        <w:tblW w:w="0" w:type="auto"/>
-        <w:jc w:val="center"/>
-        <w:tblLayout w:type="fixed"/>
-        <w:tblLook w:val="04A0" w:firstRow="1" w:lastRow="0" w:firstColumn="1" w:lastColumn="0" w:noHBand="0" w:noVBand="1"/>
-      </w:tblPr>
-      <w:tblGrid>
-        <w:gridCol w:w="454"/>
-        <w:gridCol w:w="3061"/>
-        <w:gridCol w:w="2154"/>
-        <w:gridCol w:w="3402"/>
-      </w:tblGrid>
-      <w:tr>
-        <w:trPr>
-          <w:tblHeader/>
-          <w:jc w:val="center"/>
-        </w:trPr>
-        <w:tc>
-          <w:tcPr>
-            <w:tcW w:w="454" w:type="dxa"/>
-            <w:shd w:val="clear" w:color="auto" w:fill="D9E2F3"/>
-          </w:tcPr>
-          <w:p>
-            <w:pPr>
-              <w:spacing w:after="0" w:line="264" w:lineRule="auto"/>
-            </w:pPr>
-            <w:r>
-              <w:rPr>
-                <w:b/>
-                <w:sz w:val="21"/>
-              </w:rPr>
-              <w:t>#</w:t>
-            </w:r>
-          </w:p>
-        </w:tc>
-        <w:tc>
-          <w:tcPr>
-            <w:tcW w:w="3061" w:type="dxa"/>
-            <w:shd w:val="clear" w:color="auto" w:fill="D9E2F3"/>
-          </w:tcPr>
-          <w:p>
-            <w:pPr>
-              <w:spacing w:after="0" w:line="264" w:lineRule="auto"/>
-            </w:pPr>
-            <w:r>
-              <w:rPr>
-                <w:b/>
-                <w:sz w:val="21"/>
-              </w:rPr>
-              <w:t>Lỗi</w:t>
-            </w:r>
-          </w:p>
-        </w:tc>
-        <w:tc>
-          <w:tcPr>
-            <w:tcW w:w="2154" w:type="dxa"/>
-            <w:shd w:val="clear" w:color="auto" w:fill="D9E2F3"/>
-          </w:tcPr>
-          <w:p>
-            <w:pPr>
-              <w:spacing w:after="0" w:line="264" w:lineRule="auto"/>
-            </w:pPr>
-            <w:r>
-              <w:rPr>
-                <w:b/>
-                <w:sz w:val="21"/>
-              </w:rPr>
-              <w:t>Phát hiện bằng</w:t>
-            </w:r>
-          </w:p>
-        </w:tc>
-        <w:tc>
-          <w:tcPr>
-            <w:tcW w:w="3402" w:type="dxa"/>
-            <w:shd w:val="clear" w:color="auto" w:fill="D9E2F3"/>
-          </w:tcPr>
-          <w:p>
-            <w:pPr>
-              <w:spacing w:after="0" w:line="264" w:lineRule="auto"/>
-            </w:pPr>
-            <w:r>
-              <w:rPr>
-                <w:b/>
-                <w:sz w:val="21"/>
-              </w:rPr>
-              <w:t>Nguyên nhân → cách sửa</w:t>
-            </w:r>
-          </w:p>
-        </w:tc>
-      </w:tr>
-      <w:tr>
-        <w:trPr>
-          <w:jc w:val="center"/>
-        </w:trPr>
-        <w:tc>
-          <w:tcPr>
-            <w:tcW w:w="454" w:type="dxa"/>
-          </w:tcPr>
-          <w:p>
-            <w:pPr>
-              <w:spacing w:after="0" w:line="264" w:lineRule="auto"/>
-            </w:pPr>
-            <w:r>
-              <w:rPr>
-                <w:sz w:val="21"/>
-              </w:rPr>
-              <w:t>1</w:t>
-            </w:r>
-          </w:p>
-        </w:tc>
-        <w:tc>
-          <w:tcPr>
-            <w:tcW w:w="3061" w:type="dxa"/>
-          </w:tcPr>
-          <w:p>
-            <w:pPr>
-              <w:spacing w:after="0" w:line="264" w:lineRule="auto"/>
-            </w:pPr>
-            <w:r>
-              <w:rPr>
-                <w:sz w:val="21"/>
-              </w:rPr>
-              <w:t>Đồ thị mẫu không sinh bước "bỏ qua vì đỉnh đã chốt" như comment khẳng định</w:t>
-            </w:r>
-          </w:p>
-        </w:tc>
-        <w:tc>
-          <w:tcPr>
-            <w:tcW w:w="2154" w:type="dxa"/>
-          </w:tcPr>
-          <w:p>
-            <w:pPr>
-              <w:spacing w:after="0" w:line="264" w:lineRule="auto"/>
-            </w:pPr>
-            <w:r>
-              <w:rPr>
-                <w:sz w:val="21"/>
-              </w:rPr>
-              <w:t>Chạy script in trace, đọc trace</w:t>
-            </w:r>
-          </w:p>
-        </w:tc>
-        <w:tc>
-          <w:tcPr>
-            <w:tcW w:w="3402" w:type="dxa"/>
-          </w:tcPr>
-          <w:p>
-            <w:pPr>
-              <w:spacing w:after="0" w:line="264" w:lineRule="auto"/>
-            </w:pPr>
-            <w:r>
-              <w:rPr>
-                <w:sz w:val="21"/>
-              </w:rPr>
-              <w:t xml:space="preserve">Chọn cạnh chưa đủ → thêm cạnh </w:t>
-            </w:r>
-            <w:r>
-              <w:rPr>
-                <w:rFonts w:ascii="Consolas" w:eastAsia="Consolas" w:hAnsi="Consolas" w:cs="Consolas"/>
-                <w:sz w:val="17"/>
-              </w:rPr>
-              <w:t>6 4 1</w:t>
-            </w:r>
-          </w:p>
-        </w:tc>
-      </w:tr>
-      <w:tr>
-        <w:trPr>
-          <w:jc w:val="center"/>
-        </w:trPr>
-        <w:tc>
-          <w:tcPr>
-            <w:tcW w:w="454" w:type="dxa"/>
-          </w:tcPr>
-          <w:p>
-            <w:pPr>
-              <w:spacing w:after="0" w:line="264" w:lineRule="auto"/>
-            </w:pPr>
-            <w:r>
-              <w:rPr>
-                <w:sz w:val="21"/>
-              </w:rPr>
-              <w:t>2</w:t>
-            </w:r>
-          </w:p>
-        </w:tc>
-        <w:tc>
-          <w:tcPr>
-            <w:tcW w:w="3061" w:type="dxa"/>
-          </w:tcPr>
-          <w:p>
-            <w:pPr>
-              <w:spacing w:after="0" w:line="264" w:lineRule="auto"/>
-            </w:pPr>
-            <w:r>
-              <w:rPr>
-                <w:rFonts w:ascii="Consolas" w:eastAsia="Consolas" w:hAnsi="Consolas" w:cs="Consolas"/>
-                <w:sz w:val="17"/>
-              </w:rPr>
-              <w:t>npm</w:t>
-            </w:r>
-            <w:r>
-              <w:rPr>
-                <w:sz w:val="21"/>
-              </w:rPr>
-              <w:t xml:space="preserve"> bị chặn trong terminal VS Code</w:t>
-            </w:r>
-          </w:p>
-        </w:tc>
-        <w:tc>
-          <w:tcPr>
-            <w:tcW w:w="2154" w:type="dxa"/>
-          </w:tcPr>
-          <w:p>
-            <w:pPr>
-              <w:spacing w:after="0" w:line="264" w:lineRule="auto"/>
-            </w:pPr>
-            <w:r>
-              <w:rPr>
-                <w:sz w:val="21"/>
-              </w:rPr>
-              <w:t>SV chạy thử trên máy</w:t>
-            </w:r>
-          </w:p>
-        </w:tc>
-        <w:tc>
-          <w:tcPr>
-            <w:tcW w:w="3402" w:type="dxa"/>
-          </w:tcPr>
-          <w:p>
-            <w:pPr>
-              <w:spacing w:after="0" w:line="264" w:lineRule="auto"/>
-            </w:pPr>
-            <w:r>
-              <w:rPr>
-                <w:sz w:val="21"/>
-              </w:rPr>
-              <w:t xml:space="preserve">PowerShell Execution Policy → chạy </w:t>
-            </w:r>
-            <w:r>
-              <w:rPr>
-                <w:rFonts w:ascii="Consolas" w:eastAsia="Consolas" w:hAnsi="Consolas" w:cs="Consolas"/>
-                <w:sz w:val="17"/>
-              </w:rPr>
-              <w:t>node scripts/serve.js</w:t>
-            </w:r>
-            <w:r>
-              <w:rPr>
-                <w:sz w:val="21"/>
-              </w:rPr>
-              <w:t xml:space="preserve"> hoặc </w:t>
-            </w:r>
-            <w:r>
-              <w:rPr>
-                <w:rFonts w:ascii="Consolas" w:eastAsia="Consolas" w:hAnsi="Consolas" w:cs="Consolas"/>
-                <w:sz w:val="17"/>
-              </w:rPr>
-              <w:t>npm.cmd</w:t>
-            </w:r>
-          </w:p>
-        </w:tc>
-      </w:tr>
-      <w:tr>
-        <w:trPr>
-          <w:jc w:val="center"/>
-        </w:trPr>
-        <w:tc>
-          <w:tcPr>
-            <w:tcW w:w="454" w:type="dxa"/>
-          </w:tcPr>
-          <w:p>
-            <w:pPr>
-              <w:spacing w:after="0" w:line="264" w:lineRule="auto"/>
-            </w:pPr>
-            <w:r>
-              <w:rPr>
-                <w:sz w:val="21"/>
-              </w:rPr>
-              <w:t>3</w:t>
-            </w:r>
-          </w:p>
-        </w:tc>
-        <w:tc>
-          <w:tcPr>
-            <w:tcW w:w="3061" w:type="dxa"/>
-          </w:tcPr>
-          <w:p>
-            <w:pPr>
-              <w:spacing w:after="0" w:line="264" w:lineRule="auto"/>
-            </w:pPr>
-            <w:r>
-              <w:rPr>
-                <w:sz w:val="21"/>
-              </w:rPr>
-              <w:t>Kiểm tra ngẫu nhiên gần như không sinh ca "cạnh âm, không chu trình âm" (1/3000)</w:t>
-            </w:r>
-          </w:p>
-        </w:tc>
-        <w:tc>
-          <w:tcPr>
-            <w:tcW w:w="2154" w:type="dxa"/>
-          </w:tcPr>
-          <w:p>
-            <w:pPr>
-              <w:spacing w:after="0" w:line="264" w:lineRule="auto"/>
-            </w:pPr>
-            <w:r>
-              <w:rPr>
-                <w:sz w:val="21"/>
-              </w:rPr>
-              <w:t>Đếm số ca theo loại</w:t>
-            </w:r>
-          </w:p>
-        </w:tc>
-        <w:tc>
-          <w:tcPr>
-            <w:tcW w:w="3402" w:type="dxa"/>
-          </w:tcPr>
-          <w:p>
-            <w:pPr>
-              <w:spacing w:after="0" w:line="264" w:lineRule="auto"/>
-            </w:pPr>
-            <w:r>
-              <w:rPr>
-                <w:sz w:val="21"/>
-              </w:rPr>
-              <w:t xml:space="preserve">Bộ sinh LCG lấy </w:t>
-            </w:r>
-            <w:r>
-              <w:rPr>
-                <w:rFonts w:ascii="Consolas" w:eastAsia="Consolas" w:hAnsi="Consolas" w:cs="Consolas"/>
-                <w:sz w:val="17"/>
-              </w:rPr>
-              <w:t>% k</w:t>
-            </w:r>
-            <w:r>
-              <w:rPr>
-                <w:sz w:val="21"/>
-              </w:rPr>
-              <w:t xml:space="preserve"> dùng bit thấp chu kỳ ngắn → đổi sang mulberry32 (387/3000)</w:t>
-            </w:r>
-          </w:p>
-        </w:tc>
-      </w:tr>
-      <w:tr>
-        <w:trPr>
-          <w:jc w:val="center"/>
-        </w:trPr>
-        <w:tc>
-          <w:tcPr>
-            <w:tcW w:w="454" w:type="dxa"/>
-          </w:tcPr>
-          <w:p>
-            <w:pPr>
-              <w:spacing w:after="0" w:line="264" w:lineRule="auto"/>
-            </w:pPr>
-            <w:r>
-              <w:rPr>
-                <w:sz w:val="21"/>
-              </w:rPr>
-              <w:t>4</w:t>
-            </w:r>
-          </w:p>
-        </w:tc>
-        <w:tc>
-          <w:tcPr>
-            <w:tcW w:w="3061" w:type="dxa"/>
-          </w:tcPr>
-          <w:p>
-            <w:pPr>
-              <w:spacing w:after="0" w:line="264" w:lineRule="auto"/>
-            </w:pPr>
-            <w:r>
-              <w:rPr>
-                <w:sz w:val="21"/>
-              </w:rPr>
-              <w:t>Ví dụ chu trình âm: các cạnh chồng lên nhau</w:t>
-            </w:r>
-          </w:p>
-        </w:tc>
-        <w:tc>
-          <w:tcPr>
-            <w:tcW w:w="2154" w:type="dxa"/>
-          </w:tcPr>
-          <w:p>
-            <w:pPr>
-              <w:spacing w:after="0" w:line="264" w:lineRule="auto"/>
-            </w:pPr>
-            <w:r>
-              <w:rPr>
-                <w:sz w:val="21"/>
-              </w:rPr>
-              <w:t>Chụp màn hình Chrome headless</w:t>
-            </w:r>
-          </w:p>
-        </w:tc>
-        <w:tc>
-          <w:tcPr>
-            <w:tcW w:w="3402" w:type="dxa"/>
-          </w:tcPr>
-          <w:p>
-            <w:pPr>
-              <w:spacing w:after="0" w:line="264" w:lineRule="auto"/>
-            </w:pPr>
-            <w:r>
-              <w:rPr>
-                <w:sz w:val="21"/>
-              </w:rPr>
-              <w:t>Bố cục cây xếp đỉnh thẳng hàng → bố cục vòng tròn</w:t>
-            </w:r>
-          </w:p>
-        </w:tc>
-      </w:tr>
-    </w:tbl>
-    <w:p>
-      <w:pPr>
-        <w:spacing w:after="40"/>
-      </w:pPr>
-    </w:p>
-    <w:p>
-      <w:pPr>
-        <w:ind w:firstLine="567"/>
-        <w:jc w:val="both"/>
-      </w:pPr>
-      <w:r>
-        <w:t>Lỗi #3 là ví dụ cho thấy kết quả "0 ca sai" có thể đánh lừa: phép kiểm tra chéo đầu tiên vẫn "đạt" nhưng gần như không kiểm tra trường hợp cạnh âm. Chỉ khi đếm số ca theo từng loại mới thấy bộ sinh ngẫu nhiên có vấn đề.</w:t>
-      </w:r>
-    </w:p>
-    <w:p>
-      <w:pPr>
-        <w:pStyle w:val="Heading2"/>
-      </w:pPr>
-      <w:bookmarkStart w:id="48" w:name="_Toc243248653"/>
-      <w:r>
-        <w:t>8.4. Kết quả của AI được kiểm chứng như thế nào</w:t>
-      </w:r>
-      <w:bookmarkEnd w:id="48"/>
-    </w:p>
-    <w:p>
-      <w:pPr>
-        <w:ind w:firstLine="567"/>
-        <w:jc w:val="both"/>
-      </w:pPr>
-      <w:r>
-        <w:t>Các kiểm chứng tự động đã thực hiện trong quá trình làm (ghi trong DEVLOG):</w:t>
-      </w:r>
     </w:p>
     <w:p>
       <w:pPr>
@@ -18702,17 +15865,7 @@
         <w:jc w:val="both"/>
       </w:pPr>
       <w:r>
-        <w:lastRenderedPageBreak/>
-        <w:t xml:space="preserve">Mọi thuật toán được đối chiếu với đáp án </w:t>
-      </w:r>
-      <w:r>
-        <w:rPr>
-          <w:b/>
-        </w:rPr>
-        <w:t>độc lập</w:t>
-      </w:r>
-      <w:r>
-        <w:t xml:space="preserve"> (vét cạn, Floyd-Warshall), không lấy Dijkstra làm đáp án cho chính nó.</w:t>
+        <w:t>Chương trình web mô phỏng từng bước Dijkstra (min-heap) với pseudo-code, hàng đợi, bảng dist/prev, đồ thị tô màu; tiến/lùi/tự chạy.</w:t>
       </w:r>
     </w:p>
     <w:p>
@@ -18721,7 +15874,7 @@
         <w:jc w:val="both"/>
       </w:pPr>
       <w:r>
-        <w:t>Mutation test (mục 6.5) để kiểm tra chính bộ test.</w:t>
+        <w:t>Đủ phần mở rộng: Dijkstra mảng, Bellman-Ford, minh họa cạnh âm với bảng so sánh, phát hiện chu trình âm.</w:t>
       </w:r>
     </w:p>
     <w:p>
@@ -18730,7 +15883,7 @@
         <w:jc w:val="both"/>
       </w:pPr>
       <w:r>
-        <w:t>Giao diện được kiểm tra bằng trình duyệt thật (Claude in Chrome, sau đó Chrome headless): đếm số bước, đọc output, kiểm tra console không lỗi.</w:t>
+        <w:t>45 testcase có đáp án độc lập, 131/131 lượt chạy đạt; mutation test cho thấy bộ test phát hiện được lỗi trong heap.</w:t>
       </w:r>
     </w:p>
     <w:p>
@@ -18739,535 +15892,21 @@
         <w:jc w:val="both"/>
       </w:pPr>
       <w:r>
-        <w:t>Số liệu trong report, kịch bản video được sinh từ trace và file kết quả thật, không chép tay.</w:t>
-      </w:r>
-    </w:p>
-    <w:p>
-      <w:pPr>
-        <w:ind w:firstLine="567"/>
-        <w:jc w:val="both"/>
-      </w:pPr>
-      <w:r>
-        <w:rPr>
-          <w:b/>
-        </w:rPr>
-        <w:t>Phần sinh viên tự kiểm chứng</w:t>
-      </w:r>
-      <w:r>
-        <w:t xml:space="preserve"> (SV viết — ví dụ: chạy tay Dijkstra trên giấy với đồ thị 6 đỉnh và so với 23 bước trên giao diện; đọc lại code phần nào; giữ / sửa / bỏ đề xuất nào của AI và vì sao):</w:t>
-      </w:r>
-    </w:p>
-    <w:p>
-      <w:pPr>
-        <w:jc w:val="both"/>
-      </w:pPr>
-      <w:r>
-        <w:rPr>
-          <w:highlight w:val="yellow"/>
-        </w:rPr>
-        <w:t>[SV viết đoạn này. Gợi ý: nội dung các mục "Kiểm chứng của SV" trong DEVLOG.]</w:t>
+        <w:t>Benchmark khớp lý thuyết: heap thắng trên đồ thị thưa (48 lần ở n = 20 000), mảng thắng trên đồ thị dày từ n ≈ 400.</w:t>
       </w:r>
     </w:p>
     <w:p>
       <w:pPr>
         <w:pStyle w:val="Heading2"/>
       </w:pPr>
-      <w:bookmarkStart w:id="49" w:name="_Toc243248654"/>
-      <w:r>
-        <w:t>8.5. Phân công giữa sinh viên và AI</w:t>
-      </w:r>
-      <w:bookmarkEnd w:id="49"/>
-    </w:p>
-    <w:p>
-      <w:pPr>
-        <w:keepNext/>
-        <w:spacing w:before="120" w:after="60"/>
-        <w:jc w:val="center"/>
-      </w:pPr>
-      <w:r>
-        <w:rPr>
-          <w:b/>
-          <w:sz w:val="24"/>
-        </w:rPr>
-        <w:t xml:space="preserve">Bảng 8.4. </w:t>
-      </w:r>
-      <w:r>
-        <w:rPr>
-          <w:i/>
-          <w:sz w:val="24"/>
-        </w:rPr>
-        <w:t>Phân công</w:t>
-      </w:r>
-    </w:p>
-    <w:tbl>
-      <w:tblPr>
-        <w:tblStyle w:val="TableGrid"/>
-        <w:tblW w:w="0" w:type="auto"/>
-        <w:jc w:val="center"/>
-        <w:tblLayout w:type="fixed"/>
-        <w:tblLook w:val="04A0" w:firstRow="1" w:lastRow="0" w:firstColumn="1" w:lastColumn="0" w:noHBand="0" w:noVBand="1"/>
-      </w:tblPr>
-      <w:tblGrid>
-        <w:gridCol w:w="1928"/>
-        <w:gridCol w:w="3742"/>
-        <w:gridCol w:w="3402"/>
-      </w:tblGrid>
-      <w:tr>
-        <w:trPr>
-          <w:tblHeader/>
-          <w:jc w:val="center"/>
-        </w:trPr>
-        <w:tc>
-          <w:tcPr>
-            <w:tcW w:w="1928" w:type="dxa"/>
-            <w:shd w:val="clear" w:color="auto" w:fill="D9E2F3"/>
-          </w:tcPr>
-          <w:p>
-            <w:pPr>
-              <w:spacing w:after="0" w:line="264" w:lineRule="auto"/>
-            </w:pPr>
-            <w:r>
-              <w:rPr>
-                <w:b/>
-                <w:sz w:val="21"/>
-              </w:rPr>
-              <w:t>Việc</w:t>
-            </w:r>
-          </w:p>
-        </w:tc>
-        <w:tc>
-          <w:tcPr>
-            <w:tcW w:w="3742" w:type="dxa"/>
-            <w:shd w:val="clear" w:color="auto" w:fill="D9E2F3"/>
-          </w:tcPr>
-          <w:p>
-            <w:pPr>
-              <w:spacing w:after="0" w:line="264" w:lineRule="auto"/>
-            </w:pPr>
-            <w:r>
-              <w:rPr>
-                <w:b/>
-                <w:sz w:val="21"/>
-              </w:rPr>
-              <w:t>Sinh viên</w:t>
-            </w:r>
-          </w:p>
-        </w:tc>
-        <w:tc>
-          <w:tcPr>
-            <w:tcW w:w="3402" w:type="dxa"/>
-            <w:shd w:val="clear" w:color="auto" w:fill="D9E2F3"/>
-          </w:tcPr>
-          <w:p>
-            <w:pPr>
-              <w:spacing w:after="0" w:line="264" w:lineRule="auto"/>
-            </w:pPr>
-            <w:r>
-              <w:rPr>
-                <w:b/>
-                <w:sz w:val="21"/>
-              </w:rPr>
-              <w:t>AI</w:t>
-            </w:r>
-          </w:p>
-        </w:tc>
-      </w:tr>
-      <w:tr>
-        <w:trPr>
-          <w:jc w:val="center"/>
-        </w:trPr>
-        <w:tc>
-          <w:tcPr>
-            <w:tcW w:w="1928" w:type="dxa"/>
-          </w:tcPr>
-          <w:p>
-            <w:pPr>
-              <w:spacing w:after="0" w:line="264" w:lineRule="auto"/>
-            </w:pPr>
-            <w:r>
-              <w:rPr>
-                <w:sz w:val="21"/>
-              </w:rPr>
-              <w:t>Chọn đề, phạm vi, hạn nộp</w:t>
-            </w:r>
-          </w:p>
-        </w:tc>
-        <w:tc>
-          <w:tcPr>
-            <w:tcW w:w="3742" w:type="dxa"/>
-          </w:tcPr>
-          <w:p>
-            <w:pPr>
-              <w:spacing w:after="0" w:line="264" w:lineRule="auto"/>
-            </w:pPr>
-            <w:r>
-              <w:rPr>
-                <w:sz w:val="21"/>
-              </w:rPr>
-              <w:t>Chọn Dijkstra; chốt hạn 18/10; chọn phạm vi; quyết định để hành trình đường thư làm hướng phát triển</w:t>
-            </w:r>
-          </w:p>
-        </w:tc>
-        <w:tc>
-          <w:tcPr>
-            <w:tcW w:w="3402" w:type="dxa"/>
-          </w:tcPr>
-          <w:p>
-            <w:pPr>
-              <w:spacing w:after="0" w:line="264" w:lineRule="auto"/>
-            </w:pPr>
-            <w:r>
-              <w:rPr>
-                <w:sz w:val="21"/>
-              </w:rPr>
-              <w:t>Phân tích đề, đề xuất 3 mức phạm vi</w:t>
-            </w:r>
-          </w:p>
-        </w:tc>
-      </w:tr>
-      <w:tr>
-        <w:trPr>
-          <w:jc w:val="center"/>
-        </w:trPr>
-        <w:tc>
-          <w:tcPr>
-            <w:tcW w:w="1928" w:type="dxa"/>
-          </w:tcPr>
-          <w:p>
-            <w:pPr>
-              <w:spacing w:after="0" w:line="264" w:lineRule="auto"/>
-            </w:pPr>
-            <w:r>
-              <w:rPr>
-                <w:sz w:val="21"/>
-              </w:rPr>
-              <w:t>Quy ước dự án</w:t>
-            </w:r>
-          </w:p>
-        </w:tc>
-        <w:tc>
-          <w:tcPr>
-            <w:tcW w:w="3742" w:type="dxa"/>
-          </w:tcPr>
-          <w:p>
-            <w:pPr>
-              <w:spacing w:after="0" w:line="264" w:lineRule="auto"/>
-            </w:pPr>
-            <w:r>
-              <w:rPr>
-                <w:sz w:val="21"/>
-                <w:highlight w:val="yellow"/>
-              </w:rPr>
-              <w:t>[duyệt / sửa CLAUDE.md thế nào]</w:t>
-            </w:r>
-          </w:p>
-        </w:tc>
-        <w:tc>
-          <w:tcPr>
-            <w:tcW w:w="3402" w:type="dxa"/>
-          </w:tcPr>
-          <w:p>
-            <w:pPr>
-              <w:spacing w:after="0" w:line="264" w:lineRule="auto"/>
-            </w:pPr>
-            <w:r>
-              <w:rPr>
-                <w:sz w:val="21"/>
-              </w:rPr>
-              <w:t xml:space="preserve">Soạn </w:t>
-            </w:r>
-            <w:r>
-              <w:rPr>
-                <w:rFonts w:ascii="Consolas" w:eastAsia="Consolas" w:hAnsi="Consolas" w:cs="Consolas"/>
-                <w:sz w:val="17"/>
-              </w:rPr>
-              <w:t>CLAUDE.md</w:t>
-            </w:r>
-            <w:r>
-              <w:rPr>
-                <w:sz w:val="21"/>
-              </w:rPr>
-              <w:t xml:space="preserve">, </w:t>
-            </w:r>
-            <w:r>
-              <w:rPr>
-                <w:rFonts w:ascii="Consolas" w:eastAsia="Consolas" w:hAnsi="Consolas" w:cs="Consolas"/>
-                <w:sz w:val="17"/>
-              </w:rPr>
-              <w:t>DEVLOG.md</w:t>
-            </w:r>
-          </w:p>
-        </w:tc>
-      </w:tr>
-      <w:tr>
-        <w:trPr>
-          <w:jc w:val="center"/>
-        </w:trPr>
-        <w:tc>
-          <w:tcPr>
-            <w:tcW w:w="1928" w:type="dxa"/>
-          </w:tcPr>
-          <w:p>
-            <w:pPr>
-              <w:spacing w:after="0" w:line="264" w:lineRule="auto"/>
-            </w:pPr>
-            <w:r>
-              <w:rPr>
-                <w:sz w:val="21"/>
-              </w:rPr>
-              <w:t>Mã nguồn</w:t>
-            </w:r>
-          </w:p>
-        </w:tc>
-        <w:tc>
-          <w:tcPr>
-            <w:tcW w:w="3742" w:type="dxa"/>
-          </w:tcPr>
-          <w:p>
-            <w:pPr>
-              <w:spacing w:after="0" w:line="264" w:lineRule="auto"/>
-            </w:pPr>
-            <w:r>
-              <w:rPr>
-                <w:sz w:val="21"/>
-              </w:rPr>
-              <w:t xml:space="preserve">Ra yêu cầu từng bước, chạy thử trên máy, báo lỗi npm; </w:t>
-            </w:r>
-            <w:r>
-              <w:rPr>
-                <w:sz w:val="21"/>
-                <w:highlight w:val="yellow"/>
-              </w:rPr>
-              <w:t>[đọc lại / sửa phần nào]</w:t>
-            </w:r>
-          </w:p>
-        </w:tc>
-        <w:tc>
-          <w:tcPr>
-            <w:tcW w:w="3402" w:type="dxa"/>
-          </w:tcPr>
-          <w:p>
-            <w:pPr>
-              <w:spacing w:after="0" w:line="264" w:lineRule="auto"/>
-            </w:pPr>
-            <w:r>
-              <w:rPr>
-                <w:sz w:val="21"/>
-              </w:rPr>
-              <w:t>Viết code, README, tự kiểm tra</w:t>
-            </w:r>
-          </w:p>
-        </w:tc>
-      </w:tr>
-      <w:tr>
-        <w:trPr>
-          <w:jc w:val="center"/>
-        </w:trPr>
-        <w:tc>
-          <w:tcPr>
-            <w:tcW w:w="1928" w:type="dxa"/>
-          </w:tcPr>
-          <w:p>
-            <w:pPr>
-              <w:spacing w:after="0" w:line="264" w:lineRule="auto"/>
-            </w:pPr>
-            <w:r>
-              <w:rPr>
-                <w:sz w:val="21"/>
-              </w:rPr>
-              <w:t>Testcase, benchmark</w:t>
-            </w:r>
-          </w:p>
-        </w:tc>
-        <w:tc>
-          <w:tcPr>
-            <w:tcW w:w="3742" w:type="dxa"/>
-          </w:tcPr>
-          <w:p>
-            <w:pPr>
-              <w:spacing w:after="0" w:line="264" w:lineRule="auto"/>
-            </w:pPr>
-            <w:r>
-              <w:rPr>
-                <w:sz w:val="21"/>
-                <w:highlight w:val="yellow"/>
-              </w:rPr>
-              <w:t>[...]</w:t>
-            </w:r>
-          </w:p>
-        </w:tc>
-        <w:tc>
-          <w:tcPr>
-            <w:tcW w:w="3402" w:type="dxa"/>
-          </w:tcPr>
-          <w:p>
-            <w:pPr>
-              <w:spacing w:after="0" w:line="264" w:lineRule="auto"/>
-            </w:pPr>
-            <w:r>
-              <w:rPr>
-                <w:sz w:val="21"/>
-              </w:rPr>
-              <w:t>Sinh test có seed, script chấm, benchmark</w:t>
-            </w:r>
-          </w:p>
-        </w:tc>
-      </w:tr>
-      <w:tr>
-        <w:trPr>
-          <w:jc w:val="center"/>
-        </w:trPr>
-        <w:tc>
-          <w:tcPr>
-            <w:tcW w:w="1928" w:type="dxa"/>
-          </w:tcPr>
-          <w:p>
-            <w:pPr>
-              <w:spacing w:after="0" w:line="264" w:lineRule="auto"/>
-            </w:pPr>
-            <w:r>
-              <w:rPr>
-                <w:sz w:val="21"/>
-              </w:rPr>
-              <w:t>Video</w:t>
-            </w:r>
-          </w:p>
-        </w:tc>
-        <w:tc>
-          <w:tcPr>
-            <w:tcW w:w="3742" w:type="dxa"/>
-          </w:tcPr>
-          <w:p>
-            <w:pPr>
-              <w:spacing w:after="0" w:line="264" w:lineRule="auto"/>
-            </w:pPr>
-            <w:r>
-              <w:rPr>
-                <w:sz w:val="21"/>
-              </w:rPr>
-              <w:t>Quay màn hình và thuyết minh</w:t>
-            </w:r>
-          </w:p>
-        </w:tc>
-        <w:tc>
-          <w:tcPr>
-            <w:tcW w:w="3402" w:type="dxa"/>
-          </w:tcPr>
-          <w:p>
-            <w:pPr>
-              <w:spacing w:after="0" w:line="264" w:lineRule="auto"/>
-            </w:pPr>
-            <w:r>
-              <w:rPr>
-                <w:sz w:val="21"/>
-              </w:rPr>
-              <w:t>Soạn kịch bản</w:t>
-            </w:r>
-          </w:p>
-        </w:tc>
-      </w:tr>
-      <w:tr>
-        <w:trPr>
-          <w:jc w:val="center"/>
-        </w:trPr>
-        <w:tc>
-          <w:tcPr>
-            <w:tcW w:w="1928" w:type="dxa"/>
-          </w:tcPr>
-          <w:p>
-            <w:pPr>
-              <w:spacing w:after="0" w:line="264" w:lineRule="auto"/>
-            </w:pPr>
-            <w:r>
-              <w:rPr>
-                <w:sz w:val="21"/>
-              </w:rPr>
-              <w:t>Report</w:t>
-            </w:r>
-          </w:p>
-        </w:tc>
-        <w:tc>
-          <w:tcPr>
-            <w:tcW w:w="3742" w:type="dxa"/>
-          </w:tcPr>
-          <w:p>
-            <w:pPr>
-              <w:spacing w:after="0" w:line="264" w:lineRule="auto"/>
-            </w:pPr>
-            <w:r>
-              <w:rPr>
-                <w:sz w:val="21"/>
-                <w:highlight w:val="yellow"/>
-              </w:rPr>
-              <w:t>[đọc lại, sửa, viết phần kiểm chứng và nhận xét]</w:t>
-            </w:r>
-          </w:p>
-        </w:tc>
-        <w:tc>
-          <w:tcPr>
-            <w:tcW w:w="3402" w:type="dxa"/>
-          </w:tcPr>
-          <w:p>
-            <w:pPr>
-              <w:spacing w:after="0" w:line="264" w:lineRule="auto"/>
-            </w:pPr>
-            <w:r>
-              <w:rPr>
-                <w:sz w:val="21"/>
-              </w:rPr>
-              <w:t>Bản nháp, ảnh chụp, biểu đồ</w:t>
-            </w:r>
-          </w:p>
-        </w:tc>
-      </w:tr>
-    </w:tbl>
-    <w:p>
-      <w:pPr>
-        <w:spacing w:after="40"/>
-      </w:pPr>
-    </w:p>
-    <w:p>
-      <w:pPr>
-        <w:pStyle w:val="Heading2"/>
-      </w:pPr>
-      <w:bookmarkStart w:id="50" w:name="_Toc243248655"/>
-      <w:r>
-        <w:t>8.6. Nhận xét về việc dùng AI</w:t>
-      </w:r>
-      <w:bookmarkEnd w:id="50"/>
-    </w:p>
-    <w:p>
-      <w:pPr>
-        <w:jc w:val="both"/>
-      </w:pPr>
-      <w:r>
-        <w:rPr>
-          <w:highlight w:val="yellow"/>
-        </w:rPr>
-        <w:t>[SV tự viết: AI giúp được gì, chỗ nào AI sai hoặc phải sửa, bài học rút ra. Một số sự kiện có thể dùng: AI tự phát hiện lỗi #1 và #3 khi kiểm tra; AI hỏi trước khi cài Node.js và không tự đổi Execution Policy; lịch làm bị trễ 1 ngày; quy tắc CLAUDE.md giúp DEVLOG được ghi đều.]</w:t>
-      </w:r>
-    </w:p>
-    <w:p>
-      <w:pPr>
-        <w:pStyle w:val="Heading1"/>
-        <w:pageBreakBefore/>
-      </w:pPr>
-      <w:bookmarkStart w:id="51" w:name="_Toc243248656"/>
-      <w:r>
-        <w:lastRenderedPageBreak/>
-        <w:t>Chương 9. Kết luận và hướng phát triển</w:t>
-      </w:r>
-      <w:bookmarkEnd w:id="51"/>
-    </w:p>
-    <w:p>
-      <w:pPr>
-        <w:pStyle w:val="Heading2"/>
-      </w:pPr>
-      <w:bookmarkStart w:id="52" w:name="_Toc243248657"/>
-      <w:r>
-        <w:t>9.1. Kết quả đạt được</w:t>
-      </w:r>
-      <w:bookmarkEnd w:id="52"/>
+      <w:bookmarkStart w:id="45" w:name="_Toc243252693"/>
+      <w:r>
+        <w:t>8</w:t>
+      </w:r>
+      <w:r>
+        <w:t>.2. Hạn chế</w:t>
+      </w:r>
+      <w:bookmarkEnd w:id="45"/>
     </w:p>
     <w:p>
       <w:pPr>
@@ -19275,7 +15914,7 @@
         <w:jc w:val="both"/>
       </w:pPr>
       <w:r>
-        <w:t>Chương trình web mô phỏng từng bước Dijkstra (min-heap) với pseudo-code, hàng đợi, bảng dist/prev, đồ thị tô màu; tiến/lùi/tự chạy.</w:t>
+        <w:t>Giao diện chỉ vẽ tốt đồ thị ≤ 30 đỉnh.</w:t>
       </w:r>
     </w:p>
     <w:p>
@@ -19284,7 +15923,7 @@
         <w:jc w:val="both"/>
       </w:pPr>
       <w:r>
-        <w:t>Đủ phần mở rộng: Dijkstra mảng, Bellman-Ford, minh họa cạnh âm với bảng so sánh, phát hiện chu trình âm.</w:t>
+        <w:t>Ở bước "bỏ qua phần tử cũ", đỉnh bị bỏ qua vẫn tô màu "đang xét" (câu giải thích đã nói rõ).</w:t>
       </w:r>
     </w:p>
     <w:p>
@@ -19293,7 +15932,7 @@
         <w:jc w:val="both"/>
       </w:pPr>
       <w:r>
-        <w:t>45 testcase có đáp án độc lập, 131/131 lượt chạy đạt; mutation test cho thấy bộ test phát hiện được lỗi trong heap.</w:t>
+        <w:t>Chưa cài decrease-key / Fibonacci heap để so sánh với lazy deletion.</w:t>
       </w:r>
     </w:p>
     <w:p>
@@ -19302,73 +15941,21 @@
         <w:jc w:val="both"/>
       </w:pPr>
       <w:r>
-        <w:t>Benchmark khớp lý thuyết: heap thắng trên đồ thị thưa (48 lần ở n = 20 000), mảng thắng trên đồ thị dày từ n ≈ 400.</w:t>
-      </w:r>
-    </w:p>
-    <w:p>
-      <w:pPr>
-        <w:pStyle w:val="ListBullet"/>
-        <w:jc w:val="both"/>
-      </w:pPr>
-      <w:r>
-        <w:t>Report, video và testcase dùng chung một đồ thị; quá trình làm được ghi đầy đủ trong DEVLOG.</w:t>
+        <w:t>Benchmark chỉ đo trên một máy.</w:t>
       </w:r>
     </w:p>
     <w:p>
       <w:pPr>
         <w:pStyle w:val="Heading2"/>
       </w:pPr>
-      <w:bookmarkStart w:id="53" w:name="_Toc243248658"/>
-      <w:r>
-        <w:t>9.2. Hạn chế</w:t>
-      </w:r>
-      <w:bookmarkEnd w:id="53"/>
-    </w:p>
-    <w:p>
-      <w:pPr>
-        <w:pStyle w:val="ListBullet"/>
-        <w:jc w:val="both"/>
-      </w:pPr>
-      <w:r>
-        <w:t>Giao diện chỉ vẽ tốt đồ thị ≤ 30 đỉnh.</w:t>
-      </w:r>
-    </w:p>
-    <w:p>
-      <w:pPr>
-        <w:pStyle w:val="ListBullet"/>
-        <w:jc w:val="both"/>
-      </w:pPr>
-      <w:r>
-        <w:t>Ở bước "bỏ qua phần tử cũ", đỉnh bị bỏ qua vẫn tô màu "đang xét" (câu giải thích đã nói rõ).</w:t>
-      </w:r>
-    </w:p>
-    <w:p>
-      <w:pPr>
-        <w:pStyle w:val="ListBullet"/>
-        <w:jc w:val="both"/>
-      </w:pPr>
-      <w:r>
-        <w:t>Chưa cài decrease-key / Fibonacci heap để so sánh với lazy deletion.</w:t>
-      </w:r>
-    </w:p>
-    <w:p>
-      <w:pPr>
-        <w:pStyle w:val="ListBullet"/>
-        <w:jc w:val="both"/>
-      </w:pPr>
-      <w:r>
-        <w:t>Benchmark chỉ đo trên một máy.</w:t>
-      </w:r>
-    </w:p>
-    <w:p>
-      <w:pPr>
-        <w:pStyle w:val="Heading2"/>
-      </w:pPr>
-      <w:bookmarkStart w:id="54" w:name="_Toc243248659"/>
-      <w:r>
-        <w:t>9.3. Hướng phát triển</w:t>
-      </w:r>
-      <w:bookmarkEnd w:id="54"/>
+      <w:bookmarkStart w:id="46" w:name="_Toc243252694"/>
+      <w:r>
+        <w:t>8</w:t>
+      </w:r>
+      <w:r>
+        <w:t>.3. Hướng phát triển</w:t>
+      </w:r>
+      <w:bookmarkEnd w:id="46"/>
     </w:p>
     <w:p>
       <w:pPr>
@@ -19418,12 +16005,12 @@
         <w:pStyle w:val="Heading1"/>
         <w:pageBreakBefore/>
       </w:pPr>
-      <w:bookmarkStart w:id="55" w:name="_Toc243248660"/>
+      <w:bookmarkStart w:id="47" w:name="_Toc243252695"/>
       <w:r>
         <w:lastRenderedPageBreak/>
         <w:t>Tài liệu tham khảo</w:t>
       </w:r>
-      <w:bookmarkEnd w:id="55"/>
+      <w:bookmarkEnd w:id="47"/>
     </w:p>
     <w:p>
       <w:pPr>
@@ -19509,10 +16096,41 @@
         <w:t xml:space="preserve">[6]  </w:t>
       </w:r>
       <w:r>
-        <w:rPr>
-          <w:highlight w:val="yellow"/>
-        </w:rPr>
-        <w:t>[Slide bài giảng môn CS112 — tên tài liệu, giảng viên]</w:t>
+        <w:t>[New 2026] CS112_10. Tham lam (Greedy)_Traveling Salesman Problem.pdf</w:t>
+      </w:r>
+    </w:p>
+    <w:p>
+      <w:pPr>
+        <w:ind w:left="454" w:hanging="454"/>
+      </w:pPr>
+      <w:r>
+        <w:t>[</w:t>
+      </w:r>
+      <w:r>
+        <w:t>7</w:t>
+      </w:r>
+      <w:r>
+        <w:t xml:space="preserve">]  </w:t>
+      </w:r>
+      <w:r>
+        <w:t>[New 2026] CS112_11.Tham lam (Greedy) t.t_Fractional Knapsack.pdf</w:t>
+      </w:r>
+    </w:p>
+    <w:p>
+      <w:pPr>
+        <w:ind w:left="454" w:hanging="454"/>
+      </w:pPr>
+      <w:r>
+        <w:t>[</w:t>
+      </w:r>
+      <w:r>
+        <w:t>8</w:t>
+      </w:r>
+      <w:r>
+        <w:t xml:space="preserve">]  </w:t>
+      </w:r>
+      <w:r>
+        <w:t>[New 2026] CS112_12.Tham lam (Greedy) t.t_Scheduler.pdf</w:t>
       </w:r>
     </w:p>
     <w:sectPr>
@@ -31222,6 +27840,18 @@
       <w:u w:val="single"/>
     </w:rPr>
   </w:style>
+  <w:style w:type="character" w:styleId="UnresolvedMention">
+    <w:name w:val="Unresolved Mention"/>
+    <w:basedOn w:val="DefaultParagraphFont"/>
+    <w:uiPriority w:val="99"/>
+    <w:semiHidden/>
+    <w:unhideWhenUsed/>
+    <w:rsid w:val="00C712B3"/>
+    <w:rPr>
+      <w:color w:val="605E5C"/>
+      <w:shd w:val="clear" w:color="auto" w:fill="E1DFDD"/>
+    </w:rPr>
+  </w:style>
 </w:styles>
 </file>
 
